--- a/TS-Kramam/TS-5.3/TS 5.3 Sanskrit Krama Paatam Corrections.docx
+++ b/TS-Kramam/TS-5.3/TS 5.3 Sanskrit Krama Paatam Corrections.docx
@@ -829,16 +829,16 @@
                 <w:color w:val="000000"/>
                 <w:sz w:val="40"/>
                 <w:szCs w:val="40"/>
-                <w:lang w:bidi="ml-IN"/>
-              </w:rPr>
-            </w:pPr>
-            <w:r>
-              <w:rPr>
-                <w:rFonts w:ascii="BRH Devanagari Extra" w:hAnsi="BRH Devanagari Extra" w:cs="BRH Devanagari Extra"/>
-                <w:color w:val="000000"/>
-                <w:sz w:val="40"/>
-                <w:szCs w:val="40"/>
-                <w:lang w:bidi="ml-IN"/>
+                <w:lang w:val="it-IT" w:bidi="ml-IN"/>
+              </w:rPr>
+            </w:pPr>
+            <w:r>
+              <w:rPr>
+                <w:rFonts w:ascii="BRH Devanagari Extra" w:hAnsi="BRH Devanagari Extra" w:cs="BRH Devanagari Extra"/>
+                <w:color w:val="000000"/>
+                <w:sz w:val="40"/>
+                <w:szCs w:val="40"/>
+                <w:lang w:val="it-IT" w:bidi="ml-IN"/>
               </w:rPr>
               <w:t>C</w:t>
             </w:r>
@@ -848,17 +848,17 @@
                 <w:color w:val="000000"/>
                 <w:sz w:val="32"/>
                 <w:szCs w:val="40"/>
-                <w:lang w:bidi="ml-IN"/>
-              </w:rPr>
-              <w:t>–</w:t>
-            </w:r>
-            <w:r>
-              <w:rPr>
-                <w:rFonts w:ascii="BRH Devanagari Extra" w:hAnsi="BRH Devanagari Extra" w:cs="BRH Devanagari Extra"/>
-                <w:color w:val="000000"/>
-                <w:sz w:val="40"/>
-                <w:szCs w:val="40"/>
-                <w:lang w:bidi="ml-IN"/>
+                <w:lang w:val="it-IT" w:bidi="ml-IN"/>
+              </w:rPr>
+              <w:t>–</w:t>
+            </w:r>
+            <w:r>
+              <w:rPr>
+                <w:rFonts w:ascii="BRH Devanagari Extra" w:hAnsi="BRH Devanagari Extra" w:cs="BRH Devanagari Extra"/>
+                <w:color w:val="000000"/>
+                <w:sz w:val="40"/>
+                <w:szCs w:val="40"/>
+                <w:lang w:val="it-IT" w:bidi="ml-IN"/>
               </w:rPr>
               <w:t>lSìÉ</w:t>
             </w:r>
@@ -868,17 +868,17 @@
                 <w:color w:val="000000"/>
                 <w:sz w:val="32"/>
                 <w:szCs w:val="40"/>
-                <w:lang w:bidi="ml-IN"/>
-              </w:rPr>
-              <w:t>–</w:t>
-            </w:r>
-            <w:r>
-              <w:rPr>
-                <w:rFonts w:ascii="BRH Devanagari Extra" w:hAnsi="BRH Devanagari Extra" w:cs="BRH Devanagari Extra"/>
-                <w:color w:val="000000"/>
-                <w:sz w:val="40"/>
-                <w:szCs w:val="40"/>
-                <w:lang w:bidi="ml-IN"/>
+                <w:lang w:val="it-IT" w:bidi="ml-IN"/>
+              </w:rPr>
+              <w:t>–</w:t>
+            </w:r>
+            <w:r>
+              <w:rPr>
+                <w:rFonts w:ascii="BRH Devanagari Extra" w:hAnsi="BRH Devanagari Extra" w:cs="BRH Devanagari Extra"/>
+                <w:color w:val="000000"/>
+                <w:sz w:val="40"/>
+                <w:szCs w:val="40"/>
+                <w:lang w:val="it-IT" w:bidi="ml-IN"/>
               </w:rPr>
               <w:t xml:space="preserve">alÉÏ uÉæ | </w:t>
             </w:r>
@@ -895,15 +895,16 @@
                 <w:color w:val="000000"/>
                 <w:sz w:val="36"/>
                 <w:szCs w:val="40"/>
-              </w:rPr>
-            </w:pPr>
-            <w:r>
-              <w:rPr>
-                <w:rFonts w:ascii="BRH Devanagari Extra" w:hAnsi="BRH Devanagari Extra" w:cs="BRH Devanagari Extra"/>
-                <w:color w:val="000000"/>
-                <w:sz w:val="40"/>
-                <w:szCs w:val="40"/>
-                <w:lang w:bidi="ml-IN"/>
+                <w:lang w:val="it-IT"/>
+              </w:rPr>
+            </w:pPr>
+            <w:r>
+              <w:rPr>
+                <w:rFonts w:ascii="BRH Devanagari Extra" w:hAnsi="BRH Devanagari Extra" w:cs="BRH Devanagari Extra"/>
+                <w:color w:val="000000"/>
+                <w:sz w:val="40"/>
+                <w:szCs w:val="40"/>
+                <w:lang w:val="it-IT" w:bidi="ml-IN"/>
               </w:rPr>
               <w:t>C</w:t>
             </w:r>
@@ -913,17 +914,17 @@
                 <w:color w:val="000000"/>
                 <w:sz w:val="32"/>
                 <w:szCs w:val="40"/>
-                <w:lang w:bidi="ml-IN"/>
-              </w:rPr>
-              <w:t>–</w:t>
-            </w:r>
-            <w:r>
-              <w:rPr>
-                <w:rFonts w:ascii="BRH Devanagari Extra" w:hAnsi="BRH Devanagari Extra" w:cs="BRH Devanagari Extra"/>
-                <w:color w:val="000000"/>
-                <w:sz w:val="40"/>
-                <w:szCs w:val="40"/>
-                <w:lang w:bidi="ml-IN"/>
+                <w:lang w:val="it-IT" w:bidi="ml-IN"/>
+              </w:rPr>
+              <w:t>–</w:t>
+            </w:r>
+            <w:r>
+              <w:rPr>
+                <w:rFonts w:ascii="BRH Devanagari Extra" w:hAnsi="BRH Devanagari Extra" w:cs="BRH Devanagari Extra"/>
+                <w:color w:val="000000"/>
+                <w:sz w:val="40"/>
+                <w:szCs w:val="40"/>
+                <w:lang w:val="it-IT" w:bidi="ml-IN"/>
               </w:rPr>
               <w:t>lSìÉ</w:t>
             </w:r>
@@ -933,17 +934,17 @@
                 <w:color w:val="000000"/>
                 <w:sz w:val="32"/>
                 <w:szCs w:val="40"/>
-                <w:lang w:bidi="ml-IN"/>
-              </w:rPr>
-              <w:t>–</w:t>
-            </w:r>
-            <w:r>
-              <w:rPr>
-                <w:rFonts w:ascii="BRH Devanagari Extra" w:hAnsi="BRH Devanagari Extra" w:cs="BRH Devanagari Extra"/>
-                <w:color w:val="000000"/>
-                <w:sz w:val="40"/>
-                <w:szCs w:val="40"/>
-                <w:lang w:bidi="ml-IN"/>
+                <w:lang w:val="it-IT" w:bidi="ml-IN"/>
+              </w:rPr>
+              <w:t>–</w:t>
+            </w:r>
+            <w:r>
+              <w:rPr>
+                <w:rFonts w:ascii="BRH Devanagari Extra" w:hAnsi="BRH Devanagari Extra" w:cs="BRH Devanagari Extra"/>
+                <w:color w:val="000000"/>
+                <w:sz w:val="40"/>
+                <w:szCs w:val="40"/>
+                <w:lang w:val="it-IT" w:bidi="ml-IN"/>
               </w:rPr>
               <w:t>alÉÏ C</w:t>
             </w:r>
@@ -954,28 +955,17 @@
                 <w:sz w:val="40"/>
                 <w:szCs w:val="40"/>
                 <w:highlight w:val="yellow"/>
-                <w:lang w:bidi="ml-IN"/>
-              </w:rPr>
-              <w:t>iÉÏ</w:t>
-            </w:r>
-            <w:r>
-              <w:rPr>
-                <w:rFonts w:ascii="BRH Devanagari Extra" w:hAnsi="BRH Devanagari Extra" w:cs="BRH Devanagari Extra"/>
-                <w:color w:val="000000"/>
-                <w:sz w:val="40"/>
-                <w:szCs w:val="40"/>
-                <w:highlight w:val="yellow"/>
-                <w:lang w:bidi="ml-IN"/>
-              </w:rPr>
-              <w:t>lS</w:t>
-            </w:r>
-            <w:r>
-              <w:rPr>
-                <w:rFonts w:ascii="BRH Devanagari Extra" w:hAnsi="BRH Devanagari Extra" w:cs="BRH Devanagari Extra"/>
-                <w:color w:val="000000"/>
-                <w:sz w:val="40"/>
-                <w:szCs w:val="40"/>
-                <w:lang w:bidi="ml-IN"/>
+                <w:lang w:val="it-IT" w:bidi="ml-IN"/>
+              </w:rPr>
+              <w:t>iÉÏlS</w:t>
+            </w:r>
+            <w:r>
+              <w:rPr>
+                <w:rFonts w:ascii="BRH Devanagari Extra" w:hAnsi="BRH Devanagari Extra" w:cs="BRH Devanagari Extra"/>
+                <w:color w:val="000000"/>
+                <w:sz w:val="40"/>
+                <w:szCs w:val="40"/>
+                <w:lang w:val="it-IT" w:bidi="ml-IN"/>
               </w:rPr>
               <w:t>ìþ - A</w:t>
             </w:r>
@@ -985,17 +975,17 @@
                 <w:color w:val="000000"/>
                 <w:sz w:val="32"/>
                 <w:szCs w:val="40"/>
-                <w:lang w:bidi="ml-IN"/>
-              </w:rPr>
-              <w:t>–</w:t>
-            </w:r>
-            <w:r>
-              <w:rPr>
-                <w:rFonts w:ascii="BRH Devanagari Extra" w:hAnsi="BRH Devanagari Extra" w:cs="BRH Devanagari Extra"/>
-                <w:color w:val="000000"/>
-                <w:sz w:val="40"/>
-                <w:szCs w:val="40"/>
-                <w:lang w:bidi="ml-IN"/>
+                <w:lang w:val="it-IT" w:bidi="ml-IN"/>
+              </w:rPr>
+              <w:t>–</w:t>
+            </w:r>
+            <w:r>
+              <w:rPr>
+                <w:rFonts w:ascii="BRH Devanagari Extra" w:hAnsi="BRH Devanagari Extra" w:cs="BRH Devanagari Extra"/>
+                <w:color w:val="000000"/>
+                <w:sz w:val="40"/>
+                <w:szCs w:val="40"/>
+                <w:lang w:val="it-IT" w:bidi="ml-IN"/>
               </w:rPr>
               <w:t xml:space="preserve">alÉÏ | </w:t>
             </w:r>
@@ -1017,16 +1007,16 @@
                 <w:color w:val="000000"/>
                 <w:sz w:val="40"/>
                 <w:szCs w:val="40"/>
-                <w:lang w:bidi="ml-IN"/>
-              </w:rPr>
-            </w:pPr>
-            <w:r>
-              <w:rPr>
-                <w:rFonts w:ascii="BRH Devanagari Extra" w:hAnsi="BRH Devanagari Extra" w:cs="BRH Devanagari Extra"/>
-                <w:color w:val="000000"/>
-                <w:sz w:val="40"/>
-                <w:szCs w:val="40"/>
-                <w:lang w:bidi="ml-IN"/>
+                <w:lang w:val="it-IT" w:bidi="ml-IN"/>
+              </w:rPr>
+            </w:pPr>
+            <w:r>
+              <w:rPr>
+                <w:rFonts w:ascii="BRH Devanagari Extra" w:hAnsi="BRH Devanagari Extra" w:cs="BRH Devanagari Extra"/>
+                <w:color w:val="000000"/>
+                <w:sz w:val="40"/>
+                <w:szCs w:val="40"/>
+                <w:lang w:val="it-IT" w:bidi="ml-IN"/>
               </w:rPr>
               <w:t>C</w:t>
             </w:r>
@@ -1036,17 +1026,17 @@
                 <w:color w:val="000000"/>
                 <w:sz w:val="32"/>
                 <w:szCs w:val="40"/>
-                <w:lang w:bidi="ml-IN"/>
-              </w:rPr>
-              <w:t>–</w:t>
-            </w:r>
-            <w:r>
-              <w:rPr>
-                <w:rFonts w:ascii="BRH Devanagari Extra" w:hAnsi="BRH Devanagari Extra" w:cs="BRH Devanagari Extra"/>
-                <w:color w:val="000000"/>
-                <w:sz w:val="40"/>
-                <w:szCs w:val="40"/>
-                <w:lang w:bidi="ml-IN"/>
+                <w:lang w:val="it-IT" w:bidi="ml-IN"/>
+              </w:rPr>
+              <w:t>–</w:t>
+            </w:r>
+            <w:r>
+              <w:rPr>
+                <w:rFonts w:ascii="BRH Devanagari Extra" w:hAnsi="BRH Devanagari Extra" w:cs="BRH Devanagari Extra"/>
+                <w:color w:val="000000"/>
+                <w:sz w:val="40"/>
+                <w:szCs w:val="40"/>
+                <w:lang w:val="it-IT" w:bidi="ml-IN"/>
               </w:rPr>
               <w:t>lSìÉ</w:t>
             </w:r>
@@ -1056,17 +1046,17 @@
                 <w:color w:val="000000"/>
                 <w:sz w:val="32"/>
                 <w:szCs w:val="40"/>
-                <w:lang w:bidi="ml-IN"/>
-              </w:rPr>
-              <w:t>–</w:t>
-            </w:r>
-            <w:r>
-              <w:rPr>
-                <w:rFonts w:ascii="BRH Devanagari Extra" w:hAnsi="BRH Devanagari Extra" w:cs="BRH Devanagari Extra"/>
-                <w:color w:val="000000"/>
-                <w:sz w:val="40"/>
-                <w:szCs w:val="40"/>
-                <w:lang w:bidi="ml-IN"/>
+                <w:lang w:val="it-IT" w:bidi="ml-IN"/>
+              </w:rPr>
+              <w:t>–</w:t>
+            </w:r>
+            <w:r>
+              <w:rPr>
+                <w:rFonts w:ascii="BRH Devanagari Extra" w:hAnsi="BRH Devanagari Extra" w:cs="BRH Devanagari Extra"/>
+                <w:color w:val="000000"/>
+                <w:sz w:val="40"/>
+                <w:szCs w:val="40"/>
+                <w:lang w:val="it-IT" w:bidi="ml-IN"/>
               </w:rPr>
               <w:t xml:space="preserve">alÉÏ uÉæ | </w:t>
             </w:r>
@@ -1083,15 +1073,16 @@
                 <w:color w:val="000000"/>
                 <w:sz w:val="36"/>
                 <w:szCs w:val="40"/>
-              </w:rPr>
-            </w:pPr>
-            <w:r>
-              <w:rPr>
-                <w:rFonts w:ascii="BRH Devanagari Extra" w:hAnsi="BRH Devanagari Extra" w:cs="BRH Devanagari Extra"/>
-                <w:color w:val="000000"/>
-                <w:sz w:val="40"/>
-                <w:szCs w:val="40"/>
-                <w:lang w:bidi="ml-IN"/>
+                <w:lang w:val="it-IT"/>
+              </w:rPr>
+            </w:pPr>
+            <w:r>
+              <w:rPr>
+                <w:rFonts w:ascii="BRH Devanagari Extra" w:hAnsi="BRH Devanagari Extra" w:cs="BRH Devanagari Extra"/>
+                <w:color w:val="000000"/>
+                <w:sz w:val="40"/>
+                <w:szCs w:val="40"/>
+                <w:lang w:val="it-IT" w:bidi="ml-IN"/>
               </w:rPr>
               <w:t>C</w:t>
             </w:r>
@@ -1101,17 +1092,17 @@
                 <w:color w:val="000000"/>
                 <w:sz w:val="32"/>
                 <w:szCs w:val="40"/>
-                <w:lang w:bidi="ml-IN"/>
-              </w:rPr>
-              <w:t>–</w:t>
-            </w:r>
-            <w:r>
-              <w:rPr>
-                <w:rFonts w:ascii="BRH Devanagari Extra" w:hAnsi="BRH Devanagari Extra" w:cs="BRH Devanagari Extra"/>
-                <w:color w:val="000000"/>
-                <w:sz w:val="40"/>
-                <w:szCs w:val="40"/>
-                <w:lang w:bidi="ml-IN"/>
+                <w:lang w:val="it-IT" w:bidi="ml-IN"/>
+              </w:rPr>
+              <w:t>–</w:t>
+            </w:r>
+            <w:r>
+              <w:rPr>
+                <w:rFonts w:ascii="BRH Devanagari Extra" w:hAnsi="BRH Devanagari Extra" w:cs="BRH Devanagari Extra"/>
+                <w:color w:val="000000"/>
+                <w:sz w:val="40"/>
+                <w:szCs w:val="40"/>
+                <w:lang w:val="it-IT" w:bidi="ml-IN"/>
               </w:rPr>
               <w:t>lSìÉ</w:t>
             </w:r>
@@ -1121,17 +1112,17 @@
                 <w:color w:val="000000"/>
                 <w:sz w:val="32"/>
                 <w:szCs w:val="40"/>
-                <w:lang w:bidi="ml-IN"/>
-              </w:rPr>
-              <w:t>–</w:t>
-            </w:r>
-            <w:r>
-              <w:rPr>
-                <w:rFonts w:ascii="BRH Devanagari Extra" w:hAnsi="BRH Devanagari Extra" w:cs="BRH Devanagari Extra"/>
-                <w:color w:val="000000"/>
-                <w:sz w:val="40"/>
-                <w:szCs w:val="40"/>
-                <w:lang w:bidi="ml-IN"/>
+                <w:lang w:val="it-IT" w:bidi="ml-IN"/>
+              </w:rPr>
+              <w:t>–</w:t>
+            </w:r>
+            <w:r>
+              <w:rPr>
+                <w:rFonts w:ascii="BRH Devanagari Extra" w:hAnsi="BRH Devanagari Extra" w:cs="BRH Devanagari Extra"/>
+                <w:color w:val="000000"/>
+                <w:sz w:val="40"/>
+                <w:szCs w:val="40"/>
+                <w:lang w:val="it-IT" w:bidi="ml-IN"/>
               </w:rPr>
               <w:t>alÉÏ C</w:t>
             </w:r>
@@ -1142,7 +1133,7 @@
                 <w:sz w:val="40"/>
                 <w:szCs w:val="40"/>
                 <w:highlight w:val="green"/>
-                <w:lang w:bidi="ml-IN"/>
+                <w:lang w:val="it-IT" w:bidi="ml-IN"/>
               </w:rPr>
               <w:t>iÉÏÿlSì</w:t>
             </w:r>
@@ -1152,7 +1143,7 @@
                 <w:color w:val="000000"/>
                 <w:sz w:val="40"/>
                 <w:szCs w:val="40"/>
-                <w:lang w:bidi="ml-IN"/>
+                <w:lang w:val="it-IT" w:bidi="ml-IN"/>
               </w:rPr>
               <w:t xml:space="preserve"> - A</w:t>
             </w:r>
@@ -1162,17 +1153,17 @@
                 <w:color w:val="000000"/>
                 <w:sz w:val="32"/>
                 <w:szCs w:val="40"/>
-                <w:lang w:bidi="ml-IN"/>
-              </w:rPr>
-              <w:t>–</w:t>
-            </w:r>
-            <w:r>
-              <w:rPr>
-                <w:rFonts w:ascii="BRH Devanagari Extra" w:hAnsi="BRH Devanagari Extra" w:cs="BRH Devanagari Extra"/>
-                <w:color w:val="000000"/>
-                <w:sz w:val="40"/>
-                <w:szCs w:val="40"/>
-                <w:lang w:bidi="ml-IN"/>
+                <w:lang w:val="it-IT" w:bidi="ml-IN"/>
+              </w:rPr>
+              <w:t>–</w:t>
+            </w:r>
+            <w:r>
+              <w:rPr>
+                <w:rFonts w:ascii="BRH Devanagari Extra" w:hAnsi="BRH Devanagari Extra" w:cs="BRH Devanagari Extra"/>
+                <w:color w:val="000000"/>
+                <w:sz w:val="40"/>
+                <w:szCs w:val="40"/>
+                <w:lang w:val="it-IT" w:bidi="ml-IN"/>
               </w:rPr>
               <w:t>alÉÏ |</w:t>
             </w:r>
@@ -1221,16 +1212,7 @@
                 <w:sz w:val="28"/>
                 <w:szCs w:val="32"/>
               </w:rPr>
-              <w:t>2.</w:t>
-            </w:r>
-            <w:r>
-              <w:rPr>
-                <w:rFonts w:cs="Arial"/>
-                <w:b/>
-                <w:sz w:val="28"/>
-                <w:szCs w:val="32"/>
-              </w:rPr>
-              <w:t>4</w:t>
+              <w:t>2.4</w:t>
             </w:r>
             <w:r>
               <w:rPr>
@@ -1258,7 +1240,7 @@
                 <w:b/>
                 <w:sz w:val="28"/>
                 <w:szCs w:val="36"/>
-                <w:lang w:val="it-IT"/>
+                <w:lang w:val="en-IN"/>
               </w:rPr>
             </w:pPr>
             <w:r>
@@ -1267,19 +1249,9 @@
                 <w:b/>
                 <w:sz w:val="28"/>
                 <w:szCs w:val="36"/>
-                <w:lang w:val="it-IT"/>
-              </w:rPr>
-              <w:t xml:space="preserve">Krama Vaakyam No.– </w:t>
-            </w:r>
-            <w:r>
-              <w:rPr>
-                <w:rFonts w:cs="Arial"/>
-                <w:b/>
-                <w:sz w:val="28"/>
-                <w:szCs w:val="36"/>
-                <w:lang w:val="it-IT"/>
-              </w:rPr>
-              <w:t>41</w:t>
+                <w:lang w:val="en-IN"/>
+              </w:rPr>
+              <w:t>Krama Vaakyam No.– 41</w:t>
             </w:r>
           </w:p>
           <w:p>
@@ -1348,16 +1320,16 @@
                 <w:color w:val="000000"/>
                 <w:sz w:val="40"/>
                 <w:szCs w:val="40"/>
-                <w:lang w:bidi="ml-IN"/>
-              </w:rPr>
-            </w:pPr>
-            <w:r>
-              <w:rPr>
-                <w:rFonts w:ascii="BRH Devanagari Extra" w:hAnsi="BRH Devanagari Extra" w:cs="BRH Devanagari Extra"/>
-                <w:color w:val="000000"/>
-                <w:sz w:val="40"/>
-                <w:szCs w:val="40"/>
-                <w:lang w:bidi="ml-IN"/>
+                <w:lang w:val="it-IT" w:bidi="ml-IN"/>
+              </w:rPr>
+            </w:pPr>
+            <w:r>
+              <w:rPr>
+                <w:rFonts w:ascii="BRH Devanagari Extra" w:hAnsi="BRH Devanagari Extra" w:cs="BRH Devanagari Extra"/>
+                <w:color w:val="000000"/>
+                <w:sz w:val="40"/>
+                <w:szCs w:val="40"/>
+                <w:lang w:val="it-IT" w:bidi="ml-IN"/>
               </w:rPr>
               <w:t>wÉÎOè§É</w:t>
             </w:r>
@@ -1367,7 +1339,7 @@
                 <w:color w:val="000000"/>
                 <w:sz w:val="36"/>
                 <w:szCs w:val="40"/>
-                <w:lang w:bidi="ml-IN"/>
+                <w:lang w:val="it-IT" w:bidi="ml-IN"/>
               </w:rPr>
               <w:t>óè</w:t>
             </w:r>
@@ -1377,7 +1349,7 @@
                 <w:color w:val="000000"/>
                 <w:sz w:val="40"/>
                 <w:szCs w:val="40"/>
-                <w:lang w:bidi="ml-IN"/>
+                <w:lang w:val="it-IT" w:bidi="ml-IN"/>
               </w:rPr>
               <w:t>þzÉS¤ÉUÉ oÉ×Wû</w:t>
             </w:r>
@@ -1387,17 +1359,17 @@
                 <w:color w:val="000000"/>
                 <w:sz w:val="32"/>
                 <w:szCs w:val="40"/>
-                <w:lang w:bidi="ml-IN"/>
-              </w:rPr>
-              <w:t>–</w:t>
-            </w:r>
-            <w:r>
-              <w:rPr>
-                <w:rFonts w:ascii="BRH Devanagari Extra" w:hAnsi="BRH Devanagari Extra" w:cs="BRH Devanagari Extra"/>
-                <w:color w:val="000000"/>
-                <w:sz w:val="40"/>
-                <w:szCs w:val="40"/>
-                <w:lang w:bidi="ml-IN"/>
+                <w:lang w:val="it-IT" w:bidi="ml-IN"/>
+              </w:rPr>
+              <w:t>–</w:t>
+            </w:r>
+            <w:r>
+              <w:rPr>
+                <w:rFonts w:ascii="BRH Devanagari Extra" w:hAnsi="BRH Devanagari Extra" w:cs="BRH Devanagari Extra"/>
+                <w:color w:val="000000"/>
+                <w:sz w:val="40"/>
+                <w:szCs w:val="40"/>
+                <w:lang w:val="it-IT" w:bidi="ml-IN"/>
               </w:rPr>
               <w:t xml:space="preserve">iÉÏ | </w:t>
             </w:r>
@@ -1414,16 +1386,16 @@
                 <w:color w:val="000000"/>
                 <w:sz w:val="40"/>
                 <w:szCs w:val="40"/>
-                <w:lang w:bidi="ml-IN"/>
-              </w:rPr>
-            </w:pPr>
-            <w:r>
-              <w:rPr>
-                <w:rFonts w:ascii="BRH Devanagari Extra" w:hAnsi="BRH Devanagari Extra" w:cs="BRH Devanagari Extra"/>
-                <w:color w:val="000000"/>
-                <w:sz w:val="40"/>
-                <w:szCs w:val="40"/>
-                <w:lang w:bidi="ml-IN"/>
+                <w:lang w:val="it-IT" w:bidi="ml-IN"/>
+              </w:rPr>
+            </w:pPr>
+            <w:r>
+              <w:rPr>
+                <w:rFonts w:ascii="BRH Devanagari Extra" w:hAnsi="BRH Devanagari Extra" w:cs="BRH Devanagari Extra"/>
+                <w:color w:val="000000"/>
+                <w:sz w:val="40"/>
+                <w:szCs w:val="40"/>
+                <w:lang w:val="it-IT" w:bidi="ml-IN"/>
               </w:rPr>
               <w:t>wÉOè</w:t>
             </w:r>
@@ -1434,7 +1406,7 @@
                 <w:sz w:val="40"/>
                 <w:szCs w:val="40"/>
                 <w:highlight w:val="yellow"/>
-                <w:lang w:bidi="ml-IN"/>
+                <w:lang w:val="it-IT" w:bidi="ml-IN"/>
               </w:rPr>
               <w:t>§É</w:t>
             </w:r>
@@ -1444,7 +1416,7 @@
                 <w:color w:val="000000"/>
                 <w:sz w:val="36"/>
                 <w:szCs w:val="40"/>
-                <w:lang w:bidi="ml-IN"/>
+                <w:lang w:val="it-IT" w:bidi="ml-IN"/>
               </w:rPr>
               <w:t>óè</w:t>
             </w:r>
@@ -1454,7 +1426,7 @@
                 <w:color w:val="000000"/>
                 <w:sz w:val="40"/>
                 <w:szCs w:val="40"/>
-                <w:lang w:bidi="ml-IN"/>
+                <w:lang w:val="it-IT" w:bidi="ml-IN"/>
               </w:rPr>
               <w:t>þzÉS¤É</w:t>
             </w:r>
@@ -1464,57 +1436,37 @@
                 <w:color w:val="000000"/>
                 <w:sz w:val="32"/>
                 <w:szCs w:val="40"/>
-                <w:lang w:bidi="ml-IN"/>
-              </w:rPr>
-              <w:t>–</w:t>
-            </w:r>
-            <w:r>
-              <w:rPr>
-                <w:rFonts w:ascii="BRH Devanagari Extra" w:hAnsi="BRH Devanagari Extra" w:cs="BRH Devanagari Extra"/>
-                <w:color w:val="000000"/>
-                <w:sz w:val="40"/>
-                <w:szCs w:val="40"/>
-                <w:lang w:bidi="ml-IN"/>
-              </w:rPr>
-              <w:t>U</w:t>
-            </w:r>
-            <w:r>
-              <w:rPr>
-                <w:rFonts w:ascii="BRH Devanagari Extra" w:hAnsi="BRH Devanagari Extra" w:cs="BRH Devanagari Extra"/>
-                <w:color w:val="000000"/>
-                <w:sz w:val="40"/>
-                <w:szCs w:val="40"/>
-                <w:lang w:bidi="ml-IN"/>
-              </w:rPr>
-              <w:t>å</w:t>
-            </w:r>
-            <w:r>
-              <w:rPr>
-                <w:rFonts w:ascii="BRH Devanagari Extra" w:hAnsi="BRH Devanagari Extra" w:cs="BRH Devanagari Extra"/>
-                <w:color w:val="000000"/>
-                <w:sz w:val="40"/>
-                <w:szCs w:val="40"/>
-                <w:lang w:bidi="ml-IN"/>
-              </w:rPr>
-              <w:t>ÌiÉ</w:t>
-            </w:r>
-            <w:r>
-              <w:rPr>
-                <w:rFonts w:ascii="BRH Malayalam Extra" w:hAnsi="BRH Malayalam Extra" w:cs="BRH Devanagari Extra"/>
-                <w:color w:val="000000"/>
-                <w:sz w:val="32"/>
-                <w:szCs w:val="40"/>
-                <w:lang w:bidi="ml-IN"/>
-              </w:rPr>
-              <w:t>–</w:t>
-            </w:r>
-            <w:r>
-              <w:rPr>
-                <w:rFonts w:ascii="BRH Devanagari Extra" w:hAnsi="BRH Devanagari Extra" w:cs="BRH Devanagari Extra"/>
-                <w:color w:val="000000"/>
-                <w:sz w:val="40"/>
-                <w:szCs w:val="40"/>
-                <w:lang w:bidi="ml-IN"/>
+                <w:lang w:val="it-IT" w:bidi="ml-IN"/>
+              </w:rPr>
+              <w:t>–</w:t>
+            </w:r>
+            <w:r>
+              <w:rPr>
+                <w:rFonts w:ascii="BRH Devanagari Extra" w:hAnsi="BRH Devanagari Extra" w:cs="BRH Devanagari Extra"/>
+                <w:color w:val="000000"/>
+                <w:sz w:val="40"/>
+                <w:szCs w:val="40"/>
+                <w:lang w:val="it-IT" w:bidi="ml-IN"/>
+              </w:rPr>
+              <w:t>UåÌiÉ</w:t>
+            </w:r>
+            <w:r>
+              <w:rPr>
+                <w:rFonts w:ascii="BRH Malayalam Extra" w:hAnsi="BRH Malayalam Extra" w:cs="BRH Devanagari Extra"/>
+                <w:color w:val="000000"/>
+                <w:sz w:val="32"/>
+                <w:szCs w:val="40"/>
+                <w:lang w:val="it-IT" w:bidi="ml-IN"/>
+              </w:rPr>
+              <w:t>–</w:t>
+            </w:r>
+            <w:r>
+              <w:rPr>
+                <w:rFonts w:ascii="BRH Devanagari Extra" w:hAnsi="BRH Devanagari Extra" w:cs="BRH Devanagari Extra"/>
+                <w:color w:val="000000"/>
+                <w:sz w:val="40"/>
+                <w:szCs w:val="40"/>
+                <w:lang w:val="it-IT" w:bidi="ml-IN"/>
               </w:rPr>
               <w:t xml:space="preserve"> </w:t>
             </w:r>
@@ -1531,16 +1483,16 @@
                 <w:color w:val="000000"/>
                 <w:sz w:val="40"/>
                 <w:szCs w:val="40"/>
-                <w:lang w:bidi="ml-IN"/>
-              </w:rPr>
-            </w:pPr>
-            <w:r>
-              <w:rPr>
-                <w:rFonts w:ascii="BRH Devanagari Extra" w:hAnsi="BRH Devanagari Extra" w:cs="BRH Devanagari Extra"/>
-                <w:color w:val="000000"/>
-                <w:sz w:val="40"/>
-                <w:szCs w:val="40"/>
-                <w:lang w:bidi="ml-IN"/>
+                <w:lang w:val="it-IT" w:bidi="ml-IN"/>
+              </w:rPr>
+            </w:pPr>
+            <w:r>
+              <w:rPr>
+                <w:rFonts w:ascii="BRH Devanagari Extra" w:hAnsi="BRH Devanagari Extra" w:cs="BRH Devanagari Extra"/>
+                <w:color w:val="000000"/>
+                <w:sz w:val="40"/>
+                <w:szCs w:val="40"/>
+                <w:lang w:val="it-IT" w:bidi="ml-IN"/>
               </w:rPr>
               <w:t>wÉOèûÌ§É</w:t>
             </w:r>
@@ -1550,7 +1502,7 @@
                 <w:color w:val="000000"/>
                 <w:sz w:val="36"/>
                 <w:szCs w:val="40"/>
-                <w:lang w:bidi="ml-IN"/>
+                <w:lang w:val="it-IT" w:bidi="ml-IN"/>
               </w:rPr>
               <w:t>óè</w:t>
             </w:r>
@@ -1560,7 +1512,7 @@
                 <w:color w:val="000000"/>
                 <w:sz w:val="40"/>
                 <w:szCs w:val="40"/>
-                <w:lang w:bidi="ml-IN"/>
+                <w:lang w:val="it-IT" w:bidi="ml-IN"/>
               </w:rPr>
               <w:t>þzÉiÉç - A</w:t>
             </w:r>
@@ -1570,17 +1522,17 @@
                 <w:color w:val="000000"/>
                 <w:sz w:val="32"/>
                 <w:szCs w:val="40"/>
-                <w:lang w:bidi="ml-IN"/>
-              </w:rPr>
-              <w:t>–</w:t>
-            </w:r>
-            <w:r>
-              <w:rPr>
-                <w:rFonts w:ascii="BRH Devanagari Extra" w:hAnsi="BRH Devanagari Extra" w:cs="BRH Devanagari Extra"/>
-                <w:color w:val="000000"/>
-                <w:sz w:val="40"/>
-                <w:szCs w:val="40"/>
-                <w:lang w:bidi="ml-IN"/>
+                <w:lang w:val="it-IT" w:bidi="ml-IN"/>
+              </w:rPr>
+              <w:t>–</w:t>
+            </w:r>
+            <w:r>
+              <w:rPr>
+                <w:rFonts w:ascii="BRH Devanagari Extra" w:hAnsi="BRH Devanagari Extra" w:cs="BRH Devanagari Extra"/>
+                <w:color w:val="000000"/>
+                <w:sz w:val="40"/>
+                <w:szCs w:val="40"/>
+                <w:lang w:val="it-IT" w:bidi="ml-IN"/>
               </w:rPr>
               <w:t>¤É</w:t>
             </w:r>
@@ -1590,17 +1542,17 @@
                 <w:color w:val="000000"/>
                 <w:sz w:val="32"/>
                 <w:szCs w:val="40"/>
-                <w:lang w:bidi="ml-IN"/>
-              </w:rPr>
-              <w:t>–</w:t>
-            </w:r>
-            <w:r>
-              <w:rPr>
-                <w:rFonts w:ascii="BRH Devanagari Extra" w:hAnsi="BRH Devanagari Extra" w:cs="BRH Devanagari Extra"/>
-                <w:color w:val="000000"/>
-                <w:sz w:val="40"/>
-                <w:szCs w:val="40"/>
-                <w:lang w:bidi="ml-IN"/>
+                <w:lang w:val="it-IT" w:bidi="ml-IN"/>
+              </w:rPr>
+              <w:t>–</w:t>
+            </w:r>
+            <w:r>
+              <w:rPr>
+                <w:rFonts w:ascii="BRH Devanagari Extra" w:hAnsi="BRH Devanagari Extra" w:cs="BRH Devanagari Extra"/>
+                <w:color w:val="000000"/>
+                <w:sz w:val="40"/>
+                <w:szCs w:val="40"/>
+                <w:lang w:val="it-IT" w:bidi="ml-IN"/>
               </w:rPr>
               <w:t>UÉ</w:t>
             </w:r>
@@ -1610,17 +1562,17 @@
                 <w:color w:val="000000"/>
                 <w:sz w:val="32"/>
                 <w:szCs w:val="40"/>
-                <w:lang w:bidi="ml-IN"/>
-              </w:rPr>
-              <w:t>–</w:t>
-            </w:r>
-            <w:r>
-              <w:rPr>
-                <w:rFonts w:ascii="BRH Devanagari Extra" w:hAnsi="BRH Devanagari Extra" w:cs="BRH Devanagari Extra"/>
-                <w:color w:val="000000"/>
-                <w:sz w:val="40"/>
-                <w:szCs w:val="40"/>
-                <w:lang w:bidi="ml-IN"/>
+                <w:lang w:val="it-IT" w:bidi="ml-IN"/>
+              </w:rPr>
+              <w:t>–</w:t>
+            </w:r>
+            <w:r>
+              <w:rPr>
+                <w:rFonts w:ascii="BRH Devanagari Extra" w:hAnsi="BRH Devanagari Extra" w:cs="BRH Devanagari Extra"/>
+                <w:color w:val="000000"/>
+                <w:sz w:val="40"/>
+                <w:szCs w:val="40"/>
+                <w:lang w:val="it-IT" w:bidi="ml-IN"/>
               </w:rPr>
               <w:t xml:space="preserve"> |</w:t>
             </w:r>
@@ -1642,16 +1594,16 @@
                 <w:color w:val="000000"/>
                 <w:sz w:val="40"/>
                 <w:szCs w:val="40"/>
-                <w:lang w:bidi="ml-IN"/>
-              </w:rPr>
-            </w:pPr>
-            <w:r>
-              <w:rPr>
-                <w:rFonts w:ascii="BRH Devanagari Extra" w:hAnsi="BRH Devanagari Extra" w:cs="BRH Devanagari Extra"/>
-                <w:color w:val="000000"/>
-                <w:sz w:val="40"/>
-                <w:szCs w:val="40"/>
-                <w:lang w:bidi="ml-IN"/>
+                <w:lang w:val="it-IT" w:bidi="ml-IN"/>
+              </w:rPr>
+            </w:pPr>
+            <w:r>
+              <w:rPr>
+                <w:rFonts w:ascii="BRH Devanagari Extra" w:hAnsi="BRH Devanagari Extra" w:cs="BRH Devanagari Extra"/>
+                <w:color w:val="000000"/>
+                <w:sz w:val="40"/>
+                <w:szCs w:val="40"/>
+                <w:lang w:val="it-IT" w:bidi="ml-IN"/>
               </w:rPr>
               <w:t>wÉÎOè§É</w:t>
             </w:r>
@@ -1661,7 +1613,7 @@
                 <w:color w:val="000000"/>
                 <w:sz w:val="36"/>
                 <w:szCs w:val="40"/>
-                <w:lang w:bidi="ml-IN"/>
+                <w:lang w:val="it-IT" w:bidi="ml-IN"/>
               </w:rPr>
               <w:t>óè</w:t>
             </w:r>
@@ -1671,7 +1623,7 @@
                 <w:color w:val="000000"/>
                 <w:sz w:val="40"/>
                 <w:szCs w:val="40"/>
-                <w:lang w:bidi="ml-IN"/>
+                <w:lang w:val="it-IT" w:bidi="ml-IN"/>
               </w:rPr>
               <w:t>þzÉS¤ÉUÉ oÉ×Wû</w:t>
             </w:r>
@@ -1681,17 +1633,17 @@
                 <w:color w:val="000000"/>
                 <w:sz w:val="32"/>
                 <w:szCs w:val="40"/>
-                <w:lang w:bidi="ml-IN"/>
-              </w:rPr>
-              <w:t>–</w:t>
-            </w:r>
-            <w:r>
-              <w:rPr>
-                <w:rFonts w:ascii="BRH Devanagari Extra" w:hAnsi="BRH Devanagari Extra" w:cs="BRH Devanagari Extra"/>
-                <w:color w:val="000000"/>
-                <w:sz w:val="40"/>
-                <w:szCs w:val="40"/>
-                <w:lang w:bidi="ml-IN"/>
+                <w:lang w:val="it-IT" w:bidi="ml-IN"/>
+              </w:rPr>
+              <w:t>–</w:t>
+            </w:r>
+            <w:r>
+              <w:rPr>
+                <w:rFonts w:ascii="BRH Devanagari Extra" w:hAnsi="BRH Devanagari Extra" w:cs="BRH Devanagari Extra"/>
+                <w:color w:val="000000"/>
+                <w:sz w:val="40"/>
+                <w:szCs w:val="40"/>
+                <w:lang w:val="it-IT" w:bidi="ml-IN"/>
               </w:rPr>
               <w:t>iÉÏ | wÉ</w:t>
             </w:r>
@@ -1702,7 +1654,7 @@
                 <w:sz w:val="40"/>
                 <w:szCs w:val="40"/>
                 <w:highlight w:val="green"/>
-                <w:lang w:bidi="ml-IN"/>
+                <w:lang w:val="it-IT" w:bidi="ml-IN"/>
               </w:rPr>
               <w:t>ÎOè§É</w:t>
             </w:r>
@@ -1712,7 +1664,7 @@
                 <w:color w:val="000000"/>
                 <w:sz w:val="36"/>
                 <w:szCs w:val="40"/>
-                <w:lang w:bidi="ml-IN"/>
+                <w:lang w:val="it-IT" w:bidi="ml-IN"/>
               </w:rPr>
               <w:t>óè</w:t>
             </w:r>
@@ -1722,7 +1674,7 @@
                 <w:color w:val="000000"/>
                 <w:sz w:val="40"/>
                 <w:szCs w:val="40"/>
-                <w:lang w:bidi="ml-IN"/>
+                <w:lang w:val="it-IT" w:bidi="ml-IN"/>
               </w:rPr>
               <w:t>þzÉS¤É</w:t>
             </w:r>
@@ -1732,57 +1684,37 @@
                 <w:color w:val="000000"/>
                 <w:sz w:val="32"/>
                 <w:szCs w:val="40"/>
-                <w:lang w:bidi="ml-IN"/>
-              </w:rPr>
-              <w:t>–</w:t>
-            </w:r>
-            <w:r>
-              <w:rPr>
-                <w:rFonts w:ascii="BRH Devanagari Extra" w:hAnsi="BRH Devanagari Extra" w:cs="BRH Devanagari Extra"/>
-                <w:color w:val="000000"/>
-                <w:sz w:val="40"/>
-                <w:szCs w:val="40"/>
-                <w:lang w:bidi="ml-IN"/>
-              </w:rPr>
-              <w:t>U</w:t>
-            </w:r>
-            <w:r>
-              <w:rPr>
-                <w:rFonts w:ascii="BRH Devanagari Extra" w:hAnsi="BRH Devanagari Extra" w:cs="BRH Devanagari Extra"/>
-                <w:color w:val="000000"/>
-                <w:sz w:val="40"/>
-                <w:szCs w:val="40"/>
-                <w:lang w:bidi="ml-IN"/>
-              </w:rPr>
-              <w:t>å</w:t>
-            </w:r>
-            <w:r>
-              <w:rPr>
-                <w:rFonts w:ascii="BRH Devanagari Extra" w:hAnsi="BRH Devanagari Extra" w:cs="BRH Devanagari Extra"/>
-                <w:color w:val="000000"/>
-                <w:sz w:val="40"/>
-                <w:szCs w:val="40"/>
-                <w:lang w:bidi="ml-IN"/>
-              </w:rPr>
-              <w:t>ÌiÉ</w:t>
-            </w:r>
-            <w:r>
-              <w:rPr>
-                <w:rFonts w:ascii="BRH Malayalam Extra" w:hAnsi="BRH Malayalam Extra" w:cs="BRH Devanagari Extra"/>
-                <w:color w:val="000000"/>
-                <w:sz w:val="32"/>
-                <w:szCs w:val="40"/>
-                <w:lang w:bidi="ml-IN"/>
-              </w:rPr>
-              <w:t>–</w:t>
-            </w:r>
-            <w:r>
-              <w:rPr>
-                <w:rFonts w:ascii="BRH Devanagari Extra" w:hAnsi="BRH Devanagari Extra" w:cs="BRH Devanagari Extra"/>
-                <w:color w:val="000000"/>
-                <w:sz w:val="40"/>
-                <w:szCs w:val="40"/>
-                <w:lang w:bidi="ml-IN"/>
+                <w:lang w:val="it-IT" w:bidi="ml-IN"/>
+              </w:rPr>
+              <w:t>–</w:t>
+            </w:r>
+            <w:r>
+              <w:rPr>
+                <w:rFonts w:ascii="BRH Devanagari Extra" w:hAnsi="BRH Devanagari Extra" w:cs="BRH Devanagari Extra"/>
+                <w:color w:val="000000"/>
+                <w:sz w:val="40"/>
+                <w:szCs w:val="40"/>
+                <w:lang w:val="it-IT" w:bidi="ml-IN"/>
+              </w:rPr>
+              <w:t>UåÌiÉ</w:t>
+            </w:r>
+            <w:r>
+              <w:rPr>
+                <w:rFonts w:ascii="BRH Malayalam Extra" w:hAnsi="BRH Malayalam Extra" w:cs="BRH Devanagari Extra"/>
+                <w:color w:val="000000"/>
+                <w:sz w:val="32"/>
+                <w:szCs w:val="40"/>
+                <w:lang w:val="it-IT" w:bidi="ml-IN"/>
+              </w:rPr>
+              <w:t>–</w:t>
+            </w:r>
+            <w:r>
+              <w:rPr>
+                <w:rFonts w:ascii="BRH Devanagari Extra" w:hAnsi="BRH Devanagari Extra" w:cs="BRH Devanagari Extra"/>
+                <w:color w:val="000000"/>
+                <w:sz w:val="40"/>
+                <w:szCs w:val="40"/>
+                <w:lang w:val="it-IT" w:bidi="ml-IN"/>
               </w:rPr>
               <w:t xml:space="preserve"> </w:t>
             </w:r>
@@ -1799,16 +1731,16 @@
                 <w:color w:val="000000"/>
                 <w:sz w:val="40"/>
                 <w:szCs w:val="40"/>
-                <w:lang w:bidi="ml-IN"/>
-              </w:rPr>
-            </w:pPr>
-            <w:r>
-              <w:rPr>
-                <w:rFonts w:ascii="BRH Devanagari Extra" w:hAnsi="BRH Devanagari Extra" w:cs="BRH Devanagari Extra"/>
-                <w:color w:val="000000"/>
-                <w:sz w:val="40"/>
-                <w:szCs w:val="40"/>
-                <w:lang w:bidi="ml-IN"/>
+                <w:lang w:val="it-IT" w:bidi="ml-IN"/>
+              </w:rPr>
+            </w:pPr>
+            <w:r>
+              <w:rPr>
+                <w:rFonts w:ascii="BRH Devanagari Extra" w:hAnsi="BRH Devanagari Extra" w:cs="BRH Devanagari Extra"/>
+                <w:color w:val="000000"/>
+                <w:sz w:val="40"/>
+                <w:szCs w:val="40"/>
+                <w:lang w:val="it-IT" w:bidi="ml-IN"/>
               </w:rPr>
               <w:t>wÉOèûÌ§É</w:t>
             </w:r>
@@ -1818,7 +1750,7 @@
                 <w:color w:val="000000"/>
                 <w:sz w:val="36"/>
                 <w:szCs w:val="40"/>
-                <w:lang w:bidi="ml-IN"/>
+                <w:lang w:val="it-IT" w:bidi="ml-IN"/>
               </w:rPr>
               <w:t>óè</w:t>
             </w:r>
@@ -1828,7 +1760,7 @@
                 <w:color w:val="000000"/>
                 <w:sz w:val="40"/>
                 <w:szCs w:val="40"/>
-                <w:lang w:bidi="ml-IN"/>
+                <w:lang w:val="it-IT" w:bidi="ml-IN"/>
               </w:rPr>
               <w:t>þzÉiÉç - A</w:t>
             </w:r>
@@ -1838,17 +1770,17 @@
                 <w:color w:val="000000"/>
                 <w:sz w:val="32"/>
                 <w:szCs w:val="40"/>
-                <w:lang w:bidi="ml-IN"/>
-              </w:rPr>
-              <w:t>–</w:t>
-            </w:r>
-            <w:r>
-              <w:rPr>
-                <w:rFonts w:ascii="BRH Devanagari Extra" w:hAnsi="BRH Devanagari Extra" w:cs="BRH Devanagari Extra"/>
-                <w:color w:val="000000"/>
-                <w:sz w:val="40"/>
-                <w:szCs w:val="40"/>
-                <w:lang w:bidi="ml-IN"/>
+                <w:lang w:val="it-IT" w:bidi="ml-IN"/>
+              </w:rPr>
+              <w:t>–</w:t>
+            </w:r>
+            <w:r>
+              <w:rPr>
+                <w:rFonts w:ascii="BRH Devanagari Extra" w:hAnsi="BRH Devanagari Extra" w:cs="BRH Devanagari Extra"/>
+                <w:color w:val="000000"/>
+                <w:sz w:val="40"/>
+                <w:szCs w:val="40"/>
+                <w:lang w:val="it-IT" w:bidi="ml-IN"/>
               </w:rPr>
               <w:t>¤É</w:t>
             </w:r>
@@ -1858,17 +1790,17 @@
                 <w:color w:val="000000"/>
                 <w:sz w:val="32"/>
                 <w:szCs w:val="40"/>
-                <w:lang w:bidi="ml-IN"/>
-              </w:rPr>
-              <w:t>–</w:t>
-            </w:r>
-            <w:r>
-              <w:rPr>
-                <w:rFonts w:ascii="BRH Devanagari Extra" w:hAnsi="BRH Devanagari Extra" w:cs="BRH Devanagari Extra"/>
-                <w:color w:val="000000"/>
-                <w:sz w:val="40"/>
-                <w:szCs w:val="40"/>
-                <w:lang w:bidi="ml-IN"/>
+                <w:lang w:val="it-IT" w:bidi="ml-IN"/>
+              </w:rPr>
+              <w:t>–</w:t>
+            </w:r>
+            <w:r>
+              <w:rPr>
+                <w:rFonts w:ascii="BRH Devanagari Extra" w:hAnsi="BRH Devanagari Extra" w:cs="BRH Devanagari Extra"/>
+                <w:color w:val="000000"/>
+                <w:sz w:val="40"/>
+                <w:szCs w:val="40"/>
+                <w:lang w:val="it-IT" w:bidi="ml-IN"/>
               </w:rPr>
               <w:t>UÉ</w:t>
             </w:r>
@@ -1878,17 +1810,17 @@
                 <w:color w:val="000000"/>
                 <w:sz w:val="32"/>
                 <w:szCs w:val="40"/>
-                <w:lang w:bidi="ml-IN"/>
-              </w:rPr>
-              <w:t>–</w:t>
-            </w:r>
-            <w:r>
-              <w:rPr>
-                <w:rFonts w:ascii="BRH Devanagari Extra" w:hAnsi="BRH Devanagari Extra" w:cs="BRH Devanagari Extra"/>
-                <w:color w:val="000000"/>
-                <w:sz w:val="40"/>
-                <w:szCs w:val="40"/>
-                <w:lang w:bidi="ml-IN"/>
+                <w:lang w:val="it-IT" w:bidi="ml-IN"/>
+              </w:rPr>
+              <w:t>–</w:t>
+            </w:r>
+            <w:r>
+              <w:rPr>
+                <w:rFonts w:ascii="BRH Devanagari Extra" w:hAnsi="BRH Devanagari Extra" w:cs="BRH Devanagari Extra"/>
+                <w:color w:val="000000"/>
+                <w:sz w:val="40"/>
+                <w:szCs w:val="40"/>
+                <w:lang w:val="it-IT" w:bidi="ml-IN"/>
               </w:rPr>
               <w:t xml:space="preserve"> |</w:t>
             </w:r>
@@ -1937,16 +1869,7 @@
                 <w:sz w:val="28"/>
                 <w:szCs w:val="32"/>
               </w:rPr>
-              <w:t>2.</w:t>
-            </w:r>
-            <w:r>
-              <w:rPr>
-                <w:rFonts w:cs="Arial"/>
-                <w:b/>
-                <w:sz w:val="28"/>
-                <w:szCs w:val="32"/>
-              </w:rPr>
-              <w:t>5</w:t>
+              <w:t>2.5</w:t>
             </w:r>
             <w:r>
               <w:rPr>
@@ -1974,7 +1897,7 @@
                 <w:b/>
                 <w:sz w:val="28"/>
                 <w:szCs w:val="36"/>
-                <w:lang w:val="it-IT"/>
+                <w:lang w:val="en-IN"/>
               </w:rPr>
             </w:pPr>
             <w:r>
@@ -1983,19 +1906,9 @@
                 <w:b/>
                 <w:sz w:val="28"/>
                 <w:szCs w:val="36"/>
-                <w:lang w:val="it-IT"/>
-              </w:rPr>
-              <w:t xml:space="preserve">Krama Vaakyam No.– </w:t>
-            </w:r>
-            <w:r>
-              <w:rPr>
-                <w:rFonts w:cs="Arial"/>
-                <w:b/>
-                <w:sz w:val="28"/>
-                <w:szCs w:val="36"/>
-                <w:lang w:val="it-IT"/>
-              </w:rPr>
-              <w:t>23</w:t>
+                <w:lang w:val="en-IN"/>
+              </w:rPr>
+              <w:t>Krama Vaakyam No.– 23</w:t>
             </w:r>
           </w:p>
           <w:p>
@@ -2064,7 +1977,7 @@
                 <w:color w:val="000000"/>
                 <w:sz w:val="40"/>
                 <w:szCs w:val="40"/>
-                <w:lang w:bidi="ml-IN"/>
+                <w:lang w:val="it-IT" w:bidi="ml-IN"/>
               </w:rPr>
             </w:pPr>
             <w:r>
@@ -2074,7 +1987,7 @@
                 <w:sz w:val="40"/>
                 <w:szCs w:val="40"/>
                 <w:highlight w:val="yellow"/>
-                <w:lang w:bidi="ml-IN"/>
+                <w:lang w:val="it-IT" w:bidi="ml-IN"/>
               </w:rPr>
               <w:t>qÉÔ</w:t>
             </w:r>
@@ -2085,7 +1998,7 @@
                 <w:sz w:val="32"/>
                 <w:szCs w:val="40"/>
                 <w:highlight w:val="yellow"/>
-                <w:lang w:bidi="ml-IN"/>
+                <w:lang w:val="it-IT" w:bidi="ml-IN"/>
               </w:rPr>
               <w:t>–</w:t>
             </w:r>
@@ -2096,7 +2009,7 @@
                 <w:sz w:val="40"/>
                 <w:szCs w:val="40"/>
                 <w:highlight w:val="yellow"/>
-                <w:lang w:bidi="ml-IN"/>
+                <w:lang w:val="it-IT" w:bidi="ml-IN"/>
               </w:rPr>
               <w:t>®Éï AÍ</w:t>
             </w:r>
@@ -2106,7 +2019,7 @@
                 <w:color w:val="000000"/>
                 <w:sz w:val="40"/>
                 <w:szCs w:val="40"/>
-                <w:lang w:bidi="ml-IN"/>
+                <w:lang w:val="it-IT" w:bidi="ml-IN"/>
               </w:rPr>
               <w:t>xÉþ | A</w:t>
             </w:r>
@@ -2116,17 +2029,17 @@
                 <w:color w:val="000000"/>
                 <w:sz w:val="32"/>
                 <w:szCs w:val="40"/>
-                <w:lang w:bidi="ml-IN"/>
-              </w:rPr>
-              <w:t>–</w:t>
-            </w:r>
-            <w:r>
-              <w:rPr>
-                <w:rFonts w:ascii="BRH Devanagari Extra" w:hAnsi="BRH Devanagari Extra" w:cs="BRH Devanagari Extra"/>
-                <w:color w:val="000000"/>
-                <w:sz w:val="40"/>
-                <w:szCs w:val="40"/>
-                <w:lang w:bidi="ml-IN"/>
+                <w:lang w:val="it-IT" w:bidi="ml-IN"/>
+              </w:rPr>
+              <w:t>–</w:t>
+            </w:r>
+            <w:r>
+              <w:rPr>
+                <w:rFonts w:ascii="BRH Devanagari Extra" w:hAnsi="BRH Devanagari Extra" w:cs="BRH Devanagari Extra"/>
+                <w:color w:val="000000"/>
+                <w:sz w:val="40"/>
+                <w:szCs w:val="40"/>
+                <w:lang w:val="it-IT" w:bidi="ml-IN"/>
               </w:rPr>
               <w:t>ÍxÉ</w:t>
             </w:r>
@@ -2136,17 +2049,17 @@
                 <w:color w:val="000000"/>
                 <w:sz w:val="32"/>
                 <w:szCs w:val="40"/>
-                <w:lang w:bidi="ml-IN"/>
-              </w:rPr>
-              <w:t>–</w:t>
-            </w:r>
-            <w:r>
-              <w:rPr>
-                <w:rFonts w:ascii="BRH Devanagari Extra" w:hAnsi="BRH Devanagari Extra" w:cs="BRH Devanagari Extra"/>
-                <w:color w:val="000000"/>
-                <w:sz w:val="40"/>
-                <w:szCs w:val="40"/>
-                <w:lang w:bidi="ml-IN"/>
+                <w:lang w:val="it-IT" w:bidi="ml-IN"/>
+              </w:rPr>
+              <w:t>–</w:t>
+            </w:r>
+            <w:r>
+              <w:rPr>
+                <w:rFonts w:ascii="BRH Devanagari Extra" w:hAnsi="BRH Devanagari Extra" w:cs="BRH Devanagari Extra"/>
+                <w:color w:val="000000"/>
+                <w:sz w:val="40"/>
+                <w:szCs w:val="40"/>
+                <w:lang w:val="it-IT" w:bidi="ml-IN"/>
               </w:rPr>
               <w:t xml:space="preserve"> UÉOèû |</w:t>
             </w:r>
@@ -2168,7 +2081,7 @@
                 <w:color w:val="000000"/>
                 <w:sz w:val="40"/>
                 <w:szCs w:val="40"/>
-                <w:lang w:bidi="ml-IN"/>
+                <w:lang w:val="it-IT" w:bidi="ml-IN"/>
               </w:rPr>
             </w:pPr>
             <w:r>
@@ -2178,7 +2091,7 @@
                 <w:sz w:val="40"/>
                 <w:szCs w:val="40"/>
                 <w:highlight w:val="green"/>
-                <w:lang w:bidi="ml-IN"/>
+                <w:lang w:val="it-IT" w:bidi="ml-IN"/>
               </w:rPr>
               <w:t>qÉÔ</w:t>
             </w:r>
@@ -2189,7 +2102,7 @@
                 <w:sz w:val="32"/>
                 <w:szCs w:val="40"/>
                 <w:highlight w:val="green"/>
-                <w:lang w:bidi="ml-IN"/>
+                <w:lang w:val="it-IT" w:bidi="ml-IN"/>
               </w:rPr>
               <w:t>–</w:t>
             </w:r>
@@ -2200,7 +2113,7 @@
                 <w:sz w:val="40"/>
                 <w:szCs w:val="40"/>
                 <w:highlight w:val="green"/>
-                <w:lang w:bidi="ml-IN"/>
+                <w:lang w:val="it-IT" w:bidi="ml-IN"/>
               </w:rPr>
               <w:t>®ÉïÅÍxÉþ</w:t>
             </w:r>
@@ -2210,7 +2123,7 @@
                 <w:color w:val="000000"/>
                 <w:sz w:val="40"/>
                 <w:szCs w:val="40"/>
-                <w:lang w:bidi="ml-IN"/>
+                <w:lang w:val="it-IT" w:bidi="ml-IN"/>
               </w:rPr>
               <w:t xml:space="preserve"> | A</w:t>
             </w:r>
@@ -2220,17 +2133,17 @@
                 <w:color w:val="000000"/>
                 <w:sz w:val="32"/>
                 <w:szCs w:val="40"/>
-                <w:lang w:bidi="ml-IN"/>
-              </w:rPr>
-              <w:t>–</w:t>
-            </w:r>
-            <w:r>
-              <w:rPr>
-                <w:rFonts w:ascii="BRH Devanagari Extra" w:hAnsi="BRH Devanagari Extra" w:cs="BRH Devanagari Extra"/>
-                <w:color w:val="000000"/>
-                <w:sz w:val="40"/>
-                <w:szCs w:val="40"/>
-                <w:lang w:bidi="ml-IN"/>
+                <w:lang w:val="it-IT" w:bidi="ml-IN"/>
+              </w:rPr>
+              <w:t>–</w:t>
+            </w:r>
+            <w:r>
+              <w:rPr>
+                <w:rFonts w:ascii="BRH Devanagari Extra" w:hAnsi="BRH Devanagari Extra" w:cs="BRH Devanagari Extra"/>
+                <w:color w:val="000000"/>
+                <w:sz w:val="40"/>
+                <w:szCs w:val="40"/>
+                <w:lang w:val="it-IT" w:bidi="ml-IN"/>
               </w:rPr>
               <w:t>ÍxÉ</w:t>
             </w:r>
@@ -2240,20 +2153,485 @@
                 <w:color w:val="000000"/>
                 <w:sz w:val="32"/>
                 <w:szCs w:val="40"/>
-                <w:lang w:bidi="ml-IN"/>
-              </w:rPr>
-              <w:t>–</w:t>
-            </w:r>
-            <w:r>
-              <w:rPr>
-                <w:rFonts w:ascii="BRH Devanagari Extra" w:hAnsi="BRH Devanagari Extra" w:cs="BRH Devanagari Extra"/>
-                <w:color w:val="000000"/>
-                <w:sz w:val="40"/>
-                <w:szCs w:val="40"/>
-                <w:lang w:bidi="ml-IN"/>
+                <w:lang w:val="it-IT" w:bidi="ml-IN"/>
+              </w:rPr>
+              <w:t>–</w:t>
+            </w:r>
+            <w:r>
+              <w:rPr>
+                <w:rFonts w:ascii="BRH Devanagari Extra" w:hAnsi="BRH Devanagari Extra" w:cs="BRH Devanagari Extra"/>
+                <w:color w:val="000000"/>
+                <w:sz w:val="40"/>
+                <w:szCs w:val="40"/>
+                <w:lang w:val="it-IT" w:bidi="ml-IN"/>
               </w:rPr>
               <w:t xml:space="preserve"> UÉOèû |</w:t>
             </w:r>
+          </w:p>
+        </w:tc>
+      </w:tr>
+      <w:tr>
+        <w:trPr>
+          <w:trHeight w:val="1124"/>
+        </w:trPr>
+        <w:tc>
+          <w:tcPr>
+            <w:tcW w:w="3764" w:type="dxa"/>
+          </w:tcPr>
+          <w:p>
+            <w:pPr>
+              <w:widowControl w:val="0"/>
+              <w:tabs>
+                <w:tab w:val="left" w:pos="993"/>
+              </w:tabs>
+              <w:autoSpaceDE w:val="0"/>
+              <w:autoSpaceDN w:val="0"/>
+              <w:adjustRightInd w:val="0"/>
+              <w:spacing w:before="0" w:line="240" w:lineRule="auto"/>
+              <w:ind w:right="297"/>
+              <w:rPr>
+                <w:rFonts w:cs="Arial"/>
+                <w:b/>
+                <w:sz w:val="28"/>
+                <w:szCs w:val="32"/>
+              </w:rPr>
+            </w:pPr>
+            <w:r>
+              <w:rPr>
+                <w:rFonts w:cs="Arial"/>
+                <w:b/>
+                <w:sz w:val="28"/>
+                <w:szCs w:val="32"/>
+              </w:rPr>
+              <w:lastRenderedPageBreak/>
+              <w:t>T.S.5.3.</w:t>
+            </w:r>
+            <w:r>
+              <w:rPr>
+                <w:rFonts w:cs="Arial"/>
+                <w:b/>
+                <w:sz w:val="28"/>
+                <w:szCs w:val="32"/>
+              </w:rPr>
+              <w:t>5.4</w:t>
+            </w:r>
+            <w:r>
+              <w:rPr>
+                <w:rFonts w:cs="Arial"/>
+                <w:b/>
+                <w:sz w:val="28"/>
+                <w:szCs w:val="32"/>
+              </w:rPr>
+              <w:t xml:space="preserve"> – Kramam</w:t>
+            </w:r>
+          </w:p>
+          <w:p>
+            <w:pPr>
+              <w:widowControl w:val="0"/>
+              <w:tabs>
+                <w:tab w:val="left" w:pos="993"/>
+              </w:tabs>
+              <w:autoSpaceDE w:val="0"/>
+              <w:autoSpaceDN w:val="0"/>
+              <w:adjustRightInd w:val="0"/>
+              <w:spacing w:before="0" w:line="240" w:lineRule="auto"/>
+              <w:ind w:right="297"/>
+              <w:rPr>
+                <w:rFonts w:cs="Arial"/>
+                <w:b/>
+                <w:szCs w:val="32"/>
+                <w:lang w:val="en-IN"/>
+              </w:rPr>
+            </w:pPr>
+            <w:r>
+              <w:rPr>
+                <w:rFonts w:cs="Arial"/>
+                <w:b/>
+                <w:szCs w:val="32"/>
+                <w:lang w:val="en-IN"/>
+              </w:rPr>
+              <w:t>Krama Vaakyam No.– 3,4</w:t>
+            </w:r>
+          </w:p>
+          <w:p>
+            <w:pPr>
+              <w:widowControl w:val="0"/>
+              <w:tabs>
+                <w:tab w:val="left" w:pos="993"/>
+              </w:tabs>
+              <w:autoSpaceDE w:val="0"/>
+              <w:autoSpaceDN w:val="0"/>
+              <w:adjustRightInd w:val="0"/>
+              <w:spacing w:before="0" w:line="240" w:lineRule="auto"/>
+              <w:ind w:right="297"/>
+              <w:rPr>
+                <w:rFonts w:cs="Arial"/>
+                <w:b/>
+                <w:sz w:val="28"/>
+                <w:szCs w:val="32"/>
+                <w:lang w:val="it-IT"/>
+              </w:rPr>
+            </w:pPr>
+            <w:r>
+              <w:rPr>
+                <w:rFonts w:cs="Arial"/>
+                <w:b/>
+                <w:sz w:val="28"/>
+                <w:szCs w:val="32"/>
+                <w:lang w:val="it-IT"/>
+              </w:rPr>
+              <w:t>Panchaati No</w:t>
+            </w:r>
+            <w:r>
+              <w:rPr>
+                <w:rFonts w:cs="Arial"/>
+                <w:b/>
+                <w:szCs w:val="32"/>
+                <w:lang w:val="it-IT"/>
+              </w:rPr>
+              <w:t xml:space="preserve">. - </w:t>
+            </w:r>
+            <w:r>
+              <w:rPr>
+                <w:rFonts w:cs="Arial"/>
+                <w:b/>
+                <w:sz w:val="28"/>
+                <w:szCs w:val="32"/>
+                <w:lang w:val="it-IT"/>
+              </w:rPr>
+              <w:t>26</w:t>
+            </w:r>
+          </w:p>
+        </w:tc>
+        <w:tc>
+          <w:tcPr>
+            <w:tcW w:w="5528" w:type="dxa"/>
+          </w:tcPr>
+          <w:p>
+            <w:pPr>
+              <w:widowControl w:val="0"/>
+              <w:autoSpaceDE w:val="0"/>
+              <w:autoSpaceDN w:val="0"/>
+              <w:adjustRightInd w:val="0"/>
+              <w:spacing w:before="0" w:line="240" w:lineRule="auto"/>
+              <w:rPr>
+                <w:rFonts w:ascii="BRH Malayalam Extra" w:eastAsia="Times New Roman" w:hAnsi="BRH Malayalam Extra" w:cs="BRH Malayalam Extra"/>
+                <w:color w:val="000000"/>
+                <w:sz w:val="40"/>
+                <w:szCs w:val="40"/>
+                <w:lang w:val="it-IT" w:eastAsia="en-IN" w:bidi="ml-IN"/>
+              </w:rPr>
+            </w:pPr>
+            <w:r>
+              <w:rPr>
+                <w:rFonts w:ascii="BRH Devanagari Extra" w:hAnsi="BRH Devanagari Extra" w:cs="BRH Devanagari Extra"/>
+                <w:color w:val="000000"/>
+                <w:sz w:val="40"/>
+                <w:szCs w:val="40"/>
+                <w:lang w:val="it-IT" w:bidi="ml-IN"/>
+              </w:rPr>
+              <w:t>iÉmÉÉåþÅiÉmrÉ</w:t>
+            </w:r>
+            <w:r>
+              <w:rPr>
+                <w:rFonts w:ascii="BRH Devanagari Extra" w:hAnsi="BRH Devanagari Extra" w:cs="BRH Devanagari Extra"/>
+                <w:color w:val="000000"/>
+                <w:sz w:val="40"/>
+                <w:szCs w:val="40"/>
+                <w:highlight w:val="yellow"/>
+                <w:lang w:val="it-IT" w:bidi="ml-IN"/>
+              </w:rPr>
+              <w:t>³É</w:t>
+            </w:r>
+            <w:r>
+              <w:rPr>
+                <w:rFonts w:ascii="BRH Devanagari Extra" w:hAnsi="BRH Devanagari Extra" w:cs="BRH Devanagari Extra"/>
+                <w:color w:val="000000"/>
+                <w:sz w:val="40"/>
+                <w:szCs w:val="40"/>
+                <w:lang w:val="it-IT" w:bidi="ml-IN"/>
+              </w:rPr>
+              <w:t>ç | A</w:t>
+            </w:r>
+            <w:r>
+              <w:rPr>
+                <w:rFonts w:ascii="BRH Malayalam Extra" w:hAnsi="BRH Malayalam Extra" w:cs="BRH Devanagari Extra"/>
+                <w:color w:val="000000"/>
+                <w:sz w:val="32"/>
+                <w:szCs w:val="40"/>
+                <w:lang w:val="it-IT" w:bidi="ml-IN"/>
+              </w:rPr>
+              <w:t>–</w:t>
+            </w:r>
+            <w:r>
+              <w:rPr>
+                <w:rFonts w:ascii="BRH Devanagari Extra" w:hAnsi="BRH Devanagari Extra" w:cs="BRH Devanagari Extra"/>
+                <w:color w:val="000000"/>
+                <w:sz w:val="40"/>
+                <w:szCs w:val="40"/>
+                <w:lang w:val="it-IT" w:bidi="ml-IN"/>
+              </w:rPr>
+              <w:t>iÉ</w:t>
+            </w:r>
+            <w:r>
+              <w:rPr>
+                <w:rFonts w:ascii="BRH Malayalam Extra" w:hAnsi="BRH Malayalam Extra" w:cs="BRH Devanagari Extra"/>
+                <w:color w:val="000000"/>
+                <w:sz w:val="32"/>
+                <w:szCs w:val="40"/>
+                <w:lang w:val="it-IT" w:bidi="ml-IN"/>
+              </w:rPr>
+              <w:t>–</w:t>
+            </w:r>
+            <w:r>
+              <w:rPr>
+                <w:rFonts w:ascii="BRH Devanagari Extra" w:hAnsi="BRH Devanagari Extra" w:cs="BRH Devanagari Extra"/>
+                <w:color w:val="000000"/>
+                <w:sz w:val="40"/>
+                <w:szCs w:val="40"/>
+                <w:lang w:val="it-IT" w:bidi="ml-IN"/>
+              </w:rPr>
+              <w:t>mrÉ</w:t>
+            </w:r>
+            <w:r>
+              <w:rPr>
+                <w:rFonts w:ascii="BRH Malayalam Extra" w:hAnsi="BRH Malayalam Extra" w:cs="BRH Devanagari Extra"/>
+                <w:color w:val="000000"/>
+                <w:sz w:val="32"/>
+                <w:szCs w:val="40"/>
+                <w:lang w:val="it-IT" w:bidi="ml-IN"/>
+              </w:rPr>
+              <w:t>–</w:t>
+            </w:r>
+            <w:r>
+              <w:rPr>
+                <w:rFonts w:ascii="BRH Devanagari Extra" w:hAnsi="BRH Devanagari Extra" w:cs="BRH Devanagari Extra"/>
+                <w:color w:val="000000"/>
+                <w:sz w:val="40"/>
+                <w:szCs w:val="40"/>
+                <w:highlight w:val="yellow"/>
+                <w:lang w:val="it-IT" w:bidi="ml-IN"/>
+              </w:rPr>
+              <w:t>lÉç</w:t>
+            </w:r>
+            <w:r>
+              <w:rPr>
+                <w:rFonts w:ascii="BRH Devanagari Extra" w:hAnsi="BRH Devanagari Extra" w:cs="BRH Devanagari Extra"/>
+                <w:color w:val="000000"/>
+                <w:sz w:val="40"/>
+                <w:szCs w:val="40"/>
+                <w:lang w:val="it-IT" w:bidi="ml-IN"/>
+              </w:rPr>
+              <w:t xml:space="preserve"> iÉÉÌlÉþ |</w:t>
+            </w:r>
+          </w:p>
+        </w:tc>
+        <w:tc>
+          <w:tcPr>
+            <w:tcW w:w="5103" w:type="dxa"/>
+          </w:tcPr>
+          <w:p>
+            <w:pPr>
+              <w:widowControl w:val="0"/>
+              <w:autoSpaceDE w:val="0"/>
+              <w:autoSpaceDN w:val="0"/>
+              <w:adjustRightInd w:val="0"/>
+              <w:spacing w:before="0" w:line="240" w:lineRule="auto"/>
+              <w:rPr>
+                <w:rFonts w:ascii="BRH Malayalam Extra" w:eastAsia="Times New Roman" w:hAnsi="BRH Malayalam Extra" w:cs="BRH Malayalam Extra"/>
+                <w:color w:val="000000"/>
+                <w:sz w:val="40"/>
+                <w:szCs w:val="40"/>
+                <w:lang w:val="it-IT" w:eastAsia="en-IN" w:bidi="ml-IN"/>
+              </w:rPr>
+            </w:pPr>
+            <w:r>
+              <w:rPr>
+                <w:rFonts w:ascii="BRH Devanagari Extra" w:hAnsi="BRH Devanagari Extra" w:cs="BRH Devanagari Extra"/>
+                <w:color w:val="000000"/>
+                <w:sz w:val="40"/>
+                <w:szCs w:val="40"/>
+                <w:lang w:val="it-IT" w:bidi="ml-IN"/>
+              </w:rPr>
+              <w:t>iÉmÉÉåþÅiÉmrÉ</w:t>
+            </w:r>
+            <w:r>
+              <w:rPr>
+                <w:rFonts w:ascii="BRH Devanagari Extra" w:hAnsi="BRH Devanagari Extra" w:cs="BRH Devanagari Extra"/>
+                <w:color w:val="000000"/>
+                <w:sz w:val="40"/>
+                <w:szCs w:val="40"/>
+                <w:highlight w:val="green"/>
+                <w:lang w:val="it-IT" w:bidi="ml-IN"/>
+              </w:rPr>
+              <w:t>liÉ</w:t>
+            </w:r>
+            <w:r>
+              <w:rPr>
+                <w:rFonts w:ascii="BRH Devanagari Extra" w:hAnsi="BRH Devanagari Extra" w:cs="BRH Devanagari Extra"/>
+                <w:color w:val="000000"/>
+                <w:sz w:val="40"/>
+                <w:szCs w:val="40"/>
+                <w:lang w:val="it-IT" w:bidi="ml-IN"/>
+              </w:rPr>
+              <w:t xml:space="preserve"> | A</w:t>
+            </w:r>
+            <w:r>
+              <w:rPr>
+                <w:rFonts w:ascii="BRH Malayalam Extra" w:hAnsi="BRH Malayalam Extra" w:cs="BRH Devanagari Extra"/>
+                <w:color w:val="000000"/>
+                <w:sz w:val="32"/>
+                <w:szCs w:val="40"/>
+                <w:lang w:val="it-IT" w:bidi="ml-IN"/>
+              </w:rPr>
+              <w:t>–</w:t>
+            </w:r>
+            <w:r>
+              <w:rPr>
+                <w:rFonts w:ascii="BRH Devanagari Extra" w:hAnsi="BRH Devanagari Extra" w:cs="BRH Devanagari Extra"/>
+                <w:color w:val="000000"/>
+                <w:sz w:val="40"/>
+                <w:szCs w:val="40"/>
+                <w:lang w:val="it-IT" w:bidi="ml-IN"/>
+              </w:rPr>
+              <w:t>iÉ</w:t>
+            </w:r>
+            <w:r>
+              <w:rPr>
+                <w:rFonts w:ascii="BRH Malayalam Extra" w:hAnsi="BRH Malayalam Extra" w:cs="BRH Devanagari Extra"/>
+                <w:color w:val="000000"/>
+                <w:sz w:val="32"/>
+                <w:szCs w:val="40"/>
+                <w:lang w:val="it-IT" w:bidi="ml-IN"/>
+              </w:rPr>
+              <w:t>–</w:t>
+            </w:r>
+            <w:r>
+              <w:rPr>
+                <w:rFonts w:ascii="BRH Devanagari Extra" w:hAnsi="BRH Devanagari Extra" w:cs="BRH Devanagari Extra"/>
+                <w:color w:val="000000"/>
+                <w:sz w:val="40"/>
+                <w:szCs w:val="40"/>
+                <w:lang w:val="it-IT" w:bidi="ml-IN"/>
+              </w:rPr>
+              <w:t>mrÉ</w:t>
+            </w:r>
+            <w:r>
+              <w:rPr>
+                <w:rFonts w:ascii="BRH Malayalam Extra" w:hAnsi="BRH Malayalam Extra" w:cs="BRH Devanagari Extra"/>
+                <w:color w:val="000000"/>
+                <w:sz w:val="32"/>
+                <w:szCs w:val="40"/>
+                <w:lang w:val="it-IT" w:bidi="ml-IN"/>
+              </w:rPr>
+              <w:t>–</w:t>
+            </w:r>
+            <w:r>
+              <w:rPr>
+                <w:rFonts w:ascii="BRH Devanagari Extra" w:hAnsi="BRH Devanagari Extra" w:cs="BRH Devanagari Extra"/>
+                <w:color w:val="000000"/>
+                <w:sz w:val="40"/>
+                <w:szCs w:val="40"/>
+                <w:highlight w:val="green"/>
+                <w:lang w:val="it-IT" w:bidi="ml-IN"/>
+              </w:rPr>
+              <w:t>liÉ</w:t>
+            </w:r>
+            <w:r>
+              <w:rPr>
+                <w:rFonts w:ascii="BRH Malayalam Extra" w:hAnsi="BRH Malayalam Extra" w:cs="BRH Devanagari Extra"/>
+                <w:color w:val="000000"/>
+                <w:sz w:val="32"/>
+                <w:szCs w:val="40"/>
+                <w:highlight w:val="green"/>
+                <w:lang w:val="it-IT" w:bidi="ml-IN"/>
+              </w:rPr>
+              <w:t>–</w:t>
+            </w:r>
+            <w:r>
+              <w:rPr>
+                <w:rFonts w:ascii="BRH Devanagari Extra" w:hAnsi="BRH Devanagari Extra" w:cs="BRH Devanagari Extra"/>
+                <w:color w:val="000000"/>
+                <w:sz w:val="40"/>
+                <w:szCs w:val="40"/>
+                <w:lang w:val="it-IT" w:bidi="ml-IN"/>
+              </w:rPr>
+              <w:t xml:space="preserve"> iÉÉÌlÉþ |</w:t>
+            </w:r>
+          </w:p>
+        </w:tc>
+      </w:tr>
+      <w:tr>
+        <w:trPr>
+          <w:trHeight w:val="1257"/>
+        </w:trPr>
+        <w:tc>
+          <w:tcPr>
+            <w:tcW w:w="3764" w:type="dxa"/>
+          </w:tcPr>
+          <w:p>
+            <w:pPr>
+              <w:widowControl w:val="0"/>
+              <w:tabs>
+                <w:tab w:val="left" w:pos="993"/>
+              </w:tabs>
+              <w:autoSpaceDE w:val="0"/>
+              <w:autoSpaceDN w:val="0"/>
+              <w:adjustRightInd w:val="0"/>
+              <w:spacing w:before="0" w:line="240" w:lineRule="auto"/>
+              <w:ind w:right="297"/>
+              <w:rPr>
+                <w:rFonts w:cs="Arial"/>
+                <w:b/>
+                <w:sz w:val="28"/>
+                <w:szCs w:val="32"/>
+                <w:lang w:val="it-IT"/>
+              </w:rPr>
+            </w:pPr>
+          </w:p>
+        </w:tc>
+        <w:tc>
+          <w:tcPr>
+            <w:tcW w:w="5528" w:type="dxa"/>
+          </w:tcPr>
+          <w:p>
+            <w:pPr>
+              <w:widowControl w:val="0"/>
+              <w:autoSpaceDE w:val="0"/>
+              <w:autoSpaceDN w:val="0"/>
+              <w:adjustRightInd w:val="0"/>
+              <w:spacing w:before="0" w:line="240" w:lineRule="auto"/>
+              <w:rPr>
+                <w:rFonts w:ascii="BRH Devanagari Extra" w:hAnsi="BRH Devanagari Extra" w:cs="BRH Devanagari Extra"/>
+                <w:color w:val="000000"/>
+                <w:sz w:val="40"/>
+                <w:szCs w:val="40"/>
+                <w:highlight w:val="yellow"/>
+                <w:lang w:val="it-IT" w:bidi="ml-IN"/>
+              </w:rPr>
+            </w:pPr>
+          </w:p>
+        </w:tc>
+        <w:tc>
+          <w:tcPr>
+            <w:tcW w:w="5103" w:type="dxa"/>
+          </w:tcPr>
+          <w:p>
+            <w:pPr>
+              <w:widowControl w:val="0"/>
+              <w:autoSpaceDE w:val="0"/>
+              <w:autoSpaceDN w:val="0"/>
+              <w:adjustRightInd w:val="0"/>
+              <w:spacing w:before="0" w:line="240" w:lineRule="auto"/>
+              <w:rPr>
+                <w:rFonts w:ascii="BRH Devanagari Extra" w:hAnsi="BRH Devanagari Extra" w:cs="BRH Devanagari Extra"/>
+                <w:color w:val="000000"/>
+                <w:sz w:val="40"/>
+                <w:szCs w:val="40"/>
+                <w:highlight w:val="green"/>
+                <w:lang w:val="it-IT" w:bidi="ml-IN"/>
+              </w:rPr>
+            </w:pPr>
           </w:p>
         </w:tc>
       </w:tr>
@@ -2267,6 +2645,7 @@
           <w:sz w:val="32"/>
           <w:szCs w:val="32"/>
           <w:u w:val="single"/>
+          <w:lang w:val="it-IT"/>
         </w:rPr>
       </w:pPr>
     </w:p>
@@ -2279,6 +2658,7 @@
           <w:sz w:val="32"/>
           <w:szCs w:val="32"/>
           <w:u w:val="single"/>
+          <w:lang w:val="it-IT"/>
         </w:rPr>
       </w:pPr>
     </w:p>
@@ -3268,6 +3648,7 @@
                 <w:sz w:val="28"/>
                 <w:szCs w:val="32"/>
               </w:rPr>
+              <w:lastRenderedPageBreak/>
               <w:t>T.S.</w:t>
             </w:r>
             <w:r>
@@ -4130,7 +4511,6 @@
                 <w:sz w:val="28"/>
                 <w:szCs w:val="32"/>
               </w:rPr>
-              <w:lastRenderedPageBreak/>
               <w:t>T.S.5.3.4.1 – Kramam</w:t>
             </w:r>
           </w:p>
@@ -5728,6 +6108,7 @@
                 <w:sz w:val="28"/>
                 <w:szCs w:val="32"/>
               </w:rPr>
+              <w:lastRenderedPageBreak/>
               <w:t>T.S.5.3.8.2 – Kramam</w:t>
             </w:r>
           </w:p>
@@ -7007,7 +7388,6 @@
                 <w:sz w:val="28"/>
                 <w:szCs w:val="32"/>
               </w:rPr>
-              <w:lastRenderedPageBreak/>
               <w:t>T.S.5.3.11.3 – Kramam</w:t>
             </w:r>
           </w:p>
@@ -7722,6 +8102,7 @@
           <w:b/>
           <w:sz w:val="32"/>
         </w:rPr>
+        <w:lastRenderedPageBreak/>
         <w:t>===================</w:t>
       </w:r>
     </w:p>

--- a/TS-Kramam/TS-5.3/TS 5.3 Sanskrit Krama Paatam Corrections.docx
+++ b/TS-Kramam/TS-5.3/TS 5.3 Sanskrit Krama Paatam Corrections.docx
@@ -81,7 +81,18 @@
           <w:szCs w:val="32"/>
           <w:u w:val="single"/>
         </w:rPr>
-        <w:t xml:space="preserve">Observed till </w:t>
+        <w:t xml:space="preserve">Observed </w:t>
+      </w:r>
+      <w:proofErr w:type="gramStart"/>
+      <w:r>
+        <w:rPr>
+          <w:b/>
+          <w:bCs/>
+          <w:sz w:val="32"/>
+          <w:szCs w:val="32"/>
+          <w:u w:val="single"/>
+        </w:rPr>
+        <w:t xml:space="preserve">till </w:t>
       </w:r>
       <w:r>
         <w:rPr>
@@ -94,6 +105,7 @@
         </w:rPr>
         <w:t>???</w:t>
       </w:r>
+      <w:proofErr w:type="gramEnd"/>
     </w:p>
     <w:p>
       <w:pPr>
@@ -373,6 +385,7 @@
                 <w:lang w:bidi="ml-IN"/>
               </w:rPr>
             </w:pPr>
+            <w:proofErr w:type="spellStart"/>
             <w:r>
               <w:rPr>
                 <w:rFonts w:ascii="BRH Devanagari Extra" w:hAnsi="BRH Devanagari Extra" w:cs="BRH Devanagari Extra"/>
@@ -383,25 +396,48 @@
               </w:rPr>
               <w:t>ClSìÉÿalÉÏ</w:t>
             </w:r>
-            <w:r>
-              <w:rPr>
-                <w:rFonts w:ascii="BRH Malayalam Extra" w:hAnsi="BRH Malayalam Extra" w:cs="BRH Devanagari Extra"/>
-                <w:color w:val="000000"/>
-                <w:sz w:val="32"/>
-                <w:szCs w:val="40"/>
-                <w:lang w:bidi="ml-IN"/>
-              </w:rPr>
-              <w:t>–</w:t>
-            </w:r>
-            <w:r>
-              <w:rPr>
-                <w:rFonts w:ascii="BRH Devanagari Extra" w:hAnsi="BRH Devanagari Extra" w:cs="BRH Devanagari Extra"/>
-                <w:color w:val="000000"/>
-                <w:sz w:val="40"/>
-                <w:szCs w:val="40"/>
-                <w:lang w:bidi="ml-IN"/>
-              </w:rPr>
-              <w:t xml:space="preserve"> AurÉþjÉqÉÉlÉÉqÉç | </w:t>
+            <w:proofErr w:type="spellEnd"/>
+            <w:r>
+              <w:rPr>
+                <w:rFonts w:ascii="BRH Malayalam Extra" w:hAnsi="BRH Malayalam Extra" w:cs="BRH Devanagari Extra"/>
+                <w:color w:val="000000"/>
+                <w:sz w:val="32"/>
+                <w:szCs w:val="40"/>
+                <w:lang w:bidi="ml-IN"/>
+              </w:rPr>
+              <w:t>–</w:t>
+            </w:r>
+            <w:r>
+              <w:rPr>
+                <w:rFonts w:ascii="BRH Devanagari Extra" w:hAnsi="BRH Devanagari Extra" w:cs="BRH Devanagari Extra"/>
+                <w:color w:val="000000"/>
+                <w:sz w:val="40"/>
+                <w:szCs w:val="40"/>
+                <w:lang w:bidi="ml-IN"/>
+              </w:rPr>
+              <w:t xml:space="preserve"> </w:t>
+            </w:r>
+            <w:proofErr w:type="spellStart"/>
+            <w:r>
+              <w:rPr>
+                <w:rFonts w:ascii="BRH Devanagari Extra" w:hAnsi="BRH Devanagari Extra" w:cs="BRH Devanagari Extra"/>
+                <w:color w:val="000000"/>
+                <w:sz w:val="40"/>
+                <w:szCs w:val="40"/>
+                <w:lang w:bidi="ml-IN"/>
+              </w:rPr>
+              <w:t>AurÉþjÉqÉÉlÉÉqÉç</w:t>
+            </w:r>
+            <w:proofErr w:type="spellEnd"/>
+            <w:r>
+              <w:rPr>
+                <w:rFonts w:ascii="BRH Devanagari Extra" w:hAnsi="BRH Devanagari Extra" w:cs="BRH Devanagari Extra"/>
+                <w:color w:val="000000"/>
+                <w:sz w:val="40"/>
+                <w:szCs w:val="40"/>
+                <w:lang w:bidi="ml-IN"/>
+              </w:rPr>
+              <w:t xml:space="preserve"> | </w:t>
             </w:r>
           </w:p>
           <w:p>
@@ -418,6 +454,7 @@
                 <w:szCs w:val="40"/>
               </w:rPr>
             </w:pPr>
+            <w:proofErr w:type="spellStart"/>
             <w:r>
               <w:rPr>
                 <w:rFonts w:ascii="BRH Devanagari Extra" w:hAnsi="BRH Devanagari Extra" w:cs="BRH Devanagari Extra"/>
@@ -449,36 +486,60 @@
               </w:rPr>
               <w:t>þalÉÏ</w:t>
             </w:r>
-            <w:r>
-              <w:rPr>
-                <w:rFonts w:ascii="BRH Malayalam Extra" w:hAnsi="BRH Malayalam Extra" w:cs="BRH Devanagari Extra"/>
-                <w:color w:val="000000"/>
-                <w:sz w:val="32"/>
-                <w:szCs w:val="40"/>
-                <w:lang w:bidi="ml-IN"/>
-              </w:rPr>
-              <w:t>–</w:t>
-            </w:r>
-            <w:r>
-              <w:rPr>
-                <w:rFonts w:ascii="BRH Devanagari Extra" w:hAnsi="BRH Devanagari Extra" w:cs="BRH Devanagari Extra"/>
-                <w:color w:val="000000"/>
-                <w:sz w:val="40"/>
-                <w:szCs w:val="40"/>
-                <w:lang w:bidi="ml-IN"/>
-              </w:rPr>
-              <w:t xml:space="preserve"> CiÉÏlSìþ - A</w:t>
-            </w:r>
-            <w:r>
-              <w:rPr>
-                <w:rFonts w:ascii="BRH Malayalam Extra" w:hAnsi="BRH Malayalam Extra" w:cs="BRH Devanagari Extra"/>
-                <w:color w:val="000000"/>
-                <w:sz w:val="32"/>
-                <w:szCs w:val="40"/>
-                <w:lang w:bidi="ml-IN"/>
-              </w:rPr>
-              <w:t>–</w:t>
-            </w:r>
+            <w:proofErr w:type="spellEnd"/>
+            <w:r>
+              <w:rPr>
+                <w:rFonts w:ascii="BRH Malayalam Extra" w:hAnsi="BRH Malayalam Extra" w:cs="BRH Devanagari Extra"/>
+                <w:color w:val="000000"/>
+                <w:sz w:val="32"/>
+                <w:szCs w:val="40"/>
+                <w:lang w:bidi="ml-IN"/>
+              </w:rPr>
+              <w:t>–</w:t>
+            </w:r>
+            <w:r>
+              <w:rPr>
+                <w:rFonts w:ascii="BRH Devanagari Extra" w:hAnsi="BRH Devanagari Extra" w:cs="BRH Devanagari Extra"/>
+                <w:color w:val="000000"/>
+                <w:sz w:val="40"/>
+                <w:szCs w:val="40"/>
+                <w:lang w:bidi="ml-IN"/>
+              </w:rPr>
+              <w:t xml:space="preserve"> </w:t>
+            </w:r>
+            <w:proofErr w:type="spellStart"/>
+            <w:r>
+              <w:rPr>
+                <w:rFonts w:ascii="BRH Devanagari Extra" w:hAnsi="BRH Devanagari Extra" w:cs="BRH Devanagari Extra"/>
+                <w:color w:val="000000"/>
+                <w:sz w:val="40"/>
+                <w:szCs w:val="40"/>
+                <w:lang w:bidi="ml-IN"/>
+              </w:rPr>
+              <w:t>CiÉÏlSìþ</w:t>
+            </w:r>
+            <w:proofErr w:type="spellEnd"/>
+            <w:r>
+              <w:rPr>
+                <w:rFonts w:ascii="BRH Devanagari Extra" w:hAnsi="BRH Devanagari Extra" w:cs="BRH Devanagari Extra"/>
+                <w:color w:val="000000"/>
+                <w:sz w:val="40"/>
+                <w:szCs w:val="40"/>
+                <w:lang w:bidi="ml-IN"/>
+              </w:rPr>
+              <w:t xml:space="preserve"> - A</w:t>
+            </w:r>
+            <w:r>
+              <w:rPr>
+                <w:rFonts w:ascii="BRH Malayalam Extra" w:hAnsi="BRH Malayalam Extra" w:cs="BRH Devanagari Extra"/>
+                <w:color w:val="000000"/>
+                <w:sz w:val="32"/>
+                <w:szCs w:val="40"/>
+                <w:lang w:bidi="ml-IN"/>
+              </w:rPr>
+              <w:t>–</w:t>
+            </w:r>
+            <w:proofErr w:type="spellStart"/>
             <w:r>
               <w:rPr>
                 <w:rFonts w:ascii="BRH Devanagari Extra" w:hAnsi="BRH Devanagari Extra" w:cs="BRH Devanagari Extra"/>
@@ -489,6 +550,7 @@
               </w:rPr>
               <w:t>alÉÏ</w:t>
             </w:r>
+            <w:proofErr w:type="spellEnd"/>
             <w:r>
               <w:rPr>
                 <w:rFonts w:ascii="BRH Malayalam Extra" w:hAnsi="BRH Malayalam Extra" w:cs="BRH Devanagari Extra"/>
@@ -530,6 +592,7 @@
                 <w:lang w:bidi="ml-IN"/>
               </w:rPr>
             </w:pPr>
+            <w:proofErr w:type="spellStart"/>
             <w:r>
               <w:rPr>
                 <w:rFonts w:ascii="BRH Devanagari Extra" w:hAnsi="BRH Devanagari Extra" w:cs="BRH Devanagari Extra"/>
@@ -540,25 +603,48 @@
               </w:rPr>
               <w:t>ClSìÉÿalÉÏ</w:t>
             </w:r>
-            <w:r>
-              <w:rPr>
-                <w:rFonts w:ascii="BRH Malayalam Extra" w:hAnsi="BRH Malayalam Extra" w:cs="BRH Devanagari Extra"/>
-                <w:color w:val="000000"/>
-                <w:sz w:val="32"/>
-                <w:szCs w:val="40"/>
-                <w:lang w:bidi="ml-IN"/>
-              </w:rPr>
-              <w:t>–</w:t>
-            </w:r>
-            <w:r>
-              <w:rPr>
-                <w:rFonts w:ascii="BRH Devanagari Extra" w:hAnsi="BRH Devanagari Extra" w:cs="BRH Devanagari Extra"/>
-                <w:color w:val="000000"/>
-                <w:sz w:val="40"/>
-                <w:szCs w:val="40"/>
-                <w:lang w:bidi="ml-IN"/>
-              </w:rPr>
-              <w:t xml:space="preserve"> AurÉþjÉqÉÉlÉÉqÉç | </w:t>
+            <w:proofErr w:type="spellEnd"/>
+            <w:r>
+              <w:rPr>
+                <w:rFonts w:ascii="BRH Malayalam Extra" w:hAnsi="BRH Malayalam Extra" w:cs="BRH Devanagari Extra"/>
+                <w:color w:val="000000"/>
+                <w:sz w:val="32"/>
+                <w:szCs w:val="40"/>
+                <w:lang w:bidi="ml-IN"/>
+              </w:rPr>
+              <w:t>–</w:t>
+            </w:r>
+            <w:r>
+              <w:rPr>
+                <w:rFonts w:ascii="BRH Devanagari Extra" w:hAnsi="BRH Devanagari Extra" w:cs="BRH Devanagari Extra"/>
+                <w:color w:val="000000"/>
+                <w:sz w:val="40"/>
+                <w:szCs w:val="40"/>
+                <w:lang w:bidi="ml-IN"/>
+              </w:rPr>
+              <w:t xml:space="preserve"> </w:t>
+            </w:r>
+            <w:proofErr w:type="spellStart"/>
+            <w:r>
+              <w:rPr>
+                <w:rFonts w:ascii="BRH Devanagari Extra" w:hAnsi="BRH Devanagari Extra" w:cs="BRH Devanagari Extra"/>
+                <w:color w:val="000000"/>
+                <w:sz w:val="40"/>
+                <w:szCs w:val="40"/>
+                <w:lang w:bidi="ml-IN"/>
+              </w:rPr>
+              <w:t>AurÉþjÉqÉÉlÉÉqÉç</w:t>
+            </w:r>
+            <w:proofErr w:type="spellEnd"/>
+            <w:r>
+              <w:rPr>
+                <w:rFonts w:ascii="BRH Devanagari Extra" w:hAnsi="BRH Devanagari Extra" w:cs="BRH Devanagari Extra"/>
+                <w:color w:val="000000"/>
+                <w:sz w:val="40"/>
+                <w:szCs w:val="40"/>
+                <w:lang w:bidi="ml-IN"/>
+              </w:rPr>
+              <w:t xml:space="preserve"> | </w:t>
             </w:r>
           </w:p>
           <w:p>
@@ -575,6 +661,7 @@
                 <w:szCs w:val="40"/>
               </w:rPr>
             </w:pPr>
+            <w:proofErr w:type="spellStart"/>
             <w:r>
               <w:rPr>
                 <w:rFonts w:ascii="BRH Devanagari Extra" w:hAnsi="BRH Devanagari Extra" w:cs="BRH Devanagari Extra"/>
@@ -606,36 +693,60 @@
               </w:rPr>
               <w:t>alÉÏ</w:t>
             </w:r>
-            <w:r>
-              <w:rPr>
-                <w:rFonts w:ascii="BRH Malayalam Extra" w:hAnsi="BRH Malayalam Extra" w:cs="BRH Devanagari Extra"/>
-                <w:color w:val="000000"/>
-                <w:sz w:val="32"/>
-                <w:szCs w:val="40"/>
-                <w:lang w:bidi="ml-IN"/>
-              </w:rPr>
-              <w:t>–</w:t>
-            </w:r>
-            <w:r>
-              <w:rPr>
-                <w:rFonts w:ascii="BRH Devanagari Extra" w:hAnsi="BRH Devanagari Extra" w:cs="BRH Devanagari Extra"/>
-                <w:color w:val="000000"/>
-                <w:sz w:val="40"/>
-                <w:szCs w:val="40"/>
-                <w:lang w:bidi="ml-IN"/>
-              </w:rPr>
-              <w:t xml:space="preserve"> CiÉÏlSìþ - A</w:t>
-            </w:r>
-            <w:r>
-              <w:rPr>
-                <w:rFonts w:ascii="BRH Malayalam Extra" w:hAnsi="BRH Malayalam Extra" w:cs="BRH Devanagari Extra"/>
-                <w:color w:val="000000"/>
-                <w:sz w:val="32"/>
-                <w:szCs w:val="40"/>
-                <w:lang w:bidi="ml-IN"/>
-              </w:rPr>
-              <w:t>–</w:t>
-            </w:r>
+            <w:proofErr w:type="spellEnd"/>
+            <w:r>
+              <w:rPr>
+                <w:rFonts w:ascii="BRH Malayalam Extra" w:hAnsi="BRH Malayalam Extra" w:cs="BRH Devanagari Extra"/>
+                <w:color w:val="000000"/>
+                <w:sz w:val="32"/>
+                <w:szCs w:val="40"/>
+                <w:lang w:bidi="ml-IN"/>
+              </w:rPr>
+              <w:t>–</w:t>
+            </w:r>
+            <w:r>
+              <w:rPr>
+                <w:rFonts w:ascii="BRH Devanagari Extra" w:hAnsi="BRH Devanagari Extra" w:cs="BRH Devanagari Extra"/>
+                <w:color w:val="000000"/>
+                <w:sz w:val="40"/>
+                <w:szCs w:val="40"/>
+                <w:lang w:bidi="ml-IN"/>
+              </w:rPr>
+              <w:t xml:space="preserve"> </w:t>
+            </w:r>
+            <w:proofErr w:type="spellStart"/>
+            <w:r>
+              <w:rPr>
+                <w:rFonts w:ascii="BRH Devanagari Extra" w:hAnsi="BRH Devanagari Extra" w:cs="BRH Devanagari Extra"/>
+                <w:color w:val="000000"/>
+                <w:sz w:val="40"/>
+                <w:szCs w:val="40"/>
+                <w:lang w:bidi="ml-IN"/>
+              </w:rPr>
+              <w:t>CiÉÏlSìþ</w:t>
+            </w:r>
+            <w:proofErr w:type="spellEnd"/>
+            <w:r>
+              <w:rPr>
+                <w:rFonts w:ascii="BRH Devanagari Extra" w:hAnsi="BRH Devanagari Extra" w:cs="BRH Devanagari Extra"/>
+                <w:color w:val="000000"/>
+                <w:sz w:val="40"/>
+                <w:szCs w:val="40"/>
+                <w:lang w:bidi="ml-IN"/>
+              </w:rPr>
+              <w:t xml:space="preserve"> - A</w:t>
+            </w:r>
+            <w:r>
+              <w:rPr>
+                <w:rFonts w:ascii="BRH Malayalam Extra" w:hAnsi="BRH Malayalam Extra" w:cs="BRH Devanagari Extra"/>
+                <w:color w:val="000000"/>
+                <w:sz w:val="32"/>
+                <w:szCs w:val="40"/>
+                <w:lang w:bidi="ml-IN"/>
+              </w:rPr>
+              <w:t>–</w:t>
+            </w:r>
+            <w:proofErr w:type="spellStart"/>
             <w:r>
               <w:rPr>
                 <w:rFonts w:ascii="BRH Devanagari Extra" w:hAnsi="BRH Devanagari Extra" w:cs="BRH Devanagari Extra"/>
@@ -646,6 +757,7 @@
               </w:rPr>
               <w:t>alÉÏ</w:t>
             </w:r>
+            <w:proofErr w:type="spellEnd"/>
             <w:r>
               <w:rPr>
                 <w:rFonts w:ascii="BRH Malayalam Extra" w:hAnsi="BRH Malayalam Extra" w:cs="BRH Devanagari Extra"/>
@@ -2800,12 +2912,16 @@
               <w:spacing w:before="0" w:line="240" w:lineRule="auto"/>
               <w:jc w:val="center"/>
               <w:rPr>
-                <w:sz w:val="32"/>
-                <w:szCs w:val="32"/>
-              </w:rPr>
-            </w:pPr>
-            <w:r>
-              <w:rPr>
+                <w:b/>
+                <w:bCs/>
+                <w:sz w:val="32"/>
+                <w:szCs w:val="32"/>
+              </w:rPr>
+            </w:pPr>
+            <w:r>
+              <w:rPr>
+                <w:b/>
+                <w:bCs/>
                 <w:sz w:val="32"/>
                 <w:szCs w:val="32"/>
               </w:rPr>
@@ -2817,12 +2933,16 @@
               <w:spacing w:before="0" w:line="240" w:lineRule="auto"/>
               <w:jc w:val="center"/>
               <w:rPr>
-                <w:sz w:val="32"/>
-                <w:szCs w:val="32"/>
-              </w:rPr>
-            </w:pPr>
-            <w:r>
-              <w:rPr>
+                <w:b/>
+                <w:bCs/>
+                <w:sz w:val="32"/>
+                <w:szCs w:val="32"/>
+              </w:rPr>
+            </w:pPr>
+            <w:r>
+              <w:rPr>
+                <w:b/>
+                <w:bCs/>
                 <w:sz w:val="32"/>
                 <w:szCs w:val="32"/>
               </w:rPr>
@@ -2839,12 +2959,16 @@
               <w:spacing w:before="0" w:line="240" w:lineRule="auto"/>
               <w:jc w:val="center"/>
               <w:rPr>
-                <w:sz w:val="32"/>
-                <w:szCs w:val="32"/>
-              </w:rPr>
-            </w:pPr>
-            <w:r>
-              <w:rPr>
+                <w:b/>
+                <w:bCs/>
+                <w:sz w:val="32"/>
+                <w:szCs w:val="32"/>
+              </w:rPr>
+            </w:pPr>
+            <w:r>
+              <w:rPr>
+                <w:b/>
+                <w:bCs/>
                 <w:sz w:val="32"/>
                 <w:szCs w:val="32"/>
               </w:rPr>
@@ -2862,12 +2986,16 @@
               <w:ind w:right="-18"/>
               <w:jc w:val="center"/>
               <w:rPr>
-                <w:sz w:val="32"/>
-                <w:szCs w:val="32"/>
-              </w:rPr>
-            </w:pPr>
-            <w:r>
-              <w:rPr>
+                <w:b/>
+                <w:bCs/>
+                <w:sz w:val="32"/>
+                <w:szCs w:val="32"/>
+              </w:rPr>
+            </w:pPr>
+            <w:r>
+              <w:rPr>
+                <w:b/>
+                <w:bCs/>
                 <w:sz w:val="32"/>
                 <w:szCs w:val="32"/>
               </w:rPr>
@@ -3037,16 +3165,29 @@
                 <w:lang w:bidi="ml-IN"/>
               </w:rPr>
             </w:pPr>
-            <w:r>
-              <w:rPr>
-                <w:rFonts w:ascii="BRH Devanagari Extra" w:hAnsi="BRH Devanagari Extra" w:cs="BRH Devanagari Extra"/>
-                <w:color w:val="000000"/>
-                <w:sz w:val="40"/>
-                <w:szCs w:val="40"/>
-                <w:lang w:bidi="ml-IN"/>
-              </w:rPr>
-              <w:t xml:space="preserve">uÉæ </w:t>
-            </w:r>
+            <w:proofErr w:type="spellStart"/>
+            <w:r>
+              <w:rPr>
+                <w:rFonts w:ascii="BRH Devanagari Extra" w:hAnsi="BRH Devanagari Extra" w:cs="BRH Devanagari Extra"/>
+                <w:color w:val="000000"/>
+                <w:sz w:val="40"/>
+                <w:szCs w:val="40"/>
+                <w:lang w:bidi="ml-IN"/>
+              </w:rPr>
+              <w:t>uÉæ</w:t>
+            </w:r>
+            <w:proofErr w:type="spellEnd"/>
+            <w:r>
+              <w:rPr>
+                <w:rFonts w:ascii="BRH Devanagari Extra" w:hAnsi="BRH Devanagari Extra" w:cs="BRH Devanagari Extra"/>
+                <w:color w:val="000000"/>
+                <w:sz w:val="40"/>
+                <w:szCs w:val="40"/>
+                <w:lang w:bidi="ml-IN"/>
+              </w:rPr>
+              <w:t xml:space="preserve"> </w:t>
+            </w:r>
+            <w:proofErr w:type="spellStart"/>
             <w:r>
               <w:rPr>
                 <w:rFonts w:ascii="BRH Devanagari Extra" w:hAnsi="BRH Devanagari Extra" w:cs="BRH Devanagari Extra"/>
@@ -3058,26 +3199,40 @@
               </w:rPr>
               <w:t>ÌiÉ</w:t>
             </w:r>
-            <w:r>
-              <w:rPr>
-                <w:rFonts w:ascii="BRH Malayalam Extra" w:hAnsi="BRH Malayalam Extra" w:cs="BRH Devanagari Extra"/>
-                <w:color w:val="000000"/>
-                <w:sz w:val="32"/>
-                <w:szCs w:val="40"/>
-                <w:lang w:bidi="ml-IN"/>
-              </w:rPr>
-              <w:t>–</w:t>
-            </w:r>
-            <w:r>
-              <w:rPr>
-                <w:rFonts w:ascii="BRH Devanagari Extra" w:hAnsi="BRH Devanagari Extra" w:cs="BRH Devanagari Extra"/>
-                <w:color w:val="000000"/>
-                <w:sz w:val="40"/>
-                <w:szCs w:val="40"/>
-                <w:lang w:bidi="ml-IN"/>
-              </w:rPr>
-              <w:t xml:space="preserve">uÉ×iÉç | </w:t>
-            </w:r>
+            <w:proofErr w:type="spellEnd"/>
+            <w:r>
+              <w:rPr>
+                <w:rFonts w:ascii="BRH Malayalam Extra" w:hAnsi="BRH Malayalam Extra" w:cs="BRH Devanagari Extra"/>
+                <w:color w:val="000000"/>
+                <w:sz w:val="32"/>
+                <w:szCs w:val="40"/>
+                <w:lang w:bidi="ml-IN"/>
+              </w:rPr>
+              <w:t>–</w:t>
+            </w:r>
+            <w:proofErr w:type="spellStart"/>
+            <w:r>
+              <w:rPr>
+                <w:rFonts w:ascii="BRH Devanagari Extra" w:hAnsi="BRH Devanagari Extra" w:cs="BRH Devanagari Extra"/>
+                <w:color w:val="000000"/>
+                <w:sz w:val="40"/>
+                <w:szCs w:val="40"/>
+                <w:lang w:bidi="ml-IN"/>
+              </w:rPr>
+              <w:t>uÉ×iÉç</w:t>
+            </w:r>
+            <w:proofErr w:type="spellEnd"/>
+            <w:r>
+              <w:rPr>
+                <w:rFonts w:ascii="BRH Devanagari Extra" w:hAnsi="BRH Devanagari Extra" w:cs="BRH Devanagari Extra"/>
+                <w:color w:val="000000"/>
+                <w:sz w:val="40"/>
+                <w:szCs w:val="40"/>
+                <w:lang w:bidi="ml-IN"/>
+              </w:rPr>
+              <w:t xml:space="preserve"> | </w:t>
+            </w:r>
+            <w:proofErr w:type="spellStart"/>
             <w:r>
               <w:rPr>
                 <w:rFonts w:ascii="BRH Devanagari Extra" w:hAnsi="BRH Devanagari Extra" w:cs="BRH Devanagari Extra"/>
@@ -3089,6 +3244,7 @@
               </w:rPr>
               <w:t>ÌiÉ</w:t>
             </w:r>
+            <w:proofErr w:type="spellEnd"/>
             <w:r>
               <w:rPr>
                 <w:rFonts w:ascii="BRH Malayalam Extra" w:hAnsi="BRH Malayalam Extra" w:cs="BRH Devanagari Extra"/>
@@ -3100,6 +3256,7 @@
               </w:rPr>
               <w:t>–</w:t>
             </w:r>
+            <w:proofErr w:type="spellStart"/>
             <w:r>
               <w:rPr>
                 <w:rFonts w:ascii="BRH Devanagari Extra" w:hAnsi="BRH Devanagari Extra" w:cs="BRH Devanagari Extra"/>
@@ -3119,27 +3276,62 @@
                 <w:szCs w:val="40"/>
                 <w:lang w:bidi="ml-IN"/>
               </w:rPr>
-              <w:t>É×Sè rÉþ¥ÉqÉÑ</w:t>
-            </w:r>
-            <w:r>
-              <w:rPr>
-                <w:rFonts w:ascii="BRH Malayalam Extra" w:hAnsi="BRH Malayalam Extra" w:cs="BRH Devanagari Extra"/>
-                <w:color w:val="000000"/>
-                <w:sz w:val="32"/>
-                <w:szCs w:val="40"/>
-                <w:lang w:bidi="ml-IN"/>
-              </w:rPr>
-              <w:t>–</w:t>
-            </w:r>
-            <w:r>
-              <w:rPr>
-                <w:rFonts w:ascii="BRH Devanagari Extra" w:hAnsi="BRH Devanagari Extra" w:cs="BRH Devanagari Extra"/>
-                <w:color w:val="000000"/>
-                <w:sz w:val="40"/>
-                <w:szCs w:val="40"/>
-                <w:lang w:bidi="ml-IN"/>
-              </w:rPr>
-              <w:t xml:space="preserve">ZÉqÉç | </w:t>
+              <w:t>É×Sè</w:t>
+            </w:r>
+            <w:proofErr w:type="spellEnd"/>
+            <w:r>
+              <w:rPr>
+                <w:rFonts w:ascii="BRH Devanagari Extra" w:hAnsi="BRH Devanagari Extra" w:cs="BRH Devanagari Extra"/>
+                <w:color w:val="000000"/>
+                <w:sz w:val="40"/>
+                <w:szCs w:val="40"/>
+                <w:lang w:bidi="ml-IN"/>
+              </w:rPr>
+              <w:t xml:space="preserve"> </w:t>
+            </w:r>
+            <w:proofErr w:type="spellStart"/>
+            <w:r>
+              <w:rPr>
+                <w:rFonts w:ascii="BRH Devanagari Extra" w:hAnsi="BRH Devanagari Extra" w:cs="BRH Devanagari Extra"/>
+                <w:color w:val="000000"/>
+                <w:sz w:val="40"/>
+                <w:szCs w:val="40"/>
+                <w:lang w:bidi="ml-IN"/>
+              </w:rPr>
+              <w:t>rÉþ¥ÉqÉÑ</w:t>
+            </w:r>
+            <w:proofErr w:type="spellEnd"/>
+            <w:r>
+              <w:rPr>
+                <w:rFonts w:ascii="BRH Malayalam Extra" w:hAnsi="BRH Malayalam Extra" w:cs="BRH Devanagari Extra"/>
+                <w:color w:val="000000"/>
+                <w:sz w:val="32"/>
+                <w:szCs w:val="40"/>
+                <w:lang w:bidi="ml-IN"/>
+              </w:rPr>
+              <w:t>–</w:t>
+            </w:r>
+            <w:proofErr w:type="spellStart"/>
+            <w:r>
+              <w:rPr>
+                <w:rFonts w:ascii="BRH Devanagari Extra" w:hAnsi="BRH Devanagari Extra" w:cs="BRH Devanagari Extra"/>
+                <w:color w:val="000000"/>
+                <w:sz w:val="40"/>
+                <w:szCs w:val="40"/>
+                <w:lang w:bidi="ml-IN"/>
+              </w:rPr>
+              <w:t>ZÉqÉç</w:t>
+            </w:r>
+            <w:proofErr w:type="spellEnd"/>
+            <w:r>
+              <w:rPr>
+                <w:rFonts w:ascii="BRH Devanagari Extra" w:hAnsi="BRH Devanagari Extra" w:cs="BRH Devanagari Extra"/>
+                <w:color w:val="000000"/>
+                <w:sz w:val="40"/>
+                <w:szCs w:val="40"/>
+                <w:lang w:bidi="ml-IN"/>
+              </w:rPr>
+              <w:t xml:space="preserve"> | </w:t>
             </w:r>
           </w:p>
           <w:p>
@@ -3176,15 +3368,49 @@
               </w:rPr>
               <w:t>–</w:t>
             </w:r>
-            <w:r>
-              <w:rPr>
-                <w:rFonts w:ascii="BRH Devanagari Extra" w:hAnsi="BRH Devanagari Extra" w:cs="BRH Devanagari Extra"/>
-                <w:color w:val="000000"/>
-                <w:sz w:val="40"/>
-                <w:szCs w:val="40"/>
-                <w:lang w:bidi="ml-IN"/>
-              </w:rPr>
-              <w:t>uÉ×ÌSÌiÉþ Ì§É - uÉ×iÉç |</w:t>
+            <w:proofErr w:type="spellStart"/>
+            <w:r>
+              <w:rPr>
+                <w:rFonts w:ascii="BRH Devanagari Extra" w:hAnsi="BRH Devanagari Extra" w:cs="BRH Devanagari Extra"/>
+                <w:color w:val="000000"/>
+                <w:sz w:val="40"/>
+                <w:szCs w:val="40"/>
+                <w:lang w:bidi="ml-IN"/>
+              </w:rPr>
+              <w:t>uÉ×ÌSÌiÉþ</w:t>
+            </w:r>
+            <w:proofErr w:type="spellEnd"/>
+            <w:r>
+              <w:rPr>
+                <w:rFonts w:ascii="BRH Devanagari Extra" w:hAnsi="BRH Devanagari Extra" w:cs="BRH Devanagari Extra"/>
+                <w:color w:val="000000"/>
+                <w:sz w:val="40"/>
+                <w:szCs w:val="40"/>
+                <w:lang w:bidi="ml-IN"/>
+              </w:rPr>
+              <w:t xml:space="preserve"> Ì§É - </w:t>
+            </w:r>
+            <w:proofErr w:type="spellStart"/>
+            <w:r>
+              <w:rPr>
+                <w:rFonts w:ascii="BRH Devanagari Extra" w:hAnsi="BRH Devanagari Extra" w:cs="BRH Devanagari Extra"/>
+                <w:color w:val="000000"/>
+                <w:sz w:val="40"/>
+                <w:szCs w:val="40"/>
+                <w:lang w:bidi="ml-IN"/>
+              </w:rPr>
+              <w:t>uÉ×iÉç</w:t>
+            </w:r>
+            <w:proofErr w:type="spellEnd"/>
+            <w:r>
+              <w:rPr>
+                <w:rFonts w:ascii="BRH Devanagari Extra" w:hAnsi="BRH Devanagari Extra" w:cs="BRH Devanagari Extra"/>
+                <w:color w:val="000000"/>
+                <w:sz w:val="40"/>
+                <w:szCs w:val="40"/>
+                <w:lang w:bidi="ml-IN"/>
+              </w:rPr>
+              <w:t xml:space="preserve"> |</w:t>
             </w:r>
           </w:p>
         </w:tc>
@@ -3207,15 +3433,27 @@
                 <w:lang w:bidi="ml-IN"/>
               </w:rPr>
             </w:pPr>
-            <w:r>
-              <w:rPr>
-                <w:rFonts w:ascii="BRH Devanagari Extra" w:hAnsi="BRH Devanagari Extra" w:cs="BRH Devanagari Extra"/>
-                <w:color w:val="000000"/>
-                <w:sz w:val="40"/>
-                <w:szCs w:val="40"/>
-                <w:lang w:bidi="ml-IN"/>
-              </w:rPr>
-              <w:t xml:space="preserve">uÉæ </w:t>
+            <w:proofErr w:type="spellStart"/>
+            <w:r>
+              <w:rPr>
+                <w:rFonts w:ascii="BRH Devanagari Extra" w:hAnsi="BRH Devanagari Extra" w:cs="BRH Devanagari Extra"/>
+                <w:color w:val="000000"/>
+                <w:sz w:val="40"/>
+                <w:szCs w:val="40"/>
+                <w:lang w:bidi="ml-IN"/>
+              </w:rPr>
+              <w:t>uÉæ</w:t>
+            </w:r>
+            <w:proofErr w:type="spellEnd"/>
+            <w:r>
+              <w:rPr>
+                <w:rFonts w:ascii="BRH Devanagari Extra" w:hAnsi="BRH Devanagari Extra" w:cs="BRH Devanagari Extra"/>
+                <w:color w:val="000000"/>
+                <w:sz w:val="40"/>
+                <w:szCs w:val="40"/>
+                <w:lang w:bidi="ml-IN"/>
+              </w:rPr>
+              <w:t xml:space="preserve"> </w:t>
             </w:r>
             <w:r>
               <w:rPr>
@@ -3239,15 +3477,27 @@
               </w:rPr>
               <w:t>–</w:t>
             </w:r>
-            <w:r>
-              <w:rPr>
-                <w:rFonts w:ascii="BRH Devanagari Extra" w:hAnsi="BRH Devanagari Extra" w:cs="BRH Devanagari Extra"/>
-                <w:color w:val="000000"/>
-                <w:sz w:val="40"/>
-                <w:szCs w:val="40"/>
-                <w:lang w:bidi="ml-IN"/>
-              </w:rPr>
-              <w:t xml:space="preserve">uÉ×iÉç | </w:t>
+            <w:proofErr w:type="spellStart"/>
+            <w:r>
+              <w:rPr>
+                <w:rFonts w:ascii="BRH Devanagari Extra" w:hAnsi="BRH Devanagari Extra" w:cs="BRH Devanagari Extra"/>
+                <w:color w:val="000000"/>
+                <w:sz w:val="40"/>
+                <w:szCs w:val="40"/>
+                <w:lang w:bidi="ml-IN"/>
+              </w:rPr>
+              <w:t>uÉ×iÉç</w:t>
+            </w:r>
+            <w:proofErr w:type="spellEnd"/>
+            <w:r>
+              <w:rPr>
+                <w:rFonts w:ascii="BRH Devanagari Extra" w:hAnsi="BRH Devanagari Extra" w:cs="BRH Devanagari Extra"/>
+                <w:color w:val="000000"/>
+                <w:sz w:val="40"/>
+                <w:szCs w:val="40"/>
+                <w:lang w:bidi="ml-IN"/>
+              </w:rPr>
+              <w:t xml:space="preserve"> | </w:t>
             </w:r>
             <w:r>
               <w:rPr>
@@ -3270,35 +3520,71 @@
               </w:rPr>
               <w:t>–</w:t>
             </w:r>
-            <w:r>
-              <w:rPr>
-                <w:rFonts w:ascii="BRH Devanagari Extra" w:hAnsi="BRH Devanagari Extra" w:cs="BRH Devanagari Extra"/>
-                <w:color w:val="000000"/>
-                <w:sz w:val="40"/>
-                <w:szCs w:val="40"/>
-                <w:lang w:bidi="ml-IN"/>
-              </w:rPr>
-              <w:t>uÉ×Sè rÉþ¥ÉqÉÑ</w:t>
-            </w:r>
-            <w:r>
-              <w:rPr>
-                <w:rFonts w:ascii="BRH Malayalam Extra" w:hAnsi="BRH Malayalam Extra" w:cs="BRH Devanagari Extra"/>
-                <w:color w:val="000000"/>
-                <w:sz w:val="32"/>
-                <w:szCs w:val="40"/>
-                <w:lang w:bidi="ml-IN"/>
-              </w:rPr>
-              <w:t>–</w:t>
-            </w:r>
-            <w:r>
-              <w:rPr>
-                <w:rFonts w:ascii="BRH Devanagari Extra" w:hAnsi="BRH Devanagari Extra" w:cs="BRH Devanagari Extra"/>
-                <w:color w:val="000000"/>
-                <w:sz w:val="40"/>
-                <w:szCs w:val="40"/>
-                <w:lang w:bidi="ml-IN"/>
-              </w:rPr>
-              <w:t xml:space="preserve">ZÉqÉç | </w:t>
+            <w:proofErr w:type="spellStart"/>
+            <w:r>
+              <w:rPr>
+                <w:rFonts w:ascii="BRH Devanagari Extra" w:hAnsi="BRH Devanagari Extra" w:cs="BRH Devanagari Extra"/>
+                <w:color w:val="000000"/>
+                <w:sz w:val="40"/>
+                <w:szCs w:val="40"/>
+                <w:lang w:bidi="ml-IN"/>
+              </w:rPr>
+              <w:t>uÉ×Sè</w:t>
+            </w:r>
+            <w:proofErr w:type="spellEnd"/>
+            <w:r>
+              <w:rPr>
+                <w:rFonts w:ascii="BRH Devanagari Extra" w:hAnsi="BRH Devanagari Extra" w:cs="BRH Devanagari Extra"/>
+                <w:color w:val="000000"/>
+                <w:sz w:val="40"/>
+                <w:szCs w:val="40"/>
+                <w:lang w:bidi="ml-IN"/>
+              </w:rPr>
+              <w:t xml:space="preserve"> </w:t>
+            </w:r>
+            <w:proofErr w:type="spellStart"/>
+            <w:r>
+              <w:rPr>
+                <w:rFonts w:ascii="BRH Devanagari Extra" w:hAnsi="BRH Devanagari Extra" w:cs="BRH Devanagari Extra"/>
+                <w:color w:val="000000"/>
+                <w:sz w:val="40"/>
+                <w:szCs w:val="40"/>
+                <w:lang w:bidi="ml-IN"/>
+              </w:rPr>
+              <w:t>rÉþ¥ÉqÉÑ</w:t>
+            </w:r>
+            <w:proofErr w:type="spellEnd"/>
+            <w:r>
+              <w:rPr>
+                <w:rFonts w:ascii="BRH Malayalam Extra" w:hAnsi="BRH Malayalam Extra" w:cs="BRH Devanagari Extra"/>
+                <w:color w:val="000000"/>
+                <w:sz w:val="32"/>
+                <w:szCs w:val="40"/>
+                <w:lang w:bidi="ml-IN"/>
+              </w:rPr>
+              <w:t>–</w:t>
+            </w:r>
+            <w:proofErr w:type="spellStart"/>
+            <w:r>
+              <w:rPr>
+                <w:rFonts w:ascii="BRH Devanagari Extra" w:hAnsi="BRH Devanagari Extra" w:cs="BRH Devanagari Extra"/>
+                <w:color w:val="000000"/>
+                <w:sz w:val="40"/>
+                <w:szCs w:val="40"/>
+                <w:lang w:bidi="ml-IN"/>
+              </w:rPr>
+              <w:t>ZÉqÉç</w:t>
+            </w:r>
+            <w:proofErr w:type="spellEnd"/>
+            <w:r>
+              <w:rPr>
+                <w:rFonts w:ascii="BRH Devanagari Extra" w:hAnsi="BRH Devanagari Extra" w:cs="BRH Devanagari Extra"/>
+                <w:color w:val="000000"/>
+                <w:sz w:val="40"/>
+                <w:szCs w:val="40"/>
+                <w:lang w:bidi="ml-IN"/>
+              </w:rPr>
+              <w:t xml:space="preserve"> | </w:t>
             </w:r>
           </w:p>
           <w:p>
@@ -3335,20 +3621,69 @@
               </w:rPr>
               <w:t>–</w:t>
             </w:r>
-            <w:r>
-              <w:rPr>
-                <w:rFonts w:ascii="BRH Devanagari Extra" w:hAnsi="BRH Devanagari Extra" w:cs="BRH Devanagari Extra"/>
-                <w:color w:val="000000"/>
-                <w:sz w:val="40"/>
-                <w:szCs w:val="40"/>
-                <w:lang w:bidi="ml-IN"/>
-              </w:rPr>
-              <w:t>uÉ×ÌSÌiÉþ Ì§É - uÉ×iÉç |</w:t>
+            <w:proofErr w:type="spellStart"/>
+            <w:r>
+              <w:rPr>
+                <w:rFonts w:ascii="BRH Devanagari Extra" w:hAnsi="BRH Devanagari Extra" w:cs="BRH Devanagari Extra"/>
+                <w:color w:val="000000"/>
+                <w:sz w:val="40"/>
+                <w:szCs w:val="40"/>
+                <w:lang w:bidi="ml-IN"/>
+              </w:rPr>
+              <w:t>uÉ×ÌSÌiÉþ</w:t>
+            </w:r>
+            <w:proofErr w:type="spellEnd"/>
+            <w:r>
+              <w:rPr>
+                <w:rFonts w:ascii="BRH Devanagari Extra" w:hAnsi="BRH Devanagari Extra" w:cs="BRH Devanagari Extra"/>
+                <w:color w:val="000000"/>
+                <w:sz w:val="40"/>
+                <w:szCs w:val="40"/>
+                <w:lang w:bidi="ml-IN"/>
+              </w:rPr>
+              <w:t xml:space="preserve"> Ì§É - </w:t>
+            </w:r>
+            <w:proofErr w:type="spellStart"/>
+            <w:r>
+              <w:rPr>
+                <w:rFonts w:ascii="BRH Devanagari Extra" w:hAnsi="BRH Devanagari Extra" w:cs="BRH Devanagari Extra"/>
+                <w:color w:val="000000"/>
+                <w:sz w:val="40"/>
+                <w:szCs w:val="40"/>
+                <w:lang w:bidi="ml-IN"/>
+              </w:rPr>
+              <w:t>uÉ×iÉç</w:t>
+            </w:r>
+            <w:proofErr w:type="spellEnd"/>
+            <w:r>
+              <w:rPr>
+                <w:rFonts w:ascii="BRH Devanagari Extra" w:hAnsi="BRH Devanagari Extra" w:cs="BRH Devanagari Extra"/>
+                <w:color w:val="000000"/>
+                <w:sz w:val="40"/>
+                <w:szCs w:val="40"/>
+                <w:lang w:bidi="ml-IN"/>
+              </w:rPr>
+              <w:t xml:space="preserve"> |</w:t>
             </w:r>
           </w:p>
         </w:tc>
       </w:tr>
     </w:tbl>
+    <w:p>
+      <w:pPr>
+        <w:pBdr>
+          <w:bottom w:val="double" w:sz="6" w:space="1" w:color="auto"/>
+        </w:pBdr>
+        <w:jc w:val="center"/>
+        <w:rPr>
+          <w:b/>
+          <w:bCs/>
+          <w:sz w:val="32"/>
+          <w:szCs w:val="32"/>
+          <w:u w:val="single"/>
+        </w:rPr>
+      </w:pPr>
+    </w:p>
     <w:p>
       <w:pPr>
         <w:jc w:val="center"/>
@@ -3360,7 +3695,10 @@
           <w:u w:val="single"/>
         </w:rPr>
       </w:pPr>
-      <w:r>
+    </w:p>
+    <w:p>
+      <w:pPr>
+        <w:jc w:val="center"/>
         <w:rPr>
           <w:b/>
           <w:bCs/>
@@ -3368,8 +3706,19 @@
           <w:szCs w:val="32"/>
           <w:u w:val="single"/>
         </w:rPr>
-        <w:t>=============</w:t>
-      </w:r>
+      </w:pPr>
+    </w:p>
+    <w:p>
+      <w:pPr>
+        <w:jc w:val="center"/>
+        <w:rPr>
+          <w:b/>
+          <w:bCs/>
+          <w:sz w:val="32"/>
+          <w:szCs w:val="32"/>
+          <w:u w:val="single"/>
+        </w:rPr>
+      </w:pPr>
     </w:p>
     <w:p>
       <w:pPr>
@@ -3390,6 +3739,7 @@
           <w:szCs w:val="32"/>
           <w:u w:val="single"/>
         </w:rPr>
+        <w:lastRenderedPageBreak/>
         <w:t xml:space="preserve">TS </w:t>
       </w:r>
       <w:r>
@@ -3539,12 +3889,16 @@
               <w:spacing w:before="0" w:line="240" w:lineRule="auto"/>
               <w:jc w:val="center"/>
               <w:rPr>
-                <w:sz w:val="32"/>
-                <w:szCs w:val="32"/>
-              </w:rPr>
-            </w:pPr>
-            <w:r>
-              <w:rPr>
+                <w:b/>
+                <w:bCs/>
+                <w:sz w:val="32"/>
+                <w:szCs w:val="32"/>
+              </w:rPr>
+            </w:pPr>
+            <w:r>
+              <w:rPr>
+                <w:b/>
+                <w:bCs/>
                 <w:sz w:val="32"/>
                 <w:szCs w:val="32"/>
               </w:rPr>
@@ -3556,12 +3910,16 @@
               <w:spacing w:before="0" w:line="240" w:lineRule="auto"/>
               <w:jc w:val="center"/>
               <w:rPr>
-                <w:sz w:val="32"/>
-                <w:szCs w:val="32"/>
-              </w:rPr>
-            </w:pPr>
-            <w:r>
-              <w:rPr>
+                <w:b/>
+                <w:bCs/>
+                <w:sz w:val="32"/>
+                <w:szCs w:val="32"/>
+              </w:rPr>
+            </w:pPr>
+            <w:r>
+              <w:rPr>
+                <w:b/>
+                <w:bCs/>
                 <w:sz w:val="32"/>
                 <w:szCs w:val="32"/>
               </w:rPr>
@@ -3578,12 +3936,16 @@
               <w:spacing w:before="0" w:line="240" w:lineRule="auto"/>
               <w:jc w:val="center"/>
               <w:rPr>
-                <w:sz w:val="32"/>
-                <w:szCs w:val="32"/>
-              </w:rPr>
-            </w:pPr>
-            <w:r>
-              <w:rPr>
+                <w:b/>
+                <w:bCs/>
+                <w:sz w:val="32"/>
+                <w:szCs w:val="32"/>
+              </w:rPr>
+            </w:pPr>
+            <w:r>
+              <w:rPr>
+                <w:b/>
+                <w:bCs/>
                 <w:sz w:val="32"/>
                 <w:szCs w:val="32"/>
               </w:rPr>
@@ -3601,17 +3963,31 @@
               <w:ind w:right="-18"/>
               <w:jc w:val="center"/>
               <w:rPr>
-                <w:sz w:val="32"/>
-                <w:szCs w:val="32"/>
-              </w:rPr>
-            </w:pPr>
-            <w:r>
-              <w:rPr>
+                <w:b/>
+                <w:bCs/>
+                <w:sz w:val="32"/>
+                <w:szCs w:val="32"/>
+              </w:rPr>
+            </w:pPr>
+            <w:r>
+              <w:rPr>
+                <w:b/>
+                <w:bCs/>
                 <w:sz w:val="32"/>
                 <w:szCs w:val="32"/>
               </w:rPr>
               <w:t>To be read as or corrected as</w:t>
             </w:r>
+          </w:p>
+          <w:p>
+            <w:pPr>
+              <w:rPr>
+                <w:b/>
+                <w:bCs/>
+                <w:sz w:val="32"/>
+                <w:szCs w:val="32"/>
+              </w:rPr>
+            </w:pPr>
           </w:p>
         </w:tc>
       </w:tr>
@@ -3648,7 +4024,6 @@
                 <w:sz w:val="28"/>
                 <w:szCs w:val="32"/>
               </w:rPr>
-              <w:lastRenderedPageBreak/>
               <w:t>T.S.</w:t>
             </w:r>
             <w:r>
@@ -3817,6 +4192,7 @@
                 <w:lang w:bidi="ml-IN"/>
               </w:rPr>
             </w:pPr>
+            <w:proofErr w:type="spellStart"/>
             <w:r>
               <w:rPr>
                 <w:rFonts w:ascii="BRH Devanagari Extra" w:hAnsi="BRH Devanagari Extra" w:cs="BRH Devanagari Extra"/>
@@ -3827,25 +4203,48 @@
               </w:rPr>
               <w:t>ÌuÉkÉ×þirÉæ</w:t>
             </w:r>
-            <w:r>
-              <w:rPr>
-                <w:rFonts w:ascii="BRH Malayalam Extra" w:hAnsi="BRH Malayalam Extra" w:cs="BRH Devanagari Extra"/>
-                <w:color w:val="000000"/>
-                <w:sz w:val="32"/>
-                <w:szCs w:val="40"/>
-                <w:lang w:bidi="ml-IN"/>
-              </w:rPr>
-              <w:t>–</w:t>
-            </w:r>
-            <w:r>
-              <w:rPr>
-                <w:rFonts w:ascii="BRH Devanagari Extra" w:hAnsi="BRH Devanagari Extra" w:cs="BRH Devanagari Extra"/>
-                <w:color w:val="000000"/>
-                <w:sz w:val="40"/>
-                <w:szCs w:val="40"/>
-                <w:lang w:bidi="ml-IN"/>
-              </w:rPr>
-              <w:t xml:space="preserve"> SzÉþ | </w:t>
+            <w:proofErr w:type="spellEnd"/>
+            <w:r>
+              <w:rPr>
+                <w:rFonts w:ascii="BRH Malayalam Extra" w:hAnsi="BRH Malayalam Extra" w:cs="BRH Devanagari Extra"/>
+                <w:color w:val="000000"/>
+                <w:sz w:val="32"/>
+                <w:szCs w:val="40"/>
+                <w:lang w:bidi="ml-IN"/>
+              </w:rPr>
+              <w:t>–</w:t>
+            </w:r>
+            <w:r>
+              <w:rPr>
+                <w:rFonts w:ascii="BRH Devanagari Extra" w:hAnsi="BRH Devanagari Extra" w:cs="BRH Devanagari Extra"/>
+                <w:color w:val="000000"/>
+                <w:sz w:val="40"/>
+                <w:szCs w:val="40"/>
+                <w:lang w:bidi="ml-IN"/>
+              </w:rPr>
+              <w:t xml:space="preserve"> </w:t>
+            </w:r>
+            <w:proofErr w:type="spellStart"/>
+            <w:r>
+              <w:rPr>
+                <w:rFonts w:ascii="BRH Devanagari Extra" w:hAnsi="BRH Devanagari Extra" w:cs="BRH Devanagari Extra"/>
+                <w:color w:val="000000"/>
+                <w:sz w:val="40"/>
+                <w:szCs w:val="40"/>
+                <w:lang w:bidi="ml-IN"/>
+              </w:rPr>
+              <w:t>SzÉþ</w:t>
+            </w:r>
+            <w:proofErr w:type="spellEnd"/>
+            <w:r>
+              <w:rPr>
+                <w:rFonts w:ascii="BRH Devanagari Extra" w:hAnsi="BRH Devanagari Extra" w:cs="BRH Devanagari Extra"/>
+                <w:color w:val="000000"/>
+                <w:sz w:val="40"/>
+                <w:szCs w:val="40"/>
+                <w:lang w:bidi="ml-IN"/>
+              </w:rPr>
+              <w:t xml:space="preserve"> | </w:t>
             </w:r>
           </w:p>
           <w:p>
@@ -3862,6 +4261,7 @@
                 <w:szCs w:val="40"/>
               </w:rPr>
             </w:pPr>
+            <w:proofErr w:type="spellStart"/>
             <w:r>
               <w:rPr>
                 <w:rFonts w:ascii="BRH Devanagari Extra" w:hAnsi="BRH Devanagari Extra" w:cs="BRH Devanagari Extra"/>
@@ -3893,56 +4293,92 @@
               </w:rPr>
               <w:t>irÉÉ</w:t>
             </w:r>
-            <w:r>
-              <w:rPr>
-                <w:rFonts w:ascii="BRH Malayalam Extra" w:hAnsi="BRH Malayalam Extra" w:cs="BRH Devanagari Extra"/>
-                <w:color w:val="000000"/>
-                <w:sz w:val="32"/>
-                <w:szCs w:val="40"/>
-                <w:lang w:bidi="ml-IN"/>
-              </w:rPr>
-              <w:t>–</w:t>
-            </w:r>
-            <w:r>
-              <w:rPr>
-                <w:rFonts w:ascii="BRH Devanagari Extra" w:hAnsi="BRH Devanagari Extra" w:cs="BRH Devanagari Extra"/>
-                <w:color w:val="000000"/>
-                <w:sz w:val="40"/>
-                <w:szCs w:val="40"/>
-                <w:lang w:bidi="ml-IN"/>
-              </w:rPr>
-              <w:t xml:space="preserve"> CÌiÉ</w:t>
-            </w:r>
-            <w:r>
-              <w:rPr>
-                <w:rFonts w:ascii="BRH Malayalam Extra" w:hAnsi="BRH Malayalam Extra" w:cs="BRH Devanagari Extra"/>
-                <w:color w:val="000000"/>
-                <w:sz w:val="32"/>
-                <w:szCs w:val="40"/>
-                <w:lang w:bidi="ml-IN"/>
-              </w:rPr>
-              <w:t>–</w:t>
-            </w:r>
-            <w:r>
-              <w:rPr>
-                <w:rFonts w:ascii="BRH Devanagari Extra" w:hAnsi="BRH Devanagari Extra" w:cs="BRH Devanagari Extra"/>
-                <w:color w:val="000000"/>
-                <w:sz w:val="40"/>
-                <w:szCs w:val="40"/>
-                <w:lang w:bidi="ml-IN"/>
-              </w:rPr>
-              <w:t xml:space="preserve"> ÌuÉ - kÉ×</w:t>
-            </w:r>
-            <w:r>
-              <w:rPr>
-                <w:rFonts w:ascii="BRH Malayalam Extra" w:hAnsi="BRH Malayalam Extra" w:cs="BRH Devanagari Extra"/>
-                <w:color w:val="000000"/>
-                <w:sz w:val="32"/>
-                <w:szCs w:val="40"/>
-                <w:lang w:bidi="ml-IN"/>
-              </w:rPr>
-              <w:t>–</w:t>
-            </w:r>
+            <w:proofErr w:type="spellEnd"/>
+            <w:r>
+              <w:rPr>
+                <w:rFonts w:ascii="BRH Malayalam Extra" w:hAnsi="BRH Malayalam Extra" w:cs="BRH Devanagari Extra"/>
+                <w:color w:val="000000"/>
+                <w:sz w:val="32"/>
+                <w:szCs w:val="40"/>
+                <w:lang w:bidi="ml-IN"/>
+              </w:rPr>
+              <w:t>–</w:t>
+            </w:r>
+            <w:r>
+              <w:rPr>
+                <w:rFonts w:ascii="BRH Devanagari Extra" w:hAnsi="BRH Devanagari Extra" w:cs="BRH Devanagari Extra"/>
+                <w:color w:val="000000"/>
+                <w:sz w:val="40"/>
+                <w:szCs w:val="40"/>
+                <w:lang w:bidi="ml-IN"/>
+              </w:rPr>
+              <w:t xml:space="preserve"> </w:t>
+            </w:r>
+            <w:proofErr w:type="spellStart"/>
+            <w:r>
+              <w:rPr>
+                <w:rFonts w:ascii="BRH Devanagari Extra" w:hAnsi="BRH Devanagari Extra" w:cs="BRH Devanagari Extra"/>
+                <w:color w:val="000000"/>
+                <w:sz w:val="40"/>
+                <w:szCs w:val="40"/>
+                <w:lang w:bidi="ml-IN"/>
+              </w:rPr>
+              <w:t>CÌiÉ</w:t>
+            </w:r>
+            <w:proofErr w:type="spellEnd"/>
+            <w:r>
+              <w:rPr>
+                <w:rFonts w:ascii="BRH Malayalam Extra" w:hAnsi="BRH Malayalam Extra" w:cs="BRH Devanagari Extra"/>
+                <w:color w:val="000000"/>
+                <w:sz w:val="32"/>
+                <w:szCs w:val="40"/>
+                <w:lang w:bidi="ml-IN"/>
+              </w:rPr>
+              <w:t>–</w:t>
+            </w:r>
+            <w:r>
+              <w:rPr>
+                <w:rFonts w:ascii="BRH Devanagari Extra" w:hAnsi="BRH Devanagari Extra" w:cs="BRH Devanagari Extra"/>
+                <w:color w:val="000000"/>
+                <w:sz w:val="40"/>
+                <w:szCs w:val="40"/>
+                <w:lang w:bidi="ml-IN"/>
+              </w:rPr>
+              <w:t xml:space="preserve"> </w:t>
+            </w:r>
+            <w:proofErr w:type="spellStart"/>
+            <w:r>
+              <w:rPr>
+                <w:rFonts w:ascii="BRH Devanagari Extra" w:hAnsi="BRH Devanagari Extra" w:cs="BRH Devanagari Extra"/>
+                <w:color w:val="000000"/>
+                <w:sz w:val="40"/>
+                <w:szCs w:val="40"/>
+                <w:lang w:bidi="ml-IN"/>
+              </w:rPr>
+              <w:t>ÌuÉ</w:t>
+            </w:r>
+            <w:proofErr w:type="spellEnd"/>
+            <w:r>
+              <w:rPr>
+                <w:rFonts w:ascii="BRH Devanagari Extra" w:hAnsi="BRH Devanagari Extra" w:cs="BRH Devanagari Extra"/>
+                <w:color w:val="000000"/>
+                <w:sz w:val="40"/>
+                <w:szCs w:val="40"/>
+                <w:lang w:bidi="ml-IN"/>
+              </w:rPr>
+              <w:t xml:space="preserve"> - kÉ×</w:t>
+            </w:r>
+            <w:r>
+              <w:rPr>
+                <w:rFonts w:ascii="BRH Malayalam Extra" w:hAnsi="BRH Malayalam Extra" w:cs="BRH Devanagari Extra"/>
+                <w:color w:val="000000"/>
+                <w:sz w:val="32"/>
+                <w:szCs w:val="40"/>
+                <w:lang w:bidi="ml-IN"/>
+              </w:rPr>
+              <w:t>–</w:t>
+            </w:r>
+            <w:proofErr w:type="spellStart"/>
             <w:r>
               <w:rPr>
                 <w:rFonts w:ascii="BRH Devanagari Extra" w:hAnsi="BRH Devanagari Extra" w:cs="BRH Devanagari Extra"/>
@@ -3953,6 +4389,7 @@
               </w:rPr>
               <w:t>irÉæ</w:t>
             </w:r>
+            <w:proofErr w:type="spellEnd"/>
             <w:r>
               <w:rPr>
                 <w:rFonts w:ascii="BRH Malayalam Extra" w:hAnsi="BRH Malayalam Extra" w:cs="BRH Devanagari Extra"/>
@@ -3994,6 +4431,7 @@
                 <w:lang w:bidi="ml-IN"/>
               </w:rPr>
             </w:pPr>
+            <w:proofErr w:type="spellStart"/>
             <w:r>
               <w:rPr>
                 <w:rFonts w:ascii="BRH Devanagari Extra" w:hAnsi="BRH Devanagari Extra" w:cs="BRH Devanagari Extra"/>
@@ -4004,25 +4442,48 @@
               </w:rPr>
               <w:t>ÌuÉkÉ×þirÉæ</w:t>
             </w:r>
-            <w:r>
-              <w:rPr>
-                <w:rFonts w:ascii="BRH Malayalam Extra" w:hAnsi="BRH Malayalam Extra" w:cs="BRH Devanagari Extra"/>
-                <w:color w:val="000000"/>
-                <w:sz w:val="32"/>
-                <w:szCs w:val="40"/>
-                <w:lang w:bidi="ml-IN"/>
-              </w:rPr>
-              <w:t>–</w:t>
-            </w:r>
-            <w:r>
-              <w:rPr>
-                <w:rFonts w:ascii="BRH Devanagari Extra" w:hAnsi="BRH Devanagari Extra" w:cs="BRH Devanagari Extra"/>
-                <w:color w:val="000000"/>
-                <w:sz w:val="40"/>
-                <w:szCs w:val="40"/>
-                <w:lang w:bidi="ml-IN"/>
-              </w:rPr>
-              <w:t xml:space="preserve"> SzÉþ | </w:t>
+            <w:proofErr w:type="spellEnd"/>
+            <w:r>
+              <w:rPr>
+                <w:rFonts w:ascii="BRH Malayalam Extra" w:hAnsi="BRH Malayalam Extra" w:cs="BRH Devanagari Extra"/>
+                <w:color w:val="000000"/>
+                <w:sz w:val="32"/>
+                <w:szCs w:val="40"/>
+                <w:lang w:bidi="ml-IN"/>
+              </w:rPr>
+              <w:t>–</w:t>
+            </w:r>
+            <w:r>
+              <w:rPr>
+                <w:rFonts w:ascii="BRH Devanagari Extra" w:hAnsi="BRH Devanagari Extra" w:cs="BRH Devanagari Extra"/>
+                <w:color w:val="000000"/>
+                <w:sz w:val="40"/>
+                <w:szCs w:val="40"/>
+                <w:lang w:bidi="ml-IN"/>
+              </w:rPr>
+              <w:t xml:space="preserve"> </w:t>
+            </w:r>
+            <w:proofErr w:type="spellStart"/>
+            <w:r>
+              <w:rPr>
+                <w:rFonts w:ascii="BRH Devanagari Extra" w:hAnsi="BRH Devanagari Extra" w:cs="BRH Devanagari Extra"/>
+                <w:color w:val="000000"/>
+                <w:sz w:val="40"/>
+                <w:szCs w:val="40"/>
+                <w:lang w:bidi="ml-IN"/>
+              </w:rPr>
+              <w:t>SzÉþ</w:t>
+            </w:r>
+            <w:proofErr w:type="spellEnd"/>
+            <w:r>
+              <w:rPr>
+                <w:rFonts w:ascii="BRH Devanagari Extra" w:hAnsi="BRH Devanagari Extra" w:cs="BRH Devanagari Extra"/>
+                <w:color w:val="000000"/>
+                <w:sz w:val="40"/>
+                <w:szCs w:val="40"/>
+                <w:lang w:bidi="ml-IN"/>
+              </w:rPr>
+              <w:t xml:space="preserve"> | </w:t>
             </w:r>
           </w:p>
           <w:p>
@@ -4039,6 +4500,7 @@
                 <w:szCs w:val="40"/>
               </w:rPr>
             </w:pPr>
+            <w:proofErr w:type="spellStart"/>
             <w:r>
               <w:rPr>
                 <w:rFonts w:ascii="BRH Devanagari Extra" w:hAnsi="BRH Devanagari Extra" w:cs="BRH Devanagari Extra"/>
@@ -4070,56 +4532,92 @@
               </w:rPr>
               <w:t>þirÉÉ</w:t>
             </w:r>
-            <w:r>
-              <w:rPr>
-                <w:rFonts w:ascii="BRH Malayalam Extra" w:hAnsi="BRH Malayalam Extra" w:cs="BRH Devanagari Extra"/>
-                <w:color w:val="000000"/>
-                <w:sz w:val="32"/>
-                <w:szCs w:val="40"/>
-                <w:lang w:bidi="ml-IN"/>
-              </w:rPr>
-              <w:t>–</w:t>
-            </w:r>
-            <w:r>
-              <w:rPr>
-                <w:rFonts w:ascii="BRH Devanagari Extra" w:hAnsi="BRH Devanagari Extra" w:cs="BRH Devanagari Extra"/>
-                <w:color w:val="000000"/>
-                <w:sz w:val="40"/>
-                <w:szCs w:val="40"/>
-                <w:lang w:bidi="ml-IN"/>
-              </w:rPr>
-              <w:t xml:space="preserve"> CÌiÉ</w:t>
-            </w:r>
-            <w:r>
-              <w:rPr>
-                <w:rFonts w:ascii="BRH Malayalam Extra" w:hAnsi="BRH Malayalam Extra" w:cs="BRH Devanagari Extra"/>
-                <w:color w:val="000000"/>
-                <w:sz w:val="32"/>
-                <w:szCs w:val="40"/>
-                <w:lang w:bidi="ml-IN"/>
-              </w:rPr>
-              <w:t>–</w:t>
-            </w:r>
-            <w:r>
-              <w:rPr>
-                <w:rFonts w:ascii="BRH Devanagari Extra" w:hAnsi="BRH Devanagari Extra" w:cs="BRH Devanagari Extra"/>
-                <w:color w:val="000000"/>
-                <w:sz w:val="40"/>
-                <w:szCs w:val="40"/>
-                <w:lang w:bidi="ml-IN"/>
-              </w:rPr>
-              <w:t xml:space="preserve"> ÌuÉ - kÉ×</w:t>
-            </w:r>
-            <w:r>
-              <w:rPr>
-                <w:rFonts w:ascii="BRH Malayalam Extra" w:hAnsi="BRH Malayalam Extra" w:cs="BRH Devanagari Extra"/>
-                <w:color w:val="000000"/>
-                <w:sz w:val="32"/>
-                <w:szCs w:val="40"/>
-                <w:lang w:bidi="ml-IN"/>
-              </w:rPr>
-              <w:t>–</w:t>
-            </w:r>
+            <w:proofErr w:type="spellEnd"/>
+            <w:r>
+              <w:rPr>
+                <w:rFonts w:ascii="BRH Malayalam Extra" w:hAnsi="BRH Malayalam Extra" w:cs="BRH Devanagari Extra"/>
+                <w:color w:val="000000"/>
+                <w:sz w:val="32"/>
+                <w:szCs w:val="40"/>
+                <w:lang w:bidi="ml-IN"/>
+              </w:rPr>
+              <w:t>–</w:t>
+            </w:r>
+            <w:r>
+              <w:rPr>
+                <w:rFonts w:ascii="BRH Devanagari Extra" w:hAnsi="BRH Devanagari Extra" w:cs="BRH Devanagari Extra"/>
+                <w:color w:val="000000"/>
+                <w:sz w:val="40"/>
+                <w:szCs w:val="40"/>
+                <w:lang w:bidi="ml-IN"/>
+              </w:rPr>
+              <w:t xml:space="preserve"> </w:t>
+            </w:r>
+            <w:proofErr w:type="spellStart"/>
+            <w:r>
+              <w:rPr>
+                <w:rFonts w:ascii="BRH Devanagari Extra" w:hAnsi="BRH Devanagari Extra" w:cs="BRH Devanagari Extra"/>
+                <w:color w:val="000000"/>
+                <w:sz w:val="40"/>
+                <w:szCs w:val="40"/>
+                <w:lang w:bidi="ml-IN"/>
+              </w:rPr>
+              <w:t>CÌiÉ</w:t>
+            </w:r>
+            <w:proofErr w:type="spellEnd"/>
+            <w:r>
+              <w:rPr>
+                <w:rFonts w:ascii="BRH Malayalam Extra" w:hAnsi="BRH Malayalam Extra" w:cs="BRH Devanagari Extra"/>
+                <w:color w:val="000000"/>
+                <w:sz w:val="32"/>
+                <w:szCs w:val="40"/>
+                <w:lang w:bidi="ml-IN"/>
+              </w:rPr>
+              <w:t>–</w:t>
+            </w:r>
+            <w:r>
+              <w:rPr>
+                <w:rFonts w:ascii="BRH Devanagari Extra" w:hAnsi="BRH Devanagari Extra" w:cs="BRH Devanagari Extra"/>
+                <w:color w:val="000000"/>
+                <w:sz w:val="40"/>
+                <w:szCs w:val="40"/>
+                <w:lang w:bidi="ml-IN"/>
+              </w:rPr>
+              <w:t xml:space="preserve"> </w:t>
+            </w:r>
+            <w:proofErr w:type="spellStart"/>
+            <w:r>
+              <w:rPr>
+                <w:rFonts w:ascii="BRH Devanagari Extra" w:hAnsi="BRH Devanagari Extra" w:cs="BRH Devanagari Extra"/>
+                <w:color w:val="000000"/>
+                <w:sz w:val="40"/>
+                <w:szCs w:val="40"/>
+                <w:lang w:bidi="ml-IN"/>
+              </w:rPr>
+              <w:t>ÌuÉ</w:t>
+            </w:r>
+            <w:proofErr w:type="spellEnd"/>
+            <w:r>
+              <w:rPr>
+                <w:rFonts w:ascii="BRH Devanagari Extra" w:hAnsi="BRH Devanagari Extra" w:cs="BRH Devanagari Extra"/>
+                <w:color w:val="000000"/>
+                <w:sz w:val="40"/>
+                <w:szCs w:val="40"/>
+                <w:lang w:bidi="ml-IN"/>
+              </w:rPr>
+              <w:t xml:space="preserve"> - kÉ×</w:t>
+            </w:r>
+            <w:r>
+              <w:rPr>
+                <w:rFonts w:ascii="BRH Malayalam Extra" w:hAnsi="BRH Malayalam Extra" w:cs="BRH Devanagari Extra"/>
+                <w:color w:val="000000"/>
+                <w:sz w:val="32"/>
+                <w:szCs w:val="40"/>
+                <w:lang w:bidi="ml-IN"/>
+              </w:rPr>
+              <w:t>–</w:t>
+            </w:r>
+            <w:proofErr w:type="spellStart"/>
             <w:r>
               <w:rPr>
                 <w:rFonts w:ascii="BRH Devanagari Extra" w:hAnsi="BRH Devanagari Extra" w:cs="BRH Devanagari Extra"/>
@@ -4130,6 +4628,7 @@
               </w:rPr>
               <w:t>irÉæ</w:t>
             </w:r>
+            <w:proofErr w:type="spellEnd"/>
           </w:p>
         </w:tc>
       </w:tr>
@@ -4290,7 +4789,51 @@
                 <w:szCs w:val="40"/>
                 <w:lang w:bidi="ml-IN"/>
               </w:rPr>
-              <w:t xml:space="preserve">¶ÉÉiÉç mÉëÌiÉþÌ¸irÉæ | </w:t>
+              <w:t>¶</w:t>
+            </w:r>
+            <w:proofErr w:type="spellStart"/>
+            <w:r>
+              <w:rPr>
+                <w:rFonts w:ascii="BRH Devanagari Extra" w:hAnsi="BRH Devanagari Extra" w:cs="BRH Devanagari Extra"/>
+                <w:color w:val="000000"/>
+                <w:sz w:val="40"/>
+                <w:szCs w:val="40"/>
+                <w:lang w:bidi="ml-IN"/>
+              </w:rPr>
+              <w:t>ÉÉiÉç</w:t>
+            </w:r>
+            <w:proofErr w:type="spellEnd"/>
+            <w:r>
+              <w:rPr>
+                <w:rFonts w:ascii="BRH Devanagari Extra" w:hAnsi="BRH Devanagari Extra" w:cs="BRH Devanagari Extra"/>
+                <w:color w:val="000000"/>
+                <w:sz w:val="40"/>
+                <w:szCs w:val="40"/>
+                <w:lang w:bidi="ml-IN"/>
+              </w:rPr>
+              <w:t xml:space="preserve"> </w:t>
+            </w:r>
+            <w:proofErr w:type="spellStart"/>
+            <w:r>
+              <w:rPr>
+                <w:rFonts w:ascii="BRH Devanagari Extra" w:hAnsi="BRH Devanagari Extra" w:cs="BRH Devanagari Extra"/>
+                <w:color w:val="000000"/>
+                <w:sz w:val="40"/>
+                <w:szCs w:val="40"/>
+                <w:lang w:bidi="ml-IN"/>
+              </w:rPr>
+              <w:t>mÉëÌiÉþÌ¸irÉæ</w:t>
+            </w:r>
+            <w:proofErr w:type="spellEnd"/>
+            <w:r>
+              <w:rPr>
+                <w:rFonts w:ascii="BRH Devanagari Extra" w:hAnsi="BRH Devanagari Extra" w:cs="BRH Devanagari Extra"/>
+                <w:color w:val="000000"/>
+                <w:sz w:val="40"/>
+                <w:szCs w:val="40"/>
+                <w:lang w:bidi="ml-IN"/>
+              </w:rPr>
+              <w:t xml:space="preserve"> | </w:t>
             </w:r>
           </w:p>
           <w:p>
@@ -4307,6 +4850,7 @@
                 <w:szCs w:val="40"/>
               </w:rPr>
             </w:pPr>
+            <w:proofErr w:type="spellStart"/>
             <w:r>
               <w:rPr>
                 <w:rFonts w:ascii="BRH Devanagari Extra" w:hAnsi="BRH Devanagari Extra" w:cs="BRH Devanagari Extra"/>
@@ -4326,27 +4870,50 @@
                 <w:szCs w:val="40"/>
                 <w:lang w:bidi="ml-IN"/>
               </w:rPr>
-              <w:t>ëþÌiÉÌ¸irÉÉ A</w:t>
-            </w:r>
-            <w:r>
-              <w:rPr>
-                <w:rFonts w:ascii="BRH Malayalam Extra" w:hAnsi="BRH Malayalam Extra" w:cs="BRH Devanagari Extra"/>
-                <w:color w:val="000000"/>
-                <w:sz w:val="32"/>
-                <w:szCs w:val="40"/>
-                <w:lang w:bidi="ml-IN"/>
-              </w:rPr>
-              <w:t>–</w:t>
-            </w:r>
-            <w:r>
-              <w:rPr>
-                <w:rFonts w:ascii="BRH Devanagari Extra" w:hAnsi="BRH Devanagari Extra" w:cs="BRH Devanagari Extra"/>
-                <w:color w:val="000000"/>
-                <w:sz w:val="40"/>
-                <w:szCs w:val="40"/>
-                <w:lang w:bidi="ml-IN"/>
-              </w:rPr>
-              <w:t>ÎalÉÈ |</w:t>
+              <w:t>ëþÌiÉÌ¸irÉÉ</w:t>
+            </w:r>
+            <w:proofErr w:type="spellEnd"/>
+            <w:r>
+              <w:rPr>
+                <w:rFonts w:ascii="BRH Devanagari Extra" w:hAnsi="BRH Devanagari Extra" w:cs="BRH Devanagari Extra"/>
+                <w:color w:val="000000"/>
+                <w:sz w:val="40"/>
+                <w:szCs w:val="40"/>
+                <w:lang w:bidi="ml-IN"/>
+              </w:rPr>
+              <w:t xml:space="preserve"> A</w:t>
+            </w:r>
+            <w:r>
+              <w:rPr>
+                <w:rFonts w:ascii="BRH Malayalam Extra" w:hAnsi="BRH Malayalam Extra" w:cs="BRH Devanagari Extra"/>
+                <w:color w:val="000000"/>
+                <w:sz w:val="32"/>
+                <w:szCs w:val="40"/>
+                <w:lang w:bidi="ml-IN"/>
+              </w:rPr>
+              <w:t>–</w:t>
+            </w:r>
+            <w:proofErr w:type="spellStart"/>
+            <w:r>
+              <w:rPr>
+                <w:rFonts w:ascii="BRH Devanagari Extra" w:hAnsi="BRH Devanagari Extra" w:cs="BRH Devanagari Extra"/>
+                <w:color w:val="000000"/>
+                <w:sz w:val="40"/>
+                <w:szCs w:val="40"/>
+                <w:lang w:bidi="ml-IN"/>
+              </w:rPr>
+              <w:t>ÎalÉÈ</w:t>
+            </w:r>
+            <w:proofErr w:type="spellEnd"/>
+            <w:r>
+              <w:rPr>
+                <w:rFonts w:ascii="BRH Devanagari Extra" w:hAnsi="BRH Devanagari Extra" w:cs="BRH Devanagari Extra"/>
+                <w:color w:val="000000"/>
+                <w:sz w:val="40"/>
+                <w:szCs w:val="40"/>
+                <w:lang w:bidi="ml-IN"/>
+              </w:rPr>
+              <w:t xml:space="preserve"> |</w:t>
             </w:r>
           </w:p>
         </w:tc>
@@ -4397,7 +4964,51 @@
                 <w:szCs w:val="40"/>
                 <w:lang w:bidi="ml-IN"/>
               </w:rPr>
-              <w:t xml:space="preserve">¶ÉÉiÉç mÉëÌiÉþÌ¸irÉæ | </w:t>
+              <w:t>¶</w:t>
+            </w:r>
+            <w:proofErr w:type="spellStart"/>
+            <w:r>
+              <w:rPr>
+                <w:rFonts w:ascii="BRH Devanagari Extra" w:hAnsi="BRH Devanagari Extra" w:cs="BRH Devanagari Extra"/>
+                <w:color w:val="000000"/>
+                <w:sz w:val="40"/>
+                <w:szCs w:val="40"/>
+                <w:lang w:bidi="ml-IN"/>
+              </w:rPr>
+              <w:t>ÉÉiÉç</w:t>
+            </w:r>
+            <w:proofErr w:type="spellEnd"/>
+            <w:r>
+              <w:rPr>
+                <w:rFonts w:ascii="BRH Devanagari Extra" w:hAnsi="BRH Devanagari Extra" w:cs="BRH Devanagari Extra"/>
+                <w:color w:val="000000"/>
+                <w:sz w:val="40"/>
+                <w:szCs w:val="40"/>
+                <w:lang w:bidi="ml-IN"/>
+              </w:rPr>
+              <w:t xml:space="preserve"> </w:t>
+            </w:r>
+            <w:proofErr w:type="spellStart"/>
+            <w:r>
+              <w:rPr>
+                <w:rFonts w:ascii="BRH Devanagari Extra" w:hAnsi="BRH Devanagari Extra" w:cs="BRH Devanagari Extra"/>
+                <w:color w:val="000000"/>
+                <w:sz w:val="40"/>
+                <w:szCs w:val="40"/>
+                <w:lang w:bidi="ml-IN"/>
+              </w:rPr>
+              <w:t>mÉëÌiÉþÌ¸irÉæ</w:t>
+            </w:r>
+            <w:proofErr w:type="spellEnd"/>
+            <w:r>
+              <w:rPr>
+                <w:rFonts w:ascii="BRH Devanagari Extra" w:hAnsi="BRH Devanagari Extra" w:cs="BRH Devanagari Extra"/>
+                <w:color w:val="000000"/>
+                <w:sz w:val="40"/>
+                <w:szCs w:val="40"/>
+                <w:lang w:bidi="ml-IN"/>
+              </w:rPr>
+              <w:t xml:space="preserve"> | </w:t>
             </w:r>
           </w:p>
           <w:p>
@@ -4414,6 +5025,7 @@
                 <w:szCs w:val="40"/>
               </w:rPr>
             </w:pPr>
+            <w:proofErr w:type="spellStart"/>
             <w:r>
               <w:rPr>
                 <w:rFonts w:ascii="BRH Devanagari Extra" w:hAnsi="BRH Devanagari Extra" w:cs="BRH Devanagari Extra"/>
@@ -4453,27 +5065,50 @@
                 <w:szCs w:val="40"/>
                 <w:lang w:bidi="ml-IN"/>
               </w:rPr>
-              <w:t>Ì¸irÉÉ A</w:t>
-            </w:r>
-            <w:r>
-              <w:rPr>
-                <w:rFonts w:ascii="BRH Malayalam Extra" w:hAnsi="BRH Malayalam Extra" w:cs="BRH Devanagari Extra"/>
-                <w:color w:val="000000"/>
-                <w:sz w:val="32"/>
-                <w:szCs w:val="40"/>
-                <w:lang w:bidi="ml-IN"/>
-              </w:rPr>
-              <w:t>–</w:t>
-            </w:r>
-            <w:r>
-              <w:rPr>
-                <w:rFonts w:ascii="BRH Devanagari Extra" w:hAnsi="BRH Devanagari Extra" w:cs="BRH Devanagari Extra"/>
-                <w:color w:val="000000"/>
-                <w:sz w:val="40"/>
-                <w:szCs w:val="40"/>
-                <w:lang w:bidi="ml-IN"/>
-              </w:rPr>
-              <w:t>ÎalÉÈ |</w:t>
+              <w:t>Ì¸irÉÉ</w:t>
+            </w:r>
+            <w:proofErr w:type="spellEnd"/>
+            <w:r>
+              <w:rPr>
+                <w:rFonts w:ascii="BRH Devanagari Extra" w:hAnsi="BRH Devanagari Extra" w:cs="BRH Devanagari Extra"/>
+                <w:color w:val="000000"/>
+                <w:sz w:val="40"/>
+                <w:szCs w:val="40"/>
+                <w:lang w:bidi="ml-IN"/>
+              </w:rPr>
+              <w:t xml:space="preserve"> A</w:t>
+            </w:r>
+            <w:r>
+              <w:rPr>
+                <w:rFonts w:ascii="BRH Malayalam Extra" w:hAnsi="BRH Malayalam Extra" w:cs="BRH Devanagari Extra"/>
+                <w:color w:val="000000"/>
+                <w:sz w:val="32"/>
+                <w:szCs w:val="40"/>
+                <w:lang w:bidi="ml-IN"/>
+              </w:rPr>
+              <w:t>–</w:t>
+            </w:r>
+            <w:proofErr w:type="spellStart"/>
+            <w:r>
+              <w:rPr>
+                <w:rFonts w:ascii="BRH Devanagari Extra" w:hAnsi="BRH Devanagari Extra" w:cs="BRH Devanagari Extra"/>
+                <w:color w:val="000000"/>
+                <w:sz w:val="40"/>
+                <w:szCs w:val="40"/>
+                <w:lang w:bidi="ml-IN"/>
+              </w:rPr>
+              <w:t>ÎalÉÈ</w:t>
+            </w:r>
+            <w:proofErr w:type="spellEnd"/>
+            <w:r>
+              <w:rPr>
+                <w:rFonts w:ascii="BRH Devanagari Extra" w:hAnsi="BRH Devanagari Extra" w:cs="BRH Devanagari Extra"/>
+                <w:color w:val="000000"/>
+                <w:sz w:val="40"/>
+                <w:szCs w:val="40"/>
+                <w:lang w:bidi="ml-IN"/>
+              </w:rPr>
+              <w:t xml:space="preserve"> |</w:t>
             </w:r>
           </w:p>
         </w:tc>
@@ -4607,6 +5242,7 @@
                 <w:lang w:bidi="ml-IN"/>
               </w:rPr>
             </w:pPr>
+            <w:proofErr w:type="spellStart"/>
             <w:r>
               <w:rPr>
                 <w:rFonts w:ascii="BRH Devanagari Extra" w:hAnsi="BRH Devanagari Extra" w:cs="BRH Devanagari Extra"/>
@@ -4617,6 +5253,7 @@
               </w:rPr>
               <w:t>rÉÉ</w:t>
             </w:r>
+            <w:proofErr w:type="spellEnd"/>
             <w:r>
               <w:rPr>
                 <w:rFonts w:ascii="BRH Malayalam Extra" w:hAnsi="BRH Malayalam Extra" w:cs="BRH Devanagari Extra"/>
@@ -4667,6 +5304,7 @@
               </w:rPr>
               <w:t>–</w:t>
             </w:r>
+            <w:proofErr w:type="spellStart"/>
             <w:r>
               <w:rPr>
                 <w:rFonts w:ascii="BRH Devanagari Extra" w:hAnsi="BRH Devanagari Extra" w:cs="BRH Devanagari Extra"/>
@@ -4677,6 +5315,7 @@
               </w:rPr>
               <w:t>ÌiÉ</w:t>
             </w:r>
+            <w:proofErr w:type="spellEnd"/>
             <w:r>
               <w:rPr>
                 <w:rFonts w:ascii="BRH Malayalam Extra" w:hAnsi="BRH Malayalam Extra" w:cs="BRH Devanagari Extra"/>
@@ -4719,6 +5358,7 @@
               </w:rPr>
               <w:t>–</w:t>
             </w:r>
+            <w:proofErr w:type="spellStart"/>
             <w:r>
               <w:rPr>
                 <w:rFonts w:ascii="BRH Devanagari Extra" w:hAnsi="BRH Devanagari Extra" w:cs="BRH Devanagari Extra"/>
@@ -4738,7 +5378,18 @@
                 <w:szCs w:val="40"/>
                 <w:lang w:bidi="ml-IN"/>
               </w:rPr>
-              <w:t xml:space="preserve">¤ÉþxÉÉqÉç | </w:t>
+              <w:t>¤ÉþxÉÉqÉç</w:t>
+            </w:r>
+            <w:proofErr w:type="spellEnd"/>
+            <w:r>
+              <w:rPr>
+                <w:rFonts w:ascii="BRH Devanagari Extra" w:hAnsi="BRH Devanagari Extra" w:cs="BRH Devanagari Extra"/>
+                <w:color w:val="000000"/>
+                <w:sz w:val="40"/>
+                <w:szCs w:val="40"/>
+                <w:lang w:bidi="ml-IN"/>
+              </w:rPr>
+              <w:t xml:space="preserve"> | </w:t>
             </w:r>
           </w:p>
           <w:p>
@@ -4775,16 +5426,40 @@
               </w:rPr>
               <w:t>–</w:t>
             </w:r>
-            <w:r>
-              <w:rPr>
-                <w:rFonts w:ascii="BRH Devanagari Extra" w:hAnsi="BRH Devanagari Extra" w:cs="BRH Devanagari Extra"/>
-                <w:color w:val="000000"/>
-                <w:sz w:val="40"/>
-                <w:szCs w:val="40"/>
-                <w:lang w:bidi="ml-IN"/>
-              </w:rPr>
-              <w:t>cÉ¤ÉþxÉÉqÉç pÉÉ</w:t>
-            </w:r>
+            <w:proofErr w:type="spellStart"/>
+            <w:r>
+              <w:rPr>
+                <w:rFonts w:ascii="BRH Devanagari Extra" w:hAnsi="BRH Devanagari Extra" w:cs="BRH Devanagari Extra"/>
+                <w:color w:val="000000"/>
+                <w:sz w:val="40"/>
+                <w:szCs w:val="40"/>
+                <w:lang w:bidi="ml-IN"/>
+              </w:rPr>
+              <w:t>cÉ¤ÉþxÉÉqÉç</w:t>
+            </w:r>
+            <w:proofErr w:type="spellEnd"/>
+            <w:r>
+              <w:rPr>
+                <w:rFonts w:ascii="BRH Devanagari Extra" w:hAnsi="BRH Devanagari Extra" w:cs="BRH Devanagari Extra"/>
+                <w:color w:val="000000"/>
+                <w:sz w:val="40"/>
+                <w:szCs w:val="40"/>
+                <w:lang w:bidi="ml-IN"/>
+              </w:rPr>
+              <w:t xml:space="preserve"> </w:t>
+            </w:r>
+            <w:proofErr w:type="spellStart"/>
+            <w:r>
+              <w:rPr>
+                <w:rFonts w:ascii="BRH Devanagari Extra" w:hAnsi="BRH Devanagari Extra" w:cs="BRH Devanagari Extra"/>
+                <w:color w:val="000000"/>
+                <w:sz w:val="40"/>
+                <w:szCs w:val="40"/>
+                <w:lang w:bidi="ml-IN"/>
+              </w:rPr>
+              <w:t>pÉÉ</w:t>
+            </w:r>
+            <w:proofErr w:type="spellEnd"/>
             <w:r>
               <w:rPr>
                 <w:rFonts w:ascii="BRH Malayalam Extra" w:hAnsi="BRH Malayalam Extra" w:cs="BRH Devanagari Extra"/>
@@ -4826,6 +5501,7 @@
                 <w:lang w:bidi="ml-IN"/>
               </w:rPr>
             </w:pPr>
+            <w:proofErr w:type="spellStart"/>
             <w:r>
               <w:rPr>
                 <w:rFonts w:ascii="BRH Devanagari Extra" w:hAnsi="BRH Devanagari Extra" w:cs="BRH Devanagari Extra"/>
@@ -4836,6 +5512,7 @@
               </w:rPr>
               <w:t>rÉÉ</w:t>
             </w:r>
+            <w:proofErr w:type="spellEnd"/>
             <w:r>
               <w:rPr>
                 <w:rFonts w:ascii="BRH Malayalam Extra" w:hAnsi="BRH Malayalam Extra" w:cs="BRH Devanagari Extra"/>
@@ -4886,6 +5563,7 @@
               </w:rPr>
               <w:t>–</w:t>
             </w:r>
+            <w:proofErr w:type="spellStart"/>
             <w:r>
               <w:rPr>
                 <w:rFonts w:ascii="BRH Devanagari Extra" w:hAnsi="BRH Devanagari Extra" w:cs="BRH Devanagari Extra"/>
@@ -4896,6 +5574,7 @@
               </w:rPr>
               <w:t>ÌiÉ</w:t>
             </w:r>
+            <w:proofErr w:type="spellEnd"/>
             <w:r>
               <w:rPr>
                 <w:rFonts w:ascii="BRH Malayalam Extra" w:hAnsi="BRH Malayalam Extra" w:cs="BRH Devanagari Extra"/>
@@ -4926,6 +5605,7 @@
               </w:rPr>
               <w:t>–</w:t>
             </w:r>
+            <w:proofErr w:type="spellStart"/>
             <w:r>
               <w:rPr>
                 <w:rFonts w:ascii="BRH Devanagari Extra" w:hAnsi="BRH Devanagari Extra" w:cs="BRH Devanagari Extra"/>
@@ -4945,7 +5625,18 @@
                 <w:szCs w:val="40"/>
                 <w:lang w:bidi="ml-IN"/>
               </w:rPr>
-              <w:t xml:space="preserve">¤ÉþxÉÉqÉç | </w:t>
+              <w:t>¤ÉþxÉÉqÉç</w:t>
+            </w:r>
+            <w:proofErr w:type="spellEnd"/>
+            <w:r>
+              <w:rPr>
+                <w:rFonts w:ascii="BRH Devanagari Extra" w:hAnsi="BRH Devanagari Extra" w:cs="BRH Devanagari Extra"/>
+                <w:color w:val="000000"/>
+                <w:sz w:val="40"/>
+                <w:szCs w:val="40"/>
+                <w:lang w:bidi="ml-IN"/>
+              </w:rPr>
+              <w:t xml:space="preserve"> | </w:t>
             </w:r>
           </w:p>
           <w:p>
@@ -4982,16 +5673,40 @@
               </w:rPr>
               <w:t>–</w:t>
             </w:r>
-            <w:r>
-              <w:rPr>
-                <w:rFonts w:ascii="BRH Devanagari Extra" w:hAnsi="BRH Devanagari Extra" w:cs="BRH Devanagari Extra"/>
-                <w:color w:val="000000"/>
-                <w:sz w:val="40"/>
-                <w:szCs w:val="40"/>
-                <w:lang w:bidi="ml-IN"/>
-              </w:rPr>
-              <w:t>cÉ¤ÉþxÉÉqÉç pÉÉ</w:t>
-            </w:r>
+            <w:proofErr w:type="spellStart"/>
+            <w:r>
+              <w:rPr>
+                <w:rFonts w:ascii="BRH Devanagari Extra" w:hAnsi="BRH Devanagari Extra" w:cs="BRH Devanagari Extra"/>
+                <w:color w:val="000000"/>
+                <w:sz w:val="40"/>
+                <w:szCs w:val="40"/>
+                <w:lang w:bidi="ml-IN"/>
+              </w:rPr>
+              <w:t>cÉ¤ÉþxÉÉqÉç</w:t>
+            </w:r>
+            <w:proofErr w:type="spellEnd"/>
+            <w:r>
+              <w:rPr>
+                <w:rFonts w:ascii="BRH Devanagari Extra" w:hAnsi="BRH Devanagari Extra" w:cs="BRH Devanagari Extra"/>
+                <w:color w:val="000000"/>
+                <w:sz w:val="40"/>
+                <w:szCs w:val="40"/>
+                <w:lang w:bidi="ml-IN"/>
+              </w:rPr>
+              <w:t xml:space="preserve"> </w:t>
+            </w:r>
+            <w:proofErr w:type="spellStart"/>
+            <w:r>
+              <w:rPr>
+                <w:rFonts w:ascii="BRH Devanagari Extra" w:hAnsi="BRH Devanagari Extra" w:cs="BRH Devanagari Extra"/>
+                <w:color w:val="000000"/>
+                <w:sz w:val="40"/>
+                <w:szCs w:val="40"/>
+                <w:lang w:bidi="ml-IN"/>
+              </w:rPr>
+              <w:t>pÉÉ</w:t>
+            </w:r>
+            <w:proofErr w:type="spellEnd"/>
             <w:r>
               <w:rPr>
                 <w:rFonts w:ascii="BRH Malayalam Extra" w:hAnsi="BRH Malayalam Extra" w:cs="BRH Devanagari Extra"/>
@@ -5183,6 +5898,7 @@
               </w:rPr>
               <w:t>–</w:t>
             </w:r>
+            <w:proofErr w:type="spellStart"/>
             <w:r>
               <w:rPr>
                 <w:rFonts w:ascii="BRH Devanagari Extra" w:hAnsi="BRH Devanagari Extra" w:cs="BRH Devanagari Extra"/>
@@ -5204,6 +5920,7 @@
               </w:rPr>
               <w:t>É</w:t>
             </w:r>
+            <w:proofErr w:type="spellEnd"/>
             <w:r>
               <w:rPr>
                 <w:rFonts w:ascii="BRH Malayalam Extra" w:hAnsi="BRH Malayalam Extra" w:cs="BRH Devanagari Extra"/>
@@ -5254,6 +5971,7 @@
               </w:rPr>
               <w:t>–</w:t>
             </w:r>
+            <w:proofErr w:type="spellStart"/>
             <w:r>
               <w:rPr>
                 <w:rFonts w:ascii="BRH Devanagari Extra" w:hAnsi="BRH Devanagari Extra" w:cs="BRH Devanagari Extra"/>
@@ -5264,25 +5982,38 @@
               </w:rPr>
               <w:t>pÉÔ</w:t>
             </w:r>
-            <w:r>
-              <w:rPr>
-                <w:rFonts w:ascii="BRH Malayalam Extra" w:hAnsi="BRH Malayalam Extra" w:cs="BRH Devanagari Extra"/>
-                <w:color w:val="000000"/>
-                <w:sz w:val="32"/>
-                <w:szCs w:val="40"/>
-                <w:lang w:bidi="ml-IN"/>
-              </w:rPr>
-              <w:t>–</w:t>
-            </w:r>
-            <w:r>
-              <w:rPr>
-                <w:rFonts w:ascii="BRH Devanagari Extra" w:hAnsi="BRH Devanagari Extra" w:cs="BRH Devanagari Extra"/>
-                <w:color w:val="000000"/>
-                <w:sz w:val="40"/>
-                <w:szCs w:val="40"/>
-                <w:lang w:bidi="ml-IN"/>
-              </w:rPr>
-              <w:t>hÉÉqÉç |</w:t>
+            <w:proofErr w:type="spellEnd"/>
+            <w:r>
+              <w:rPr>
+                <w:rFonts w:ascii="BRH Malayalam Extra" w:hAnsi="BRH Malayalam Extra" w:cs="BRH Devanagari Extra"/>
+                <w:color w:val="000000"/>
+                <w:sz w:val="32"/>
+                <w:szCs w:val="40"/>
+                <w:lang w:bidi="ml-IN"/>
+              </w:rPr>
+              <w:t>–</w:t>
+            </w:r>
+            <w:proofErr w:type="spellStart"/>
+            <w:r>
+              <w:rPr>
+                <w:rFonts w:ascii="BRH Devanagari Extra" w:hAnsi="BRH Devanagari Extra" w:cs="BRH Devanagari Extra"/>
+                <w:color w:val="000000"/>
+                <w:sz w:val="40"/>
+                <w:szCs w:val="40"/>
+                <w:lang w:bidi="ml-IN"/>
+              </w:rPr>
+              <w:t>hÉÉqÉç</w:t>
+            </w:r>
+            <w:proofErr w:type="spellEnd"/>
+            <w:r>
+              <w:rPr>
+                <w:rFonts w:ascii="BRH Devanagari Extra" w:hAnsi="BRH Devanagari Extra" w:cs="BRH Devanagari Extra"/>
+                <w:color w:val="000000"/>
+                <w:sz w:val="40"/>
+                <w:szCs w:val="40"/>
+                <w:lang w:bidi="ml-IN"/>
+              </w:rPr>
+              <w:t xml:space="preserve"> |</w:t>
             </w:r>
           </w:p>
         </w:tc>
@@ -5403,6 +6134,7 @@
               </w:rPr>
               <w:t>–</w:t>
             </w:r>
+            <w:proofErr w:type="spellStart"/>
             <w:r>
               <w:rPr>
                 <w:rFonts w:ascii="BRH Devanagari Extra" w:hAnsi="BRH Devanagari Extra" w:cs="BRH Devanagari Extra"/>
@@ -5413,25 +6145,38 @@
               </w:rPr>
               <w:t>pÉÔ</w:t>
             </w:r>
-            <w:r>
-              <w:rPr>
-                <w:rFonts w:ascii="BRH Malayalam Extra" w:hAnsi="BRH Malayalam Extra" w:cs="BRH Devanagari Extra"/>
-                <w:color w:val="000000"/>
-                <w:sz w:val="32"/>
-                <w:szCs w:val="40"/>
-                <w:lang w:bidi="ml-IN"/>
-              </w:rPr>
-              <w:t>–</w:t>
-            </w:r>
-            <w:r>
-              <w:rPr>
-                <w:rFonts w:ascii="BRH Devanagari Extra" w:hAnsi="BRH Devanagari Extra" w:cs="BRH Devanagari Extra"/>
-                <w:color w:val="000000"/>
-                <w:sz w:val="40"/>
-                <w:szCs w:val="40"/>
-                <w:lang w:bidi="ml-IN"/>
-              </w:rPr>
-              <w:t>hÉÉqÉç |</w:t>
+            <w:proofErr w:type="spellEnd"/>
+            <w:r>
+              <w:rPr>
+                <w:rFonts w:ascii="BRH Malayalam Extra" w:hAnsi="BRH Malayalam Extra" w:cs="BRH Devanagari Extra"/>
+                <w:color w:val="000000"/>
+                <w:sz w:val="32"/>
+                <w:szCs w:val="40"/>
+                <w:lang w:bidi="ml-IN"/>
+              </w:rPr>
+              <w:t>–</w:t>
+            </w:r>
+            <w:proofErr w:type="spellStart"/>
+            <w:r>
+              <w:rPr>
+                <w:rFonts w:ascii="BRH Devanagari Extra" w:hAnsi="BRH Devanagari Extra" w:cs="BRH Devanagari Extra"/>
+                <w:color w:val="000000"/>
+                <w:sz w:val="40"/>
+                <w:szCs w:val="40"/>
+                <w:lang w:bidi="ml-IN"/>
+              </w:rPr>
+              <w:t>hÉÉqÉç</w:t>
+            </w:r>
+            <w:proofErr w:type="spellEnd"/>
+            <w:r>
+              <w:rPr>
+                <w:rFonts w:ascii="BRH Devanagari Extra" w:hAnsi="BRH Devanagari Extra" w:cs="BRH Devanagari Extra"/>
+                <w:color w:val="000000"/>
+                <w:sz w:val="40"/>
+                <w:szCs w:val="40"/>
+                <w:lang w:bidi="ml-IN"/>
+              </w:rPr>
+              <w:t xml:space="preserve"> |</w:t>
             </w:r>
           </w:p>
         </w:tc>
@@ -5592,8 +6337,31 @@
                 <w:szCs w:val="40"/>
                 <w:lang w:bidi="ml-IN"/>
               </w:rPr>
-              <w:t xml:space="preserve">¶ÉÉiÉç </w:t>
-            </w:r>
+              <w:t>¶</w:t>
+            </w:r>
+            <w:proofErr w:type="spellStart"/>
+            <w:r>
+              <w:rPr>
+                <w:rFonts w:ascii="BRH Devanagari Extra" w:hAnsi="BRH Devanagari Extra" w:cs="BRH Devanagari Extra"/>
+                <w:color w:val="000000"/>
+                <w:sz w:val="40"/>
+                <w:szCs w:val="40"/>
+                <w:lang w:bidi="ml-IN"/>
+              </w:rPr>
+              <w:t>ÉÉiÉç</w:t>
+            </w:r>
+            <w:proofErr w:type="spellEnd"/>
+            <w:r>
+              <w:rPr>
+                <w:rFonts w:ascii="BRH Devanagari Extra" w:hAnsi="BRH Devanagari Extra" w:cs="BRH Devanagari Extra"/>
+                <w:color w:val="000000"/>
+                <w:sz w:val="40"/>
+                <w:szCs w:val="40"/>
+                <w:lang w:bidi="ml-IN"/>
+              </w:rPr>
+              <w:t xml:space="preserve"> </w:t>
+            </w:r>
+            <w:proofErr w:type="spellStart"/>
             <w:r>
               <w:rPr>
                 <w:rFonts w:ascii="BRH Devanagari Extra" w:hAnsi="BRH Devanagari Extra" w:cs="BRH Devanagari Extra"/>
@@ -5605,6 +6373,7 @@
               </w:rPr>
               <w:t>mÉëÉ</w:t>
             </w:r>
+            <w:proofErr w:type="spellEnd"/>
             <w:r>
               <w:rPr>
                 <w:rFonts w:ascii="BRH Malayalam Extra" w:hAnsi="BRH Malayalam Extra" w:cs="BRH Devanagari Extra"/>
@@ -5616,35 +6385,71 @@
               </w:rPr>
               <w:t>–</w:t>
             </w:r>
-            <w:r>
-              <w:rPr>
-                <w:rFonts w:ascii="BRH Devanagari Extra" w:hAnsi="BRH Devanagari Extra" w:cs="BRH Devanagari Extra"/>
-                <w:color w:val="000000"/>
-                <w:sz w:val="40"/>
-                <w:szCs w:val="40"/>
-                <w:lang w:bidi="ml-IN"/>
-              </w:rPr>
-              <w:t>cÉÏÿqÉç | mÉëÉcÉÏþqÉÑ¨É</w:t>
-            </w:r>
-            <w:r>
-              <w:rPr>
-                <w:rFonts w:ascii="BRH Malayalam Extra" w:hAnsi="BRH Malayalam Extra" w:cs="BRH Devanagari Extra"/>
-                <w:color w:val="000000"/>
-                <w:sz w:val="32"/>
-                <w:szCs w:val="40"/>
-                <w:lang w:bidi="ml-IN"/>
-              </w:rPr>
-              <w:t>–</w:t>
-            </w:r>
-            <w:r>
-              <w:rPr>
-                <w:rFonts w:ascii="BRH Devanagari Extra" w:hAnsi="BRH Devanagari Extra" w:cs="BRH Devanagari Extra"/>
-                <w:color w:val="000000"/>
-                <w:sz w:val="40"/>
-                <w:szCs w:val="40"/>
-                <w:lang w:bidi="ml-IN"/>
-              </w:rPr>
-              <w:t>qÉÉqÉç |</w:t>
+            <w:proofErr w:type="spellStart"/>
+            <w:r>
+              <w:rPr>
+                <w:rFonts w:ascii="BRH Devanagari Extra" w:hAnsi="BRH Devanagari Extra" w:cs="BRH Devanagari Extra"/>
+                <w:color w:val="000000"/>
+                <w:sz w:val="40"/>
+                <w:szCs w:val="40"/>
+                <w:lang w:bidi="ml-IN"/>
+              </w:rPr>
+              <w:t>cÉÏÿqÉç</w:t>
+            </w:r>
+            <w:proofErr w:type="spellEnd"/>
+            <w:r>
+              <w:rPr>
+                <w:rFonts w:ascii="BRH Devanagari Extra" w:hAnsi="BRH Devanagari Extra" w:cs="BRH Devanagari Extra"/>
+                <w:color w:val="000000"/>
+                <w:sz w:val="40"/>
+                <w:szCs w:val="40"/>
+                <w:lang w:bidi="ml-IN"/>
+              </w:rPr>
+              <w:t xml:space="preserve"> | </w:t>
+            </w:r>
+            <w:proofErr w:type="spellStart"/>
+            <w:r>
+              <w:rPr>
+                <w:rFonts w:ascii="BRH Devanagari Extra" w:hAnsi="BRH Devanagari Extra" w:cs="BRH Devanagari Extra"/>
+                <w:color w:val="000000"/>
+                <w:sz w:val="40"/>
+                <w:szCs w:val="40"/>
+                <w:lang w:bidi="ml-IN"/>
+              </w:rPr>
+              <w:t>mÉëÉcÉÏþqÉÑ¨É</w:t>
+            </w:r>
+            <w:proofErr w:type="spellEnd"/>
+            <w:r>
+              <w:rPr>
+                <w:rFonts w:ascii="BRH Malayalam Extra" w:hAnsi="BRH Malayalam Extra" w:cs="BRH Devanagari Extra"/>
+                <w:color w:val="000000"/>
+                <w:sz w:val="32"/>
+                <w:szCs w:val="40"/>
+                <w:lang w:bidi="ml-IN"/>
+              </w:rPr>
+              <w:t>–</w:t>
+            </w:r>
+            <w:proofErr w:type="spellStart"/>
+            <w:r>
+              <w:rPr>
+                <w:rFonts w:ascii="BRH Devanagari Extra" w:hAnsi="BRH Devanagari Extra" w:cs="BRH Devanagari Extra"/>
+                <w:color w:val="000000"/>
+                <w:sz w:val="40"/>
+                <w:szCs w:val="40"/>
+                <w:lang w:bidi="ml-IN"/>
+              </w:rPr>
+              <w:t>qÉÉqÉç</w:t>
+            </w:r>
+            <w:proofErr w:type="spellEnd"/>
+            <w:r>
+              <w:rPr>
+                <w:rFonts w:ascii="BRH Devanagari Extra" w:hAnsi="BRH Devanagari Extra" w:cs="BRH Devanagari Extra"/>
+                <w:color w:val="000000"/>
+                <w:sz w:val="40"/>
+                <w:szCs w:val="40"/>
+                <w:lang w:bidi="ml-IN"/>
+              </w:rPr>
+              <w:t xml:space="preserve"> |</w:t>
             </w:r>
           </w:p>
         </w:tc>
@@ -5694,8 +6499,31 @@
                 <w:szCs w:val="40"/>
                 <w:lang w:bidi="ml-IN"/>
               </w:rPr>
-              <w:t xml:space="preserve">¶ÉÉiÉç </w:t>
-            </w:r>
+              <w:t>¶</w:t>
+            </w:r>
+            <w:proofErr w:type="spellStart"/>
+            <w:r>
+              <w:rPr>
+                <w:rFonts w:ascii="BRH Devanagari Extra" w:hAnsi="BRH Devanagari Extra" w:cs="BRH Devanagari Extra"/>
+                <w:color w:val="000000"/>
+                <w:sz w:val="40"/>
+                <w:szCs w:val="40"/>
+                <w:lang w:bidi="ml-IN"/>
+              </w:rPr>
+              <w:t>ÉÉiÉç</w:t>
+            </w:r>
+            <w:proofErr w:type="spellEnd"/>
+            <w:r>
+              <w:rPr>
+                <w:rFonts w:ascii="BRH Devanagari Extra" w:hAnsi="BRH Devanagari Extra" w:cs="BRH Devanagari Extra"/>
+                <w:color w:val="000000"/>
+                <w:sz w:val="40"/>
+                <w:szCs w:val="40"/>
+                <w:lang w:bidi="ml-IN"/>
+              </w:rPr>
+              <w:t xml:space="preserve"> </w:t>
+            </w:r>
+            <w:proofErr w:type="spellStart"/>
             <w:r>
               <w:rPr>
                 <w:rFonts w:ascii="BRH Devanagari Extra" w:hAnsi="BRH Devanagari Extra" w:cs="BRH Devanagari Extra"/>
@@ -5715,27 +6543,62 @@
                 <w:szCs w:val="40"/>
                 <w:lang w:bidi="ml-IN"/>
               </w:rPr>
-              <w:t>cÉÏÿqÉç | mÉëÉcÉÏþqÉÑ¨É</w:t>
-            </w:r>
-            <w:r>
-              <w:rPr>
-                <w:rFonts w:ascii="BRH Malayalam Extra" w:hAnsi="BRH Malayalam Extra" w:cs="BRH Devanagari Extra"/>
-                <w:color w:val="000000"/>
-                <w:sz w:val="32"/>
-                <w:szCs w:val="40"/>
-                <w:lang w:bidi="ml-IN"/>
-              </w:rPr>
-              <w:t>–</w:t>
-            </w:r>
-            <w:r>
-              <w:rPr>
-                <w:rFonts w:ascii="BRH Devanagari Extra" w:hAnsi="BRH Devanagari Extra" w:cs="BRH Devanagari Extra"/>
-                <w:color w:val="000000"/>
-                <w:sz w:val="40"/>
-                <w:szCs w:val="40"/>
-                <w:lang w:bidi="ml-IN"/>
-              </w:rPr>
-              <w:t>qÉÉqÉç |</w:t>
+              <w:t>cÉÏÿqÉç</w:t>
+            </w:r>
+            <w:proofErr w:type="spellEnd"/>
+            <w:r>
+              <w:rPr>
+                <w:rFonts w:ascii="BRH Devanagari Extra" w:hAnsi="BRH Devanagari Extra" w:cs="BRH Devanagari Extra"/>
+                <w:color w:val="000000"/>
+                <w:sz w:val="40"/>
+                <w:szCs w:val="40"/>
+                <w:lang w:bidi="ml-IN"/>
+              </w:rPr>
+              <w:t xml:space="preserve"> | </w:t>
+            </w:r>
+            <w:proofErr w:type="spellStart"/>
+            <w:r>
+              <w:rPr>
+                <w:rFonts w:ascii="BRH Devanagari Extra" w:hAnsi="BRH Devanagari Extra" w:cs="BRH Devanagari Extra"/>
+                <w:color w:val="000000"/>
+                <w:sz w:val="40"/>
+                <w:szCs w:val="40"/>
+                <w:lang w:bidi="ml-IN"/>
+              </w:rPr>
+              <w:t>mÉëÉcÉÏþqÉÑ¨É</w:t>
+            </w:r>
+            <w:proofErr w:type="spellEnd"/>
+            <w:r>
+              <w:rPr>
+                <w:rFonts w:ascii="BRH Malayalam Extra" w:hAnsi="BRH Malayalam Extra" w:cs="BRH Devanagari Extra"/>
+                <w:color w:val="000000"/>
+                <w:sz w:val="32"/>
+                <w:szCs w:val="40"/>
+                <w:lang w:bidi="ml-IN"/>
+              </w:rPr>
+              <w:t>–</w:t>
+            </w:r>
+            <w:proofErr w:type="spellStart"/>
+            <w:r>
+              <w:rPr>
+                <w:rFonts w:ascii="BRH Devanagari Extra" w:hAnsi="BRH Devanagari Extra" w:cs="BRH Devanagari Extra"/>
+                <w:color w:val="000000"/>
+                <w:sz w:val="40"/>
+                <w:szCs w:val="40"/>
+                <w:lang w:bidi="ml-IN"/>
+              </w:rPr>
+              <w:t>qÉÉqÉç</w:t>
+            </w:r>
+            <w:proofErr w:type="spellEnd"/>
+            <w:r>
+              <w:rPr>
+                <w:rFonts w:ascii="BRH Devanagari Extra" w:hAnsi="BRH Devanagari Extra" w:cs="BRH Devanagari Extra"/>
+                <w:color w:val="000000"/>
+                <w:sz w:val="40"/>
+                <w:szCs w:val="40"/>
+                <w:lang w:bidi="ml-IN"/>
+              </w:rPr>
+              <w:t xml:space="preserve"> |</w:t>
             </w:r>
           </w:p>
         </w:tc>
@@ -5773,6 +6636,7 @@
                 <w:sz w:val="28"/>
                 <w:szCs w:val="32"/>
               </w:rPr>
+              <w:lastRenderedPageBreak/>
               <w:t>T.S.5.3.7.4 – Kramam</w:t>
             </w:r>
           </w:p>
@@ -5869,6 +6733,7 @@
                 <w:lang w:val="en-IN" w:eastAsia="en-IN" w:bidi="ml-IN"/>
               </w:rPr>
             </w:pPr>
+            <w:proofErr w:type="spellStart"/>
             <w:r>
               <w:rPr>
                 <w:rFonts w:ascii="BRH Devanagari Extra" w:hAnsi="BRH Devanagari Extra" w:cs="BRH Devanagari Extra"/>
@@ -5900,36 +6765,60 @@
               </w:rPr>
               <w:t>þwOèrÉÉ</w:t>
             </w:r>
-            <w:r>
-              <w:rPr>
-                <w:rFonts w:ascii="BRH Malayalam Extra" w:hAnsi="BRH Malayalam Extra" w:cs="BRH Devanagari Extra"/>
-                <w:color w:val="000000"/>
-                <w:sz w:val="32"/>
-                <w:szCs w:val="40"/>
-                <w:lang w:bidi="ml-IN"/>
-              </w:rPr>
-              <w:t>–</w:t>
-            </w:r>
-            <w:r>
-              <w:rPr>
-                <w:rFonts w:ascii="BRH Devanagari Extra" w:hAnsi="BRH Devanagari Extra" w:cs="BRH Devanagari Extra"/>
-                <w:color w:val="000000"/>
-                <w:sz w:val="40"/>
-                <w:szCs w:val="40"/>
-                <w:lang w:bidi="ml-IN"/>
-              </w:rPr>
-              <w:t xml:space="preserve"> CirÉÑiÉç - xÉ×</w:t>
-            </w:r>
-            <w:r>
-              <w:rPr>
-                <w:rFonts w:ascii="BRH Malayalam Extra" w:hAnsi="BRH Malayalam Extra" w:cs="BRH Devanagari Extra"/>
-                <w:color w:val="000000"/>
-                <w:sz w:val="32"/>
-                <w:szCs w:val="40"/>
-                <w:lang w:bidi="ml-IN"/>
-              </w:rPr>
-              <w:t>–</w:t>
-            </w:r>
+            <w:proofErr w:type="spellEnd"/>
+            <w:r>
+              <w:rPr>
+                <w:rFonts w:ascii="BRH Malayalam Extra" w:hAnsi="BRH Malayalam Extra" w:cs="BRH Devanagari Extra"/>
+                <w:color w:val="000000"/>
+                <w:sz w:val="32"/>
+                <w:szCs w:val="40"/>
+                <w:lang w:bidi="ml-IN"/>
+              </w:rPr>
+              <w:t>–</w:t>
+            </w:r>
+            <w:r>
+              <w:rPr>
+                <w:rFonts w:ascii="BRH Devanagari Extra" w:hAnsi="BRH Devanagari Extra" w:cs="BRH Devanagari Extra"/>
+                <w:color w:val="000000"/>
+                <w:sz w:val="40"/>
+                <w:szCs w:val="40"/>
+                <w:lang w:bidi="ml-IN"/>
+              </w:rPr>
+              <w:t xml:space="preserve"> </w:t>
+            </w:r>
+            <w:proofErr w:type="spellStart"/>
+            <w:r>
+              <w:rPr>
+                <w:rFonts w:ascii="BRH Devanagari Extra" w:hAnsi="BRH Devanagari Extra" w:cs="BRH Devanagari Extra"/>
+                <w:color w:val="000000"/>
+                <w:sz w:val="40"/>
+                <w:szCs w:val="40"/>
+                <w:lang w:bidi="ml-IN"/>
+              </w:rPr>
+              <w:t>CirÉÑiÉç</w:t>
+            </w:r>
+            <w:proofErr w:type="spellEnd"/>
+            <w:r>
+              <w:rPr>
+                <w:rFonts w:ascii="BRH Devanagari Extra" w:hAnsi="BRH Devanagari Extra" w:cs="BRH Devanagari Extra"/>
+                <w:color w:val="000000"/>
+                <w:sz w:val="40"/>
+                <w:szCs w:val="40"/>
+                <w:lang w:bidi="ml-IN"/>
+              </w:rPr>
+              <w:t xml:space="preserve"> - xÉ×</w:t>
+            </w:r>
+            <w:r>
+              <w:rPr>
+                <w:rFonts w:ascii="BRH Malayalam Extra" w:hAnsi="BRH Malayalam Extra" w:cs="BRH Devanagari Extra"/>
+                <w:color w:val="000000"/>
+                <w:sz w:val="32"/>
+                <w:szCs w:val="40"/>
+                <w:lang w:bidi="ml-IN"/>
+              </w:rPr>
+              <w:t>–</w:t>
+            </w:r>
+            <w:proofErr w:type="spellStart"/>
             <w:r>
               <w:rPr>
                 <w:rFonts w:ascii="BRH Devanagari Extra" w:hAnsi="BRH Devanagari Extra" w:cs="BRH Devanagari Extra"/>
@@ -5940,6 +6829,7 @@
               </w:rPr>
               <w:t>wOèrÉæ</w:t>
             </w:r>
+            <w:proofErr w:type="spellEnd"/>
             <w:r>
               <w:rPr>
                 <w:rFonts w:ascii="BRH Malayalam Extra" w:hAnsi="BRH Malayalam Extra" w:cs="BRH Devanagari Extra"/>
@@ -5981,6 +6871,7 @@
                 <w:lang w:val="en-IN" w:eastAsia="en-IN" w:bidi="ml-IN"/>
               </w:rPr>
             </w:pPr>
+            <w:proofErr w:type="spellStart"/>
             <w:r>
               <w:rPr>
                 <w:rFonts w:ascii="BRH Devanagari Extra" w:hAnsi="BRH Devanagari Extra" w:cs="BRH Devanagari Extra"/>
@@ -6012,36 +6903,60 @@
               </w:rPr>
               <w:t>×þwOèrÉÉ</w:t>
             </w:r>
-            <w:r>
-              <w:rPr>
-                <w:rFonts w:ascii="BRH Malayalam Extra" w:hAnsi="BRH Malayalam Extra" w:cs="BRH Devanagari Extra"/>
-                <w:color w:val="000000"/>
-                <w:sz w:val="32"/>
-                <w:szCs w:val="40"/>
-                <w:lang w:bidi="ml-IN"/>
-              </w:rPr>
-              <w:t>–</w:t>
-            </w:r>
-            <w:r>
-              <w:rPr>
-                <w:rFonts w:ascii="BRH Devanagari Extra" w:hAnsi="BRH Devanagari Extra" w:cs="BRH Devanagari Extra"/>
-                <w:color w:val="000000"/>
-                <w:sz w:val="40"/>
-                <w:szCs w:val="40"/>
-                <w:lang w:bidi="ml-IN"/>
-              </w:rPr>
-              <w:t xml:space="preserve"> CirÉÑiÉç - xÉ×</w:t>
-            </w:r>
-            <w:r>
-              <w:rPr>
-                <w:rFonts w:ascii="BRH Malayalam Extra" w:hAnsi="BRH Malayalam Extra" w:cs="BRH Devanagari Extra"/>
-                <w:color w:val="000000"/>
-                <w:sz w:val="32"/>
-                <w:szCs w:val="40"/>
-                <w:lang w:bidi="ml-IN"/>
-              </w:rPr>
-              <w:t>–</w:t>
-            </w:r>
+            <w:proofErr w:type="spellEnd"/>
+            <w:r>
+              <w:rPr>
+                <w:rFonts w:ascii="BRH Malayalam Extra" w:hAnsi="BRH Malayalam Extra" w:cs="BRH Devanagari Extra"/>
+                <w:color w:val="000000"/>
+                <w:sz w:val="32"/>
+                <w:szCs w:val="40"/>
+                <w:lang w:bidi="ml-IN"/>
+              </w:rPr>
+              <w:t>–</w:t>
+            </w:r>
+            <w:r>
+              <w:rPr>
+                <w:rFonts w:ascii="BRH Devanagari Extra" w:hAnsi="BRH Devanagari Extra" w:cs="BRH Devanagari Extra"/>
+                <w:color w:val="000000"/>
+                <w:sz w:val="40"/>
+                <w:szCs w:val="40"/>
+                <w:lang w:bidi="ml-IN"/>
+              </w:rPr>
+              <w:t xml:space="preserve"> </w:t>
+            </w:r>
+            <w:proofErr w:type="spellStart"/>
+            <w:r>
+              <w:rPr>
+                <w:rFonts w:ascii="BRH Devanagari Extra" w:hAnsi="BRH Devanagari Extra" w:cs="BRH Devanagari Extra"/>
+                <w:color w:val="000000"/>
+                <w:sz w:val="40"/>
+                <w:szCs w:val="40"/>
+                <w:lang w:bidi="ml-IN"/>
+              </w:rPr>
+              <w:t>CirÉÑiÉç</w:t>
+            </w:r>
+            <w:proofErr w:type="spellEnd"/>
+            <w:r>
+              <w:rPr>
+                <w:rFonts w:ascii="BRH Devanagari Extra" w:hAnsi="BRH Devanagari Extra" w:cs="BRH Devanagari Extra"/>
+                <w:color w:val="000000"/>
+                <w:sz w:val="40"/>
+                <w:szCs w:val="40"/>
+                <w:lang w:bidi="ml-IN"/>
+              </w:rPr>
+              <w:t xml:space="preserve"> - xÉ×</w:t>
+            </w:r>
+            <w:r>
+              <w:rPr>
+                <w:rFonts w:ascii="BRH Malayalam Extra" w:hAnsi="BRH Malayalam Extra" w:cs="BRH Devanagari Extra"/>
+                <w:color w:val="000000"/>
+                <w:sz w:val="32"/>
+                <w:szCs w:val="40"/>
+                <w:lang w:bidi="ml-IN"/>
+              </w:rPr>
+              <w:t>–</w:t>
+            </w:r>
+            <w:proofErr w:type="spellStart"/>
             <w:r>
               <w:rPr>
                 <w:rFonts w:ascii="BRH Devanagari Extra" w:hAnsi="BRH Devanagari Extra" w:cs="BRH Devanagari Extra"/>
@@ -6052,6 +6967,7 @@
               </w:rPr>
               <w:t>wOèrÉæ</w:t>
             </w:r>
+            <w:proofErr w:type="spellEnd"/>
             <w:r>
               <w:rPr>
                 <w:rFonts w:ascii="BRH Malayalam Extra" w:hAnsi="BRH Malayalam Extra" w:cs="BRH Devanagari Extra"/>
@@ -6108,7 +7024,6 @@
                 <w:sz w:val="28"/>
                 <w:szCs w:val="32"/>
               </w:rPr>
-              <w:lastRenderedPageBreak/>
               <w:t>T.S.5.3.8.2 – Kramam</w:t>
             </w:r>
           </w:p>
@@ -6204,6 +7119,7 @@
                 <w:lang w:bidi="ml-IN"/>
               </w:rPr>
             </w:pPr>
+            <w:proofErr w:type="spellStart"/>
             <w:r>
               <w:rPr>
                 <w:rFonts w:ascii="BRH Devanagari Extra" w:hAnsi="BRH Devanagari Extra" w:cs="BRH Devanagari Extra"/>
@@ -6233,27 +7149,62 @@
                 <w:szCs w:val="40"/>
                 <w:lang w:bidi="ml-IN"/>
               </w:rPr>
-              <w:t>wOèrÉæ oÉ×Wû</w:t>
-            </w:r>
-            <w:r>
-              <w:rPr>
-                <w:rFonts w:ascii="BRH Malayalam Extra" w:hAnsi="BRH Malayalam Extra" w:cs="BRH Devanagari Extra"/>
-                <w:color w:val="000000"/>
-                <w:sz w:val="32"/>
-                <w:szCs w:val="40"/>
-                <w:lang w:bidi="ml-IN"/>
-              </w:rPr>
-              <w:t>–</w:t>
-            </w:r>
-            <w:r>
-              <w:rPr>
-                <w:rFonts w:ascii="BRH Devanagari Extra" w:hAnsi="BRH Devanagari Extra" w:cs="BRH Devanagari Extra"/>
-                <w:color w:val="000000"/>
-                <w:sz w:val="40"/>
-                <w:szCs w:val="40"/>
-                <w:lang w:bidi="ml-IN"/>
-              </w:rPr>
-              <w:t xml:space="preserve">iÉÏÈ | </w:t>
+              <w:t>wOèrÉæ</w:t>
+            </w:r>
+            <w:proofErr w:type="spellEnd"/>
+            <w:r>
+              <w:rPr>
+                <w:rFonts w:ascii="BRH Devanagari Extra" w:hAnsi="BRH Devanagari Extra" w:cs="BRH Devanagari Extra"/>
+                <w:color w:val="000000"/>
+                <w:sz w:val="40"/>
+                <w:szCs w:val="40"/>
+                <w:lang w:bidi="ml-IN"/>
+              </w:rPr>
+              <w:t xml:space="preserve"> </w:t>
+            </w:r>
+            <w:proofErr w:type="spellStart"/>
+            <w:r>
+              <w:rPr>
+                <w:rFonts w:ascii="BRH Devanagari Extra" w:hAnsi="BRH Devanagari Extra" w:cs="BRH Devanagari Extra"/>
+                <w:color w:val="000000"/>
+                <w:sz w:val="40"/>
+                <w:szCs w:val="40"/>
+                <w:lang w:bidi="ml-IN"/>
+              </w:rPr>
+              <w:t>oÉ×Wû</w:t>
+            </w:r>
+            <w:proofErr w:type="spellEnd"/>
+            <w:r>
+              <w:rPr>
+                <w:rFonts w:ascii="BRH Malayalam Extra" w:hAnsi="BRH Malayalam Extra" w:cs="BRH Devanagari Extra"/>
+                <w:color w:val="000000"/>
+                <w:sz w:val="32"/>
+                <w:szCs w:val="40"/>
+                <w:lang w:bidi="ml-IN"/>
+              </w:rPr>
+              <w:t>–</w:t>
+            </w:r>
+            <w:proofErr w:type="spellStart"/>
+            <w:r>
+              <w:rPr>
+                <w:rFonts w:ascii="BRH Devanagari Extra" w:hAnsi="BRH Devanagari Extra" w:cs="BRH Devanagari Extra"/>
+                <w:color w:val="000000"/>
+                <w:sz w:val="40"/>
+                <w:szCs w:val="40"/>
+                <w:lang w:bidi="ml-IN"/>
+              </w:rPr>
+              <w:t>iÉÏÈ</w:t>
+            </w:r>
+            <w:proofErr w:type="spellEnd"/>
+            <w:r>
+              <w:rPr>
+                <w:rFonts w:ascii="BRH Devanagari Extra" w:hAnsi="BRH Devanagari Extra" w:cs="BRH Devanagari Extra"/>
+                <w:color w:val="000000"/>
+                <w:sz w:val="40"/>
+                <w:szCs w:val="40"/>
+                <w:lang w:bidi="ml-IN"/>
+              </w:rPr>
+              <w:t xml:space="preserve"> | </w:t>
             </w:r>
           </w:p>
           <w:p>
@@ -6272,6 +7223,7 @@
                 <w:lang w:val="en-IN" w:eastAsia="en-IN" w:bidi="ml-IN"/>
               </w:rPr>
             </w:pPr>
+            <w:proofErr w:type="spellStart"/>
             <w:r>
               <w:rPr>
                 <w:rFonts w:ascii="BRH Devanagari Extra" w:hAnsi="BRH Devanagari Extra" w:cs="BRH Devanagari Extra"/>
@@ -6303,36 +7255,60 @@
               </w:rPr>
               <w:t>þwOèrÉÉ</w:t>
             </w:r>
-            <w:r>
-              <w:rPr>
-                <w:rFonts w:ascii="BRH Malayalam Extra" w:hAnsi="BRH Malayalam Extra" w:cs="BRH Devanagari Extra"/>
-                <w:color w:val="000000"/>
-                <w:sz w:val="32"/>
-                <w:szCs w:val="40"/>
-                <w:lang w:bidi="ml-IN"/>
-              </w:rPr>
-              <w:t>–</w:t>
-            </w:r>
-            <w:r>
-              <w:rPr>
-                <w:rFonts w:ascii="BRH Devanagari Extra" w:hAnsi="BRH Devanagari Extra" w:cs="BRH Devanagari Extra"/>
-                <w:color w:val="000000"/>
-                <w:sz w:val="40"/>
-                <w:szCs w:val="40"/>
-                <w:lang w:bidi="ml-IN"/>
-              </w:rPr>
-              <w:t xml:space="preserve"> CirÉÑiÉç - xÉ×</w:t>
-            </w:r>
-            <w:r>
-              <w:rPr>
-                <w:rFonts w:ascii="BRH Malayalam Extra" w:hAnsi="BRH Malayalam Extra" w:cs="BRH Devanagari Extra"/>
-                <w:color w:val="000000"/>
-                <w:sz w:val="32"/>
-                <w:szCs w:val="40"/>
-                <w:lang w:bidi="ml-IN"/>
-              </w:rPr>
-              <w:t>–</w:t>
-            </w:r>
+            <w:proofErr w:type="spellEnd"/>
+            <w:r>
+              <w:rPr>
+                <w:rFonts w:ascii="BRH Malayalam Extra" w:hAnsi="BRH Malayalam Extra" w:cs="BRH Devanagari Extra"/>
+                <w:color w:val="000000"/>
+                <w:sz w:val="32"/>
+                <w:szCs w:val="40"/>
+                <w:lang w:bidi="ml-IN"/>
+              </w:rPr>
+              <w:t>–</w:t>
+            </w:r>
+            <w:r>
+              <w:rPr>
+                <w:rFonts w:ascii="BRH Devanagari Extra" w:hAnsi="BRH Devanagari Extra" w:cs="BRH Devanagari Extra"/>
+                <w:color w:val="000000"/>
+                <w:sz w:val="40"/>
+                <w:szCs w:val="40"/>
+                <w:lang w:bidi="ml-IN"/>
+              </w:rPr>
+              <w:t xml:space="preserve"> </w:t>
+            </w:r>
+            <w:proofErr w:type="spellStart"/>
+            <w:r>
+              <w:rPr>
+                <w:rFonts w:ascii="BRH Devanagari Extra" w:hAnsi="BRH Devanagari Extra" w:cs="BRH Devanagari Extra"/>
+                <w:color w:val="000000"/>
+                <w:sz w:val="40"/>
+                <w:szCs w:val="40"/>
+                <w:lang w:bidi="ml-IN"/>
+              </w:rPr>
+              <w:t>CirÉÑiÉç</w:t>
+            </w:r>
+            <w:proofErr w:type="spellEnd"/>
+            <w:r>
+              <w:rPr>
+                <w:rFonts w:ascii="BRH Devanagari Extra" w:hAnsi="BRH Devanagari Extra" w:cs="BRH Devanagari Extra"/>
+                <w:color w:val="000000"/>
+                <w:sz w:val="40"/>
+                <w:szCs w:val="40"/>
+                <w:lang w:bidi="ml-IN"/>
+              </w:rPr>
+              <w:t xml:space="preserve"> - xÉ×</w:t>
+            </w:r>
+            <w:r>
+              <w:rPr>
+                <w:rFonts w:ascii="BRH Malayalam Extra" w:hAnsi="BRH Malayalam Extra" w:cs="BRH Devanagari Extra"/>
+                <w:color w:val="000000"/>
+                <w:sz w:val="32"/>
+                <w:szCs w:val="40"/>
+                <w:lang w:bidi="ml-IN"/>
+              </w:rPr>
+              <w:t>–</w:t>
+            </w:r>
+            <w:proofErr w:type="spellStart"/>
             <w:r>
               <w:rPr>
                 <w:rFonts w:ascii="BRH Devanagari Extra" w:hAnsi="BRH Devanagari Extra" w:cs="BRH Devanagari Extra"/>
@@ -6343,6 +7319,7 @@
               </w:rPr>
               <w:t>wOèrÉæ</w:t>
             </w:r>
+            <w:proofErr w:type="spellEnd"/>
             <w:r>
               <w:rPr>
                 <w:rFonts w:ascii="BRH Malayalam Extra" w:hAnsi="BRH Malayalam Extra" w:cs="BRH Devanagari Extra"/>
@@ -6385,6 +7362,7 @@
                 <w:lang w:bidi="ml-IN"/>
               </w:rPr>
             </w:pPr>
+            <w:proofErr w:type="spellStart"/>
             <w:r>
               <w:rPr>
                 <w:rFonts w:ascii="BRH Devanagari Extra" w:hAnsi="BRH Devanagari Extra" w:cs="BRH Devanagari Extra"/>
@@ -6414,27 +7392,62 @@
                 <w:szCs w:val="40"/>
                 <w:lang w:bidi="ml-IN"/>
               </w:rPr>
-              <w:t>wOèrÉæ oÉ×Wû</w:t>
-            </w:r>
-            <w:r>
-              <w:rPr>
-                <w:rFonts w:ascii="BRH Malayalam Extra" w:hAnsi="BRH Malayalam Extra" w:cs="BRH Devanagari Extra"/>
-                <w:color w:val="000000"/>
-                <w:sz w:val="32"/>
-                <w:szCs w:val="40"/>
-                <w:lang w:bidi="ml-IN"/>
-              </w:rPr>
-              <w:t>–</w:t>
-            </w:r>
-            <w:r>
-              <w:rPr>
-                <w:rFonts w:ascii="BRH Devanagari Extra" w:hAnsi="BRH Devanagari Extra" w:cs="BRH Devanagari Extra"/>
-                <w:color w:val="000000"/>
-                <w:sz w:val="40"/>
-                <w:szCs w:val="40"/>
-                <w:lang w:bidi="ml-IN"/>
-              </w:rPr>
-              <w:t xml:space="preserve">iÉÏÈ | </w:t>
+              <w:t>wOèrÉæ</w:t>
+            </w:r>
+            <w:proofErr w:type="spellEnd"/>
+            <w:r>
+              <w:rPr>
+                <w:rFonts w:ascii="BRH Devanagari Extra" w:hAnsi="BRH Devanagari Extra" w:cs="BRH Devanagari Extra"/>
+                <w:color w:val="000000"/>
+                <w:sz w:val="40"/>
+                <w:szCs w:val="40"/>
+                <w:lang w:bidi="ml-IN"/>
+              </w:rPr>
+              <w:t xml:space="preserve"> </w:t>
+            </w:r>
+            <w:proofErr w:type="spellStart"/>
+            <w:r>
+              <w:rPr>
+                <w:rFonts w:ascii="BRH Devanagari Extra" w:hAnsi="BRH Devanagari Extra" w:cs="BRH Devanagari Extra"/>
+                <w:color w:val="000000"/>
+                <w:sz w:val="40"/>
+                <w:szCs w:val="40"/>
+                <w:lang w:bidi="ml-IN"/>
+              </w:rPr>
+              <w:t>oÉ×Wû</w:t>
+            </w:r>
+            <w:proofErr w:type="spellEnd"/>
+            <w:r>
+              <w:rPr>
+                <w:rFonts w:ascii="BRH Malayalam Extra" w:hAnsi="BRH Malayalam Extra" w:cs="BRH Devanagari Extra"/>
+                <w:color w:val="000000"/>
+                <w:sz w:val="32"/>
+                <w:szCs w:val="40"/>
+                <w:lang w:bidi="ml-IN"/>
+              </w:rPr>
+              <w:t>–</w:t>
+            </w:r>
+            <w:proofErr w:type="spellStart"/>
+            <w:r>
+              <w:rPr>
+                <w:rFonts w:ascii="BRH Devanagari Extra" w:hAnsi="BRH Devanagari Extra" w:cs="BRH Devanagari Extra"/>
+                <w:color w:val="000000"/>
+                <w:sz w:val="40"/>
+                <w:szCs w:val="40"/>
+                <w:lang w:bidi="ml-IN"/>
+              </w:rPr>
+              <w:t>iÉÏÈ</w:t>
+            </w:r>
+            <w:proofErr w:type="spellEnd"/>
+            <w:r>
+              <w:rPr>
+                <w:rFonts w:ascii="BRH Devanagari Extra" w:hAnsi="BRH Devanagari Extra" w:cs="BRH Devanagari Extra"/>
+                <w:color w:val="000000"/>
+                <w:sz w:val="40"/>
+                <w:szCs w:val="40"/>
+                <w:lang w:bidi="ml-IN"/>
+              </w:rPr>
+              <w:t xml:space="preserve"> | </w:t>
             </w:r>
           </w:p>
           <w:p>
@@ -6453,6 +7466,7 @@
                 <w:lang w:val="en-IN" w:eastAsia="en-IN" w:bidi="ml-IN"/>
               </w:rPr>
             </w:pPr>
+            <w:proofErr w:type="spellStart"/>
             <w:r>
               <w:rPr>
                 <w:rFonts w:ascii="BRH Devanagari Extra" w:hAnsi="BRH Devanagari Extra" w:cs="BRH Devanagari Extra"/>
@@ -6484,36 +7498,60 @@
               </w:rPr>
               <w:t>þwOèrÉÉ</w:t>
             </w:r>
-            <w:r>
-              <w:rPr>
-                <w:rFonts w:ascii="BRH Malayalam Extra" w:hAnsi="BRH Malayalam Extra" w:cs="BRH Devanagari Extra"/>
-                <w:color w:val="000000"/>
-                <w:sz w:val="32"/>
-                <w:szCs w:val="40"/>
-                <w:lang w:bidi="ml-IN"/>
-              </w:rPr>
-              <w:t>–</w:t>
-            </w:r>
-            <w:r>
-              <w:rPr>
-                <w:rFonts w:ascii="BRH Devanagari Extra" w:hAnsi="BRH Devanagari Extra" w:cs="BRH Devanagari Extra"/>
-                <w:color w:val="000000"/>
-                <w:sz w:val="40"/>
-                <w:szCs w:val="40"/>
-                <w:lang w:bidi="ml-IN"/>
-              </w:rPr>
-              <w:t xml:space="preserve"> CirÉÑiÉç - xÉ×</w:t>
-            </w:r>
-            <w:r>
-              <w:rPr>
-                <w:rFonts w:ascii="BRH Malayalam Extra" w:hAnsi="BRH Malayalam Extra" w:cs="BRH Devanagari Extra"/>
-                <w:color w:val="000000"/>
-                <w:sz w:val="32"/>
-                <w:szCs w:val="40"/>
-                <w:lang w:bidi="ml-IN"/>
-              </w:rPr>
-              <w:t>–</w:t>
-            </w:r>
+            <w:proofErr w:type="spellEnd"/>
+            <w:r>
+              <w:rPr>
+                <w:rFonts w:ascii="BRH Malayalam Extra" w:hAnsi="BRH Malayalam Extra" w:cs="BRH Devanagari Extra"/>
+                <w:color w:val="000000"/>
+                <w:sz w:val="32"/>
+                <w:szCs w:val="40"/>
+                <w:lang w:bidi="ml-IN"/>
+              </w:rPr>
+              <w:t>–</w:t>
+            </w:r>
+            <w:r>
+              <w:rPr>
+                <w:rFonts w:ascii="BRH Devanagari Extra" w:hAnsi="BRH Devanagari Extra" w:cs="BRH Devanagari Extra"/>
+                <w:color w:val="000000"/>
+                <w:sz w:val="40"/>
+                <w:szCs w:val="40"/>
+                <w:lang w:bidi="ml-IN"/>
+              </w:rPr>
+              <w:t xml:space="preserve"> </w:t>
+            </w:r>
+            <w:proofErr w:type="spellStart"/>
+            <w:r>
+              <w:rPr>
+                <w:rFonts w:ascii="BRH Devanagari Extra" w:hAnsi="BRH Devanagari Extra" w:cs="BRH Devanagari Extra"/>
+                <w:color w:val="000000"/>
+                <w:sz w:val="40"/>
+                <w:szCs w:val="40"/>
+                <w:lang w:bidi="ml-IN"/>
+              </w:rPr>
+              <w:t>CirÉÑiÉç</w:t>
+            </w:r>
+            <w:proofErr w:type="spellEnd"/>
+            <w:r>
+              <w:rPr>
+                <w:rFonts w:ascii="BRH Devanagari Extra" w:hAnsi="BRH Devanagari Extra" w:cs="BRH Devanagari Extra"/>
+                <w:color w:val="000000"/>
+                <w:sz w:val="40"/>
+                <w:szCs w:val="40"/>
+                <w:lang w:bidi="ml-IN"/>
+              </w:rPr>
+              <w:t xml:space="preserve"> - xÉ×</w:t>
+            </w:r>
+            <w:r>
+              <w:rPr>
+                <w:rFonts w:ascii="BRH Malayalam Extra" w:hAnsi="BRH Malayalam Extra" w:cs="BRH Devanagari Extra"/>
+                <w:color w:val="000000"/>
+                <w:sz w:val="32"/>
+                <w:szCs w:val="40"/>
+                <w:lang w:bidi="ml-IN"/>
+              </w:rPr>
+              <w:t>–</w:t>
+            </w:r>
+            <w:proofErr w:type="spellStart"/>
             <w:r>
               <w:rPr>
                 <w:rFonts w:ascii="BRH Devanagari Extra" w:hAnsi="BRH Devanagari Extra" w:cs="BRH Devanagari Extra"/>
@@ -6524,6 +7562,7 @@
               </w:rPr>
               <w:t>wOèrÉæ</w:t>
             </w:r>
+            <w:proofErr w:type="spellEnd"/>
             <w:r>
               <w:rPr>
                 <w:rFonts w:ascii="BRH Malayalam Extra" w:hAnsi="BRH Malayalam Extra" w:cs="BRH Devanagari Extra"/>
@@ -6695,6 +7734,7 @@
               </w:rPr>
               <w:t>–</w:t>
             </w:r>
+            <w:proofErr w:type="spellStart"/>
             <w:r>
               <w:rPr>
                 <w:rFonts w:ascii="BRH Devanagari Extra" w:hAnsi="BRH Devanagari Extra" w:cs="BRH Devanagari Extra"/>
@@ -6705,16 +7745,18 @@
               </w:rPr>
               <w:t>lÉÑ</w:t>
             </w:r>
-            <w:r>
-              <w:rPr>
-                <w:rFonts w:ascii="BRH Malayalam Extra" w:hAnsi="BRH Malayalam Extra" w:cs="BRH Devanagari Extra"/>
-                <w:color w:val="000000"/>
-                <w:sz w:val="32"/>
-                <w:szCs w:val="40"/>
-                <w:lang w:bidi="ml-IN"/>
-              </w:rPr>
-              <w:t>–</w:t>
-            </w:r>
+            <w:proofErr w:type="spellEnd"/>
+            <w:r>
+              <w:rPr>
+                <w:rFonts w:ascii="BRH Malayalam Extra" w:hAnsi="BRH Malayalam Extra" w:cs="BRH Devanagari Extra"/>
+                <w:color w:val="000000"/>
+                <w:sz w:val="32"/>
+                <w:szCs w:val="40"/>
+                <w:lang w:bidi="ml-IN"/>
+              </w:rPr>
+              <w:t>–</w:t>
+            </w:r>
+            <w:proofErr w:type="spellStart"/>
             <w:r>
               <w:rPr>
                 <w:rFonts w:ascii="BRH Devanagari Extra" w:hAnsi="BRH Devanagari Extra" w:cs="BRH Devanagari Extra"/>
@@ -6735,6 +7777,7 @@
               </w:rPr>
               <w:t>å</w:t>
             </w:r>
+            <w:proofErr w:type="spellEnd"/>
             <w:r>
               <w:rPr>
                 <w:rFonts w:ascii="BRH Malayalam Extra" w:hAnsi="BRH Malayalam Extra" w:cs="BRH Devanagari Extra"/>
@@ -6755,6 +7798,7 @@
               </w:rPr>
               <w:t xml:space="preserve"> lÉ | </w:t>
             </w:r>
+            <w:proofErr w:type="spellStart"/>
             <w:r>
               <w:rPr>
                 <w:rFonts w:ascii="BRH Devanagari Extra" w:hAnsi="BRH Devanagari Extra" w:cs="BRH Devanagari Extra"/>
@@ -6766,6 +7810,7 @@
               </w:rPr>
               <w:t>lÉÉ</w:t>
             </w:r>
+            <w:proofErr w:type="spellEnd"/>
             <w:r>
               <w:rPr>
                 <w:rFonts w:ascii="BRH Malayalam Extra" w:hAnsi="BRH Malayalam Extra" w:cs="BRH Devanagari Extra"/>
@@ -6777,15 +7822,27 @@
               </w:rPr>
               <w:t>–</w:t>
             </w:r>
-            <w:r>
-              <w:rPr>
-                <w:rFonts w:ascii="BRH Devanagari Extra" w:hAnsi="BRH Devanagari Extra" w:cs="BRH Devanagari Extra"/>
-                <w:color w:val="000000"/>
-                <w:sz w:val="40"/>
-                <w:szCs w:val="40"/>
-                <w:lang w:bidi="ml-IN"/>
-              </w:rPr>
-              <w:t>ÎalÉlÉÉÿ |</w:t>
+            <w:proofErr w:type="spellStart"/>
+            <w:r>
+              <w:rPr>
+                <w:rFonts w:ascii="BRH Devanagari Extra" w:hAnsi="BRH Devanagari Extra" w:cs="BRH Devanagari Extra"/>
+                <w:color w:val="000000"/>
+                <w:sz w:val="40"/>
+                <w:szCs w:val="40"/>
+                <w:lang w:bidi="ml-IN"/>
+              </w:rPr>
+              <w:t>ÎalÉlÉÉÿ</w:t>
+            </w:r>
+            <w:proofErr w:type="spellEnd"/>
+            <w:r>
+              <w:rPr>
+                <w:rFonts w:ascii="BRH Devanagari Extra" w:hAnsi="BRH Devanagari Extra" w:cs="BRH Devanagari Extra"/>
+                <w:color w:val="000000"/>
+                <w:sz w:val="40"/>
+                <w:szCs w:val="40"/>
+                <w:lang w:bidi="ml-IN"/>
+              </w:rPr>
+              <w:t xml:space="preserve"> |</w:t>
             </w:r>
           </w:p>
         </w:tc>
@@ -6827,6 +7884,7 @@
               </w:rPr>
               <w:t>–</w:t>
             </w:r>
+            <w:proofErr w:type="spellStart"/>
             <w:r>
               <w:rPr>
                 <w:rFonts w:ascii="BRH Devanagari Extra" w:hAnsi="BRH Devanagari Extra" w:cs="BRH Devanagari Extra"/>
@@ -6837,16 +7895,18 @@
               </w:rPr>
               <w:t>lÉÑ</w:t>
             </w:r>
-            <w:r>
-              <w:rPr>
-                <w:rFonts w:ascii="BRH Malayalam Extra" w:hAnsi="BRH Malayalam Extra" w:cs="BRH Devanagari Extra"/>
-                <w:color w:val="000000"/>
-                <w:sz w:val="32"/>
-                <w:szCs w:val="40"/>
-                <w:lang w:bidi="ml-IN"/>
-              </w:rPr>
-              <w:t>–</w:t>
-            </w:r>
+            <w:proofErr w:type="spellEnd"/>
+            <w:r>
+              <w:rPr>
+                <w:rFonts w:ascii="BRH Malayalam Extra" w:hAnsi="BRH Malayalam Extra" w:cs="BRH Devanagari Extra"/>
+                <w:color w:val="000000"/>
+                <w:sz w:val="32"/>
+                <w:szCs w:val="40"/>
+                <w:lang w:bidi="ml-IN"/>
+              </w:rPr>
+              <w:t>–</w:t>
+            </w:r>
+            <w:proofErr w:type="spellStart"/>
             <w:r>
               <w:rPr>
                 <w:rFonts w:ascii="BRH Devanagari Extra" w:hAnsi="BRH Devanagari Extra" w:cs="BRH Devanagari Extra"/>
@@ -6867,6 +7927,7 @@
               </w:rPr>
               <w:t>å</w:t>
             </w:r>
+            <w:proofErr w:type="spellEnd"/>
             <w:r>
               <w:rPr>
                 <w:rFonts w:ascii="BRH Malayalam Extra" w:hAnsi="BRH Malayalam Extra" w:cs="BRH Devanagari Extra"/>
@@ -6887,6 +7948,7 @@
               </w:rPr>
               <w:t xml:space="preserve"> lÉ | </w:t>
             </w:r>
+            <w:proofErr w:type="spellStart"/>
             <w:r>
               <w:rPr>
                 <w:rFonts w:ascii="BRH Devanagari Extra" w:hAnsi="BRH Devanagari Extra" w:cs="BRH Devanagari Extra"/>
@@ -6906,7 +7968,18 @@
                 <w:szCs w:val="40"/>
                 <w:lang w:bidi="ml-IN"/>
               </w:rPr>
-              <w:t>ÎalÉlÉÉÿ |</w:t>
+              <w:t>ÎalÉlÉÉÿ</w:t>
+            </w:r>
+            <w:proofErr w:type="spellEnd"/>
+            <w:r>
+              <w:rPr>
+                <w:rFonts w:ascii="BRH Devanagari Extra" w:hAnsi="BRH Devanagari Extra" w:cs="BRH Devanagari Extra"/>
+                <w:color w:val="000000"/>
+                <w:sz w:val="40"/>
+                <w:szCs w:val="40"/>
+                <w:lang w:bidi="ml-IN"/>
+              </w:rPr>
+              <w:t xml:space="preserve"> |</w:t>
             </w:r>
           </w:p>
         </w:tc>
@@ -7059,6 +8132,7 @@
               </w:rPr>
               <w:t>–</w:t>
             </w:r>
+            <w:proofErr w:type="spellStart"/>
             <w:r>
               <w:rPr>
                 <w:rFonts w:ascii="BRH Devanagari Extra" w:hAnsi="BRH Devanagari Extra" w:cs="BRH Devanagari Extra"/>
@@ -7069,6 +8143,7 @@
               </w:rPr>
               <w:t>ÎxqÉ</w:t>
             </w:r>
+            <w:proofErr w:type="spellEnd"/>
             <w:r>
               <w:rPr>
                 <w:rFonts w:ascii="BRH Malayalam Extra" w:hAnsi="BRH Malayalam Extra" w:cs="BRH Devanagari Extra"/>
@@ -7111,15 +8186,27 @@
               </w:rPr>
               <w:t>–</w:t>
             </w:r>
-            <w:r>
-              <w:rPr>
-                <w:rFonts w:ascii="BRH Devanagari Extra" w:hAnsi="BRH Devanagari Extra" w:cs="BRH Devanagari Extra"/>
-                <w:color w:val="000000"/>
-                <w:sz w:val="40"/>
-                <w:szCs w:val="40"/>
-                <w:lang w:bidi="ml-IN"/>
-              </w:rPr>
-              <w:t>irÉÈ | AÉ</w:t>
+            <w:proofErr w:type="spellStart"/>
+            <w:r>
+              <w:rPr>
+                <w:rFonts w:ascii="BRH Devanagari Extra" w:hAnsi="BRH Devanagari Extra" w:cs="BRH Devanagari Extra"/>
+                <w:color w:val="000000"/>
+                <w:sz w:val="40"/>
+                <w:szCs w:val="40"/>
+                <w:lang w:bidi="ml-IN"/>
+              </w:rPr>
+              <w:t>irÉÈ</w:t>
+            </w:r>
+            <w:proofErr w:type="spellEnd"/>
+            <w:r>
+              <w:rPr>
+                <w:rFonts w:ascii="BRH Devanagari Extra" w:hAnsi="BRH Devanagari Extra" w:cs="BRH Devanagari Extra"/>
+                <w:color w:val="000000"/>
+                <w:sz w:val="40"/>
+                <w:szCs w:val="40"/>
+                <w:lang w:bidi="ml-IN"/>
+              </w:rPr>
+              <w:t xml:space="preserve"> | AÉ</w:t>
             </w:r>
             <w:r>
               <w:rPr>
@@ -7151,6 +8238,7 @@
               </w:rPr>
               <w:t>–</w:t>
             </w:r>
+            <w:proofErr w:type="spellStart"/>
             <w:r>
               <w:rPr>
                 <w:rFonts w:ascii="BRH Devanagari Extra" w:hAnsi="BRH Devanagari Extra" w:cs="BRH Devanagari Extra"/>
@@ -7171,15 +8259,38 @@
               </w:rPr>
               <w:t>å</w:t>
             </w:r>
-            <w:r>
-              <w:rPr>
-                <w:rFonts w:ascii="BRH Devanagari Extra" w:hAnsi="BRH Devanagari Extra" w:cs="BRH Devanagari Extra"/>
-                <w:color w:val="000000"/>
-                <w:sz w:val="40"/>
-                <w:szCs w:val="40"/>
-                <w:lang w:bidi="ml-IN"/>
-              </w:rPr>
-              <w:t xml:space="preserve"> ÂcÉÿqÉç |</w:t>
+            <w:proofErr w:type="spellEnd"/>
+            <w:r>
+              <w:rPr>
+                <w:rFonts w:ascii="BRH Devanagari Extra" w:hAnsi="BRH Devanagari Extra" w:cs="BRH Devanagari Extra"/>
+                <w:color w:val="000000"/>
+                <w:sz w:val="40"/>
+                <w:szCs w:val="40"/>
+                <w:lang w:bidi="ml-IN"/>
+              </w:rPr>
+              <w:t xml:space="preserve"> </w:t>
+            </w:r>
+            <w:proofErr w:type="spellStart"/>
+            <w:r>
+              <w:rPr>
+                <w:rFonts w:ascii="BRH Devanagari Extra" w:hAnsi="BRH Devanagari Extra" w:cs="BRH Devanagari Extra"/>
+                <w:color w:val="000000"/>
+                <w:sz w:val="40"/>
+                <w:szCs w:val="40"/>
+                <w:lang w:bidi="ml-IN"/>
+              </w:rPr>
+              <w:t>ÂcÉÿqÉç</w:t>
+            </w:r>
+            <w:proofErr w:type="spellEnd"/>
+            <w:r>
+              <w:rPr>
+                <w:rFonts w:ascii="BRH Devanagari Extra" w:hAnsi="BRH Devanagari Extra" w:cs="BRH Devanagari Extra"/>
+                <w:color w:val="000000"/>
+                <w:sz w:val="40"/>
+                <w:szCs w:val="40"/>
+                <w:lang w:bidi="ml-IN"/>
+              </w:rPr>
+              <w:t xml:space="preserve"> |</w:t>
             </w:r>
           </w:p>
         </w:tc>
@@ -7221,6 +8332,7 @@
               </w:rPr>
               <w:t>–</w:t>
             </w:r>
+            <w:proofErr w:type="spellStart"/>
             <w:r>
               <w:rPr>
                 <w:rFonts w:ascii="BRH Devanagari Extra" w:hAnsi="BRH Devanagari Extra" w:cs="BRH Devanagari Extra"/>
@@ -7231,6 +8343,7 @@
               </w:rPr>
               <w:t>ÎxqÉ</w:t>
             </w:r>
+            <w:proofErr w:type="spellEnd"/>
             <w:r>
               <w:rPr>
                 <w:rFonts w:ascii="BRH Malayalam Extra" w:hAnsi="BRH Malayalam Extra" w:cs="BRH Devanagari Extra"/>
@@ -7282,15 +8395,27 @@
               </w:rPr>
               <w:t>–</w:t>
             </w:r>
-            <w:r>
-              <w:rPr>
-                <w:rFonts w:ascii="BRH Devanagari Extra" w:hAnsi="BRH Devanagari Extra" w:cs="BRH Devanagari Extra"/>
-                <w:color w:val="000000"/>
-                <w:sz w:val="40"/>
-                <w:szCs w:val="40"/>
-                <w:lang w:bidi="ml-IN"/>
-              </w:rPr>
-              <w:t>irÉÈ | AÉ</w:t>
+            <w:proofErr w:type="spellStart"/>
+            <w:r>
+              <w:rPr>
+                <w:rFonts w:ascii="BRH Devanagari Extra" w:hAnsi="BRH Devanagari Extra" w:cs="BRH Devanagari Extra"/>
+                <w:color w:val="000000"/>
+                <w:sz w:val="40"/>
+                <w:szCs w:val="40"/>
+                <w:lang w:bidi="ml-IN"/>
+              </w:rPr>
+              <w:t>irÉÈ</w:t>
+            </w:r>
+            <w:proofErr w:type="spellEnd"/>
+            <w:r>
+              <w:rPr>
+                <w:rFonts w:ascii="BRH Devanagari Extra" w:hAnsi="BRH Devanagari Extra" w:cs="BRH Devanagari Extra"/>
+                <w:color w:val="000000"/>
+                <w:sz w:val="40"/>
+                <w:szCs w:val="40"/>
+                <w:lang w:bidi="ml-IN"/>
+              </w:rPr>
+              <w:t xml:space="preserve"> | AÉ</w:t>
             </w:r>
             <w:r>
               <w:rPr>
@@ -7322,6 +8447,7 @@
               </w:rPr>
               <w:t>–</w:t>
             </w:r>
+            <w:proofErr w:type="spellStart"/>
             <w:r>
               <w:rPr>
                 <w:rFonts w:ascii="BRH Devanagari Extra" w:hAnsi="BRH Devanagari Extra" w:cs="BRH Devanagari Extra"/>
@@ -7342,15 +8468,38 @@
               </w:rPr>
               <w:t>å</w:t>
             </w:r>
-            <w:r>
-              <w:rPr>
-                <w:rFonts w:ascii="BRH Devanagari Extra" w:hAnsi="BRH Devanagari Extra" w:cs="BRH Devanagari Extra"/>
-                <w:color w:val="000000"/>
-                <w:sz w:val="40"/>
-                <w:szCs w:val="40"/>
-                <w:lang w:bidi="ml-IN"/>
-              </w:rPr>
-              <w:t xml:space="preserve"> ÂcÉÿqÉç |</w:t>
+            <w:proofErr w:type="spellEnd"/>
+            <w:r>
+              <w:rPr>
+                <w:rFonts w:ascii="BRH Devanagari Extra" w:hAnsi="BRH Devanagari Extra" w:cs="BRH Devanagari Extra"/>
+                <w:color w:val="000000"/>
+                <w:sz w:val="40"/>
+                <w:szCs w:val="40"/>
+                <w:lang w:bidi="ml-IN"/>
+              </w:rPr>
+              <w:t xml:space="preserve"> </w:t>
+            </w:r>
+            <w:proofErr w:type="spellStart"/>
+            <w:r>
+              <w:rPr>
+                <w:rFonts w:ascii="BRH Devanagari Extra" w:hAnsi="BRH Devanagari Extra" w:cs="BRH Devanagari Extra"/>
+                <w:color w:val="000000"/>
+                <w:sz w:val="40"/>
+                <w:szCs w:val="40"/>
+                <w:lang w:bidi="ml-IN"/>
+              </w:rPr>
+              <w:t>ÂcÉÿqÉç</w:t>
+            </w:r>
+            <w:proofErr w:type="spellEnd"/>
+            <w:r>
+              <w:rPr>
+                <w:rFonts w:ascii="BRH Devanagari Extra" w:hAnsi="BRH Devanagari Extra" w:cs="BRH Devanagari Extra"/>
+                <w:color w:val="000000"/>
+                <w:sz w:val="40"/>
+                <w:szCs w:val="40"/>
+                <w:lang w:bidi="ml-IN"/>
+              </w:rPr>
+              <w:t xml:space="preserve"> |</w:t>
             </w:r>
           </w:p>
         </w:tc>
@@ -7504,6 +8653,7 @@
               </w:rPr>
               <w:t>–</w:t>
             </w:r>
+            <w:proofErr w:type="spellStart"/>
             <w:r>
               <w:rPr>
                 <w:rFonts w:ascii="BRH Devanagari Extra" w:hAnsi="BRH Devanagari Extra" w:cs="BRH Devanagari Extra"/>
@@ -7515,6 +8665,7 @@
               </w:rPr>
               <w:t>alÉå</w:t>
             </w:r>
+            <w:proofErr w:type="spellEnd"/>
             <w:r>
               <w:rPr>
                 <w:rFonts w:ascii="BRH Malayalam Extra" w:hAnsi="BRH Malayalam Extra" w:cs="BRH Devanagari Extra"/>
@@ -7534,7 +8685,51 @@
                 <w:szCs w:val="40"/>
                 <w:lang w:bidi="ml-IN"/>
               </w:rPr>
-              <w:t xml:space="preserve"> CÌiÉþ | CirÉÉþWû |</w:t>
+              <w:t xml:space="preserve"> </w:t>
+            </w:r>
+            <w:proofErr w:type="spellStart"/>
+            <w:r>
+              <w:rPr>
+                <w:rFonts w:ascii="BRH Devanagari Extra" w:hAnsi="BRH Devanagari Extra" w:cs="BRH Devanagari Extra"/>
+                <w:color w:val="000000"/>
+                <w:sz w:val="40"/>
+                <w:szCs w:val="40"/>
+                <w:lang w:bidi="ml-IN"/>
+              </w:rPr>
+              <w:t>CÌiÉþ</w:t>
+            </w:r>
+            <w:proofErr w:type="spellEnd"/>
+            <w:r>
+              <w:rPr>
+                <w:rFonts w:ascii="BRH Devanagari Extra" w:hAnsi="BRH Devanagari Extra" w:cs="BRH Devanagari Extra"/>
+                <w:color w:val="000000"/>
+                <w:sz w:val="40"/>
+                <w:szCs w:val="40"/>
+                <w:lang w:bidi="ml-IN"/>
+              </w:rPr>
+              <w:t xml:space="preserve"> | </w:t>
+            </w:r>
+            <w:proofErr w:type="spellStart"/>
+            <w:r>
+              <w:rPr>
+                <w:rFonts w:ascii="BRH Devanagari Extra" w:hAnsi="BRH Devanagari Extra" w:cs="BRH Devanagari Extra"/>
+                <w:color w:val="000000"/>
+                <w:sz w:val="40"/>
+                <w:szCs w:val="40"/>
+                <w:lang w:bidi="ml-IN"/>
+              </w:rPr>
+              <w:t>CirÉÉþWû</w:t>
+            </w:r>
+            <w:proofErr w:type="spellEnd"/>
+            <w:r>
+              <w:rPr>
+                <w:rFonts w:ascii="BRH Devanagari Extra" w:hAnsi="BRH Devanagari Extra" w:cs="BRH Devanagari Extra"/>
+                <w:color w:val="000000"/>
+                <w:sz w:val="40"/>
+                <w:szCs w:val="40"/>
+                <w:lang w:bidi="ml-IN"/>
+              </w:rPr>
+              <w:t xml:space="preserve"> |</w:t>
             </w:r>
           </w:p>
         </w:tc>
@@ -7607,7 +8802,51 @@
                 <w:szCs w:val="40"/>
                 <w:lang w:bidi="ml-IN"/>
               </w:rPr>
-              <w:t xml:space="preserve"> CÌiÉþ | CirÉÉþWû |</w:t>
+              <w:t xml:space="preserve"> </w:t>
+            </w:r>
+            <w:proofErr w:type="spellStart"/>
+            <w:r>
+              <w:rPr>
+                <w:rFonts w:ascii="BRH Devanagari Extra" w:hAnsi="BRH Devanagari Extra" w:cs="BRH Devanagari Extra"/>
+                <w:color w:val="000000"/>
+                <w:sz w:val="40"/>
+                <w:szCs w:val="40"/>
+                <w:lang w:bidi="ml-IN"/>
+              </w:rPr>
+              <w:t>CÌiÉþ</w:t>
+            </w:r>
+            <w:proofErr w:type="spellEnd"/>
+            <w:r>
+              <w:rPr>
+                <w:rFonts w:ascii="BRH Devanagari Extra" w:hAnsi="BRH Devanagari Extra" w:cs="BRH Devanagari Extra"/>
+                <w:color w:val="000000"/>
+                <w:sz w:val="40"/>
+                <w:szCs w:val="40"/>
+                <w:lang w:bidi="ml-IN"/>
+              </w:rPr>
+              <w:t xml:space="preserve"> | </w:t>
+            </w:r>
+            <w:proofErr w:type="spellStart"/>
+            <w:r>
+              <w:rPr>
+                <w:rFonts w:ascii="BRH Devanagari Extra" w:hAnsi="BRH Devanagari Extra" w:cs="BRH Devanagari Extra"/>
+                <w:color w:val="000000"/>
+                <w:sz w:val="40"/>
+                <w:szCs w:val="40"/>
+                <w:lang w:bidi="ml-IN"/>
+              </w:rPr>
+              <w:t>CirÉÉþWû</w:t>
+            </w:r>
+            <w:proofErr w:type="spellEnd"/>
+            <w:r>
+              <w:rPr>
+                <w:rFonts w:ascii="BRH Devanagari Extra" w:hAnsi="BRH Devanagari Extra" w:cs="BRH Devanagari Extra"/>
+                <w:color w:val="000000"/>
+                <w:sz w:val="40"/>
+                <w:szCs w:val="40"/>
+                <w:lang w:bidi="ml-IN"/>
+              </w:rPr>
+              <w:t xml:space="preserve"> |</w:t>
             </w:r>
           </w:p>
         </w:tc>
@@ -7641,7 +8880,29 @@
           <w:szCs w:val="40"/>
           <w:lang w:val="en-IN" w:eastAsia="en-IN"/>
         </w:rPr>
-        <w:t xml:space="preserve">"zlÉ" </w:t>
+        <w:t>"</w:t>
+      </w:r>
+      <w:proofErr w:type="spellStart"/>
+      <w:r>
+        <w:rPr>
+          <w:rFonts w:ascii="BRH Devanagari" w:hAnsi="BRH Devanagari" w:cs="BRH Devanagari"/>
+          <w:color w:val="000000"/>
+          <w:sz w:val="40"/>
+          <w:szCs w:val="40"/>
+          <w:lang w:val="en-IN" w:eastAsia="en-IN"/>
+        </w:rPr>
+        <w:t>zlÉ</w:t>
+      </w:r>
+      <w:proofErr w:type="spellEnd"/>
+      <w:r>
+        <w:rPr>
+          <w:rFonts w:ascii="BRH Devanagari" w:hAnsi="BRH Devanagari" w:cs="BRH Devanagari"/>
+          <w:color w:val="000000"/>
+          <w:sz w:val="40"/>
+          <w:szCs w:val="40"/>
+          <w:lang w:val="en-IN" w:eastAsia="en-IN"/>
+        </w:rPr>
+        <w:t xml:space="preserve">" </w:t>
       </w:r>
       <w:r>
         <w:rPr>
@@ -7649,7 +8910,16 @@
           <w:bCs/>
           <w:sz w:val="32"/>
         </w:rPr>
-        <w:t>replaced with</w:t>
+        <w:t xml:space="preserve">replaced </w:t>
+      </w:r>
+      <w:proofErr w:type="gramStart"/>
+      <w:r>
+        <w:rPr>
+          <w:b/>
+          <w:bCs/>
+          <w:sz w:val="32"/>
+        </w:rPr>
+        <w:t>with</w:t>
       </w:r>
       <w:r>
         <w:rPr>
@@ -7671,6 +8941,8 @@
         </w:rPr>
         <w:t>"</w:t>
       </w:r>
+      <w:proofErr w:type="spellStart"/>
+      <w:proofErr w:type="gramEnd"/>
       <w:r>
         <w:rPr>
           <w:rFonts w:ascii="BRH Devanagari" w:hAnsi="BRH Devanagari" w:cs="BRH Devanagari"/>
@@ -7682,6 +8954,7 @@
         </w:rPr>
         <w:t>zgÉ</w:t>
       </w:r>
+      <w:proofErr w:type="spellEnd"/>
       <w:r>
         <w:rPr>
           <w:rFonts w:ascii="BRH Devanagari" w:hAnsi="BRH Devanagari" w:cs="BRH Devanagari"/>
@@ -7931,6 +9204,7 @@
                 <w:sz w:val="32"/>
                 <w:szCs w:val="32"/>
               </w:rPr>
+              <w:lastRenderedPageBreak/>
               <w:t>Section, Paragraph</w:t>
             </w:r>
           </w:p>
@@ -8102,7 +9376,6 @@
           <w:b/>
           <w:sz w:val="32"/>
         </w:rPr>
-        <w:lastRenderedPageBreak/>
         <w:t>===================</w:t>
       </w:r>
     </w:p>
@@ -8199,14 +9472,35 @@
         <w:bCs/>
       </w:rPr>
       <w:tab/>
-      <w:t xml:space="preserve">              v</w:t>
+      <w:t xml:space="preserve">              </w:t>
     </w:r>
     <w:r>
       <w:rPr>
         <w:b/>
         <w:bCs/>
       </w:rPr>
-      <w:t>edavms@gmail.com</w:t>
+      <w:t>www.</w:t>
+    </w:r>
+    <w:r>
+      <w:rPr>
+        <w:b/>
+        <w:bCs/>
+      </w:rPr>
+      <w:t>v</w:t>
+    </w:r>
+    <w:r>
+      <w:rPr>
+        <w:b/>
+        <w:bCs/>
+      </w:rPr>
+      <w:t>edavms</w:t>
+    </w:r>
+    <w:r>
+      <w:rPr>
+        <w:b/>
+        <w:bCs/>
+      </w:rPr>
+      <w:t>.in</w:t>
     </w:r>
     <w:r>
       <w:rPr>
@@ -8225,6 +9519,9 @@
     </w:r>
     <w:r>
       <w:tab/>
+    </w:r>
+    <w:r>
+      <w:t xml:space="preserve">            </w:t>
     </w:r>
     <w:r>
       <w:tab/>

--- a/TS-Kramam/TS-5.3/TS 5.3 Sanskrit Krama Paatam Corrections.docx
+++ b/TS-Kramam/TS-5.3/TS 5.3 Sanskrit Krama Paatam Corrections.docx
@@ -81,9 +81,8 @@
           <w:szCs w:val="32"/>
           <w:u w:val="single"/>
         </w:rPr>
-        <w:t xml:space="preserve">Observed </w:t>
+        <w:t xml:space="preserve">Observed till </w:t>
       </w:r>
-      <w:proofErr w:type="gramStart"/>
       <w:r>
         <w:rPr>
           <w:b/>
@@ -92,20 +91,8 @@
           <w:szCs w:val="32"/>
           <w:u w:val="single"/>
         </w:rPr>
-        <w:t xml:space="preserve">till </w:t>
+        <w:t>31st July 2026</w:t>
       </w:r>
-      <w:r>
-        <w:rPr>
-          <w:b/>
-          <w:bCs/>
-          <w:sz w:val="32"/>
-          <w:szCs w:val="32"/>
-          <w:highlight w:val="red"/>
-          <w:u w:val="single"/>
-        </w:rPr>
-        <w:t>???</w:t>
-      </w:r>
-      <w:proofErr w:type="gramEnd"/>
     </w:p>
     <w:p>
       <w:pPr>
@@ -385,7 +372,6 @@
                 <w:lang w:bidi="ml-IN"/>
               </w:rPr>
             </w:pPr>
-            <w:proofErr w:type="spellStart"/>
             <w:r>
               <w:rPr>
                 <w:rFonts w:ascii="BRH Devanagari Extra" w:hAnsi="BRH Devanagari Extra" w:cs="BRH Devanagari Extra"/>
@@ -396,48 +382,25 @@
               </w:rPr>
               <w:t>ClSìÉÿalÉÏ</w:t>
             </w:r>
-            <w:proofErr w:type="spellEnd"/>
-            <w:r>
-              <w:rPr>
-                <w:rFonts w:ascii="BRH Malayalam Extra" w:hAnsi="BRH Malayalam Extra" w:cs="BRH Devanagari Extra"/>
-                <w:color w:val="000000"/>
-                <w:sz w:val="32"/>
-                <w:szCs w:val="40"/>
-                <w:lang w:bidi="ml-IN"/>
-              </w:rPr>
-              <w:t>–</w:t>
-            </w:r>
-            <w:r>
-              <w:rPr>
-                <w:rFonts w:ascii="BRH Devanagari Extra" w:hAnsi="BRH Devanagari Extra" w:cs="BRH Devanagari Extra"/>
-                <w:color w:val="000000"/>
-                <w:sz w:val="40"/>
-                <w:szCs w:val="40"/>
-                <w:lang w:bidi="ml-IN"/>
-              </w:rPr>
-              <w:t xml:space="preserve"> </w:t>
-            </w:r>
-            <w:proofErr w:type="spellStart"/>
-            <w:r>
-              <w:rPr>
-                <w:rFonts w:ascii="BRH Devanagari Extra" w:hAnsi="BRH Devanagari Extra" w:cs="BRH Devanagari Extra"/>
-                <w:color w:val="000000"/>
-                <w:sz w:val="40"/>
-                <w:szCs w:val="40"/>
-                <w:lang w:bidi="ml-IN"/>
-              </w:rPr>
-              <w:t>AurÉþjÉqÉÉlÉÉqÉç</w:t>
-            </w:r>
-            <w:proofErr w:type="spellEnd"/>
-            <w:r>
-              <w:rPr>
-                <w:rFonts w:ascii="BRH Devanagari Extra" w:hAnsi="BRH Devanagari Extra" w:cs="BRH Devanagari Extra"/>
-                <w:color w:val="000000"/>
-                <w:sz w:val="40"/>
-                <w:szCs w:val="40"/>
-                <w:lang w:bidi="ml-IN"/>
-              </w:rPr>
-              <w:t xml:space="preserve"> | </w:t>
+            <w:r>
+              <w:rPr>
+                <w:rFonts w:ascii="BRH Malayalam Extra" w:hAnsi="BRH Malayalam Extra" w:cs="BRH Devanagari Extra"/>
+                <w:color w:val="000000"/>
+                <w:sz w:val="32"/>
+                <w:szCs w:val="40"/>
+                <w:lang w:bidi="ml-IN"/>
+              </w:rPr>
+              <w:t>–</w:t>
+            </w:r>
+            <w:r>
+              <w:rPr>
+                <w:rFonts w:ascii="BRH Devanagari Extra" w:hAnsi="BRH Devanagari Extra" w:cs="BRH Devanagari Extra"/>
+                <w:color w:val="000000"/>
+                <w:sz w:val="40"/>
+                <w:szCs w:val="40"/>
+                <w:lang w:bidi="ml-IN"/>
+              </w:rPr>
+              <w:t xml:space="preserve"> AurÉþjÉqÉÉlÉÉqÉç | </w:t>
             </w:r>
           </w:p>
           <w:p>
@@ -454,7 +417,6 @@
                 <w:szCs w:val="40"/>
               </w:rPr>
             </w:pPr>
-            <w:proofErr w:type="spellStart"/>
             <w:r>
               <w:rPr>
                 <w:rFonts w:ascii="BRH Devanagari Extra" w:hAnsi="BRH Devanagari Extra" w:cs="BRH Devanagari Extra"/>
@@ -486,60 +448,36 @@
               </w:rPr>
               <w:t>þalÉÏ</w:t>
             </w:r>
-            <w:proofErr w:type="spellEnd"/>
-            <w:r>
-              <w:rPr>
-                <w:rFonts w:ascii="BRH Malayalam Extra" w:hAnsi="BRH Malayalam Extra" w:cs="BRH Devanagari Extra"/>
-                <w:color w:val="000000"/>
-                <w:sz w:val="32"/>
-                <w:szCs w:val="40"/>
-                <w:lang w:bidi="ml-IN"/>
-              </w:rPr>
-              <w:t>–</w:t>
-            </w:r>
-            <w:r>
-              <w:rPr>
-                <w:rFonts w:ascii="BRH Devanagari Extra" w:hAnsi="BRH Devanagari Extra" w:cs="BRH Devanagari Extra"/>
-                <w:color w:val="000000"/>
-                <w:sz w:val="40"/>
-                <w:szCs w:val="40"/>
-                <w:lang w:bidi="ml-IN"/>
-              </w:rPr>
-              <w:t xml:space="preserve"> </w:t>
-            </w:r>
-            <w:proofErr w:type="spellStart"/>
-            <w:r>
-              <w:rPr>
-                <w:rFonts w:ascii="BRH Devanagari Extra" w:hAnsi="BRH Devanagari Extra" w:cs="BRH Devanagari Extra"/>
-                <w:color w:val="000000"/>
-                <w:sz w:val="40"/>
-                <w:szCs w:val="40"/>
-                <w:lang w:bidi="ml-IN"/>
-              </w:rPr>
-              <w:t>CiÉÏlSìþ</w:t>
-            </w:r>
-            <w:proofErr w:type="spellEnd"/>
-            <w:r>
-              <w:rPr>
-                <w:rFonts w:ascii="BRH Devanagari Extra" w:hAnsi="BRH Devanagari Extra" w:cs="BRH Devanagari Extra"/>
-                <w:color w:val="000000"/>
-                <w:sz w:val="40"/>
-                <w:szCs w:val="40"/>
-                <w:lang w:bidi="ml-IN"/>
-              </w:rPr>
-              <w:t xml:space="preserve"> - A</w:t>
-            </w:r>
-            <w:r>
-              <w:rPr>
-                <w:rFonts w:ascii="BRH Malayalam Extra" w:hAnsi="BRH Malayalam Extra" w:cs="BRH Devanagari Extra"/>
-                <w:color w:val="000000"/>
-                <w:sz w:val="32"/>
-                <w:szCs w:val="40"/>
-                <w:lang w:bidi="ml-IN"/>
-              </w:rPr>
-              <w:t>–</w:t>
-            </w:r>
-            <w:proofErr w:type="spellStart"/>
+            <w:r>
+              <w:rPr>
+                <w:rFonts w:ascii="BRH Malayalam Extra" w:hAnsi="BRH Malayalam Extra" w:cs="BRH Devanagari Extra"/>
+                <w:color w:val="000000"/>
+                <w:sz w:val="32"/>
+                <w:szCs w:val="40"/>
+                <w:lang w:bidi="ml-IN"/>
+              </w:rPr>
+              <w:t>–</w:t>
+            </w:r>
+            <w:r>
+              <w:rPr>
+                <w:rFonts w:ascii="BRH Devanagari Extra" w:hAnsi="BRH Devanagari Extra" w:cs="BRH Devanagari Extra"/>
+                <w:color w:val="000000"/>
+                <w:sz w:val="40"/>
+                <w:szCs w:val="40"/>
+                <w:lang w:bidi="ml-IN"/>
+              </w:rPr>
+              <w:t xml:space="preserve"> CiÉÏlSìþ - A</w:t>
+            </w:r>
+            <w:r>
+              <w:rPr>
+                <w:rFonts w:ascii="BRH Malayalam Extra" w:hAnsi="BRH Malayalam Extra" w:cs="BRH Devanagari Extra"/>
+                <w:color w:val="000000"/>
+                <w:sz w:val="32"/>
+                <w:szCs w:val="40"/>
+                <w:lang w:bidi="ml-IN"/>
+              </w:rPr>
+              <w:t>–</w:t>
+            </w:r>
             <w:r>
               <w:rPr>
                 <w:rFonts w:ascii="BRH Devanagari Extra" w:hAnsi="BRH Devanagari Extra" w:cs="BRH Devanagari Extra"/>
@@ -550,7 +488,6 @@
               </w:rPr>
               <w:t>alÉÏ</w:t>
             </w:r>
-            <w:proofErr w:type="spellEnd"/>
             <w:r>
               <w:rPr>
                 <w:rFonts w:ascii="BRH Malayalam Extra" w:hAnsi="BRH Malayalam Extra" w:cs="BRH Devanagari Extra"/>
@@ -592,7 +529,6 @@
                 <w:lang w:bidi="ml-IN"/>
               </w:rPr>
             </w:pPr>
-            <w:proofErr w:type="spellStart"/>
             <w:r>
               <w:rPr>
                 <w:rFonts w:ascii="BRH Devanagari Extra" w:hAnsi="BRH Devanagari Extra" w:cs="BRH Devanagari Extra"/>
@@ -603,48 +539,25 @@
               </w:rPr>
               <w:t>ClSìÉÿalÉÏ</w:t>
             </w:r>
-            <w:proofErr w:type="spellEnd"/>
-            <w:r>
-              <w:rPr>
-                <w:rFonts w:ascii="BRH Malayalam Extra" w:hAnsi="BRH Malayalam Extra" w:cs="BRH Devanagari Extra"/>
-                <w:color w:val="000000"/>
-                <w:sz w:val="32"/>
-                <w:szCs w:val="40"/>
-                <w:lang w:bidi="ml-IN"/>
-              </w:rPr>
-              <w:t>–</w:t>
-            </w:r>
-            <w:r>
-              <w:rPr>
-                <w:rFonts w:ascii="BRH Devanagari Extra" w:hAnsi="BRH Devanagari Extra" w:cs="BRH Devanagari Extra"/>
-                <w:color w:val="000000"/>
-                <w:sz w:val="40"/>
-                <w:szCs w:val="40"/>
-                <w:lang w:bidi="ml-IN"/>
-              </w:rPr>
-              <w:t xml:space="preserve"> </w:t>
-            </w:r>
-            <w:proofErr w:type="spellStart"/>
-            <w:r>
-              <w:rPr>
-                <w:rFonts w:ascii="BRH Devanagari Extra" w:hAnsi="BRH Devanagari Extra" w:cs="BRH Devanagari Extra"/>
-                <w:color w:val="000000"/>
-                <w:sz w:val="40"/>
-                <w:szCs w:val="40"/>
-                <w:lang w:bidi="ml-IN"/>
-              </w:rPr>
-              <w:t>AurÉþjÉqÉÉlÉÉqÉç</w:t>
-            </w:r>
-            <w:proofErr w:type="spellEnd"/>
-            <w:r>
-              <w:rPr>
-                <w:rFonts w:ascii="BRH Devanagari Extra" w:hAnsi="BRH Devanagari Extra" w:cs="BRH Devanagari Extra"/>
-                <w:color w:val="000000"/>
-                <w:sz w:val="40"/>
-                <w:szCs w:val="40"/>
-                <w:lang w:bidi="ml-IN"/>
-              </w:rPr>
-              <w:t xml:space="preserve"> | </w:t>
+            <w:r>
+              <w:rPr>
+                <w:rFonts w:ascii="BRH Malayalam Extra" w:hAnsi="BRH Malayalam Extra" w:cs="BRH Devanagari Extra"/>
+                <w:color w:val="000000"/>
+                <w:sz w:val="32"/>
+                <w:szCs w:val="40"/>
+                <w:lang w:bidi="ml-IN"/>
+              </w:rPr>
+              <w:t>–</w:t>
+            </w:r>
+            <w:r>
+              <w:rPr>
+                <w:rFonts w:ascii="BRH Devanagari Extra" w:hAnsi="BRH Devanagari Extra" w:cs="BRH Devanagari Extra"/>
+                <w:color w:val="000000"/>
+                <w:sz w:val="40"/>
+                <w:szCs w:val="40"/>
+                <w:lang w:bidi="ml-IN"/>
+              </w:rPr>
+              <w:t xml:space="preserve"> AurÉþjÉqÉÉlÉÉqÉç | </w:t>
             </w:r>
           </w:p>
           <w:p>
@@ -661,7 +574,6 @@
                 <w:szCs w:val="40"/>
               </w:rPr>
             </w:pPr>
-            <w:proofErr w:type="spellStart"/>
             <w:r>
               <w:rPr>
                 <w:rFonts w:ascii="BRH Devanagari Extra" w:hAnsi="BRH Devanagari Extra" w:cs="BRH Devanagari Extra"/>
@@ -693,60 +605,36 @@
               </w:rPr>
               <w:t>alÉÏ</w:t>
             </w:r>
-            <w:proofErr w:type="spellEnd"/>
-            <w:r>
-              <w:rPr>
-                <w:rFonts w:ascii="BRH Malayalam Extra" w:hAnsi="BRH Malayalam Extra" w:cs="BRH Devanagari Extra"/>
-                <w:color w:val="000000"/>
-                <w:sz w:val="32"/>
-                <w:szCs w:val="40"/>
-                <w:lang w:bidi="ml-IN"/>
-              </w:rPr>
-              <w:t>–</w:t>
-            </w:r>
-            <w:r>
-              <w:rPr>
-                <w:rFonts w:ascii="BRH Devanagari Extra" w:hAnsi="BRH Devanagari Extra" w:cs="BRH Devanagari Extra"/>
-                <w:color w:val="000000"/>
-                <w:sz w:val="40"/>
-                <w:szCs w:val="40"/>
-                <w:lang w:bidi="ml-IN"/>
-              </w:rPr>
-              <w:t xml:space="preserve"> </w:t>
-            </w:r>
-            <w:proofErr w:type="spellStart"/>
-            <w:r>
-              <w:rPr>
-                <w:rFonts w:ascii="BRH Devanagari Extra" w:hAnsi="BRH Devanagari Extra" w:cs="BRH Devanagari Extra"/>
-                <w:color w:val="000000"/>
-                <w:sz w:val="40"/>
-                <w:szCs w:val="40"/>
-                <w:lang w:bidi="ml-IN"/>
-              </w:rPr>
-              <w:t>CiÉÏlSìþ</w:t>
-            </w:r>
-            <w:proofErr w:type="spellEnd"/>
-            <w:r>
-              <w:rPr>
-                <w:rFonts w:ascii="BRH Devanagari Extra" w:hAnsi="BRH Devanagari Extra" w:cs="BRH Devanagari Extra"/>
-                <w:color w:val="000000"/>
-                <w:sz w:val="40"/>
-                <w:szCs w:val="40"/>
-                <w:lang w:bidi="ml-IN"/>
-              </w:rPr>
-              <w:t xml:space="preserve"> - A</w:t>
-            </w:r>
-            <w:r>
-              <w:rPr>
-                <w:rFonts w:ascii="BRH Malayalam Extra" w:hAnsi="BRH Malayalam Extra" w:cs="BRH Devanagari Extra"/>
-                <w:color w:val="000000"/>
-                <w:sz w:val="32"/>
-                <w:szCs w:val="40"/>
-                <w:lang w:bidi="ml-IN"/>
-              </w:rPr>
-              <w:t>–</w:t>
-            </w:r>
-            <w:proofErr w:type="spellStart"/>
+            <w:r>
+              <w:rPr>
+                <w:rFonts w:ascii="BRH Malayalam Extra" w:hAnsi="BRH Malayalam Extra" w:cs="BRH Devanagari Extra"/>
+                <w:color w:val="000000"/>
+                <w:sz w:val="32"/>
+                <w:szCs w:val="40"/>
+                <w:lang w:bidi="ml-IN"/>
+              </w:rPr>
+              <w:t>–</w:t>
+            </w:r>
+            <w:r>
+              <w:rPr>
+                <w:rFonts w:ascii="BRH Devanagari Extra" w:hAnsi="BRH Devanagari Extra" w:cs="BRH Devanagari Extra"/>
+                <w:color w:val="000000"/>
+                <w:sz w:val="40"/>
+                <w:szCs w:val="40"/>
+                <w:lang w:bidi="ml-IN"/>
+              </w:rPr>
+              <w:t xml:space="preserve"> CiÉÏlSìþ - A</w:t>
+            </w:r>
+            <w:r>
+              <w:rPr>
+                <w:rFonts w:ascii="BRH Malayalam Extra" w:hAnsi="BRH Malayalam Extra" w:cs="BRH Devanagari Extra"/>
+                <w:color w:val="000000"/>
+                <w:sz w:val="32"/>
+                <w:szCs w:val="40"/>
+                <w:lang w:bidi="ml-IN"/>
+              </w:rPr>
+              <w:t>–</w:t>
+            </w:r>
             <w:r>
               <w:rPr>
                 <w:rFonts w:ascii="BRH Devanagari Extra" w:hAnsi="BRH Devanagari Extra" w:cs="BRH Devanagari Extra"/>
@@ -757,7 +645,6 @@
               </w:rPr>
               <w:t>alÉÏ</w:t>
             </w:r>
-            <w:proofErr w:type="spellEnd"/>
             <w:r>
               <w:rPr>
                 <w:rFonts w:ascii="BRH Malayalam Extra" w:hAnsi="BRH Malayalam Extra" w:cs="BRH Devanagari Extra"/>
@@ -2670,80 +2557,6 @@
               </w:rPr>
               <w:t xml:space="preserve"> iÉÉÌlÉþ |</w:t>
             </w:r>
-          </w:p>
-        </w:tc>
-      </w:tr>
-      <w:tr>
-        <w:trPr>
-          <w:trHeight w:val="1257"/>
-        </w:trPr>
-        <w:tc>
-          <w:tcPr>
-            <w:tcW w:w="3764" w:type="dxa"/>
-          </w:tcPr>
-          <w:p>
-            <w:pPr>
-              <w:widowControl w:val="0"/>
-              <w:tabs>
-                <w:tab w:val="left" w:pos="993"/>
-              </w:tabs>
-              <w:autoSpaceDE w:val="0"/>
-              <w:autoSpaceDN w:val="0"/>
-              <w:adjustRightInd w:val="0"/>
-              <w:spacing w:before="0" w:line="240" w:lineRule="auto"/>
-              <w:ind w:right="297"/>
-              <w:rPr>
-                <w:rFonts w:cs="Arial"/>
-                <w:b/>
-                <w:sz w:val="28"/>
-                <w:szCs w:val="32"/>
-                <w:lang w:val="it-IT"/>
-              </w:rPr>
-            </w:pPr>
-          </w:p>
-        </w:tc>
-        <w:tc>
-          <w:tcPr>
-            <w:tcW w:w="5528" w:type="dxa"/>
-          </w:tcPr>
-          <w:p>
-            <w:pPr>
-              <w:widowControl w:val="0"/>
-              <w:autoSpaceDE w:val="0"/>
-              <w:autoSpaceDN w:val="0"/>
-              <w:adjustRightInd w:val="0"/>
-              <w:spacing w:before="0" w:line="240" w:lineRule="auto"/>
-              <w:rPr>
-                <w:rFonts w:ascii="BRH Devanagari Extra" w:hAnsi="BRH Devanagari Extra" w:cs="BRH Devanagari Extra"/>
-                <w:color w:val="000000"/>
-                <w:sz w:val="40"/>
-                <w:szCs w:val="40"/>
-                <w:highlight w:val="yellow"/>
-                <w:lang w:val="it-IT" w:bidi="ml-IN"/>
-              </w:rPr>
-            </w:pPr>
-          </w:p>
-        </w:tc>
-        <w:tc>
-          <w:tcPr>
-            <w:tcW w:w="5103" w:type="dxa"/>
-          </w:tcPr>
-          <w:p>
-            <w:pPr>
-              <w:widowControl w:val="0"/>
-              <w:autoSpaceDE w:val="0"/>
-              <w:autoSpaceDN w:val="0"/>
-              <w:adjustRightInd w:val="0"/>
-              <w:spacing w:before="0" w:line="240" w:lineRule="auto"/>
-              <w:rPr>
-                <w:rFonts w:ascii="BRH Devanagari Extra" w:hAnsi="BRH Devanagari Extra" w:cs="BRH Devanagari Extra"/>
-                <w:color w:val="000000"/>
-                <w:sz w:val="40"/>
-                <w:szCs w:val="40"/>
-                <w:highlight w:val="green"/>
-                <w:lang w:val="it-IT" w:bidi="ml-IN"/>
-              </w:rPr>
-            </w:pPr>
           </w:p>
         </w:tc>
       </w:tr>
@@ -2760,6 +2573,17 @@
           <w:lang w:val="it-IT"/>
         </w:rPr>
       </w:pPr>
+      <w:r>
+        <w:rPr>
+          <w:b/>
+          <w:bCs/>
+          <w:sz w:val="32"/>
+          <w:szCs w:val="32"/>
+          <w:u w:val="single"/>
+          <w:lang w:val="it-IT"/>
+        </w:rPr>
+        <w:t>=============</w:t>
+      </w:r>
     </w:p>
     <w:p>
       <w:pPr>
@@ -3165,29 +2989,16 @@
                 <w:lang w:bidi="ml-IN"/>
               </w:rPr>
             </w:pPr>
-            <w:proofErr w:type="spellStart"/>
-            <w:r>
-              <w:rPr>
-                <w:rFonts w:ascii="BRH Devanagari Extra" w:hAnsi="BRH Devanagari Extra" w:cs="BRH Devanagari Extra"/>
-                <w:color w:val="000000"/>
-                <w:sz w:val="40"/>
-                <w:szCs w:val="40"/>
-                <w:lang w:bidi="ml-IN"/>
-              </w:rPr>
-              <w:t>uÉæ</w:t>
-            </w:r>
-            <w:proofErr w:type="spellEnd"/>
-            <w:r>
-              <w:rPr>
-                <w:rFonts w:ascii="BRH Devanagari Extra" w:hAnsi="BRH Devanagari Extra" w:cs="BRH Devanagari Extra"/>
-                <w:color w:val="000000"/>
-                <w:sz w:val="40"/>
-                <w:szCs w:val="40"/>
-                <w:lang w:bidi="ml-IN"/>
-              </w:rPr>
-              <w:t xml:space="preserve"> </w:t>
-            </w:r>
-            <w:proofErr w:type="spellStart"/>
+            <w:r>
+              <w:rPr>
+                <w:rFonts w:ascii="BRH Devanagari Extra" w:hAnsi="BRH Devanagari Extra" w:cs="BRH Devanagari Extra"/>
+                <w:color w:val="000000"/>
+                <w:sz w:val="40"/>
+                <w:szCs w:val="40"/>
+                <w:lang w:bidi="ml-IN"/>
+              </w:rPr>
+              <w:t xml:space="preserve">uÉæ </w:t>
+            </w:r>
             <w:r>
               <w:rPr>
                 <w:rFonts w:ascii="BRH Devanagari Extra" w:hAnsi="BRH Devanagari Extra" w:cs="BRH Devanagari Extra"/>
@@ -3199,40 +3010,26 @@
               </w:rPr>
               <w:t>ÌiÉ</w:t>
             </w:r>
-            <w:proofErr w:type="spellEnd"/>
-            <w:r>
-              <w:rPr>
-                <w:rFonts w:ascii="BRH Malayalam Extra" w:hAnsi="BRH Malayalam Extra" w:cs="BRH Devanagari Extra"/>
-                <w:color w:val="000000"/>
-                <w:sz w:val="32"/>
-                <w:szCs w:val="40"/>
-                <w:lang w:bidi="ml-IN"/>
-              </w:rPr>
-              <w:t>–</w:t>
-            </w:r>
-            <w:proofErr w:type="spellStart"/>
-            <w:r>
-              <w:rPr>
-                <w:rFonts w:ascii="BRH Devanagari Extra" w:hAnsi="BRH Devanagari Extra" w:cs="BRH Devanagari Extra"/>
-                <w:color w:val="000000"/>
-                <w:sz w:val="40"/>
-                <w:szCs w:val="40"/>
-                <w:lang w:bidi="ml-IN"/>
-              </w:rPr>
-              <w:t>uÉ×iÉç</w:t>
-            </w:r>
-            <w:proofErr w:type="spellEnd"/>
-            <w:r>
-              <w:rPr>
-                <w:rFonts w:ascii="BRH Devanagari Extra" w:hAnsi="BRH Devanagari Extra" w:cs="BRH Devanagari Extra"/>
-                <w:color w:val="000000"/>
-                <w:sz w:val="40"/>
-                <w:szCs w:val="40"/>
-                <w:lang w:bidi="ml-IN"/>
-              </w:rPr>
-              <w:t xml:space="preserve"> | </w:t>
-            </w:r>
-            <w:proofErr w:type="spellStart"/>
+            <w:r>
+              <w:rPr>
+                <w:rFonts w:ascii="BRH Malayalam Extra" w:hAnsi="BRH Malayalam Extra" w:cs="BRH Devanagari Extra"/>
+                <w:color w:val="000000"/>
+                <w:sz w:val="32"/>
+                <w:szCs w:val="40"/>
+                <w:lang w:bidi="ml-IN"/>
+              </w:rPr>
+              <w:t>–</w:t>
+            </w:r>
+            <w:r>
+              <w:rPr>
+                <w:rFonts w:ascii="BRH Devanagari Extra" w:hAnsi="BRH Devanagari Extra" w:cs="BRH Devanagari Extra"/>
+                <w:color w:val="000000"/>
+                <w:sz w:val="40"/>
+                <w:szCs w:val="40"/>
+                <w:lang w:bidi="ml-IN"/>
+              </w:rPr>
+              <w:t xml:space="preserve">uÉ×iÉç | </w:t>
+            </w:r>
             <w:r>
               <w:rPr>
                 <w:rFonts w:ascii="BRH Devanagari Extra" w:hAnsi="BRH Devanagari Extra" w:cs="BRH Devanagari Extra"/>
@@ -3244,7 +3041,6 @@
               </w:rPr>
               <w:t>ÌiÉ</w:t>
             </w:r>
-            <w:proofErr w:type="spellEnd"/>
             <w:r>
               <w:rPr>
                 <w:rFonts w:ascii="BRH Malayalam Extra" w:hAnsi="BRH Malayalam Extra" w:cs="BRH Devanagari Extra"/>
@@ -3256,7 +3052,6 @@
               </w:rPr>
               <w:t>–</w:t>
             </w:r>
-            <w:proofErr w:type="spellStart"/>
             <w:r>
               <w:rPr>
                 <w:rFonts w:ascii="BRH Devanagari Extra" w:hAnsi="BRH Devanagari Extra" w:cs="BRH Devanagari Extra"/>
@@ -3276,62 +3071,27 @@
                 <w:szCs w:val="40"/>
                 <w:lang w:bidi="ml-IN"/>
               </w:rPr>
-              <w:t>É×Sè</w:t>
-            </w:r>
-            <w:proofErr w:type="spellEnd"/>
-            <w:r>
-              <w:rPr>
-                <w:rFonts w:ascii="BRH Devanagari Extra" w:hAnsi="BRH Devanagari Extra" w:cs="BRH Devanagari Extra"/>
-                <w:color w:val="000000"/>
-                <w:sz w:val="40"/>
-                <w:szCs w:val="40"/>
-                <w:lang w:bidi="ml-IN"/>
-              </w:rPr>
-              <w:t xml:space="preserve"> </w:t>
-            </w:r>
-            <w:proofErr w:type="spellStart"/>
-            <w:r>
-              <w:rPr>
-                <w:rFonts w:ascii="BRH Devanagari Extra" w:hAnsi="BRH Devanagari Extra" w:cs="BRH Devanagari Extra"/>
-                <w:color w:val="000000"/>
-                <w:sz w:val="40"/>
-                <w:szCs w:val="40"/>
-                <w:lang w:bidi="ml-IN"/>
-              </w:rPr>
-              <w:t>rÉþ¥ÉqÉÑ</w:t>
-            </w:r>
-            <w:proofErr w:type="spellEnd"/>
-            <w:r>
-              <w:rPr>
-                <w:rFonts w:ascii="BRH Malayalam Extra" w:hAnsi="BRH Malayalam Extra" w:cs="BRH Devanagari Extra"/>
-                <w:color w:val="000000"/>
-                <w:sz w:val="32"/>
-                <w:szCs w:val="40"/>
-                <w:lang w:bidi="ml-IN"/>
-              </w:rPr>
-              <w:t>–</w:t>
-            </w:r>
-            <w:proofErr w:type="spellStart"/>
-            <w:r>
-              <w:rPr>
-                <w:rFonts w:ascii="BRH Devanagari Extra" w:hAnsi="BRH Devanagari Extra" w:cs="BRH Devanagari Extra"/>
-                <w:color w:val="000000"/>
-                <w:sz w:val="40"/>
-                <w:szCs w:val="40"/>
-                <w:lang w:bidi="ml-IN"/>
-              </w:rPr>
-              <w:t>ZÉqÉç</w:t>
-            </w:r>
-            <w:proofErr w:type="spellEnd"/>
-            <w:r>
-              <w:rPr>
-                <w:rFonts w:ascii="BRH Devanagari Extra" w:hAnsi="BRH Devanagari Extra" w:cs="BRH Devanagari Extra"/>
-                <w:color w:val="000000"/>
-                <w:sz w:val="40"/>
-                <w:szCs w:val="40"/>
-                <w:lang w:bidi="ml-IN"/>
-              </w:rPr>
-              <w:t xml:space="preserve"> | </w:t>
+              <w:t>É×Sè rÉþ¥ÉqÉÑ</w:t>
+            </w:r>
+            <w:r>
+              <w:rPr>
+                <w:rFonts w:ascii="BRH Malayalam Extra" w:hAnsi="BRH Malayalam Extra" w:cs="BRH Devanagari Extra"/>
+                <w:color w:val="000000"/>
+                <w:sz w:val="32"/>
+                <w:szCs w:val="40"/>
+                <w:lang w:bidi="ml-IN"/>
+              </w:rPr>
+              <w:t>–</w:t>
+            </w:r>
+            <w:r>
+              <w:rPr>
+                <w:rFonts w:ascii="BRH Devanagari Extra" w:hAnsi="BRH Devanagari Extra" w:cs="BRH Devanagari Extra"/>
+                <w:color w:val="000000"/>
+                <w:sz w:val="40"/>
+                <w:szCs w:val="40"/>
+                <w:lang w:bidi="ml-IN"/>
+              </w:rPr>
+              <w:t xml:space="preserve">ZÉqÉç | </w:t>
             </w:r>
           </w:p>
           <w:p>
@@ -3368,49 +3128,15 @@
               </w:rPr>
               <w:t>–</w:t>
             </w:r>
-            <w:proofErr w:type="spellStart"/>
-            <w:r>
-              <w:rPr>
-                <w:rFonts w:ascii="BRH Devanagari Extra" w:hAnsi="BRH Devanagari Extra" w:cs="BRH Devanagari Extra"/>
-                <w:color w:val="000000"/>
-                <w:sz w:val="40"/>
-                <w:szCs w:val="40"/>
-                <w:lang w:bidi="ml-IN"/>
-              </w:rPr>
-              <w:t>uÉ×ÌSÌiÉþ</w:t>
-            </w:r>
-            <w:proofErr w:type="spellEnd"/>
-            <w:r>
-              <w:rPr>
-                <w:rFonts w:ascii="BRH Devanagari Extra" w:hAnsi="BRH Devanagari Extra" w:cs="BRH Devanagari Extra"/>
-                <w:color w:val="000000"/>
-                <w:sz w:val="40"/>
-                <w:szCs w:val="40"/>
-                <w:lang w:bidi="ml-IN"/>
-              </w:rPr>
-              <w:t xml:space="preserve"> Ì§É - </w:t>
-            </w:r>
-            <w:proofErr w:type="spellStart"/>
-            <w:r>
-              <w:rPr>
-                <w:rFonts w:ascii="BRH Devanagari Extra" w:hAnsi="BRH Devanagari Extra" w:cs="BRH Devanagari Extra"/>
-                <w:color w:val="000000"/>
-                <w:sz w:val="40"/>
-                <w:szCs w:val="40"/>
-                <w:lang w:bidi="ml-IN"/>
-              </w:rPr>
-              <w:t>uÉ×iÉç</w:t>
-            </w:r>
-            <w:proofErr w:type="spellEnd"/>
-            <w:r>
-              <w:rPr>
-                <w:rFonts w:ascii="BRH Devanagari Extra" w:hAnsi="BRH Devanagari Extra" w:cs="BRH Devanagari Extra"/>
-                <w:color w:val="000000"/>
-                <w:sz w:val="40"/>
-                <w:szCs w:val="40"/>
-                <w:lang w:bidi="ml-IN"/>
-              </w:rPr>
-              <w:t xml:space="preserve"> |</w:t>
+            <w:r>
+              <w:rPr>
+                <w:rFonts w:ascii="BRH Devanagari Extra" w:hAnsi="BRH Devanagari Extra" w:cs="BRH Devanagari Extra"/>
+                <w:color w:val="000000"/>
+                <w:sz w:val="40"/>
+                <w:szCs w:val="40"/>
+                <w:lang w:bidi="ml-IN"/>
+              </w:rPr>
+              <w:t>uÉ×ÌSÌiÉþ Ì§É - uÉ×iÉç |</w:t>
             </w:r>
           </w:p>
         </w:tc>
@@ -3433,27 +3159,15 @@
                 <w:lang w:bidi="ml-IN"/>
               </w:rPr>
             </w:pPr>
-            <w:proofErr w:type="spellStart"/>
-            <w:r>
-              <w:rPr>
-                <w:rFonts w:ascii="BRH Devanagari Extra" w:hAnsi="BRH Devanagari Extra" w:cs="BRH Devanagari Extra"/>
-                <w:color w:val="000000"/>
-                <w:sz w:val="40"/>
-                <w:szCs w:val="40"/>
-                <w:lang w:bidi="ml-IN"/>
-              </w:rPr>
-              <w:t>uÉæ</w:t>
-            </w:r>
-            <w:proofErr w:type="spellEnd"/>
-            <w:r>
-              <w:rPr>
-                <w:rFonts w:ascii="BRH Devanagari Extra" w:hAnsi="BRH Devanagari Extra" w:cs="BRH Devanagari Extra"/>
-                <w:color w:val="000000"/>
-                <w:sz w:val="40"/>
-                <w:szCs w:val="40"/>
-                <w:lang w:bidi="ml-IN"/>
-              </w:rPr>
-              <w:t xml:space="preserve"> </w:t>
+            <w:r>
+              <w:rPr>
+                <w:rFonts w:ascii="BRH Devanagari Extra" w:hAnsi="BRH Devanagari Extra" w:cs="BRH Devanagari Extra"/>
+                <w:color w:val="000000"/>
+                <w:sz w:val="40"/>
+                <w:szCs w:val="40"/>
+                <w:lang w:bidi="ml-IN"/>
+              </w:rPr>
+              <w:t xml:space="preserve">uÉæ </w:t>
             </w:r>
             <w:r>
               <w:rPr>
@@ -3477,27 +3191,15 @@
               </w:rPr>
               <w:t>–</w:t>
             </w:r>
-            <w:proofErr w:type="spellStart"/>
-            <w:r>
-              <w:rPr>
-                <w:rFonts w:ascii="BRH Devanagari Extra" w:hAnsi="BRH Devanagari Extra" w:cs="BRH Devanagari Extra"/>
-                <w:color w:val="000000"/>
-                <w:sz w:val="40"/>
-                <w:szCs w:val="40"/>
-                <w:lang w:bidi="ml-IN"/>
-              </w:rPr>
-              <w:t>uÉ×iÉç</w:t>
-            </w:r>
-            <w:proofErr w:type="spellEnd"/>
-            <w:r>
-              <w:rPr>
-                <w:rFonts w:ascii="BRH Devanagari Extra" w:hAnsi="BRH Devanagari Extra" w:cs="BRH Devanagari Extra"/>
-                <w:color w:val="000000"/>
-                <w:sz w:val="40"/>
-                <w:szCs w:val="40"/>
-                <w:lang w:bidi="ml-IN"/>
-              </w:rPr>
-              <w:t xml:space="preserve"> | </w:t>
+            <w:r>
+              <w:rPr>
+                <w:rFonts w:ascii="BRH Devanagari Extra" w:hAnsi="BRH Devanagari Extra" w:cs="BRH Devanagari Extra"/>
+                <w:color w:val="000000"/>
+                <w:sz w:val="40"/>
+                <w:szCs w:val="40"/>
+                <w:lang w:bidi="ml-IN"/>
+              </w:rPr>
+              <w:t xml:space="preserve">uÉ×iÉç | </w:t>
             </w:r>
             <w:r>
               <w:rPr>
@@ -3520,71 +3222,35 @@
               </w:rPr>
               <w:t>–</w:t>
             </w:r>
-            <w:proofErr w:type="spellStart"/>
-            <w:r>
-              <w:rPr>
-                <w:rFonts w:ascii="BRH Devanagari Extra" w:hAnsi="BRH Devanagari Extra" w:cs="BRH Devanagari Extra"/>
-                <w:color w:val="000000"/>
-                <w:sz w:val="40"/>
-                <w:szCs w:val="40"/>
-                <w:lang w:bidi="ml-IN"/>
-              </w:rPr>
-              <w:t>uÉ×Sè</w:t>
-            </w:r>
-            <w:proofErr w:type="spellEnd"/>
-            <w:r>
-              <w:rPr>
-                <w:rFonts w:ascii="BRH Devanagari Extra" w:hAnsi="BRH Devanagari Extra" w:cs="BRH Devanagari Extra"/>
-                <w:color w:val="000000"/>
-                <w:sz w:val="40"/>
-                <w:szCs w:val="40"/>
-                <w:lang w:bidi="ml-IN"/>
-              </w:rPr>
-              <w:t xml:space="preserve"> </w:t>
-            </w:r>
-            <w:proofErr w:type="spellStart"/>
-            <w:r>
-              <w:rPr>
-                <w:rFonts w:ascii="BRH Devanagari Extra" w:hAnsi="BRH Devanagari Extra" w:cs="BRH Devanagari Extra"/>
-                <w:color w:val="000000"/>
-                <w:sz w:val="40"/>
-                <w:szCs w:val="40"/>
-                <w:lang w:bidi="ml-IN"/>
-              </w:rPr>
-              <w:t>rÉþ¥ÉqÉÑ</w:t>
-            </w:r>
-            <w:proofErr w:type="spellEnd"/>
-            <w:r>
-              <w:rPr>
-                <w:rFonts w:ascii="BRH Malayalam Extra" w:hAnsi="BRH Malayalam Extra" w:cs="BRH Devanagari Extra"/>
-                <w:color w:val="000000"/>
-                <w:sz w:val="32"/>
-                <w:szCs w:val="40"/>
-                <w:lang w:bidi="ml-IN"/>
-              </w:rPr>
-              <w:t>–</w:t>
-            </w:r>
-            <w:proofErr w:type="spellStart"/>
-            <w:r>
-              <w:rPr>
-                <w:rFonts w:ascii="BRH Devanagari Extra" w:hAnsi="BRH Devanagari Extra" w:cs="BRH Devanagari Extra"/>
-                <w:color w:val="000000"/>
-                <w:sz w:val="40"/>
-                <w:szCs w:val="40"/>
-                <w:lang w:bidi="ml-IN"/>
-              </w:rPr>
-              <w:t>ZÉqÉç</w:t>
-            </w:r>
-            <w:proofErr w:type="spellEnd"/>
-            <w:r>
-              <w:rPr>
-                <w:rFonts w:ascii="BRH Devanagari Extra" w:hAnsi="BRH Devanagari Extra" w:cs="BRH Devanagari Extra"/>
-                <w:color w:val="000000"/>
-                <w:sz w:val="40"/>
-                <w:szCs w:val="40"/>
-                <w:lang w:bidi="ml-IN"/>
-              </w:rPr>
-              <w:t xml:space="preserve"> | </w:t>
+            <w:r>
+              <w:rPr>
+                <w:rFonts w:ascii="BRH Devanagari Extra" w:hAnsi="BRH Devanagari Extra" w:cs="BRH Devanagari Extra"/>
+                <w:color w:val="000000"/>
+                <w:sz w:val="40"/>
+                <w:szCs w:val="40"/>
+                <w:lang w:bidi="ml-IN"/>
+              </w:rPr>
+              <w:t>uÉ×Sè rÉþ¥ÉqÉÑ</w:t>
+            </w:r>
+            <w:r>
+              <w:rPr>
+                <w:rFonts w:ascii="BRH Malayalam Extra" w:hAnsi="BRH Malayalam Extra" w:cs="BRH Devanagari Extra"/>
+                <w:color w:val="000000"/>
+                <w:sz w:val="32"/>
+                <w:szCs w:val="40"/>
+                <w:lang w:bidi="ml-IN"/>
+              </w:rPr>
+              <w:t>–</w:t>
+            </w:r>
+            <w:r>
+              <w:rPr>
+                <w:rFonts w:ascii="BRH Devanagari Extra" w:hAnsi="BRH Devanagari Extra" w:cs="BRH Devanagari Extra"/>
+                <w:color w:val="000000"/>
+                <w:sz w:val="40"/>
+                <w:szCs w:val="40"/>
+                <w:lang w:bidi="ml-IN"/>
+              </w:rPr>
+              <w:t xml:space="preserve">ZÉqÉç | </w:t>
             </w:r>
           </w:p>
           <w:p>
@@ -3621,49 +3287,15 @@
               </w:rPr>
               <w:t>–</w:t>
             </w:r>
-            <w:proofErr w:type="spellStart"/>
-            <w:r>
-              <w:rPr>
-                <w:rFonts w:ascii="BRH Devanagari Extra" w:hAnsi="BRH Devanagari Extra" w:cs="BRH Devanagari Extra"/>
-                <w:color w:val="000000"/>
-                <w:sz w:val="40"/>
-                <w:szCs w:val="40"/>
-                <w:lang w:bidi="ml-IN"/>
-              </w:rPr>
-              <w:t>uÉ×ÌSÌiÉþ</w:t>
-            </w:r>
-            <w:proofErr w:type="spellEnd"/>
-            <w:r>
-              <w:rPr>
-                <w:rFonts w:ascii="BRH Devanagari Extra" w:hAnsi="BRH Devanagari Extra" w:cs="BRH Devanagari Extra"/>
-                <w:color w:val="000000"/>
-                <w:sz w:val="40"/>
-                <w:szCs w:val="40"/>
-                <w:lang w:bidi="ml-IN"/>
-              </w:rPr>
-              <w:t xml:space="preserve"> Ì§É - </w:t>
-            </w:r>
-            <w:proofErr w:type="spellStart"/>
-            <w:r>
-              <w:rPr>
-                <w:rFonts w:ascii="BRH Devanagari Extra" w:hAnsi="BRH Devanagari Extra" w:cs="BRH Devanagari Extra"/>
-                <w:color w:val="000000"/>
-                <w:sz w:val="40"/>
-                <w:szCs w:val="40"/>
-                <w:lang w:bidi="ml-IN"/>
-              </w:rPr>
-              <w:t>uÉ×iÉç</w:t>
-            </w:r>
-            <w:proofErr w:type="spellEnd"/>
-            <w:r>
-              <w:rPr>
-                <w:rFonts w:ascii="BRH Devanagari Extra" w:hAnsi="BRH Devanagari Extra" w:cs="BRH Devanagari Extra"/>
-                <w:color w:val="000000"/>
-                <w:sz w:val="40"/>
-                <w:szCs w:val="40"/>
-                <w:lang w:bidi="ml-IN"/>
-              </w:rPr>
-              <w:t xml:space="preserve"> |</w:t>
+            <w:r>
+              <w:rPr>
+                <w:rFonts w:ascii="BRH Devanagari Extra" w:hAnsi="BRH Devanagari Extra" w:cs="BRH Devanagari Extra"/>
+                <w:color w:val="000000"/>
+                <w:sz w:val="40"/>
+                <w:szCs w:val="40"/>
+                <w:lang w:bidi="ml-IN"/>
+              </w:rPr>
+              <w:t>uÉ×ÌSÌiÉþ Ì§É - uÉ×iÉç |</w:t>
             </w:r>
           </w:p>
         </w:tc>
@@ -3671,9 +3303,40 @@
     </w:tbl>
     <w:p>
       <w:pPr>
-        <w:pBdr>
-          <w:bottom w:val="double" w:sz="6" w:space="1" w:color="auto"/>
-        </w:pBdr>
+        <w:jc w:val="center"/>
+        <w:rPr>
+          <w:b/>
+          <w:bCs/>
+          <w:sz w:val="32"/>
+          <w:szCs w:val="32"/>
+          <w:u w:val="single"/>
+        </w:rPr>
+      </w:pPr>
+      <w:r>
+        <w:rPr>
+          <w:b/>
+          <w:bCs/>
+          <w:sz w:val="32"/>
+          <w:szCs w:val="32"/>
+          <w:u w:val="single"/>
+        </w:rPr>
+        <w:t>=============</w:t>
+      </w:r>
+    </w:p>
+    <w:p>
+      <w:pPr>
+        <w:jc w:val="center"/>
+        <w:rPr>
+          <w:b/>
+          <w:bCs/>
+          <w:sz w:val="32"/>
+          <w:szCs w:val="32"/>
+          <w:u w:val="single"/>
+        </w:rPr>
+      </w:pPr>
+    </w:p>
+    <w:p>
+      <w:pPr>
         <w:jc w:val="center"/>
         <w:rPr>
           <w:b/>
@@ -4192,7 +3855,6 @@
                 <w:lang w:bidi="ml-IN"/>
               </w:rPr>
             </w:pPr>
-            <w:proofErr w:type="spellStart"/>
             <w:r>
               <w:rPr>
                 <w:rFonts w:ascii="BRH Devanagari Extra" w:hAnsi="BRH Devanagari Extra" w:cs="BRH Devanagari Extra"/>
@@ -4203,48 +3865,25 @@
               </w:rPr>
               <w:t>ÌuÉkÉ×þirÉæ</w:t>
             </w:r>
-            <w:proofErr w:type="spellEnd"/>
-            <w:r>
-              <w:rPr>
-                <w:rFonts w:ascii="BRH Malayalam Extra" w:hAnsi="BRH Malayalam Extra" w:cs="BRH Devanagari Extra"/>
-                <w:color w:val="000000"/>
-                <w:sz w:val="32"/>
-                <w:szCs w:val="40"/>
-                <w:lang w:bidi="ml-IN"/>
-              </w:rPr>
-              <w:t>–</w:t>
-            </w:r>
-            <w:r>
-              <w:rPr>
-                <w:rFonts w:ascii="BRH Devanagari Extra" w:hAnsi="BRH Devanagari Extra" w:cs="BRH Devanagari Extra"/>
-                <w:color w:val="000000"/>
-                <w:sz w:val="40"/>
-                <w:szCs w:val="40"/>
-                <w:lang w:bidi="ml-IN"/>
-              </w:rPr>
-              <w:t xml:space="preserve"> </w:t>
-            </w:r>
-            <w:proofErr w:type="spellStart"/>
-            <w:r>
-              <w:rPr>
-                <w:rFonts w:ascii="BRH Devanagari Extra" w:hAnsi="BRH Devanagari Extra" w:cs="BRH Devanagari Extra"/>
-                <w:color w:val="000000"/>
-                <w:sz w:val="40"/>
-                <w:szCs w:val="40"/>
-                <w:lang w:bidi="ml-IN"/>
-              </w:rPr>
-              <w:t>SzÉþ</w:t>
-            </w:r>
-            <w:proofErr w:type="spellEnd"/>
-            <w:r>
-              <w:rPr>
-                <w:rFonts w:ascii="BRH Devanagari Extra" w:hAnsi="BRH Devanagari Extra" w:cs="BRH Devanagari Extra"/>
-                <w:color w:val="000000"/>
-                <w:sz w:val="40"/>
-                <w:szCs w:val="40"/>
-                <w:lang w:bidi="ml-IN"/>
-              </w:rPr>
-              <w:t xml:space="preserve"> | </w:t>
+            <w:r>
+              <w:rPr>
+                <w:rFonts w:ascii="BRH Malayalam Extra" w:hAnsi="BRH Malayalam Extra" w:cs="BRH Devanagari Extra"/>
+                <w:color w:val="000000"/>
+                <w:sz w:val="32"/>
+                <w:szCs w:val="40"/>
+                <w:lang w:bidi="ml-IN"/>
+              </w:rPr>
+              <w:t>–</w:t>
+            </w:r>
+            <w:r>
+              <w:rPr>
+                <w:rFonts w:ascii="BRH Devanagari Extra" w:hAnsi="BRH Devanagari Extra" w:cs="BRH Devanagari Extra"/>
+                <w:color w:val="000000"/>
+                <w:sz w:val="40"/>
+                <w:szCs w:val="40"/>
+                <w:lang w:bidi="ml-IN"/>
+              </w:rPr>
+              <w:t xml:space="preserve"> SzÉþ | </w:t>
             </w:r>
           </w:p>
           <w:p>
@@ -4261,7 +3900,6 @@
                 <w:szCs w:val="40"/>
               </w:rPr>
             </w:pPr>
-            <w:proofErr w:type="spellStart"/>
             <w:r>
               <w:rPr>
                 <w:rFonts w:ascii="BRH Devanagari Extra" w:hAnsi="BRH Devanagari Extra" w:cs="BRH Devanagari Extra"/>
@@ -4293,92 +3931,56 @@
               </w:rPr>
               <w:t>irÉÉ</w:t>
             </w:r>
-            <w:proofErr w:type="spellEnd"/>
-            <w:r>
-              <w:rPr>
-                <w:rFonts w:ascii="BRH Malayalam Extra" w:hAnsi="BRH Malayalam Extra" w:cs="BRH Devanagari Extra"/>
-                <w:color w:val="000000"/>
-                <w:sz w:val="32"/>
-                <w:szCs w:val="40"/>
-                <w:lang w:bidi="ml-IN"/>
-              </w:rPr>
-              <w:t>–</w:t>
-            </w:r>
-            <w:r>
-              <w:rPr>
-                <w:rFonts w:ascii="BRH Devanagari Extra" w:hAnsi="BRH Devanagari Extra" w:cs="BRH Devanagari Extra"/>
-                <w:color w:val="000000"/>
-                <w:sz w:val="40"/>
-                <w:szCs w:val="40"/>
-                <w:lang w:bidi="ml-IN"/>
-              </w:rPr>
-              <w:t xml:space="preserve"> </w:t>
-            </w:r>
-            <w:proofErr w:type="spellStart"/>
-            <w:r>
-              <w:rPr>
-                <w:rFonts w:ascii="BRH Devanagari Extra" w:hAnsi="BRH Devanagari Extra" w:cs="BRH Devanagari Extra"/>
-                <w:color w:val="000000"/>
-                <w:sz w:val="40"/>
-                <w:szCs w:val="40"/>
-                <w:lang w:bidi="ml-IN"/>
-              </w:rPr>
-              <w:t>CÌiÉ</w:t>
-            </w:r>
-            <w:proofErr w:type="spellEnd"/>
-            <w:r>
-              <w:rPr>
-                <w:rFonts w:ascii="BRH Malayalam Extra" w:hAnsi="BRH Malayalam Extra" w:cs="BRH Devanagari Extra"/>
-                <w:color w:val="000000"/>
-                <w:sz w:val="32"/>
-                <w:szCs w:val="40"/>
-                <w:lang w:bidi="ml-IN"/>
-              </w:rPr>
-              <w:t>–</w:t>
-            </w:r>
-            <w:r>
-              <w:rPr>
-                <w:rFonts w:ascii="BRH Devanagari Extra" w:hAnsi="BRH Devanagari Extra" w:cs="BRH Devanagari Extra"/>
-                <w:color w:val="000000"/>
-                <w:sz w:val="40"/>
-                <w:szCs w:val="40"/>
-                <w:lang w:bidi="ml-IN"/>
-              </w:rPr>
-              <w:t xml:space="preserve"> </w:t>
-            </w:r>
-            <w:proofErr w:type="spellStart"/>
-            <w:r>
-              <w:rPr>
-                <w:rFonts w:ascii="BRH Devanagari Extra" w:hAnsi="BRH Devanagari Extra" w:cs="BRH Devanagari Extra"/>
-                <w:color w:val="000000"/>
-                <w:sz w:val="40"/>
-                <w:szCs w:val="40"/>
-                <w:lang w:bidi="ml-IN"/>
-              </w:rPr>
-              <w:t>ÌuÉ</w:t>
-            </w:r>
-            <w:proofErr w:type="spellEnd"/>
-            <w:r>
-              <w:rPr>
-                <w:rFonts w:ascii="BRH Devanagari Extra" w:hAnsi="BRH Devanagari Extra" w:cs="BRH Devanagari Extra"/>
-                <w:color w:val="000000"/>
-                <w:sz w:val="40"/>
-                <w:szCs w:val="40"/>
-                <w:lang w:bidi="ml-IN"/>
-              </w:rPr>
-              <w:t xml:space="preserve"> - kÉ×</w:t>
-            </w:r>
-            <w:r>
-              <w:rPr>
-                <w:rFonts w:ascii="BRH Malayalam Extra" w:hAnsi="BRH Malayalam Extra" w:cs="BRH Devanagari Extra"/>
-                <w:color w:val="000000"/>
-                <w:sz w:val="32"/>
-                <w:szCs w:val="40"/>
-                <w:lang w:bidi="ml-IN"/>
-              </w:rPr>
-              <w:t>–</w:t>
-            </w:r>
-            <w:proofErr w:type="spellStart"/>
+            <w:r>
+              <w:rPr>
+                <w:rFonts w:ascii="BRH Malayalam Extra" w:hAnsi="BRH Malayalam Extra" w:cs="BRH Devanagari Extra"/>
+                <w:color w:val="000000"/>
+                <w:sz w:val="32"/>
+                <w:szCs w:val="40"/>
+                <w:lang w:bidi="ml-IN"/>
+              </w:rPr>
+              <w:t>–</w:t>
+            </w:r>
+            <w:r>
+              <w:rPr>
+                <w:rFonts w:ascii="BRH Devanagari Extra" w:hAnsi="BRH Devanagari Extra" w:cs="BRH Devanagari Extra"/>
+                <w:color w:val="000000"/>
+                <w:sz w:val="40"/>
+                <w:szCs w:val="40"/>
+                <w:lang w:bidi="ml-IN"/>
+              </w:rPr>
+              <w:t xml:space="preserve"> CÌiÉ</w:t>
+            </w:r>
+            <w:r>
+              <w:rPr>
+                <w:rFonts w:ascii="BRH Malayalam Extra" w:hAnsi="BRH Malayalam Extra" w:cs="BRH Devanagari Extra"/>
+                <w:color w:val="000000"/>
+                <w:sz w:val="32"/>
+                <w:szCs w:val="40"/>
+                <w:lang w:bidi="ml-IN"/>
+              </w:rPr>
+              <w:t>–</w:t>
+            </w:r>
+            <w:r>
+              <w:rPr>
+                <w:rFonts w:ascii="BRH Devanagari Extra" w:hAnsi="BRH Devanagari Extra" w:cs="BRH Devanagari Extra"/>
+                <w:color w:val="000000"/>
+                <w:sz w:val="40"/>
+                <w:szCs w:val="40"/>
+                <w:lang w:bidi="ml-IN"/>
+              </w:rPr>
+              <w:t xml:space="preserve"> ÌuÉ - kÉ×</w:t>
+            </w:r>
+            <w:r>
+              <w:rPr>
+                <w:rFonts w:ascii="BRH Malayalam Extra" w:hAnsi="BRH Malayalam Extra" w:cs="BRH Devanagari Extra"/>
+                <w:color w:val="000000"/>
+                <w:sz w:val="32"/>
+                <w:szCs w:val="40"/>
+                <w:lang w:bidi="ml-IN"/>
+              </w:rPr>
+              <w:t>–</w:t>
+            </w:r>
             <w:r>
               <w:rPr>
                 <w:rFonts w:ascii="BRH Devanagari Extra" w:hAnsi="BRH Devanagari Extra" w:cs="BRH Devanagari Extra"/>
@@ -4389,7 +3991,6 @@
               </w:rPr>
               <w:t>irÉæ</w:t>
             </w:r>
-            <w:proofErr w:type="spellEnd"/>
             <w:r>
               <w:rPr>
                 <w:rFonts w:ascii="BRH Malayalam Extra" w:hAnsi="BRH Malayalam Extra" w:cs="BRH Devanagari Extra"/>
@@ -4431,7 +4032,6 @@
                 <w:lang w:bidi="ml-IN"/>
               </w:rPr>
             </w:pPr>
-            <w:proofErr w:type="spellStart"/>
             <w:r>
               <w:rPr>
                 <w:rFonts w:ascii="BRH Devanagari Extra" w:hAnsi="BRH Devanagari Extra" w:cs="BRH Devanagari Extra"/>
@@ -4442,48 +4042,25 @@
               </w:rPr>
               <w:t>ÌuÉkÉ×þirÉæ</w:t>
             </w:r>
-            <w:proofErr w:type="spellEnd"/>
-            <w:r>
-              <w:rPr>
-                <w:rFonts w:ascii="BRH Malayalam Extra" w:hAnsi="BRH Malayalam Extra" w:cs="BRH Devanagari Extra"/>
-                <w:color w:val="000000"/>
-                <w:sz w:val="32"/>
-                <w:szCs w:val="40"/>
-                <w:lang w:bidi="ml-IN"/>
-              </w:rPr>
-              <w:t>–</w:t>
-            </w:r>
-            <w:r>
-              <w:rPr>
-                <w:rFonts w:ascii="BRH Devanagari Extra" w:hAnsi="BRH Devanagari Extra" w:cs="BRH Devanagari Extra"/>
-                <w:color w:val="000000"/>
-                <w:sz w:val="40"/>
-                <w:szCs w:val="40"/>
-                <w:lang w:bidi="ml-IN"/>
-              </w:rPr>
-              <w:t xml:space="preserve"> </w:t>
-            </w:r>
-            <w:proofErr w:type="spellStart"/>
-            <w:r>
-              <w:rPr>
-                <w:rFonts w:ascii="BRH Devanagari Extra" w:hAnsi="BRH Devanagari Extra" w:cs="BRH Devanagari Extra"/>
-                <w:color w:val="000000"/>
-                <w:sz w:val="40"/>
-                <w:szCs w:val="40"/>
-                <w:lang w:bidi="ml-IN"/>
-              </w:rPr>
-              <w:t>SzÉþ</w:t>
-            </w:r>
-            <w:proofErr w:type="spellEnd"/>
-            <w:r>
-              <w:rPr>
-                <w:rFonts w:ascii="BRH Devanagari Extra" w:hAnsi="BRH Devanagari Extra" w:cs="BRH Devanagari Extra"/>
-                <w:color w:val="000000"/>
-                <w:sz w:val="40"/>
-                <w:szCs w:val="40"/>
-                <w:lang w:bidi="ml-IN"/>
-              </w:rPr>
-              <w:t xml:space="preserve"> | </w:t>
+            <w:r>
+              <w:rPr>
+                <w:rFonts w:ascii="BRH Malayalam Extra" w:hAnsi="BRH Malayalam Extra" w:cs="BRH Devanagari Extra"/>
+                <w:color w:val="000000"/>
+                <w:sz w:val="32"/>
+                <w:szCs w:val="40"/>
+                <w:lang w:bidi="ml-IN"/>
+              </w:rPr>
+              <w:t>–</w:t>
+            </w:r>
+            <w:r>
+              <w:rPr>
+                <w:rFonts w:ascii="BRH Devanagari Extra" w:hAnsi="BRH Devanagari Extra" w:cs="BRH Devanagari Extra"/>
+                <w:color w:val="000000"/>
+                <w:sz w:val="40"/>
+                <w:szCs w:val="40"/>
+                <w:lang w:bidi="ml-IN"/>
+              </w:rPr>
+              <w:t xml:space="preserve"> SzÉþ | </w:t>
             </w:r>
           </w:p>
           <w:p>
@@ -4500,7 +4077,6 @@
                 <w:szCs w:val="40"/>
               </w:rPr>
             </w:pPr>
-            <w:proofErr w:type="spellStart"/>
             <w:r>
               <w:rPr>
                 <w:rFonts w:ascii="BRH Devanagari Extra" w:hAnsi="BRH Devanagari Extra" w:cs="BRH Devanagari Extra"/>
@@ -4532,92 +4108,56 @@
               </w:rPr>
               <w:t>þirÉÉ</w:t>
             </w:r>
-            <w:proofErr w:type="spellEnd"/>
-            <w:r>
-              <w:rPr>
-                <w:rFonts w:ascii="BRH Malayalam Extra" w:hAnsi="BRH Malayalam Extra" w:cs="BRH Devanagari Extra"/>
-                <w:color w:val="000000"/>
-                <w:sz w:val="32"/>
-                <w:szCs w:val="40"/>
-                <w:lang w:bidi="ml-IN"/>
-              </w:rPr>
-              <w:t>–</w:t>
-            </w:r>
-            <w:r>
-              <w:rPr>
-                <w:rFonts w:ascii="BRH Devanagari Extra" w:hAnsi="BRH Devanagari Extra" w:cs="BRH Devanagari Extra"/>
-                <w:color w:val="000000"/>
-                <w:sz w:val="40"/>
-                <w:szCs w:val="40"/>
-                <w:lang w:bidi="ml-IN"/>
-              </w:rPr>
-              <w:t xml:space="preserve"> </w:t>
-            </w:r>
-            <w:proofErr w:type="spellStart"/>
-            <w:r>
-              <w:rPr>
-                <w:rFonts w:ascii="BRH Devanagari Extra" w:hAnsi="BRH Devanagari Extra" w:cs="BRH Devanagari Extra"/>
-                <w:color w:val="000000"/>
-                <w:sz w:val="40"/>
-                <w:szCs w:val="40"/>
-                <w:lang w:bidi="ml-IN"/>
-              </w:rPr>
-              <w:t>CÌiÉ</w:t>
-            </w:r>
-            <w:proofErr w:type="spellEnd"/>
-            <w:r>
-              <w:rPr>
-                <w:rFonts w:ascii="BRH Malayalam Extra" w:hAnsi="BRH Malayalam Extra" w:cs="BRH Devanagari Extra"/>
-                <w:color w:val="000000"/>
-                <w:sz w:val="32"/>
-                <w:szCs w:val="40"/>
-                <w:lang w:bidi="ml-IN"/>
-              </w:rPr>
-              <w:t>–</w:t>
-            </w:r>
-            <w:r>
-              <w:rPr>
-                <w:rFonts w:ascii="BRH Devanagari Extra" w:hAnsi="BRH Devanagari Extra" w:cs="BRH Devanagari Extra"/>
-                <w:color w:val="000000"/>
-                <w:sz w:val="40"/>
-                <w:szCs w:val="40"/>
-                <w:lang w:bidi="ml-IN"/>
-              </w:rPr>
-              <w:t xml:space="preserve"> </w:t>
-            </w:r>
-            <w:proofErr w:type="spellStart"/>
-            <w:r>
-              <w:rPr>
-                <w:rFonts w:ascii="BRH Devanagari Extra" w:hAnsi="BRH Devanagari Extra" w:cs="BRH Devanagari Extra"/>
-                <w:color w:val="000000"/>
-                <w:sz w:val="40"/>
-                <w:szCs w:val="40"/>
-                <w:lang w:bidi="ml-IN"/>
-              </w:rPr>
-              <w:t>ÌuÉ</w:t>
-            </w:r>
-            <w:proofErr w:type="spellEnd"/>
-            <w:r>
-              <w:rPr>
-                <w:rFonts w:ascii="BRH Devanagari Extra" w:hAnsi="BRH Devanagari Extra" w:cs="BRH Devanagari Extra"/>
-                <w:color w:val="000000"/>
-                <w:sz w:val="40"/>
-                <w:szCs w:val="40"/>
-                <w:lang w:bidi="ml-IN"/>
-              </w:rPr>
-              <w:t xml:space="preserve"> - kÉ×</w:t>
-            </w:r>
-            <w:r>
-              <w:rPr>
-                <w:rFonts w:ascii="BRH Malayalam Extra" w:hAnsi="BRH Malayalam Extra" w:cs="BRH Devanagari Extra"/>
-                <w:color w:val="000000"/>
-                <w:sz w:val="32"/>
-                <w:szCs w:val="40"/>
-                <w:lang w:bidi="ml-IN"/>
-              </w:rPr>
-              <w:t>–</w:t>
-            </w:r>
-            <w:proofErr w:type="spellStart"/>
+            <w:r>
+              <w:rPr>
+                <w:rFonts w:ascii="BRH Malayalam Extra" w:hAnsi="BRH Malayalam Extra" w:cs="BRH Devanagari Extra"/>
+                <w:color w:val="000000"/>
+                <w:sz w:val="32"/>
+                <w:szCs w:val="40"/>
+                <w:lang w:bidi="ml-IN"/>
+              </w:rPr>
+              <w:t>–</w:t>
+            </w:r>
+            <w:r>
+              <w:rPr>
+                <w:rFonts w:ascii="BRH Devanagari Extra" w:hAnsi="BRH Devanagari Extra" w:cs="BRH Devanagari Extra"/>
+                <w:color w:val="000000"/>
+                <w:sz w:val="40"/>
+                <w:szCs w:val="40"/>
+                <w:lang w:bidi="ml-IN"/>
+              </w:rPr>
+              <w:t xml:space="preserve"> CÌiÉ</w:t>
+            </w:r>
+            <w:r>
+              <w:rPr>
+                <w:rFonts w:ascii="BRH Malayalam Extra" w:hAnsi="BRH Malayalam Extra" w:cs="BRH Devanagari Extra"/>
+                <w:color w:val="000000"/>
+                <w:sz w:val="32"/>
+                <w:szCs w:val="40"/>
+                <w:lang w:bidi="ml-IN"/>
+              </w:rPr>
+              <w:t>–</w:t>
+            </w:r>
+            <w:r>
+              <w:rPr>
+                <w:rFonts w:ascii="BRH Devanagari Extra" w:hAnsi="BRH Devanagari Extra" w:cs="BRH Devanagari Extra"/>
+                <w:color w:val="000000"/>
+                <w:sz w:val="40"/>
+                <w:szCs w:val="40"/>
+                <w:lang w:bidi="ml-IN"/>
+              </w:rPr>
+              <w:t xml:space="preserve"> ÌuÉ - kÉ×</w:t>
+            </w:r>
+            <w:r>
+              <w:rPr>
+                <w:rFonts w:ascii="BRH Malayalam Extra" w:hAnsi="BRH Malayalam Extra" w:cs="BRH Devanagari Extra"/>
+                <w:color w:val="000000"/>
+                <w:sz w:val="32"/>
+                <w:szCs w:val="40"/>
+                <w:lang w:bidi="ml-IN"/>
+              </w:rPr>
+              <w:t>–</w:t>
+            </w:r>
             <w:r>
               <w:rPr>
                 <w:rFonts w:ascii="BRH Devanagari Extra" w:hAnsi="BRH Devanagari Extra" w:cs="BRH Devanagari Extra"/>
@@ -4628,7 +4168,6 @@
               </w:rPr>
               <w:t>irÉæ</w:t>
             </w:r>
-            <w:proofErr w:type="spellEnd"/>
           </w:p>
         </w:tc>
       </w:tr>
@@ -4789,51 +4328,7 @@
                 <w:szCs w:val="40"/>
                 <w:lang w:bidi="ml-IN"/>
               </w:rPr>
-              <w:t>¶</w:t>
-            </w:r>
-            <w:proofErr w:type="spellStart"/>
-            <w:r>
-              <w:rPr>
-                <w:rFonts w:ascii="BRH Devanagari Extra" w:hAnsi="BRH Devanagari Extra" w:cs="BRH Devanagari Extra"/>
-                <w:color w:val="000000"/>
-                <w:sz w:val="40"/>
-                <w:szCs w:val="40"/>
-                <w:lang w:bidi="ml-IN"/>
-              </w:rPr>
-              <w:t>ÉÉiÉç</w:t>
-            </w:r>
-            <w:proofErr w:type="spellEnd"/>
-            <w:r>
-              <w:rPr>
-                <w:rFonts w:ascii="BRH Devanagari Extra" w:hAnsi="BRH Devanagari Extra" w:cs="BRH Devanagari Extra"/>
-                <w:color w:val="000000"/>
-                <w:sz w:val="40"/>
-                <w:szCs w:val="40"/>
-                <w:lang w:bidi="ml-IN"/>
-              </w:rPr>
-              <w:t xml:space="preserve"> </w:t>
-            </w:r>
-            <w:proofErr w:type="spellStart"/>
-            <w:r>
-              <w:rPr>
-                <w:rFonts w:ascii="BRH Devanagari Extra" w:hAnsi="BRH Devanagari Extra" w:cs="BRH Devanagari Extra"/>
-                <w:color w:val="000000"/>
-                <w:sz w:val="40"/>
-                <w:szCs w:val="40"/>
-                <w:lang w:bidi="ml-IN"/>
-              </w:rPr>
-              <w:t>mÉëÌiÉþÌ¸irÉæ</w:t>
-            </w:r>
-            <w:proofErr w:type="spellEnd"/>
-            <w:r>
-              <w:rPr>
-                <w:rFonts w:ascii="BRH Devanagari Extra" w:hAnsi="BRH Devanagari Extra" w:cs="BRH Devanagari Extra"/>
-                <w:color w:val="000000"/>
-                <w:sz w:val="40"/>
-                <w:szCs w:val="40"/>
-                <w:lang w:bidi="ml-IN"/>
-              </w:rPr>
-              <w:t xml:space="preserve"> | </w:t>
+              <w:t xml:space="preserve">¶ÉÉiÉç mÉëÌiÉþÌ¸irÉæ | </w:t>
             </w:r>
           </w:p>
           <w:p>
@@ -4850,7 +4345,6 @@
                 <w:szCs w:val="40"/>
               </w:rPr>
             </w:pPr>
-            <w:proofErr w:type="spellStart"/>
             <w:r>
               <w:rPr>
                 <w:rFonts w:ascii="BRH Devanagari Extra" w:hAnsi="BRH Devanagari Extra" w:cs="BRH Devanagari Extra"/>
@@ -4870,50 +4364,27 @@
                 <w:szCs w:val="40"/>
                 <w:lang w:bidi="ml-IN"/>
               </w:rPr>
-              <w:t>ëþÌiÉÌ¸irÉÉ</w:t>
-            </w:r>
-            <w:proofErr w:type="spellEnd"/>
-            <w:r>
-              <w:rPr>
-                <w:rFonts w:ascii="BRH Devanagari Extra" w:hAnsi="BRH Devanagari Extra" w:cs="BRH Devanagari Extra"/>
-                <w:color w:val="000000"/>
-                <w:sz w:val="40"/>
-                <w:szCs w:val="40"/>
-                <w:lang w:bidi="ml-IN"/>
-              </w:rPr>
-              <w:t xml:space="preserve"> A</w:t>
-            </w:r>
-            <w:r>
-              <w:rPr>
-                <w:rFonts w:ascii="BRH Malayalam Extra" w:hAnsi="BRH Malayalam Extra" w:cs="BRH Devanagari Extra"/>
-                <w:color w:val="000000"/>
-                <w:sz w:val="32"/>
-                <w:szCs w:val="40"/>
-                <w:lang w:bidi="ml-IN"/>
-              </w:rPr>
-              <w:t>–</w:t>
-            </w:r>
-            <w:proofErr w:type="spellStart"/>
-            <w:r>
-              <w:rPr>
-                <w:rFonts w:ascii="BRH Devanagari Extra" w:hAnsi="BRH Devanagari Extra" w:cs="BRH Devanagari Extra"/>
-                <w:color w:val="000000"/>
-                <w:sz w:val="40"/>
-                <w:szCs w:val="40"/>
-                <w:lang w:bidi="ml-IN"/>
-              </w:rPr>
-              <w:t>ÎalÉÈ</w:t>
-            </w:r>
-            <w:proofErr w:type="spellEnd"/>
-            <w:r>
-              <w:rPr>
-                <w:rFonts w:ascii="BRH Devanagari Extra" w:hAnsi="BRH Devanagari Extra" w:cs="BRH Devanagari Extra"/>
-                <w:color w:val="000000"/>
-                <w:sz w:val="40"/>
-                <w:szCs w:val="40"/>
-                <w:lang w:bidi="ml-IN"/>
-              </w:rPr>
-              <w:t xml:space="preserve"> |</w:t>
+              <w:t>ëþÌiÉÌ¸irÉÉ A</w:t>
+            </w:r>
+            <w:r>
+              <w:rPr>
+                <w:rFonts w:ascii="BRH Malayalam Extra" w:hAnsi="BRH Malayalam Extra" w:cs="BRH Devanagari Extra"/>
+                <w:color w:val="000000"/>
+                <w:sz w:val="32"/>
+                <w:szCs w:val="40"/>
+                <w:lang w:bidi="ml-IN"/>
+              </w:rPr>
+              <w:t>–</w:t>
+            </w:r>
+            <w:r>
+              <w:rPr>
+                <w:rFonts w:ascii="BRH Devanagari Extra" w:hAnsi="BRH Devanagari Extra" w:cs="BRH Devanagari Extra"/>
+                <w:color w:val="000000"/>
+                <w:sz w:val="40"/>
+                <w:szCs w:val="40"/>
+                <w:lang w:bidi="ml-IN"/>
+              </w:rPr>
+              <w:t>ÎalÉÈ |</w:t>
             </w:r>
           </w:p>
         </w:tc>
@@ -4964,51 +4435,7 @@
                 <w:szCs w:val="40"/>
                 <w:lang w:bidi="ml-IN"/>
               </w:rPr>
-              <w:t>¶</w:t>
-            </w:r>
-            <w:proofErr w:type="spellStart"/>
-            <w:r>
-              <w:rPr>
-                <w:rFonts w:ascii="BRH Devanagari Extra" w:hAnsi="BRH Devanagari Extra" w:cs="BRH Devanagari Extra"/>
-                <w:color w:val="000000"/>
-                <w:sz w:val="40"/>
-                <w:szCs w:val="40"/>
-                <w:lang w:bidi="ml-IN"/>
-              </w:rPr>
-              <w:t>ÉÉiÉç</w:t>
-            </w:r>
-            <w:proofErr w:type="spellEnd"/>
-            <w:r>
-              <w:rPr>
-                <w:rFonts w:ascii="BRH Devanagari Extra" w:hAnsi="BRH Devanagari Extra" w:cs="BRH Devanagari Extra"/>
-                <w:color w:val="000000"/>
-                <w:sz w:val="40"/>
-                <w:szCs w:val="40"/>
-                <w:lang w:bidi="ml-IN"/>
-              </w:rPr>
-              <w:t xml:space="preserve"> </w:t>
-            </w:r>
-            <w:proofErr w:type="spellStart"/>
-            <w:r>
-              <w:rPr>
-                <w:rFonts w:ascii="BRH Devanagari Extra" w:hAnsi="BRH Devanagari Extra" w:cs="BRH Devanagari Extra"/>
-                <w:color w:val="000000"/>
-                <w:sz w:val="40"/>
-                <w:szCs w:val="40"/>
-                <w:lang w:bidi="ml-IN"/>
-              </w:rPr>
-              <w:t>mÉëÌiÉþÌ¸irÉæ</w:t>
-            </w:r>
-            <w:proofErr w:type="spellEnd"/>
-            <w:r>
-              <w:rPr>
-                <w:rFonts w:ascii="BRH Devanagari Extra" w:hAnsi="BRH Devanagari Extra" w:cs="BRH Devanagari Extra"/>
-                <w:color w:val="000000"/>
-                <w:sz w:val="40"/>
-                <w:szCs w:val="40"/>
-                <w:lang w:bidi="ml-IN"/>
-              </w:rPr>
-              <w:t xml:space="preserve"> | </w:t>
+              <w:t xml:space="preserve">¶ÉÉiÉç mÉëÌiÉþÌ¸irÉæ | </w:t>
             </w:r>
           </w:p>
           <w:p>
@@ -5025,7 +4452,6 @@
                 <w:szCs w:val="40"/>
               </w:rPr>
             </w:pPr>
-            <w:proofErr w:type="spellStart"/>
             <w:r>
               <w:rPr>
                 <w:rFonts w:ascii="BRH Devanagari Extra" w:hAnsi="BRH Devanagari Extra" w:cs="BRH Devanagari Extra"/>
@@ -5065,50 +4491,27 @@
                 <w:szCs w:val="40"/>
                 <w:lang w:bidi="ml-IN"/>
               </w:rPr>
-              <w:t>Ì¸irÉÉ</w:t>
-            </w:r>
-            <w:proofErr w:type="spellEnd"/>
-            <w:r>
-              <w:rPr>
-                <w:rFonts w:ascii="BRH Devanagari Extra" w:hAnsi="BRH Devanagari Extra" w:cs="BRH Devanagari Extra"/>
-                <w:color w:val="000000"/>
-                <w:sz w:val="40"/>
-                <w:szCs w:val="40"/>
-                <w:lang w:bidi="ml-IN"/>
-              </w:rPr>
-              <w:t xml:space="preserve"> A</w:t>
-            </w:r>
-            <w:r>
-              <w:rPr>
-                <w:rFonts w:ascii="BRH Malayalam Extra" w:hAnsi="BRH Malayalam Extra" w:cs="BRH Devanagari Extra"/>
-                <w:color w:val="000000"/>
-                <w:sz w:val="32"/>
-                <w:szCs w:val="40"/>
-                <w:lang w:bidi="ml-IN"/>
-              </w:rPr>
-              <w:t>–</w:t>
-            </w:r>
-            <w:proofErr w:type="spellStart"/>
-            <w:r>
-              <w:rPr>
-                <w:rFonts w:ascii="BRH Devanagari Extra" w:hAnsi="BRH Devanagari Extra" w:cs="BRH Devanagari Extra"/>
-                <w:color w:val="000000"/>
-                <w:sz w:val="40"/>
-                <w:szCs w:val="40"/>
-                <w:lang w:bidi="ml-IN"/>
-              </w:rPr>
-              <w:t>ÎalÉÈ</w:t>
-            </w:r>
-            <w:proofErr w:type="spellEnd"/>
-            <w:r>
-              <w:rPr>
-                <w:rFonts w:ascii="BRH Devanagari Extra" w:hAnsi="BRH Devanagari Extra" w:cs="BRH Devanagari Extra"/>
-                <w:color w:val="000000"/>
-                <w:sz w:val="40"/>
-                <w:szCs w:val="40"/>
-                <w:lang w:bidi="ml-IN"/>
-              </w:rPr>
-              <w:t xml:space="preserve"> |</w:t>
+              <w:t>Ì¸irÉÉ A</w:t>
+            </w:r>
+            <w:r>
+              <w:rPr>
+                <w:rFonts w:ascii="BRH Malayalam Extra" w:hAnsi="BRH Malayalam Extra" w:cs="BRH Devanagari Extra"/>
+                <w:color w:val="000000"/>
+                <w:sz w:val="32"/>
+                <w:szCs w:val="40"/>
+                <w:lang w:bidi="ml-IN"/>
+              </w:rPr>
+              <w:t>–</w:t>
+            </w:r>
+            <w:r>
+              <w:rPr>
+                <w:rFonts w:ascii="BRH Devanagari Extra" w:hAnsi="BRH Devanagari Extra" w:cs="BRH Devanagari Extra"/>
+                <w:color w:val="000000"/>
+                <w:sz w:val="40"/>
+                <w:szCs w:val="40"/>
+                <w:lang w:bidi="ml-IN"/>
+              </w:rPr>
+              <w:t>ÎalÉÈ |</w:t>
             </w:r>
           </w:p>
         </w:tc>
@@ -5242,7 +4645,6 @@
                 <w:lang w:bidi="ml-IN"/>
               </w:rPr>
             </w:pPr>
-            <w:proofErr w:type="spellStart"/>
             <w:r>
               <w:rPr>
                 <w:rFonts w:ascii="BRH Devanagari Extra" w:hAnsi="BRH Devanagari Extra" w:cs="BRH Devanagari Extra"/>
@@ -5253,7 +4655,6 @@
               </w:rPr>
               <w:t>rÉÉ</w:t>
             </w:r>
-            <w:proofErr w:type="spellEnd"/>
             <w:r>
               <w:rPr>
                 <w:rFonts w:ascii="BRH Malayalam Extra" w:hAnsi="BRH Malayalam Extra" w:cs="BRH Devanagari Extra"/>
@@ -5304,7 +4705,6 @@
               </w:rPr>
               <w:t>–</w:t>
             </w:r>
-            <w:proofErr w:type="spellStart"/>
             <w:r>
               <w:rPr>
                 <w:rFonts w:ascii="BRH Devanagari Extra" w:hAnsi="BRH Devanagari Extra" w:cs="BRH Devanagari Extra"/>
@@ -5315,7 +4715,6 @@
               </w:rPr>
               <w:t>ÌiÉ</w:t>
             </w:r>
-            <w:proofErr w:type="spellEnd"/>
             <w:r>
               <w:rPr>
                 <w:rFonts w:ascii="BRH Malayalam Extra" w:hAnsi="BRH Malayalam Extra" w:cs="BRH Devanagari Extra"/>
@@ -5358,7 +4757,6 @@
               </w:rPr>
               <w:t>–</w:t>
             </w:r>
-            <w:proofErr w:type="spellStart"/>
             <w:r>
               <w:rPr>
                 <w:rFonts w:ascii="BRH Devanagari Extra" w:hAnsi="BRH Devanagari Extra" w:cs="BRH Devanagari Extra"/>
@@ -5378,18 +4776,7 @@
                 <w:szCs w:val="40"/>
                 <w:lang w:bidi="ml-IN"/>
               </w:rPr>
-              <w:t>¤ÉþxÉÉqÉç</w:t>
-            </w:r>
-            <w:proofErr w:type="spellEnd"/>
-            <w:r>
-              <w:rPr>
-                <w:rFonts w:ascii="BRH Devanagari Extra" w:hAnsi="BRH Devanagari Extra" w:cs="BRH Devanagari Extra"/>
-                <w:color w:val="000000"/>
-                <w:sz w:val="40"/>
-                <w:szCs w:val="40"/>
-                <w:lang w:bidi="ml-IN"/>
-              </w:rPr>
-              <w:t xml:space="preserve"> | </w:t>
+              <w:t xml:space="preserve">¤ÉþxÉÉqÉç | </w:t>
             </w:r>
           </w:p>
           <w:p>
@@ -5426,40 +4813,16 @@
               </w:rPr>
               <w:t>–</w:t>
             </w:r>
-            <w:proofErr w:type="spellStart"/>
-            <w:r>
-              <w:rPr>
-                <w:rFonts w:ascii="BRH Devanagari Extra" w:hAnsi="BRH Devanagari Extra" w:cs="BRH Devanagari Extra"/>
-                <w:color w:val="000000"/>
-                <w:sz w:val="40"/>
-                <w:szCs w:val="40"/>
-                <w:lang w:bidi="ml-IN"/>
-              </w:rPr>
-              <w:t>cÉ¤ÉþxÉÉqÉç</w:t>
-            </w:r>
-            <w:proofErr w:type="spellEnd"/>
-            <w:r>
-              <w:rPr>
-                <w:rFonts w:ascii="BRH Devanagari Extra" w:hAnsi="BRH Devanagari Extra" w:cs="BRH Devanagari Extra"/>
-                <w:color w:val="000000"/>
-                <w:sz w:val="40"/>
-                <w:szCs w:val="40"/>
-                <w:lang w:bidi="ml-IN"/>
-              </w:rPr>
-              <w:t xml:space="preserve"> </w:t>
-            </w:r>
-            <w:proofErr w:type="spellStart"/>
-            <w:r>
-              <w:rPr>
-                <w:rFonts w:ascii="BRH Devanagari Extra" w:hAnsi="BRH Devanagari Extra" w:cs="BRH Devanagari Extra"/>
-                <w:color w:val="000000"/>
-                <w:sz w:val="40"/>
-                <w:szCs w:val="40"/>
-                <w:lang w:bidi="ml-IN"/>
-              </w:rPr>
-              <w:t>pÉÉ</w:t>
-            </w:r>
-            <w:proofErr w:type="spellEnd"/>
+            <w:r>
+              <w:rPr>
+                <w:rFonts w:ascii="BRH Devanagari Extra" w:hAnsi="BRH Devanagari Extra" w:cs="BRH Devanagari Extra"/>
+                <w:color w:val="000000"/>
+                <w:sz w:val="40"/>
+                <w:szCs w:val="40"/>
+                <w:lang w:bidi="ml-IN"/>
+              </w:rPr>
+              <w:t>cÉ¤ÉþxÉÉqÉç pÉÉ</w:t>
+            </w:r>
             <w:r>
               <w:rPr>
                 <w:rFonts w:ascii="BRH Malayalam Extra" w:hAnsi="BRH Malayalam Extra" w:cs="BRH Devanagari Extra"/>
@@ -5501,7 +4864,6 @@
                 <w:lang w:bidi="ml-IN"/>
               </w:rPr>
             </w:pPr>
-            <w:proofErr w:type="spellStart"/>
             <w:r>
               <w:rPr>
                 <w:rFonts w:ascii="BRH Devanagari Extra" w:hAnsi="BRH Devanagari Extra" w:cs="BRH Devanagari Extra"/>
@@ -5512,7 +4874,6 @@
               </w:rPr>
               <w:t>rÉÉ</w:t>
             </w:r>
-            <w:proofErr w:type="spellEnd"/>
             <w:r>
               <w:rPr>
                 <w:rFonts w:ascii="BRH Malayalam Extra" w:hAnsi="BRH Malayalam Extra" w:cs="BRH Devanagari Extra"/>
@@ -5563,7 +4924,6 @@
               </w:rPr>
               <w:t>–</w:t>
             </w:r>
-            <w:proofErr w:type="spellStart"/>
             <w:r>
               <w:rPr>
                 <w:rFonts w:ascii="BRH Devanagari Extra" w:hAnsi="BRH Devanagari Extra" w:cs="BRH Devanagari Extra"/>
@@ -5574,7 +4934,6 @@
               </w:rPr>
               <w:t>ÌiÉ</w:t>
             </w:r>
-            <w:proofErr w:type="spellEnd"/>
             <w:r>
               <w:rPr>
                 <w:rFonts w:ascii="BRH Malayalam Extra" w:hAnsi="BRH Malayalam Extra" w:cs="BRH Devanagari Extra"/>
@@ -5605,7 +4964,6 @@
               </w:rPr>
               <w:t>–</w:t>
             </w:r>
-            <w:proofErr w:type="spellStart"/>
             <w:r>
               <w:rPr>
                 <w:rFonts w:ascii="BRH Devanagari Extra" w:hAnsi="BRH Devanagari Extra" w:cs="BRH Devanagari Extra"/>
@@ -5625,18 +4983,7 @@
                 <w:szCs w:val="40"/>
                 <w:lang w:bidi="ml-IN"/>
               </w:rPr>
-              <w:t>¤ÉþxÉÉqÉç</w:t>
-            </w:r>
-            <w:proofErr w:type="spellEnd"/>
-            <w:r>
-              <w:rPr>
-                <w:rFonts w:ascii="BRH Devanagari Extra" w:hAnsi="BRH Devanagari Extra" w:cs="BRH Devanagari Extra"/>
-                <w:color w:val="000000"/>
-                <w:sz w:val="40"/>
-                <w:szCs w:val="40"/>
-                <w:lang w:bidi="ml-IN"/>
-              </w:rPr>
-              <w:t xml:space="preserve"> | </w:t>
+              <w:t xml:space="preserve">¤ÉþxÉÉqÉç | </w:t>
             </w:r>
           </w:p>
           <w:p>
@@ -5673,40 +5020,16 @@
               </w:rPr>
               <w:t>–</w:t>
             </w:r>
-            <w:proofErr w:type="spellStart"/>
-            <w:r>
-              <w:rPr>
-                <w:rFonts w:ascii="BRH Devanagari Extra" w:hAnsi="BRH Devanagari Extra" w:cs="BRH Devanagari Extra"/>
-                <w:color w:val="000000"/>
-                <w:sz w:val="40"/>
-                <w:szCs w:val="40"/>
-                <w:lang w:bidi="ml-IN"/>
-              </w:rPr>
-              <w:t>cÉ¤ÉþxÉÉqÉç</w:t>
-            </w:r>
-            <w:proofErr w:type="spellEnd"/>
-            <w:r>
-              <w:rPr>
-                <w:rFonts w:ascii="BRH Devanagari Extra" w:hAnsi="BRH Devanagari Extra" w:cs="BRH Devanagari Extra"/>
-                <w:color w:val="000000"/>
-                <w:sz w:val="40"/>
-                <w:szCs w:val="40"/>
-                <w:lang w:bidi="ml-IN"/>
-              </w:rPr>
-              <w:t xml:space="preserve"> </w:t>
-            </w:r>
-            <w:proofErr w:type="spellStart"/>
-            <w:r>
-              <w:rPr>
-                <w:rFonts w:ascii="BRH Devanagari Extra" w:hAnsi="BRH Devanagari Extra" w:cs="BRH Devanagari Extra"/>
-                <w:color w:val="000000"/>
-                <w:sz w:val="40"/>
-                <w:szCs w:val="40"/>
-                <w:lang w:bidi="ml-IN"/>
-              </w:rPr>
-              <w:t>pÉÉ</w:t>
-            </w:r>
-            <w:proofErr w:type="spellEnd"/>
+            <w:r>
+              <w:rPr>
+                <w:rFonts w:ascii="BRH Devanagari Extra" w:hAnsi="BRH Devanagari Extra" w:cs="BRH Devanagari Extra"/>
+                <w:color w:val="000000"/>
+                <w:sz w:val="40"/>
+                <w:szCs w:val="40"/>
+                <w:lang w:bidi="ml-IN"/>
+              </w:rPr>
+              <w:t>cÉ¤ÉþxÉÉqÉç pÉÉ</w:t>
+            </w:r>
             <w:r>
               <w:rPr>
                 <w:rFonts w:ascii="BRH Malayalam Extra" w:hAnsi="BRH Malayalam Extra" w:cs="BRH Devanagari Extra"/>
@@ -5898,7 +5221,6 @@
               </w:rPr>
               <w:t>–</w:t>
             </w:r>
-            <w:proofErr w:type="spellStart"/>
             <w:r>
               <w:rPr>
                 <w:rFonts w:ascii="BRH Devanagari Extra" w:hAnsi="BRH Devanagari Extra" w:cs="BRH Devanagari Extra"/>
@@ -5920,7 +5242,6 @@
               </w:rPr>
               <w:t>É</w:t>
             </w:r>
-            <w:proofErr w:type="spellEnd"/>
             <w:r>
               <w:rPr>
                 <w:rFonts w:ascii="BRH Malayalam Extra" w:hAnsi="BRH Malayalam Extra" w:cs="BRH Devanagari Extra"/>
@@ -5971,7 +5292,6 @@
               </w:rPr>
               <w:t>–</w:t>
             </w:r>
-            <w:proofErr w:type="spellStart"/>
             <w:r>
               <w:rPr>
                 <w:rFonts w:ascii="BRH Devanagari Extra" w:hAnsi="BRH Devanagari Extra" w:cs="BRH Devanagari Extra"/>
@@ -5982,38 +5302,25 @@
               </w:rPr>
               <w:t>pÉÔ</w:t>
             </w:r>
-            <w:proofErr w:type="spellEnd"/>
-            <w:r>
-              <w:rPr>
-                <w:rFonts w:ascii="BRH Malayalam Extra" w:hAnsi="BRH Malayalam Extra" w:cs="BRH Devanagari Extra"/>
-                <w:color w:val="000000"/>
-                <w:sz w:val="32"/>
-                <w:szCs w:val="40"/>
-                <w:lang w:bidi="ml-IN"/>
-              </w:rPr>
-              <w:t>–</w:t>
-            </w:r>
-            <w:proofErr w:type="spellStart"/>
-            <w:r>
-              <w:rPr>
-                <w:rFonts w:ascii="BRH Devanagari Extra" w:hAnsi="BRH Devanagari Extra" w:cs="BRH Devanagari Extra"/>
-                <w:color w:val="000000"/>
-                <w:sz w:val="40"/>
-                <w:szCs w:val="40"/>
-                <w:lang w:bidi="ml-IN"/>
-              </w:rPr>
-              <w:t>hÉÉqÉç</w:t>
-            </w:r>
-            <w:proofErr w:type="spellEnd"/>
-            <w:r>
-              <w:rPr>
-                <w:rFonts w:ascii="BRH Devanagari Extra" w:hAnsi="BRH Devanagari Extra" w:cs="BRH Devanagari Extra"/>
-                <w:color w:val="000000"/>
-                <w:sz w:val="40"/>
-                <w:szCs w:val="40"/>
-                <w:lang w:bidi="ml-IN"/>
-              </w:rPr>
-              <w:t xml:space="preserve"> |</w:t>
+            <w:r>
+              <w:rPr>
+                <w:rFonts w:ascii="BRH Malayalam Extra" w:hAnsi="BRH Malayalam Extra" w:cs="BRH Devanagari Extra"/>
+                <w:color w:val="000000"/>
+                <w:sz w:val="32"/>
+                <w:szCs w:val="40"/>
+                <w:lang w:bidi="ml-IN"/>
+              </w:rPr>
+              <w:t>–</w:t>
+            </w:r>
+            <w:r>
+              <w:rPr>
+                <w:rFonts w:ascii="BRH Devanagari Extra" w:hAnsi="BRH Devanagari Extra" w:cs="BRH Devanagari Extra"/>
+                <w:color w:val="000000"/>
+                <w:sz w:val="40"/>
+                <w:szCs w:val="40"/>
+                <w:lang w:bidi="ml-IN"/>
+              </w:rPr>
+              <w:t>hÉÉqÉç |</w:t>
             </w:r>
           </w:p>
         </w:tc>
@@ -6134,7 +5441,6 @@
               </w:rPr>
               <w:t>–</w:t>
             </w:r>
-            <w:proofErr w:type="spellStart"/>
             <w:r>
               <w:rPr>
                 <w:rFonts w:ascii="BRH Devanagari Extra" w:hAnsi="BRH Devanagari Extra" w:cs="BRH Devanagari Extra"/>
@@ -6145,38 +5451,25 @@
               </w:rPr>
               <w:t>pÉÔ</w:t>
             </w:r>
-            <w:proofErr w:type="spellEnd"/>
-            <w:r>
-              <w:rPr>
-                <w:rFonts w:ascii="BRH Malayalam Extra" w:hAnsi="BRH Malayalam Extra" w:cs="BRH Devanagari Extra"/>
-                <w:color w:val="000000"/>
-                <w:sz w:val="32"/>
-                <w:szCs w:val="40"/>
-                <w:lang w:bidi="ml-IN"/>
-              </w:rPr>
-              <w:t>–</w:t>
-            </w:r>
-            <w:proofErr w:type="spellStart"/>
-            <w:r>
-              <w:rPr>
-                <w:rFonts w:ascii="BRH Devanagari Extra" w:hAnsi="BRH Devanagari Extra" w:cs="BRH Devanagari Extra"/>
-                <w:color w:val="000000"/>
-                <w:sz w:val="40"/>
-                <w:szCs w:val="40"/>
-                <w:lang w:bidi="ml-IN"/>
-              </w:rPr>
-              <w:t>hÉÉqÉç</w:t>
-            </w:r>
-            <w:proofErr w:type="spellEnd"/>
-            <w:r>
-              <w:rPr>
-                <w:rFonts w:ascii="BRH Devanagari Extra" w:hAnsi="BRH Devanagari Extra" w:cs="BRH Devanagari Extra"/>
-                <w:color w:val="000000"/>
-                <w:sz w:val="40"/>
-                <w:szCs w:val="40"/>
-                <w:lang w:bidi="ml-IN"/>
-              </w:rPr>
-              <w:t xml:space="preserve"> |</w:t>
+            <w:r>
+              <w:rPr>
+                <w:rFonts w:ascii="BRH Malayalam Extra" w:hAnsi="BRH Malayalam Extra" w:cs="BRH Devanagari Extra"/>
+                <w:color w:val="000000"/>
+                <w:sz w:val="32"/>
+                <w:szCs w:val="40"/>
+                <w:lang w:bidi="ml-IN"/>
+              </w:rPr>
+              <w:t>–</w:t>
+            </w:r>
+            <w:r>
+              <w:rPr>
+                <w:rFonts w:ascii="BRH Devanagari Extra" w:hAnsi="BRH Devanagari Extra" w:cs="BRH Devanagari Extra"/>
+                <w:color w:val="000000"/>
+                <w:sz w:val="40"/>
+                <w:szCs w:val="40"/>
+                <w:lang w:bidi="ml-IN"/>
+              </w:rPr>
+              <w:t>hÉÉqÉç |</w:t>
             </w:r>
           </w:p>
         </w:tc>
@@ -6337,31 +5630,8 @@
                 <w:szCs w:val="40"/>
                 <w:lang w:bidi="ml-IN"/>
               </w:rPr>
-              <w:t>¶</w:t>
-            </w:r>
-            <w:proofErr w:type="spellStart"/>
-            <w:r>
-              <w:rPr>
-                <w:rFonts w:ascii="BRH Devanagari Extra" w:hAnsi="BRH Devanagari Extra" w:cs="BRH Devanagari Extra"/>
-                <w:color w:val="000000"/>
-                <w:sz w:val="40"/>
-                <w:szCs w:val="40"/>
-                <w:lang w:bidi="ml-IN"/>
-              </w:rPr>
-              <w:t>ÉÉiÉç</w:t>
-            </w:r>
-            <w:proofErr w:type="spellEnd"/>
-            <w:r>
-              <w:rPr>
-                <w:rFonts w:ascii="BRH Devanagari Extra" w:hAnsi="BRH Devanagari Extra" w:cs="BRH Devanagari Extra"/>
-                <w:color w:val="000000"/>
-                <w:sz w:val="40"/>
-                <w:szCs w:val="40"/>
-                <w:lang w:bidi="ml-IN"/>
-              </w:rPr>
-              <w:t xml:space="preserve"> </w:t>
-            </w:r>
-            <w:proofErr w:type="spellStart"/>
+              <w:t xml:space="preserve">¶ÉÉiÉç </w:t>
+            </w:r>
             <w:r>
               <w:rPr>
                 <w:rFonts w:ascii="BRH Devanagari Extra" w:hAnsi="BRH Devanagari Extra" w:cs="BRH Devanagari Extra"/>
@@ -6373,7 +5643,6 @@
               </w:rPr>
               <w:t>mÉëÉ</w:t>
             </w:r>
-            <w:proofErr w:type="spellEnd"/>
             <w:r>
               <w:rPr>
                 <w:rFonts w:ascii="BRH Malayalam Extra" w:hAnsi="BRH Malayalam Extra" w:cs="BRH Devanagari Extra"/>
@@ -6385,71 +5654,35 @@
               </w:rPr>
               <w:t>–</w:t>
             </w:r>
-            <w:proofErr w:type="spellStart"/>
-            <w:r>
-              <w:rPr>
-                <w:rFonts w:ascii="BRH Devanagari Extra" w:hAnsi="BRH Devanagari Extra" w:cs="BRH Devanagari Extra"/>
-                <w:color w:val="000000"/>
-                <w:sz w:val="40"/>
-                <w:szCs w:val="40"/>
-                <w:lang w:bidi="ml-IN"/>
-              </w:rPr>
-              <w:t>cÉÏÿqÉç</w:t>
-            </w:r>
-            <w:proofErr w:type="spellEnd"/>
-            <w:r>
-              <w:rPr>
-                <w:rFonts w:ascii="BRH Devanagari Extra" w:hAnsi="BRH Devanagari Extra" w:cs="BRH Devanagari Extra"/>
-                <w:color w:val="000000"/>
-                <w:sz w:val="40"/>
-                <w:szCs w:val="40"/>
-                <w:lang w:bidi="ml-IN"/>
-              </w:rPr>
-              <w:t xml:space="preserve"> | </w:t>
-            </w:r>
-            <w:proofErr w:type="spellStart"/>
-            <w:r>
-              <w:rPr>
-                <w:rFonts w:ascii="BRH Devanagari Extra" w:hAnsi="BRH Devanagari Extra" w:cs="BRH Devanagari Extra"/>
-                <w:color w:val="000000"/>
-                <w:sz w:val="40"/>
-                <w:szCs w:val="40"/>
-                <w:lang w:bidi="ml-IN"/>
-              </w:rPr>
-              <w:t>mÉëÉcÉÏþqÉÑ¨É</w:t>
-            </w:r>
-            <w:proofErr w:type="spellEnd"/>
-            <w:r>
-              <w:rPr>
-                <w:rFonts w:ascii="BRH Malayalam Extra" w:hAnsi="BRH Malayalam Extra" w:cs="BRH Devanagari Extra"/>
-                <w:color w:val="000000"/>
-                <w:sz w:val="32"/>
-                <w:szCs w:val="40"/>
-                <w:lang w:bidi="ml-IN"/>
-              </w:rPr>
-              <w:t>–</w:t>
-            </w:r>
-            <w:proofErr w:type="spellStart"/>
-            <w:r>
-              <w:rPr>
-                <w:rFonts w:ascii="BRH Devanagari Extra" w:hAnsi="BRH Devanagari Extra" w:cs="BRH Devanagari Extra"/>
-                <w:color w:val="000000"/>
-                <w:sz w:val="40"/>
-                <w:szCs w:val="40"/>
-                <w:lang w:bidi="ml-IN"/>
-              </w:rPr>
-              <w:t>qÉÉqÉç</w:t>
-            </w:r>
-            <w:proofErr w:type="spellEnd"/>
-            <w:r>
-              <w:rPr>
-                <w:rFonts w:ascii="BRH Devanagari Extra" w:hAnsi="BRH Devanagari Extra" w:cs="BRH Devanagari Extra"/>
-                <w:color w:val="000000"/>
-                <w:sz w:val="40"/>
-                <w:szCs w:val="40"/>
-                <w:lang w:bidi="ml-IN"/>
-              </w:rPr>
-              <w:t xml:space="preserve"> |</w:t>
+            <w:r>
+              <w:rPr>
+                <w:rFonts w:ascii="BRH Devanagari Extra" w:hAnsi="BRH Devanagari Extra" w:cs="BRH Devanagari Extra"/>
+                <w:color w:val="000000"/>
+                <w:sz w:val="40"/>
+                <w:szCs w:val="40"/>
+                <w:lang w:bidi="ml-IN"/>
+              </w:rPr>
+              <w:t>cÉÏÿqÉç | mÉëÉcÉÏþqÉÑ¨É</w:t>
+            </w:r>
+            <w:r>
+              <w:rPr>
+                <w:rFonts w:ascii="BRH Malayalam Extra" w:hAnsi="BRH Malayalam Extra" w:cs="BRH Devanagari Extra"/>
+                <w:color w:val="000000"/>
+                <w:sz w:val="32"/>
+                <w:szCs w:val="40"/>
+                <w:lang w:bidi="ml-IN"/>
+              </w:rPr>
+              <w:t>–</w:t>
+            </w:r>
+            <w:r>
+              <w:rPr>
+                <w:rFonts w:ascii="BRH Devanagari Extra" w:hAnsi="BRH Devanagari Extra" w:cs="BRH Devanagari Extra"/>
+                <w:color w:val="000000"/>
+                <w:sz w:val="40"/>
+                <w:szCs w:val="40"/>
+                <w:lang w:bidi="ml-IN"/>
+              </w:rPr>
+              <w:t>qÉÉqÉç |</w:t>
             </w:r>
           </w:p>
         </w:tc>
@@ -6499,31 +5732,8 @@
                 <w:szCs w:val="40"/>
                 <w:lang w:bidi="ml-IN"/>
               </w:rPr>
-              <w:t>¶</w:t>
-            </w:r>
-            <w:proofErr w:type="spellStart"/>
-            <w:r>
-              <w:rPr>
-                <w:rFonts w:ascii="BRH Devanagari Extra" w:hAnsi="BRH Devanagari Extra" w:cs="BRH Devanagari Extra"/>
-                <w:color w:val="000000"/>
-                <w:sz w:val="40"/>
-                <w:szCs w:val="40"/>
-                <w:lang w:bidi="ml-IN"/>
-              </w:rPr>
-              <w:t>ÉÉiÉç</w:t>
-            </w:r>
-            <w:proofErr w:type="spellEnd"/>
-            <w:r>
-              <w:rPr>
-                <w:rFonts w:ascii="BRH Devanagari Extra" w:hAnsi="BRH Devanagari Extra" w:cs="BRH Devanagari Extra"/>
-                <w:color w:val="000000"/>
-                <w:sz w:val="40"/>
-                <w:szCs w:val="40"/>
-                <w:lang w:bidi="ml-IN"/>
-              </w:rPr>
-              <w:t xml:space="preserve"> </w:t>
-            </w:r>
-            <w:proofErr w:type="spellStart"/>
+              <w:t xml:space="preserve">¶ÉÉiÉç </w:t>
+            </w:r>
             <w:r>
               <w:rPr>
                 <w:rFonts w:ascii="BRH Devanagari Extra" w:hAnsi="BRH Devanagari Extra" w:cs="BRH Devanagari Extra"/>
@@ -6543,62 +5753,27 @@
                 <w:szCs w:val="40"/>
                 <w:lang w:bidi="ml-IN"/>
               </w:rPr>
-              <w:t>cÉÏÿqÉç</w:t>
-            </w:r>
-            <w:proofErr w:type="spellEnd"/>
-            <w:r>
-              <w:rPr>
-                <w:rFonts w:ascii="BRH Devanagari Extra" w:hAnsi="BRH Devanagari Extra" w:cs="BRH Devanagari Extra"/>
-                <w:color w:val="000000"/>
-                <w:sz w:val="40"/>
-                <w:szCs w:val="40"/>
-                <w:lang w:bidi="ml-IN"/>
-              </w:rPr>
-              <w:t xml:space="preserve"> | </w:t>
-            </w:r>
-            <w:proofErr w:type="spellStart"/>
-            <w:r>
-              <w:rPr>
-                <w:rFonts w:ascii="BRH Devanagari Extra" w:hAnsi="BRH Devanagari Extra" w:cs="BRH Devanagari Extra"/>
-                <w:color w:val="000000"/>
-                <w:sz w:val="40"/>
-                <w:szCs w:val="40"/>
-                <w:lang w:bidi="ml-IN"/>
-              </w:rPr>
-              <w:t>mÉëÉcÉÏþqÉÑ¨É</w:t>
-            </w:r>
-            <w:proofErr w:type="spellEnd"/>
-            <w:r>
-              <w:rPr>
-                <w:rFonts w:ascii="BRH Malayalam Extra" w:hAnsi="BRH Malayalam Extra" w:cs="BRH Devanagari Extra"/>
-                <w:color w:val="000000"/>
-                <w:sz w:val="32"/>
-                <w:szCs w:val="40"/>
-                <w:lang w:bidi="ml-IN"/>
-              </w:rPr>
-              <w:t>–</w:t>
-            </w:r>
-            <w:proofErr w:type="spellStart"/>
-            <w:r>
-              <w:rPr>
-                <w:rFonts w:ascii="BRH Devanagari Extra" w:hAnsi="BRH Devanagari Extra" w:cs="BRH Devanagari Extra"/>
-                <w:color w:val="000000"/>
-                <w:sz w:val="40"/>
-                <w:szCs w:val="40"/>
-                <w:lang w:bidi="ml-IN"/>
-              </w:rPr>
-              <w:t>qÉÉqÉç</w:t>
-            </w:r>
-            <w:proofErr w:type="spellEnd"/>
-            <w:r>
-              <w:rPr>
-                <w:rFonts w:ascii="BRH Devanagari Extra" w:hAnsi="BRH Devanagari Extra" w:cs="BRH Devanagari Extra"/>
-                <w:color w:val="000000"/>
-                <w:sz w:val="40"/>
-                <w:szCs w:val="40"/>
-                <w:lang w:bidi="ml-IN"/>
-              </w:rPr>
-              <w:t xml:space="preserve"> |</w:t>
+              <w:t>cÉÏÿqÉç | mÉëÉcÉÏþqÉÑ¨É</w:t>
+            </w:r>
+            <w:r>
+              <w:rPr>
+                <w:rFonts w:ascii="BRH Malayalam Extra" w:hAnsi="BRH Malayalam Extra" w:cs="BRH Devanagari Extra"/>
+                <w:color w:val="000000"/>
+                <w:sz w:val="32"/>
+                <w:szCs w:val="40"/>
+                <w:lang w:bidi="ml-IN"/>
+              </w:rPr>
+              <w:t>–</w:t>
+            </w:r>
+            <w:r>
+              <w:rPr>
+                <w:rFonts w:ascii="BRH Devanagari Extra" w:hAnsi="BRH Devanagari Extra" w:cs="BRH Devanagari Extra"/>
+                <w:color w:val="000000"/>
+                <w:sz w:val="40"/>
+                <w:szCs w:val="40"/>
+                <w:lang w:bidi="ml-IN"/>
+              </w:rPr>
+              <w:t>qÉÉqÉç |</w:t>
             </w:r>
           </w:p>
         </w:tc>
@@ -6733,7 +5908,6 @@
                 <w:lang w:val="en-IN" w:eastAsia="en-IN" w:bidi="ml-IN"/>
               </w:rPr>
             </w:pPr>
-            <w:proofErr w:type="spellStart"/>
             <w:r>
               <w:rPr>
                 <w:rFonts w:ascii="BRH Devanagari Extra" w:hAnsi="BRH Devanagari Extra" w:cs="BRH Devanagari Extra"/>
@@ -6765,60 +5939,36 @@
               </w:rPr>
               <w:t>þwOèrÉÉ</w:t>
             </w:r>
-            <w:proofErr w:type="spellEnd"/>
-            <w:r>
-              <w:rPr>
-                <w:rFonts w:ascii="BRH Malayalam Extra" w:hAnsi="BRH Malayalam Extra" w:cs="BRH Devanagari Extra"/>
-                <w:color w:val="000000"/>
-                <w:sz w:val="32"/>
-                <w:szCs w:val="40"/>
-                <w:lang w:bidi="ml-IN"/>
-              </w:rPr>
-              <w:t>–</w:t>
-            </w:r>
-            <w:r>
-              <w:rPr>
-                <w:rFonts w:ascii="BRH Devanagari Extra" w:hAnsi="BRH Devanagari Extra" w:cs="BRH Devanagari Extra"/>
-                <w:color w:val="000000"/>
-                <w:sz w:val="40"/>
-                <w:szCs w:val="40"/>
-                <w:lang w:bidi="ml-IN"/>
-              </w:rPr>
-              <w:t xml:space="preserve"> </w:t>
-            </w:r>
-            <w:proofErr w:type="spellStart"/>
-            <w:r>
-              <w:rPr>
-                <w:rFonts w:ascii="BRH Devanagari Extra" w:hAnsi="BRH Devanagari Extra" w:cs="BRH Devanagari Extra"/>
-                <w:color w:val="000000"/>
-                <w:sz w:val="40"/>
-                <w:szCs w:val="40"/>
-                <w:lang w:bidi="ml-IN"/>
-              </w:rPr>
-              <w:t>CirÉÑiÉç</w:t>
-            </w:r>
-            <w:proofErr w:type="spellEnd"/>
-            <w:r>
-              <w:rPr>
-                <w:rFonts w:ascii="BRH Devanagari Extra" w:hAnsi="BRH Devanagari Extra" w:cs="BRH Devanagari Extra"/>
-                <w:color w:val="000000"/>
-                <w:sz w:val="40"/>
-                <w:szCs w:val="40"/>
-                <w:lang w:bidi="ml-IN"/>
-              </w:rPr>
-              <w:t xml:space="preserve"> - xÉ×</w:t>
-            </w:r>
-            <w:r>
-              <w:rPr>
-                <w:rFonts w:ascii="BRH Malayalam Extra" w:hAnsi="BRH Malayalam Extra" w:cs="BRH Devanagari Extra"/>
-                <w:color w:val="000000"/>
-                <w:sz w:val="32"/>
-                <w:szCs w:val="40"/>
-                <w:lang w:bidi="ml-IN"/>
-              </w:rPr>
-              <w:t>–</w:t>
-            </w:r>
-            <w:proofErr w:type="spellStart"/>
+            <w:r>
+              <w:rPr>
+                <w:rFonts w:ascii="BRH Malayalam Extra" w:hAnsi="BRH Malayalam Extra" w:cs="BRH Devanagari Extra"/>
+                <w:color w:val="000000"/>
+                <w:sz w:val="32"/>
+                <w:szCs w:val="40"/>
+                <w:lang w:bidi="ml-IN"/>
+              </w:rPr>
+              <w:t>–</w:t>
+            </w:r>
+            <w:r>
+              <w:rPr>
+                <w:rFonts w:ascii="BRH Devanagari Extra" w:hAnsi="BRH Devanagari Extra" w:cs="BRH Devanagari Extra"/>
+                <w:color w:val="000000"/>
+                <w:sz w:val="40"/>
+                <w:szCs w:val="40"/>
+                <w:lang w:bidi="ml-IN"/>
+              </w:rPr>
+              <w:t xml:space="preserve"> CirÉÑiÉç - xÉ×</w:t>
+            </w:r>
+            <w:r>
+              <w:rPr>
+                <w:rFonts w:ascii="BRH Malayalam Extra" w:hAnsi="BRH Malayalam Extra" w:cs="BRH Devanagari Extra"/>
+                <w:color w:val="000000"/>
+                <w:sz w:val="32"/>
+                <w:szCs w:val="40"/>
+                <w:lang w:bidi="ml-IN"/>
+              </w:rPr>
+              <w:t>–</w:t>
+            </w:r>
             <w:r>
               <w:rPr>
                 <w:rFonts w:ascii="BRH Devanagari Extra" w:hAnsi="BRH Devanagari Extra" w:cs="BRH Devanagari Extra"/>
@@ -6829,7 +5979,6 @@
               </w:rPr>
               <w:t>wOèrÉæ</w:t>
             </w:r>
-            <w:proofErr w:type="spellEnd"/>
             <w:r>
               <w:rPr>
                 <w:rFonts w:ascii="BRH Malayalam Extra" w:hAnsi="BRH Malayalam Extra" w:cs="BRH Devanagari Extra"/>
@@ -6871,7 +6020,6 @@
                 <w:lang w:val="en-IN" w:eastAsia="en-IN" w:bidi="ml-IN"/>
               </w:rPr>
             </w:pPr>
-            <w:proofErr w:type="spellStart"/>
             <w:r>
               <w:rPr>
                 <w:rFonts w:ascii="BRH Devanagari Extra" w:hAnsi="BRH Devanagari Extra" w:cs="BRH Devanagari Extra"/>
@@ -6903,60 +6051,36 @@
               </w:rPr>
               <w:t>×þwOèrÉÉ</w:t>
             </w:r>
-            <w:proofErr w:type="spellEnd"/>
-            <w:r>
-              <w:rPr>
-                <w:rFonts w:ascii="BRH Malayalam Extra" w:hAnsi="BRH Malayalam Extra" w:cs="BRH Devanagari Extra"/>
-                <w:color w:val="000000"/>
-                <w:sz w:val="32"/>
-                <w:szCs w:val="40"/>
-                <w:lang w:bidi="ml-IN"/>
-              </w:rPr>
-              <w:t>–</w:t>
-            </w:r>
-            <w:r>
-              <w:rPr>
-                <w:rFonts w:ascii="BRH Devanagari Extra" w:hAnsi="BRH Devanagari Extra" w:cs="BRH Devanagari Extra"/>
-                <w:color w:val="000000"/>
-                <w:sz w:val="40"/>
-                <w:szCs w:val="40"/>
-                <w:lang w:bidi="ml-IN"/>
-              </w:rPr>
-              <w:t xml:space="preserve"> </w:t>
-            </w:r>
-            <w:proofErr w:type="spellStart"/>
-            <w:r>
-              <w:rPr>
-                <w:rFonts w:ascii="BRH Devanagari Extra" w:hAnsi="BRH Devanagari Extra" w:cs="BRH Devanagari Extra"/>
-                <w:color w:val="000000"/>
-                <w:sz w:val="40"/>
-                <w:szCs w:val="40"/>
-                <w:lang w:bidi="ml-IN"/>
-              </w:rPr>
-              <w:t>CirÉÑiÉç</w:t>
-            </w:r>
-            <w:proofErr w:type="spellEnd"/>
-            <w:r>
-              <w:rPr>
-                <w:rFonts w:ascii="BRH Devanagari Extra" w:hAnsi="BRH Devanagari Extra" w:cs="BRH Devanagari Extra"/>
-                <w:color w:val="000000"/>
-                <w:sz w:val="40"/>
-                <w:szCs w:val="40"/>
-                <w:lang w:bidi="ml-IN"/>
-              </w:rPr>
-              <w:t xml:space="preserve"> - xÉ×</w:t>
-            </w:r>
-            <w:r>
-              <w:rPr>
-                <w:rFonts w:ascii="BRH Malayalam Extra" w:hAnsi="BRH Malayalam Extra" w:cs="BRH Devanagari Extra"/>
-                <w:color w:val="000000"/>
-                <w:sz w:val="32"/>
-                <w:szCs w:val="40"/>
-                <w:lang w:bidi="ml-IN"/>
-              </w:rPr>
-              <w:t>–</w:t>
-            </w:r>
-            <w:proofErr w:type="spellStart"/>
+            <w:r>
+              <w:rPr>
+                <w:rFonts w:ascii="BRH Malayalam Extra" w:hAnsi="BRH Malayalam Extra" w:cs="BRH Devanagari Extra"/>
+                <w:color w:val="000000"/>
+                <w:sz w:val="32"/>
+                <w:szCs w:val="40"/>
+                <w:lang w:bidi="ml-IN"/>
+              </w:rPr>
+              <w:t>–</w:t>
+            </w:r>
+            <w:r>
+              <w:rPr>
+                <w:rFonts w:ascii="BRH Devanagari Extra" w:hAnsi="BRH Devanagari Extra" w:cs="BRH Devanagari Extra"/>
+                <w:color w:val="000000"/>
+                <w:sz w:val="40"/>
+                <w:szCs w:val="40"/>
+                <w:lang w:bidi="ml-IN"/>
+              </w:rPr>
+              <w:t xml:space="preserve"> CirÉÑiÉç - xÉ×</w:t>
+            </w:r>
+            <w:r>
+              <w:rPr>
+                <w:rFonts w:ascii="BRH Malayalam Extra" w:hAnsi="BRH Malayalam Extra" w:cs="BRH Devanagari Extra"/>
+                <w:color w:val="000000"/>
+                <w:sz w:val="32"/>
+                <w:szCs w:val="40"/>
+                <w:lang w:bidi="ml-IN"/>
+              </w:rPr>
+              <w:t>–</w:t>
+            </w:r>
             <w:r>
               <w:rPr>
                 <w:rFonts w:ascii="BRH Devanagari Extra" w:hAnsi="BRH Devanagari Extra" w:cs="BRH Devanagari Extra"/>
@@ -6967,7 +6091,6 @@
               </w:rPr>
               <w:t>wOèrÉæ</w:t>
             </w:r>
-            <w:proofErr w:type="spellEnd"/>
             <w:r>
               <w:rPr>
                 <w:rFonts w:ascii="BRH Malayalam Extra" w:hAnsi="BRH Malayalam Extra" w:cs="BRH Devanagari Extra"/>
@@ -7119,7 +6242,6 @@
                 <w:lang w:bidi="ml-IN"/>
               </w:rPr>
             </w:pPr>
-            <w:proofErr w:type="spellStart"/>
             <w:r>
               <w:rPr>
                 <w:rFonts w:ascii="BRH Devanagari Extra" w:hAnsi="BRH Devanagari Extra" w:cs="BRH Devanagari Extra"/>
@@ -7149,62 +6271,27 @@
                 <w:szCs w:val="40"/>
                 <w:lang w:bidi="ml-IN"/>
               </w:rPr>
-              <w:t>wOèrÉæ</w:t>
-            </w:r>
-            <w:proofErr w:type="spellEnd"/>
-            <w:r>
-              <w:rPr>
-                <w:rFonts w:ascii="BRH Devanagari Extra" w:hAnsi="BRH Devanagari Extra" w:cs="BRH Devanagari Extra"/>
-                <w:color w:val="000000"/>
-                <w:sz w:val="40"/>
-                <w:szCs w:val="40"/>
-                <w:lang w:bidi="ml-IN"/>
-              </w:rPr>
-              <w:t xml:space="preserve"> </w:t>
-            </w:r>
-            <w:proofErr w:type="spellStart"/>
-            <w:r>
-              <w:rPr>
-                <w:rFonts w:ascii="BRH Devanagari Extra" w:hAnsi="BRH Devanagari Extra" w:cs="BRH Devanagari Extra"/>
-                <w:color w:val="000000"/>
-                <w:sz w:val="40"/>
-                <w:szCs w:val="40"/>
-                <w:lang w:bidi="ml-IN"/>
-              </w:rPr>
-              <w:t>oÉ×Wû</w:t>
-            </w:r>
-            <w:proofErr w:type="spellEnd"/>
-            <w:r>
-              <w:rPr>
-                <w:rFonts w:ascii="BRH Malayalam Extra" w:hAnsi="BRH Malayalam Extra" w:cs="BRH Devanagari Extra"/>
-                <w:color w:val="000000"/>
-                <w:sz w:val="32"/>
-                <w:szCs w:val="40"/>
-                <w:lang w:bidi="ml-IN"/>
-              </w:rPr>
-              <w:t>–</w:t>
-            </w:r>
-            <w:proofErr w:type="spellStart"/>
-            <w:r>
-              <w:rPr>
-                <w:rFonts w:ascii="BRH Devanagari Extra" w:hAnsi="BRH Devanagari Extra" w:cs="BRH Devanagari Extra"/>
-                <w:color w:val="000000"/>
-                <w:sz w:val="40"/>
-                <w:szCs w:val="40"/>
-                <w:lang w:bidi="ml-IN"/>
-              </w:rPr>
-              <w:t>iÉÏÈ</w:t>
-            </w:r>
-            <w:proofErr w:type="spellEnd"/>
-            <w:r>
-              <w:rPr>
-                <w:rFonts w:ascii="BRH Devanagari Extra" w:hAnsi="BRH Devanagari Extra" w:cs="BRH Devanagari Extra"/>
-                <w:color w:val="000000"/>
-                <w:sz w:val="40"/>
-                <w:szCs w:val="40"/>
-                <w:lang w:bidi="ml-IN"/>
-              </w:rPr>
-              <w:t xml:space="preserve"> | </w:t>
+              <w:t>wOèrÉæ oÉ×Wû</w:t>
+            </w:r>
+            <w:r>
+              <w:rPr>
+                <w:rFonts w:ascii="BRH Malayalam Extra" w:hAnsi="BRH Malayalam Extra" w:cs="BRH Devanagari Extra"/>
+                <w:color w:val="000000"/>
+                <w:sz w:val="32"/>
+                <w:szCs w:val="40"/>
+                <w:lang w:bidi="ml-IN"/>
+              </w:rPr>
+              <w:t>–</w:t>
+            </w:r>
+            <w:r>
+              <w:rPr>
+                <w:rFonts w:ascii="BRH Devanagari Extra" w:hAnsi="BRH Devanagari Extra" w:cs="BRH Devanagari Extra"/>
+                <w:color w:val="000000"/>
+                <w:sz w:val="40"/>
+                <w:szCs w:val="40"/>
+                <w:lang w:bidi="ml-IN"/>
+              </w:rPr>
+              <w:t xml:space="preserve">iÉÏÈ | </w:t>
             </w:r>
           </w:p>
           <w:p>
@@ -7223,7 +6310,6 @@
                 <w:lang w:val="en-IN" w:eastAsia="en-IN" w:bidi="ml-IN"/>
               </w:rPr>
             </w:pPr>
-            <w:proofErr w:type="spellStart"/>
             <w:r>
               <w:rPr>
                 <w:rFonts w:ascii="BRH Devanagari Extra" w:hAnsi="BRH Devanagari Extra" w:cs="BRH Devanagari Extra"/>
@@ -7255,60 +6341,36 @@
               </w:rPr>
               <w:t>þwOèrÉÉ</w:t>
             </w:r>
-            <w:proofErr w:type="spellEnd"/>
-            <w:r>
-              <w:rPr>
-                <w:rFonts w:ascii="BRH Malayalam Extra" w:hAnsi="BRH Malayalam Extra" w:cs="BRH Devanagari Extra"/>
-                <w:color w:val="000000"/>
-                <w:sz w:val="32"/>
-                <w:szCs w:val="40"/>
-                <w:lang w:bidi="ml-IN"/>
-              </w:rPr>
-              <w:t>–</w:t>
-            </w:r>
-            <w:r>
-              <w:rPr>
-                <w:rFonts w:ascii="BRH Devanagari Extra" w:hAnsi="BRH Devanagari Extra" w:cs="BRH Devanagari Extra"/>
-                <w:color w:val="000000"/>
-                <w:sz w:val="40"/>
-                <w:szCs w:val="40"/>
-                <w:lang w:bidi="ml-IN"/>
-              </w:rPr>
-              <w:t xml:space="preserve"> </w:t>
-            </w:r>
-            <w:proofErr w:type="spellStart"/>
-            <w:r>
-              <w:rPr>
-                <w:rFonts w:ascii="BRH Devanagari Extra" w:hAnsi="BRH Devanagari Extra" w:cs="BRH Devanagari Extra"/>
-                <w:color w:val="000000"/>
-                <w:sz w:val="40"/>
-                <w:szCs w:val="40"/>
-                <w:lang w:bidi="ml-IN"/>
-              </w:rPr>
-              <w:t>CirÉÑiÉç</w:t>
-            </w:r>
-            <w:proofErr w:type="spellEnd"/>
-            <w:r>
-              <w:rPr>
-                <w:rFonts w:ascii="BRH Devanagari Extra" w:hAnsi="BRH Devanagari Extra" w:cs="BRH Devanagari Extra"/>
-                <w:color w:val="000000"/>
-                <w:sz w:val="40"/>
-                <w:szCs w:val="40"/>
-                <w:lang w:bidi="ml-IN"/>
-              </w:rPr>
-              <w:t xml:space="preserve"> - xÉ×</w:t>
-            </w:r>
-            <w:r>
-              <w:rPr>
-                <w:rFonts w:ascii="BRH Malayalam Extra" w:hAnsi="BRH Malayalam Extra" w:cs="BRH Devanagari Extra"/>
-                <w:color w:val="000000"/>
-                <w:sz w:val="32"/>
-                <w:szCs w:val="40"/>
-                <w:lang w:bidi="ml-IN"/>
-              </w:rPr>
-              <w:t>–</w:t>
-            </w:r>
-            <w:proofErr w:type="spellStart"/>
+            <w:r>
+              <w:rPr>
+                <w:rFonts w:ascii="BRH Malayalam Extra" w:hAnsi="BRH Malayalam Extra" w:cs="BRH Devanagari Extra"/>
+                <w:color w:val="000000"/>
+                <w:sz w:val="32"/>
+                <w:szCs w:val="40"/>
+                <w:lang w:bidi="ml-IN"/>
+              </w:rPr>
+              <w:t>–</w:t>
+            </w:r>
+            <w:r>
+              <w:rPr>
+                <w:rFonts w:ascii="BRH Devanagari Extra" w:hAnsi="BRH Devanagari Extra" w:cs="BRH Devanagari Extra"/>
+                <w:color w:val="000000"/>
+                <w:sz w:val="40"/>
+                <w:szCs w:val="40"/>
+                <w:lang w:bidi="ml-IN"/>
+              </w:rPr>
+              <w:t xml:space="preserve"> CirÉÑiÉç - xÉ×</w:t>
+            </w:r>
+            <w:r>
+              <w:rPr>
+                <w:rFonts w:ascii="BRH Malayalam Extra" w:hAnsi="BRH Malayalam Extra" w:cs="BRH Devanagari Extra"/>
+                <w:color w:val="000000"/>
+                <w:sz w:val="32"/>
+                <w:szCs w:val="40"/>
+                <w:lang w:bidi="ml-IN"/>
+              </w:rPr>
+              <w:t>–</w:t>
+            </w:r>
             <w:r>
               <w:rPr>
                 <w:rFonts w:ascii="BRH Devanagari Extra" w:hAnsi="BRH Devanagari Extra" w:cs="BRH Devanagari Extra"/>
@@ -7319,7 +6381,6 @@
               </w:rPr>
               <w:t>wOèrÉæ</w:t>
             </w:r>
-            <w:proofErr w:type="spellEnd"/>
             <w:r>
               <w:rPr>
                 <w:rFonts w:ascii="BRH Malayalam Extra" w:hAnsi="BRH Malayalam Extra" w:cs="BRH Devanagari Extra"/>
@@ -7362,7 +6423,6 @@
                 <w:lang w:bidi="ml-IN"/>
               </w:rPr>
             </w:pPr>
-            <w:proofErr w:type="spellStart"/>
             <w:r>
               <w:rPr>
                 <w:rFonts w:ascii="BRH Devanagari Extra" w:hAnsi="BRH Devanagari Extra" w:cs="BRH Devanagari Extra"/>
@@ -7392,62 +6452,27 @@
                 <w:szCs w:val="40"/>
                 <w:lang w:bidi="ml-IN"/>
               </w:rPr>
-              <w:t>wOèrÉæ</w:t>
-            </w:r>
-            <w:proofErr w:type="spellEnd"/>
-            <w:r>
-              <w:rPr>
-                <w:rFonts w:ascii="BRH Devanagari Extra" w:hAnsi="BRH Devanagari Extra" w:cs="BRH Devanagari Extra"/>
-                <w:color w:val="000000"/>
-                <w:sz w:val="40"/>
-                <w:szCs w:val="40"/>
-                <w:lang w:bidi="ml-IN"/>
-              </w:rPr>
-              <w:t xml:space="preserve"> </w:t>
-            </w:r>
-            <w:proofErr w:type="spellStart"/>
-            <w:r>
-              <w:rPr>
-                <w:rFonts w:ascii="BRH Devanagari Extra" w:hAnsi="BRH Devanagari Extra" w:cs="BRH Devanagari Extra"/>
-                <w:color w:val="000000"/>
-                <w:sz w:val="40"/>
-                <w:szCs w:val="40"/>
-                <w:lang w:bidi="ml-IN"/>
-              </w:rPr>
-              <w:t>oÉ×Wû</w:t>
-            </w:r>
-            <w:proofErr w:type="spellEnd"/>
-            <w:r>
-              <w:rPr>
-                <w:rFonts w:ascii="BRH Malayalam Extra" w:hAnsi="BRH Malayalam Extra" w:cs="BRH Devanagari Extra"/>
-                <w:color w:val="000000"/>
-                <w:sz w:val="32"/>
-                <w:szCs w:val="40"/>
-                <w:lang w:bidi="ml-IN"/>
-              </w:rPr>
-              <w:t>–</w:t>
-            </w:r>
-            <w:proofErr w:type="spellStart"/>
-            <w:r>
-              <w:rPr>
-                <w:rFonts w:ascii="BRH Devanagari Extra" w:hAnsi="BRH Devanagari Extra" w:cs="BRH Devanagari Extra"/>
-                <w:color w:val="000000"/>
-                <w:sz w:val="40"/>
-                <w:szCs w:val="40"/>
-                <w:lang w:bidi="ml-IN"/>
-              </w:rPr>
-              <w:t>iÉÏÈ</w:t>
-            </w:r>
-            <w:proofErr w:type="spellEnd"/>
-            <w:r>
-              <w:rPr>
-                <w:rFonts w:ascii="BRH Devanagari Extra" w:hAnsi="BRH Devanagari Extra" w:cs="BRH Devanagari Extra"/>
-                <w:color w:val="000000"/>
-                <w:sz w:val="40"/>
-                <w:szCs w:val="40"/>
-                <w:lang w:bidi="ml-IN"/>
-              </w:rPr>
-              <w:t xml:space="preserve"> | </w:t>
+              <w:t>wOèrÉæ oÉ×Wû</w:t>
+            </w:r>
+            <w:r>
+              <w:rPr>
+                <w:rFonts w:ascii="BRH Malayalam Extra" w:hAnsi="BRH Malayalam Extra" w:cs="BRH Devanagari Extra"/>
+                <w:color w:val="000000"/>
+                <w:sz w:val="32"/>
+                <w:szCs w:val="40"/>
+                <w:lang w:bidi="ml-IN"/>
+              </w:rPr>
+              <w:t>–</w:t>
+            </w:r>
+            <w:r>
+              <w:rPr>
+                <w:rFonts w:ascii="BRH Devanagari Extra" w:hAnsi="BRH Devanagari Extra" w:cs="BRH Devanagari Extra"/>
+                <w:color w:val="000000"/>
+                <w:sz w:val="40"/>
+                <w:szCs w:val="40"/>
+                <w:lang w:bidi="ml-IN"/>
+              </w:rPr>
+              <w:t xml:space="preserve">iÉÏÈ | </w:t>
             </w:r>
           </w:p>
           <w:p>
@@ -7466,7 +6491,6 @@
                 <w:lang w:val="en-IN" w:eastAsia="en-IN" w:bidi="ml-IN"/>
               </w:rPr>
             </w:pPr>
-            <w:proofErr w:type="spellStart"/>
             <w:r>
               <w:rPr>
                 <w:rFonts w:ascii="BRH Devanagari Extra" w:hAnsi="BRH Devanagari Extra" w:cs="BRH Devanagari Extra"/>
@@ -7498,60 +6522,36 @@
               </w:rPr>
               <w:t>þwOèrÉÉ</w:t>
             </w:r>
-            <w:proofErr w:type="spellEnd"/>
-            <w:r>
-              <w:rPr>
-                <w:rFonts w:ascii="BRH Malayalam Extra" w:hAnsi="BRH Malayalam Extra" w:cs="BRH Devanagari Extra"/>
-                <w:color w:val="000000"/>
-                <w:sz w:val="32"/>
-                <w:szCs w:val="40"/>
-                <w:lang w:bidi="ml-IN"/>
-              </w:rPr>
-              <w:t>–</w:t>
-            </w:r>
-            <w:r>
-              <w:rPr>
-                <w:rFonts w:ascii="BRH Devanagari Extra" w:hAnsi="BRH Devanagari Extra" w:cs="BRH Devanagari Extra"/>
-                <w:color w:val="000000"/>
-                <w:sz w:val="40"/>
-                <w:szCs w:val="40"/>
-                <w:lang w:bidi="ml-IN"/>
-              </w:rPr>
-              <w:t xml:space="preserve"> </w:t>
-            </w:r>
-            <w:proofErr w:type="spellStart"/>
-            <w:r>
-              <w:rPr>
-                <w:rFonts w:ascii="BRH Devanagari Extra" w:hAnsi="BRH Devanagari Extra" w:cs="BRH Devanagari Extra"/>
-                <w:color w:val="000000"/>
-                <w:sz w:val="40"/>
-                <w:szCs w:val="40"/>
-                <w:lang w:bidi="ml-IN"/>
-              </w:rPr>
-              <w:t>CirÉÑiÉç</w:t>
-            </w:r>
-            <w:proofErr w:type="spellEnd"/>
-            <w:r>
-              <w:rPr>
-                <w:rFonts w:ascii="BRH Devanagari Extra" w:hAnsi="BRH Devanagari Extra" w:cs="BRH Devanagari Extra"/>
-                <w:color w:val="000000"/>
-                <w:sz w:val="40"/>
-                <w:szCs w:val="40"/>
-                <w:lang w:bidi="ml-IN"/>
-              </w:rPr>
-              <w:t xml:space="preserve"> - xÉ×</w:t>
-            </w:r>
-            <w:r>
-              <w:rPr>
-                <w:rFonts w:ascii="BRH Malayalam Extra" w:hAnsi="BRH Malayalam Extra" w:cs="BRH Devanagari Extra"/>
-                <w:color w:val="000000"/>
-                <w:sz w:val="32"/>
-                <w:szCs w:val="40"/>
-                <w:lang w:bidi="ml-IN"/>
-              </w:rPr>
-              <w:t>–</w:t>
-            </w:r>
-            <w:proofErr w:type="spellStart"/>
+            <w:r>
+              <w:rPr>
+                <w:rFonts w:ascii="BRH Malayalam Extra" w:hAnsi="BRH Malayalam Extra" w:cs="BRH Devanagari Extra"/>
+                <w:color w:val="000000"/>
+                <w:sz w:val="32"/>
+                <w:szCs w:val="40"/>
+                <w:lang w:bidi="ml-IN"/>
+              </w:rPr>
+              <w:t>–</w:t>
+            </w:r>
+            <w:r>
+              <w:rPr>
+                <w:rFonts w:ascii="BRH Devanagari Extra" w:hAnsi="BRH Devanagari Extra" w:cs="BRH Devanagari Extra"/>
+                <w:color w:val="000000"/>
+                <w:sz w:val="40"/>
+                <w:szCs w:val="40"/>
+                <w:lang w:bidi="ml-IN"/>
+              </w:rPr>
+              <w:t xml:space="preserve"> CirÉÑiÉç - xÉ×</w:t>
+            </w:r>
+            <w:r>
+              <w:rPr>
+                <w:rFonts w:ascii="BRH Malayalam Extra" w:hAnsi="BRH Malayalam Extra" w:cs="BRH Devanagari Extra"/>
+                <w:color w:val="000000"/>
+                <w:sz w:val="32"/>
+                <w:szCs w:val="40"/>
+                <w:lang w:bidi="ml-IN"/>
+              </w:rPr>
+              <w:t>–</w:t>
+            </w:r>
             <w:r>
               <w:rPr>
                 <w:rFonts w:ascii="BRH Devanagari Extra" w:hAnsi="BRH Devanagari Extra" w:cs="BRH Devanagari Extra"/>
@@ -7562,7 +6562,6 @@
               </w:rPr>
               <w:t>wOèrÉæ</w:t>
             </w:r>
-            <w:proofErr w:type="spellEnd"/>
             <w:r>
               <w:rPr>
                 <w:rFonts w:ascii="BRH Malayalam Extra" w:hAnsi="BRH Malayalam Extra" w:cs="BRH Devanagari Extra"/>
@@ -7734,7 +6733,6 @@
               </w:rPr>
               <w:t>–</w:t>
             </w:r>
-            <w:proofErr w:type="spellStart"/>
             <w:r>
               <w:rPr>
                 <w:rFonts w:ascii="BRH Devanagari Extra" w:hAnsi="BRH Devanagari Extra" w:cs="BRH Devanagari Extra"/>
@@ -7745,18 +6743,16 @@
               </w:rPr>
               <w:t>lÉÑ</w:t>
             </w:r>
-            <w:proofErr w:type="spellEnd"/>
-            <w:r>
-              <w:rPr>
-                <w:rFonts w:ascii="BRH Malayalam Extra" w:hAnsi="BRH Malayalam Extra" w:cs="BRH Devanagari Extra"/>
-                <w:color w:val="000000"/>
-                <w:sz w:val="32"/>
-                <w:szCs w:val="40"/>
-                <w:lang w:bidi="ml-IN"/>
-              </w:rPr>
-              <w:t>–</w:t>
-            </w:r>
-            <w:proofErr w:type="spellStart"/>
+            <w:r>
+              <w:rPr>
+                <w:rFonts w:ascii="BRH Malayalam Extra" w:hAnsi="BRH Malayalam Extra" w:cs="BRH Devanagari Extra"/>
+                <w:color w:val="000000"/>
+                <w:sz w:val="32"/>
+                <w:szCs w:val="40"/>
+                <w:lang w:bidi="ml-IN"/>
+              </w:rPr>
+              <w:t>–</w:t>
+            </w:r>
             <w:r>
               <w:rPr>
                 <w:rFonts w:ascii="BRH Devanagari Extra" w:hAnsi="BRH Devanagari Extra" w:cs="BRH Devanagari Extra"/>
@@ -7777,7 +6773,6 @@
               </w:rPr>
               <w:t>å</w:t>
             </w:r>
-            <w:proofErr w:type="spellEnd"/>
             <w:r>
               <w:rPr>
                 <w:rFonts w:ascii="BRH Malayalam Extra" w:hAnsi="BRH Malayalam Extra" w:cs="BRH Devanagari Extra"/>
@@ -7798,7 +6793,6 @@
               </w:rPr>
               <w:t xml:space="preserve"> lÉ | </w:t>
             </w:r>
-            <w:proofErr w:type="spellStart"/>
             <w:r>
               <w:rPr>
                 <w:rFonts w:ascii="BRH Devanagari Extra" w:hAnsi="BRH Devanagari Extra" w:cs="BRH Devanagari Extra"/>
@@ -7810,7 +6804,6 @@
               </w:rPr>
               <w:t>lÉÉ</w:t>
             </w:r>
-            <w:proofErr w:type="spellEnd"/>
             <w:r>
               <w:rPr>
                 <w:rFonts w:ascii="BRH Malayalam Extra" w:hAnsi="BRH Malayalam Extra" w:cs="BRH Devanagari Extra"/>
@@ -7822,27 +6815,15 @@
               </w:rPr>
               <w:t>–</w:t>
             </w:r>
-            <w:proofErr w:type="spellStart"/>
-            <w:r>
-              <w:rPr>
-                <w:rFonts w:ascii="BRH Devanagari Extra" w:hAnsi="BRH Devanagari Extra" w:cs="BRH Devanagari Extra"/>
-                <w:color w:val="000000"/>
-                <w:sz w:val="40"/>
-                <w:szCs w:val="40"/>
-                <w:lang w:bidi="ml-IN"/>
-              </w:rPr>
-              <w:t>ÎalÉlÉÉÿ</w:t>
-            </w:r>
-            <w:proofErr w:type="spellEnd"/>
-            <w:r>
-              <w:rPr>
-                <w:rFonts w:ascii="BRH Devanagari Extra" w:hAnsi="BRH Devanagari Extra" w:cs="BRH Devanagari Extra"/>
-                <w:color w:val="000000"/>
-                <w:sz w:val="40"/>
-                <w:szCs w:val="40"/>
-                <w:lang w:bidi="ml-IN"/>
-              </w:rPr>
-              <w:t xml:space="preserve"> |</w:t>
+            <w:r>
+              <w:rPr>
+                <w:rFonts w:ascii="BRH Devanagari Extra" w:hAnsi="BRH Devanagari Extra" w:cs="BRH Devanagari Extra"/>
+                <w:color w:val="000000"/>
+                <w:sz w:val="40"/>
+                <w:szCs w:val="40"/>
+                <w:lang w:bidi="ml-IN"/>
+              </w:rPr>
+              <w:t>ÎalÉlÉÉÿ |</w:t>
             </w:r>
           </w:p>
         </w:tc>
@@ -7884,7 +6865,6 @@
               </w:rPr>
               <w:t>–</w:t>
             </w:r>
-            <w:proofErr w:type="spellStart"/>
             <w:r>
               <w:rPr>
                 <w:rFonts w:ascii="BRH Devanagari Extra" w:hAnsi="BRH Devanagari Extra" w:cs="BRH Devanagari Extra"/>
@@ -7895,18 +6875,16 @@
               </w:rPr>
               <w:t>lÉÑ</w:t>
             </w:r>
-            <w:proofErr w:type="spellEnd"/>
-            <w:r>
-              <w:rPr>
-                <w:rFonts w:ascii="BRH Malayalam Extra" w:hAnsi="BRH Malayalam Extra" w:cs="BRH Devanagari Extra"/>
-                <w:color w:val="000000"/>
-                <w:sz w:val="32"/>
-                <w:szCs w:val="40"/>
-                <w:lang w:bidi="ml-IN"/>
-              </w:rPr>
-              <w:t>–</w:t>
-            </w:r>
-            <w:proofErr w:type="spellStart"/>
+            <w:r>
+              <w:rPr>
+                <w:rFonts w:ascii="BRH Malayalam Extra" w:hAnsi="BRH Malayalam Extra" w:cs="BRH Devanagari Extra"/>
+                <w:color w:val="000000"/>
+                <w:sz w:val="32"/>
+                <w:szCs w:val="40"/>
+                <w:lang w:bidi="ml-IN"/>
+              </w:rPr>
+              <w:t>–</w:t>
+            </w:r>
             <w:r>
               <w:rPr>
                 <w:rFonts w:ascii="BRH Devanagari Extra" w:hAnsi="BRH Devanagari Extra" w:cs="BRH Devanagari Extra"/>
@@ -7927,7 +6905,6 @@
               </w:rPr>
               <w:t>å</w:t>
             </w:r>
-            <w:proofErr w:type="spellEnd"/>
             <w:r>
               <w:rPr>
                 <w:rFonts w:ascii="BRH Malayalam Extra" w:hAnsi="BRH Malayalam Extra" w:cs="BRH Devanagari Extra"/>
@@ -7948,7 +6925,6 @@
               </w:rPr>
               <w:t xml:space="preserve"> lÉ | </w:t>
             </w:r>
-            <w:proofErr w:type="spellStart"/>
             <w:r>
               <w:rPr>
                 <w:rFonts w:ascii="BRH Devanagari Extra" w:hAnsi="BRH Devanagari Extra" w:cs="BRH Devanagari Extra"/>
@@ -7968,18 +6944,7 @@
                 <w:szCs w:val="40"/>
                 <w:lang w:bidi="ml-IN"/>
               </w:rPr>
-              <w:t>ÎalÉlÉÉÿ</w:t>
-            </w:r>
-            <w:proofErr w:type="spellEnd"/>
-            <w:r>
-              <w:rPr>
-                <w:rFonts w:ascii="BRH Devanagari Extra" w:hAnsi="BRH Devanagari Extra" w:cs="BRH Devanagari Extra"/>
-                <w:color w:val="000000"/>
-                <w:sz w:val="40"/>
-                <w:szCs w:val="40"/>
-                <w:lang w:bidi="ml-IN"/>
-              </w:rPr>
-              <w:t xml:space="preserve"> |</w:t>
+              <w:t>ÎalÉlÉÉÿ |</w:t>
             </w:r>
           </w:p>
         </w:tc>
@@ -8132,7 +7097,6 @@
               </w:rPr>
               <w:t>–</w:t>
             </w:r>
-            <w:proofErr w:type="spellStart"/>
             <w:r>
               <w:rPr>
                 <w:rFonts w:ascii="BRH Devanagari Extra" w:hAnsi="BRH Devanagari Extra" w:cs="BRH Devanagari Extra"/>
@@ -8143,7 +7107,6 @@
               </w:rPr>
               <w:t>ÎxqÉ</w:t>
             </w:r>
-            <w:proofErr w:type="spellEnd"/>
             <w:r>
               <w:rPr>
                 <w:rFonts w:ascii="BRH Malayalam Extra" w:hAnsi="BRH Malayalam Extra" w:cs="BRH Devanagari Extra"/>
@@ -8186,27 +7149,15 @@
               </w:rPr>
               <w:t>–</w:t>
             </w:r>
-            <w:proofErr w:type="spellStart"/>
-            <w:r>
-              <w:rPr>
-                <w:rFonts w:ascii="BRH Devanagari Extra" w:hAnsi="BRH Devanagari Extra" w:cs="BRH Devanagari Extra"/>
-                <w:color w:val="000000"/>
-                <w:sz w:val="40"/>
-                <w:szCs w:val="40"/>
-                <w:lang w:bidi="ml-IN"/>
-              </w:rPr>
-              <w:t>irÉÈ</w:t>
-            </w:r>
-            <w:proofErr w:type="spellEnd"/>
-            <w:r>
-              <w:rPr>
-                <w:rFonts w:ascii="BRH Devanagari Extra" w:hAnsi="BRH Devanagari Extra" w:cs="BRH Devanagari Extra"/>
-                <w:color w:val="000000"/>
-                <w:sz w:val="40"/>
-                <w:szCs w:val="40"/>
-                <w:lang w:bidi="ml-IN"/>
-              </w:rPr>
-              <w:t xml:space="preserve"> | AÉ</w:t>
+            <w:r>
+              <w:rPr>
+                <w:rFonts w:ascii="BRH Devanagari Extra" w:hAnsi="BRH Devanagari Extra" w:cs="BRH Devanagari Extra"/>
+                <w:color w:val="000000"/>
+                <w:sz w:val="40"/>
+                <w:szCs w:val="40"/>
+                <w:lang w:bidi="ml-IN"/>
+              </w:rPr>
+              <w:t>irÉÈ | AÉ</w:t>
             </w:r>
             <w:r>
               <w:rPr>
@@ -8238,7 +7189,6 @@
               </w:rPr>
               <w:t>–</w:t>
             </w:r>
-            <w:proofErr w:type="spellStart"/>
             <w:r>
               <w:rPr>
                 <w:rFonts w:ascii="BRH Devanagari Extra" w:hAnsi="BRH Devanagari Extra" w:cs="BRH Devanagari Extra"/>
@@ -8259,38 +7209,15 @@
               </w:rPr>
               <w:t>å</w:t>
             </w:r>
-            <w:proofErr w:type="spellEnd"/>
-            <w:r>
-              <w:rPr>
-                <w:rFonts w:ascii="BRH Devanagari Extra" w:hAnsi="BRH Devanagari Extra" w:cs="BRH Devanagari Extra"/>
-                <w:color w:val="000000"/>
-                <w:sz w:val="40"/>
-                <w:szCs w:val="40"/>
-                <w:lang w:bidi="ml-IN"/>
-              </w:rPr>
-              <w:t xml:space="preserve"> </w:t>
-            </w:r>
-            <w:proofErr w:type="spellStart"/>
-            <w:r>
-              <w:rPr>
-                <w:rFonts w:ascii="BRH Devanagari Extra" w:hAnsi="BRH Devanagari Extra" w:cs="BRH Devanagari Extra"/>
-                <w:color w:val="000000"/>
-                <w:sz w:val="40"/>
-                <w:szCs w:val="40"/>
-                <w:lang w:bidi="ml-IN"/>
-              </w:rPr>
-              <w:t>ÂcÉÿqÉç</w:t>
-            </w:r>
-            <w:proofErr w:type="spellEnd"/>
-            <w:r>
-              <w:rPr>
-                <w:rFonts w:ascii="BRH Devanagari Extra" w:hAnsi="BRH Devanagari Extra" w:cs="BRH Devanagari Extra"/>
-                <w:color w:val="000000"/>
-                <w:sz w:val="40"/>
-                <w:szCs w:val="40"/>
-                <w:lang w:bidi="ml-IN"/>
-              </w:rPr>
-              <w:t xml:space="preserve"> |</w:t>
+            <w:r>
+              <w:rPr>
+                <w:rFonts w:ascii="BRH Devanagari Extra" w:hAnsi="BRH Devanagari Extra" w:cs="BRH Devanagari Extra"/>
+                <w:color w:val="000000"/>
+                <w:sz w:val="40"/>
+                <w:szCs w:val="40"/>
+                <w:lang w:bidi="ml-IN"/>
+              </w:rPr>
+              <w:t xml:space="preserve"> ÂcÉÿqÉç |</w:t>
             </w:r>
           </w:p>
         </w:tc>
@@ -8332,7 +7259,6 @@
               </w:rPr>
               <w:t>–</w:t>
             </w:r>
-            <w:proofErr w:type="spellStart"/>
             <w:r>
               <w:rPr>
                 <w:rFonts w:ascii="BRH Devanagari Extra" w:hAnsi="BRH Devanagari Extra" w:cs="BRH Devanagari Extra"/>
@@ -8343,7 +7269,6 @@
               </w:rPr>
               <w:t>ÎxqÉ</w:t>
             </w:r>
-            <w:proofErr w:type="spellEnd"/>
             <w:r>
               <w:rPr>
                 <w:rFonts w:ascii="BRH Malayalam Extra" w:hAnsi="BRH Malayalam Extra" w:cs="BRH Devanagari Extra"/>
@@ -8395,27 +7320,15 @@
               </w:rPr>
               <w:t>–</w:t>
             </w:r>
-            <w:proofErr w:type="spellStart"/>
-            <w:r>
-              <w:rPr>
-                <w:rFonts w:ascii="BRH Devanagari Extra" w:hAnsi="BRH Devanagari Extra" w:cs="BRH Devanagari Extra"/>
-                <w:color w:val="000000"/>
-                <w:sz w:val="40"/>
-                <w:szCs w:val="40"/>
-                <w:lang w:bidi="ml-IN"/>
-              </w:rPr>
-              <w:t>irÉÈ</w:t>
-            </w:r>
-            <w:proofErr w:type="spellEnd"/>
-            <w:r>
-              <w:rPr>
-                <w:rFonts w:ascii="BRH Devanagari Extra" w:hAnsi="BRH Devanagari Extra" w:cs="BRH Devanagari Extra"/>
-                <w:color w:val="000000"/>
-                <w:sz w:val="40"/>
-                <w:szCs w:val="40"/>
-                <w:lang w:bidi="ml-IN"/>
-              </w:rPr>
-              <w:t xml:space="preserve"> | AÉ</w:t>
+            <w:r>
+              <w:rPr>
+                <w:rFonts w:ascii="BRH Devanagari Extra" w:hAnsi="BRH Devanagari Extra" w:cs="BRH Devanagari Extra"/>
+                <w:color w:val="000000"/>
+                <w:sz w:val="40"/>
+                <w:szCs w:val="40"/>
+                <w:lang w:bidi="ml-IN"/>
+              </w:rPr>
+              <w:t>irÉÈ | AÉ</w:t>
             </w:r>
             <w:r>
               <w:rPr>
@@ -8447,7 +7360,6 @@
               </w:rPr>
               <w:t>–</w:t>
             </w:r>
-            <w:proofErr w:type="spellStart"/>
             <w:r>
               <w:rPr>
                 <w:rFonts w:ascii="BRH Devanagari Extra" w:hAnsi="BRH Devanagari Extra" w:cs="BRH Devanagari Extra"/>
@@ -8468,38 +7380,15 @@
               </w:rPr>
               <w:t>å</w:t>
             </w:r>
-            <w:proofErr w:type="spellEnd"/>
-            <w:r>
-              <w:rPr>
-                <w:rFonts w:ascii="BRH Devanagari Extra" w:hAnsi="BRH Devanagari Extra" w:cs="BRH Devanagari Extra"/>
-                <w:color w:val="000000"/>
-                <w:sz w:val="40"/>
-                <w:szCs w:val="40"/>
-                <w:lang w:bidi="ml-IN"/>
-              </w:rPr>
-              <w:t xml:space="preserve"> </w:t>
-            </w:r>
-            <w:proofErr w:type="spellStart"/>
-            <w:r>
-              <w:rPr>
-                <w:rFonts w:ascii="BRH Devanagari Extra" w:hAnsi="BRH Devanagari Extra" w:cs="BRH Devanagari Extra"/>
-                <w:color w:val="000000"/>
-                <w:sz w:val="40"/>
-                <w:szCs w:val="40"/>
-                <w:lang w:bidi="ml-IN"/>
-              </w:rPr>
-              <w:t>ÂcÉÿqÉç</w:t>
-            </w:r>
-            <w:proofErr w:type="spellEnd"/>
-            <w:r>
-              <w:rPr>
-                <w:rFonts w:ascii="BRH Devanagari Extra" w:hAnsi="BRH Devanagari Extra" w:cs="BRH Devanagari Extra"/>
-                <w:color w:val="000000"/>
-                <w:sz w:val="40"/>
-                <w:szCs w:val="40"/>
-                <w:lang w:bidi="ml-IN"/>
-              </w:rPr>
-              <w:t xml:space="preserve"> |</w:t>
+            <w:r>
+              <w:rPr>
+                <w:rFonts w:ascii="BRH Devanagari Extra" w:hAnsi="BRH Devanagari Extra" w:cs="BRH Devanagari Extra"/>
+                <w:color w:val="000000"/>
+                <w:sz w:val="40"/>
+                <w:szCs w:val="40"/>
+                <w:lang w:bidi="ml-IN"/>
+              </w:rPr>
+              <w:t xml:space="preserve"> ÂcÉÿqÉç |</w:t>
             </w:r>
           </w:p>
         </w:tc>
@@ -8653,7 +7542,6 @@
               </w:rPr>
               <w:t>–</w:t>
             </w:r>
-            <w:proofErr w:type="spellStart"/>
             <w:r>
               <w:rPr>
                 <w:rFonts w:ascii="BRH Devanagari Extra" w:hAnsi="BRH Devanagari Extra" w:cs="BRH Devanagari Extra"/>
@@ -8665,7 +7553,6 @@
               </w:rPr>
               <w:t>alÉå</w:t>
             </w:r>
-            <w:proofErr w:type="spellEnd"/>
             <w:r>
               <w:rPr>
                 <w:rFonts w:ascii="BRH Malayalam Extra" w:hAnsi="BRH Malayalam Extra" w:cs="BRH Devanagari Extra"/>
@@ -8685,51 +7572,7 @@
                 <w:szCs w:val="40"/>
                 <w:lang w:bidi="ml-IN"/>
               </w:rPr>
-              <w:t xml:space="preserve"> </w:t>
-            </w:r>
-            <w:proofErr w:type="spellStart"/>
-            <w:r>
-              <w:rPr>
-                <w:rFonts w:ascii="BRH Devanagari Extra" w:hAnsi="BRH Devanagari Extra" w:cs="BRH Devanagari Extra"/>
-                <w:color w:val="000000"/>
-                <w:sz w:val="40"/>
-                <w:szCs w:val="40"/>
-                <w:lang w:bidi="ml-IN"/>
-              </w:rPr>
-              <w:t>CÌiÉþ</w:t>
-            </w:r>
-            <w:proofErr w:type="spellEnd"/>
-            <w:r>
-              <w:rPr>
-                <w:rFonts w:ascii="BRH Devanagari Extra" w:hAnsi="BRH Devanagari Extra" w:cs="BRH Devanagari Extra"/>
-                <w:color w:val="000000"/>
-                <w:sz w:val="40"/>
-                <w:szCs w:val="40"/>
-                <w:lang w:bidi="ml-IN"/>
-              </w:rPr>
-              <w:t xml:space="preserve"> | </w:t>
-            </w:r>
-            <w:proofErr w:type="spellStart"/>
-            <w:r>
-              <w:rPr>
-                <w:rFonts w:ascii="BRH Devanagari Extra" w:hAnsi="BRH Devanagari Extra" w:cs="BRH Devanagari Extra"/>
-                <w:color w:val="000000"/>
-                <w:sz w:val="40"/>
-                <w:szCs w:val="40"/>
-                <w:lang w:bidi="ml-IN"/>
-              </w:rPr>
-              <w:t>CirÉÉþWû</w:t>
-            </w:r>
-            <w:proofErr w:type="spellEnd"/>
-            <w:r>
-              <w:rPr>
-                <w:rFonts w:ascii="BRH Devanagari Extra" w:hAnsi="BRH Devanagari Extra" w:cs="BRH Devanagari Extra"/>
-                <w:color w:val="000000"/>
-                <w:sz w:val="40"/>
-                <w:szCs w:val="40"/>
-                <w:lang w:bidi="ml-IN"/>
-              </w:rPr>
-              <w:t xml:space="preserve"> |</w:t>
+              <w:t xml:space="preserve"> CÌiÉþ | CirÉÉþWû |</w:t>
             </w:r>
           </w:p>
         </w:tc>
@@ -8802,51 +7645,7 @@
                 <w:szCs w:val="40"/>
                 <w:lang w:bidi="ml-IN"/>
               </w:rPr>
-              <w:t xml:space="preserve"> </w:t>
-            </w:r>
-            <w:proofErr w:type="spellStart"/>
-            <w:r>
-              <w:rPr>
-                <w:rFonts w:ascii="BRH Devanagari Extra" w:hAnsi="BRH Devanagari Extra" w:cs="BRH Devanagari Extra"/>
-                <w:color w:val="000000"/>
-                <w:sz w:val="40"/>
-                <w:szCs w:val="40"/>
-                <w:lang w:bidi="ml-IN"/>
-              </w:rPr>
-              <w:t>CÌiÉþ</w:t>
-            </w:r>
-            <w:proofErr w:type="spellEnd"/>
-            <w:r>
-              <w:rPr>
-                <w:rFonts w:ascii="BRH Devanagari Extra" w:hAnsi="BRH Devanagari Extra" w:cs="BRH Devanagari Extra"/>
-                <w:color w:val="000000"/>
-                <w:sz w:val="40"/>
-                <w:szCs w:val="40"/>
-                <w:lang w:bidi="ml-IN"/>
-              </w:rPr>
-              <w:t xml:space="preserve"> | </w:t>
-            </w:r>
-            <w:proofErr w:type="spellStart"/>
-            <w:r>
-              <w:rPr>
-                <w:rFonts w:ascii="BRH Devanagari Extra" w:hAnsi="BRH Devanagari Extra" w:cs="BRH Devanagari Extra"/>
-                <w:color w:val="000000"/>
-                <w:sz w:val="40"/>
-                <w:szCs w:val="40"/>
-                <w:lang w:bidi="ml-IN"/>
-              </w:rPr>
-              <w:t>CirÉÉþWû</w:t>
-            </w:r>
-            <w:proofErr w:type="spellEnd"/>
-            <w:r>
-              <w:rPr>
-                <w:rFonts w:ascii="BRH Devanagari Extra" w:hAnsi="BRH Devanagari Extra" w:cs="BRH Devanagari Extra"/>
-                <w:color w:val="000000"/>
-                <w:sz w:val="40"/>
-                <w:szCs w:val="40"/>
-                <w:lang w:bidi="ml-IN"/>
-              </w:rPr>
-              <w:t xml:space="preserve"> |</w:t>
+              <w:t xml:space="preserve"> CÌiÉþ | CirÉÉþWû |</w:t>
             </w:r>
           </w:p>
         </w:tc>
@@ -8880,29 +7679,7 @@
           <w:szCs w:val="40"/>
           <w:lang w:val="en-IN" w:eastAsia="en-IN"/>
         </w:rPr>
-        <w:t>"</w:t>
-      </w:r>
-      <w:proofErr w:type="spellStart"/>
-      <w:r>
-        <w:rPr>
-          <w:rFonts w:ascii="BRH Devanagari" w:hAnsi="BRH Devanagari" w:cs="BRH Devanagari"/>
-          <w:color w:val="000000"/>
-          <w:sz w:val="40"/>
-          <w:szCs w:val="40"/>
-          <w:lang w:val="en-IN" w:eastAsia="en-IN"/>
-        </w:rPr>
-        <w:t>zlÉ</w:t>
-      </w:r>
-      <w:proofErr w:type="spellEnd"/>
-      <w:r>
-        <w:rPr>
-          <w:rFonts w:ascii="BRH Devanagari" w:hAnsi="BRH Devanagari" w:cs="BRH Devanagari"/>
-          <w:color w:val="000000"/>
-          <w:sz w:val="40"/>
-          <w:szCs w:val="40"/>
-          <w:lang w:val="en-IN" w:eastAsia="en-IN"/>
-        </w:rPr>
-        <w:t xml:space="preserve">" </w:t>
+        <w:t xml:space="preserve">"zlÉ" </w:t>
       </w:r>
       <w:r>
         <w:rPr>
@@ -8941,7 +7718,6 @@
         </w:rPr>
         <w:t>"</w:t>
       </w:r>
-      <w:proofErr w:type="spellStart"/>
       <w:proofErr w:type="gramEnd"/>
       <w:r>
         <w:rPr>
@@ -8954,7 +7730,6 @@
         </w:rPr>
         <w:t>zgÉ</w:t>
       </w:r>
-      <w:proofErr w:type="spellEnd"/>
       <w:r>
         <w:rPr>
           <w:rFonts w:ascii="BRH Devanagari" w:hAnsi="BRH Devanagari" w:cs="BRH Devanagari"/>
@@ -9019,6 +7794,30 @@
           <w:u w:val="single"/>
         </w:rPr>
       </w:pPr>
+    </w:p>
+    <w:p>
+      <w:pPr>
+        <w:jc w:val="center"/>
+        <w:rPr>
+          <w:b/>
+          <w:bCs/>
+          <w:sz w:val="32"/>
+          <w:szCs w:val="32"/>
+          <w:u w:val="single"/>
+        </w:rPr>
+      </w:pPr>
+    </w:p>
+    <w:p>
+      <w:pPr>
+        <w:jc w:val="center"/>
+        <w:rPr>
+          <w:b/>
+          <w:bCs/>
+          <w:sz w:val="32"/>
+          <w:szCs w:val="32"/>
+          <w:u w:val="single"/>
+        </w:rPr>
+      </w:pPr>
       <w:r>
         <w:rPr>
           <w:b/>
@@ -9027,6 +7826,7 @@
           <w:szCs w:val="32"/>
           <w:u w:val="single"/>
         </w:rPr>
+        <w:lastRenderedPageBreak/>
         <w:t xml:space="preserve">TS </w:t>
       </w:r>
       <w:r>
@@ -9204,7 +8004,6 @@
                 <w:sz w:val="32"/>
                 <w:szCs w:val="32"/>
               </w:rPr>
-              <w:lastRenderedPageBreak/>
               <w:t>Section, Paragraph</w:t>
             </w:r>
           </w:p>
